--- a/file_transit/FinalPaper.docx
+++ b/file_transit/FinalPaper.docx
@@ -5,7 +5,7 @@
     <w:p>
       <w:pPr>
         <w:pStyle w:val="Heading3"/>
-        <w:ind w:left="720"/>
+        <w:jc w:val="center"/>
       </w:pPr>
       <w:r>
         <w:t>Section I: Background</w:t>
@@ -13,42 +13,5629 @@
     </w:p>
     <w:p>
       <w:pPr>
-        <w:rPr>
-          <w:rFonts w:ascii="Times New Roman" w:hAnsi="Times New Roman" w:cs="Times New Roman"/>
-        </w:rPr>
-      </w:pPr>
-    </w:p>
-    <w:p>
-      <w:pPr>
-        <w:rPr>
-          <w:rFonts w:ascii="Times New Roman" w:hAnsi="Times New Roman" w:cs="Times New Roman"/>
-        </w:rPr>
-      </w:pPr>
-      <w:r>
-        <w:rPr>
-          <w:rFonts w:ascii="Times New Roman" w:hAnsi="Times New Roman" w:cs="Times New Roman"/>
-        </w:rPr>
-        <w:t>1. Background (approximately 20%)</w:t>
-      </w:r>
-    </w:p>
-    <w:p>
-      <w:pPr>
-        <w:rPr>
-          <w:rFonts w:ascii="Times New Roman" w:hAnsi="Times New Roman" w:cs="Times New Roman"/>
-        </w:rPr>
-      </w:pPr>
-      <w:r>
-        <w:rPr>
-          <w:rFonts w:ascii="Times New Roman" w:hAnsi="Times New Roman" w:cs="Times New Roman"/>
-        </w:rPr>
-        <w:t>Describe:</w:t>
+        <w:pStyle w:val="Heading5"/>
+        <w:rPr>
+          <w:rFonts w:cs="Times New Roman"/>
+        </w:rPr>
+      </w:pPr>
+      <w:r>
+        <w:rPr>
+          <w:rFonts w:cs="Times New Roman"/>
+        </w:rPr>
+        <w:t>Deindustrialization and Disinvestment in Baltimore</w:t>
+      </w:r>
+      <w:r>
+        <w:rPr>
+          <w:rFonts w:cs="Times New Roman"/>
+        </w:rPr>
+        <w:t>, Maryland</w:t>
+      </w:r>
+      <w:r>
+        <w:rPr>
+          <w:rFonts w:cs="Times New Roman"/>
+        </w:rPr>
+        <w:t>:</w:t>
+      </w:r>
+    </w:p>
+    <w:p>
+      <w:pPr>
+        <w:spacing w:line="276" w:lineRule="auto"/>
+        <w:ind w:firstLine="720"/>
+        <w:rPr>
+          <w:rFonts w:ascii="Times New Roman" w:hAnsi="Times New Roman" w:cs="Times New Roman"/>
+        </w:rPr>
+      </w:pPr>
+      <w:r>
+        <w:rPr>
+          <w:rFonts w:ascii="Times New Roman" w:hAnsi="Times New Roman" w:cs="Times New Roman"/>
+        </w:rPr>
+        <w:t xml:space="preserve">Baltimore, Maryland occupies a distinctive place in American urban history: once among the nation's foremost industrial, maritime, and shipping centers, the city has spent the better part of </w:t>
+      </w:r>
+      <w:r>
+        <w:rPr>
+          <w:rFonts w:ascii="Times New Roman" w:hAnsi="Times New Roman" w:cs="Times New Roman"/>
+        </w:rPr>
+        <w:t>the last century</w:t>
+      </w:r>
+      <w:r>
+        <w:rPr>
+          <w:rFonts w:ascii="Times New Roman" w:hAnsi="Times New Roman" w:cs="Times New Roman"/>
+        </w:rPr>
+        <w:t xml:space="preserve"> navigating the consequences of deindustrialization, population loss, and concentrated neighborhood disinvestment.</w:t>
+      </w:r>
+      <w:r>
+        <w:rPr>
+          <w:rFonts w:ascii="Times New Roman" w:hAnsi="Times New Roman" w:cs="Times New Roman"/>
+        </w:rPr>
+        <w:t xml:space="preserve"> </w:t>
+      </w:r>
+      <w:r>
+        <w:rPr>
+          <w:rFonts w:ascii="Times New Roman" w:hAnsi="Times New Roman" w:cs="Times New Roman"/>
+        </w:rPr>
+        <w:t>Sparrows Point was once the world's largest steel producer, supporting over 30,000 families across the Baltimore region at its mid-century peak. By the time the facility finally ceased operations in 2012, after passing through five owners in the span of a decade, fewer than 2,000 workers remained on the floor (Stefano, 2017; Bloomberg, 2019). The collapse of Sparrows Point was not an isolated event but rather the most visible manifestation of a broader deindustrialization that had been hollowing out Baltimore's economic base since the 1970s</w:t>
+      </w:r>
+      <w:r>
+        <w:rPr>
+          <w:rFonts w:ascii="Times New Roman" w:hAnsi="Times New Roman" w:cs="Times New Roman"/>
+        </w:rPr>
+        <w:t xml:space="preserve"> </w:t>
+      </w:r>
+      <w:r>
+        <w:rPr>
+          <w:rFonts w:ascii="Times New Roman" w:hAnsi="Times New Roman" w:cs="Times New Roman"/>
+        </w:rPr>
+        <w:t>(Pursuit of History, 2021)</w:t>
+      </w:r>
+      <w:r>
+        <w:rPr>
+          <w:rFonts w:ascii="Times New Roman" w:hAnsi="Times New Roman" w:cs="Times New Roman"/>
+        </w:rPr>
+        <w:t xml:space="preserve">. As manufacturing employment eroded, the city's population followed. Baltimore shed nearly 80,000 residents between 2000 and 2022 alone, a continuation of a decades-long exodus that has reduced the city from a </w:t>
+      </w:r>
+      <w:r>
+        <w:rPr>
+          <w:rFonts w:ascii="Times New Roman" w:hAnsi="Times New Roman" w:cs="Times New Roman"/>
+        </w:rPr>
+        <w:t>mid</w:t>
+      </w:r>
+      <w:r>
+        <w:rPr>
+          <w:rFonts w:ascii="Times New Roman" w:hAnsi="Times New Roman" w:cs="Times New Roman"/>
+        </w:rPr>
+        <w:t>-</w:t>
+      </w:r>
+      <w:r>
+        <w:rPr>
+          <w:rFonts w:ascii="Times New Roman" w:hAnsi="Times New Roman" w:cs="Times New Roman"/>
+        </w:rPr>
+        <w:t>century</w:t>
+      </w:r>
+      <w:r>
+        <w:rPr>
+          <w:rFonts w:ascii="Times New Roman" w:hAnsi="Times New Roman" w:cs="Times New Roman"/>
+        </w:rPr>
+        <w:t xml:space="preserve"> </w:t>
+      </w:r>
+      <w:r>
+        <w:rPr>
+          <w:rFonts w:ascii="Times New Roman" w:hAnsi="Times New Roman" w:cs="Times New Roman"/>
+        </w:rPr>
+        <w:t>population of nearly 950,000 to fewer than 575,000 today (</w:t>
+      </w:r>
+      <w:r>
+        <w:rPr>
+          <w:rFonts w:ascii="Times New Roman" w:hAnsi="Times New Roman" w:cs="Times New Roman"/>
+        </w:rPr>
+        <w:t>FRED, 2026</w:t>
+      </w:r>
+      <w:r>
+        <w:rPr>
+          <w:rFonts w:ascii="Times New Roman" w:hAnsi="Times New Roman" w:cs="Times New Roman"/>
+        </w:rPr>
+        <w:t xml:space="preserve">). The departure of residents and employers was neither random nor evenly distributed across the city's geography. Disinvestment concentrated in the same working-class neighborhoods that had once organized their lives around the steel mills, the shipyards, and the port, leaving behind </w:t>
+      </w:r>
+      <w:proofErr w:type="gramStart"/>
+      <w:r>
+        <w:rPr>
+          <w:rFonts w:ascii="Times New Roman" w:hAnsi="Times New Roman" w:cs="Times New Roman"/>
+        </w:rPr>
+        <w:t>vacancy</w:t>
+      </w:r>
+      <w:proofErr w:type="gramEnd"/>
+      <w:r>
+        <w:rPr>
+          <w:rFonts w:ascii="Times New Roman" w:hAnsi="Times New Roman" w:cs="Times New Roman"/>
+        </w:rPr>
+        <w:t>, eroded property values, and a diminished tax base that compounded the fiscal pressures facing city government.</w:t>
+      </w:r>
+    </w:p>
+    <w:p>
+      <w:pPr>
+        <w:ind w:firstLine="720"/>
+        <w:rPr>
+          <w:rFonts w:ascii="Aptos" w:hAnsi="Aptos"/>
+          <w:i/>
+          <w:color w:val="444444"/>
+          <w:sz w:val="20"/>
+        </w:rPr>
+      </w:pPr>
+      <w:r>
+        <w:rPr>
+          <w:rFonts w:ascii="Times New Roman" w:hAnsi="Times New Roman" w:cs="Times New Roman"/>
+        </w:rPr>
+        <w:t xml:space="preserve">Table 1 presents key socioeconomic indicators for Baltimore City over the last three decades, painting a picture of persistent and compounding decline. Population fell by over 165,000 </w:t>
+      </w:r>
+      <w:proofErr w:type="gramStart"/>
+      <w:r>
+        <w:rPr>
+          <w:rFonts w:ascii="Times New Roman" w:hAnsi="Times New Roman" w:cs="Times New Roman"/>
+        </w:rPr>
+        <w:t>persons</w:t>
+      </w:r>
+      <w:proofErr w:type="gramEnd"/>
+      <w:r>
+        <w:rPr>
+          <w:rFonts w:ascii="Times New Roman" w:hAnsi="Times New Roman" w:cs="Times New Roman"/>
+        </w:rPr>
+        <w:t xml:space="preserve"> between 1990 and 2024, nearly a quarter of the city's residents, while total employed persons declined by more than 40,000 over the same period. Together these trends reflect a steadily eroding tax base that has compounded the fiscal pressures on city government </w:t>
+      </w:r>
+      <w:r>
+        <w:rPr>
+          <w:rFonts w:ascii="Times New Roman" w:hAnsi="Times New Roman" w:cs="Times New Roman"/>
+        </w:rPr>
+        <w:t>as described above</w:t>
+      </w:r>
+      <w:r>
+        <w:rPr>
+          <w:rFonts w:ascii="Times New Roman" w:hAnsi="Times New Roman" w:cs="Times New Roman"/>
+        </w:rPr>
+        <w:t>. The unemployment rate, already elevated at 7.6% in 1990, reached 11.3% at the height of the Great Recession in 2010 and has remained structurally above national averages throughout the panel window (</w:t>
+      </w:r>
+      <w:r>
+        <w:rPr>
+          <w:rFonts w:ascii="Times New Roman" w:hAnsi="Times New Roman" w:cs="Times New Roman"/>
+        </w:rPr>
+        <w:t>FRED</w:t>
+      </w:r>
+      <w:r>
+        <w:rPr>
+          <w:rFonts w:ascii="Times New Roman" w:hAnsi="Times New Roman" w:cs="Times New Roman"/>
+        </w:rPr>
+        <w:t>, 202</w:t>
+      </w:r>
+      <w:r>
+        <w:rPr>
+          <w:rFonts w:ascii="Times New Roman" w:hAnsi="Times New Roman" w:cs="Times New Roman"/>
+        </w:rPr>
+        <w:t>6</w:t>
+      </w:r>
+      <w:r>
+        <w:rPr>
+          <w:rFonts w:ascii="Times New Roman" w:hAnsi="Times New Roman" w:cs="Times New Roman"/>
+        </w:rPr>
+        <w:t>). Perhaps most striking is the divergence between housing costs and household purchasing power. The All-Transactions House Price Index, indexed to 100 in 2000, reached 266.7 by 2024, representing a near tripling of nominal housing costs over the analysis window. Real median household income, by contrast, increased by less than $8,000 in inflation-adjusted terms over the same period, oscillating narrowly between roughly $52,000 and $63,000. The result is a city where housing has become dramatically more expensive relative to the incomes of the residents who remain, a dynamic that both reflects and reinforces the spatial concentration of disinvestment.</w:t>
+      </w:r>
+    </w:p>
+    <w:p>
+      <w:pPr>
+        <w:spacing w:after="0"/>
+        <w:jc w:val="center"/>
+        <w:rPr>
+          <w:rFonts w:ascii="Times New Roman" w:hAnsi="Times New Roman" w:cs="Times New Roman"/>
+        </w:rPr>
+      </w:pPr>
+    </w:p>
+    <w:p>
+      <w:pPr>
+        <w:spacing w:after="0"/>
+        <w:jc w:val="center"/>
+        <w:rPr>
+          <w:rFonts w:ascii="Times New Roman" w:hAnsi="Times New Roman" w:cs="Times New Roman"/>
+        </w:rPr>
+      </w:pPr>
+    </w:p>
+    <w:p>
+      <w:pPr>
+        <w:spacing w:after="0"/>
+        <w:jc w:val="center"/>
+        <w:rPr>
+          <w:rFonts w:ascii="Times New Roman" w:hAnsi="Times New Roman" w:cs="Times New Roman"/>
+        </w:rPr>
+      </w:pPr>
+    </w:p>
+    <w:p>
+      <w:pPr>
+        <w:spacing w:after="0"/>
+        <w:jc w:val="center"/>
+      </w:pPr>
+      <w:r>
+        <w:rPr>
+          <w:rFonts w:ascii="Aptos" w:hAnsi="Aptos"/>
+          <w:i/>
+          <w:color w:val="444444"/>
+          <w:sz w:val="20"/>
+        </w:rPr>
+        <w:lastRenderedPageBreak/>
+        <w:t>Table 1. Baltimore City Socioeconomic Indicators, Selected Years</w:t>
+      </w:r>
+    </w:p>
+    <w:tbl>
+      <w:tblPr>
+        <w:tblStyle w:val="TableGrid"/>
+        <w:tblW w:w="0" w:type="auto"/>
+        <w:jc w:val="center"/>
+        <w:tblLayout w:type="fixed"/>
+        <w:tblLook w:val="04A0" w:firstRow="1" w:lastRow="0" w:firstColumn="1" w:lastColumn="0" w:noHBand="0" w:noVBand="1"/>
+      </w:tblPr>
+      <w:tblGrid>
+        <w:gridCol w:w="1440"/>
+        <w:gridCol w:w="1440"/>
+        <w:gridCol w:w="1440"/>
+        <w:gridCol w:w="1440"/>
+        <w:gridCol w:w="1440"/>
+        <w:gridCol w:w="1440"/>
+        <w:gridCol w:w="1440"/>
+      </w:tblGrid>
+      <w:tr>
+        <w:trPr>
+          <w:jc w:val="center"/>
+        </w:trPr>
+        <w:tc>
+          <w:tcPr>
+            <w:tcW w:w="1440" w:type="dxa"/>
+            <w:tcBorders>
+              <w:top w:val="single" w:sz="8" w:space="0" w:color="000000"/>
+              <w:left w:val="single" w:sz="8" w:space="0" w:color="000000"/>
+              <w:bottom w:val="single" w:sz="4" w:space="0" w:color="000000"/>
+              <w:right w:val="single" w:sz="4" w:space="0" w:color="000000"/>
+            </w:tcBorders>
+            <w:shd w:val="clear" w:color="auto" w:fill="1F4E79"/>
+            <w:vAlign w:val="center"/>
+          </w:tcPr>
+          <w:p>
+            <w:pPr>
+              <w:jc w:val="center"/>
+            </w:pPr>
+            <w:r>
+              <w:rPr>
+                <w:rFonts w:ascii="Aptos" w:hAnsi="Aptos"/>
+                <w:b/>
+                <w:color w:val="FFFFFF"/>
+                <w:sz w:val="18"/>
+              </w:rPr>
+              <w:t>Year</w:t>
+            </w:r>
+          </w:p>
+        </w:tc>
+        <w:tc>
+          <w:tcPr>
+            <w:tcW w:w="1440" w:type="dxa"/>
+            <w:tcBorders>
+              <w:top w:val="single" w:sz="8" w:space="0" w:color="000000"/>
+              <w:left w:val="single" w:sz="4" w:space="0" w:color="000000"/>
+              <w:bottom w:val="single" w:sz="4" w:space="0" w:color="000000"/>
+              <w:right w:val="single" w:sz="4" w:space="0" w:color="000000"/>
+            </w:tcBorders>
+            <w:shd w:val="clear" w:color="auto" w:fill="1F4E79"/>
+            <w:vAlign w:val="center"/>
+          </w:tcPr>
+          <w:p>
+            <w:pPr>
+              <w:jc w:val="center"/>
+            </w:pPr>
+            <w:r>
+              <w:rPr>
+                <w:rFonts w:ascii="Aptos" w:hAnsi="Aptos"/>
+                <w:b/>
+                <w:color w:val="FFFFFF"/>
+                <w:sz w:val="18"/>
+              </w:rPr>
+              <w:t>Population</w:t>
+            </w:r>
+          </w:p>
+        </w:tc>
+        <w:tc>
+          <w:tcPr>
+            <w:tcW w:w="1440" w:type="dxa"/>
+            <w:tcBorders>
+              <w:top w:val="single" w:sz="8" w:space="0" w:color="000000"/>
+              <w:left w:val="single" w:sz="4" w:space="0" w:color="000000"/>
+              <w:bottom w:val="single" w:sz="4" w:space="0" w:color="000000"/>
+              <w:right w:val="single" w:sz="4" w:space="0" w:color="000000"/>
+            </w:tcBorders>
+            <w:shd w:val="clear" w:color="auto" w:fill="1F4E79"/>
+            <w:vAlign w:val="center"/>
+          </w:tcPr>
+          <w:p>
+            <w:pPr>
+              <w:jc w:val="center"/>
+            </w:pPr>
+            <w:r>
+              <w:rPr>
+                <w:rFonts w:ascii="Aptos" w:hAnsi="Aptos"/>
+                <w:b/>
+                <w:color w:val="FFFFFF"/>
+                <w:sz w:val="18"/>
+              </w:rPr>
+              <w:t>Labor Force</w:t>
+            </w:r>
+          </w:p>
+        </w:tc>
+        <w:tc>
+          <w:tcPr>
+            <w:tcW w:w="1440" w:type="dxa"/>
+            <w:tcBorders>
+              <w:top w:val="single" w:sz="8" w:space="0" w:color="000000"/>
+              <w:left w:val="single" w:sz="4" w:space="0" w:color="000000"/>
+              <w:bottom w:val="single" w:sz="4" w:space="0" w:color="000000"/>
+              <w:right w:val="single" w:sz="4" w:space="0" w:color="000000"/>
+            </w:tcBorders>
+            <w:shd w:val="clear" w:color="auto" w:fill="1F4E79"/>
+            <w:vAlign w:val="center"/>
+          </w:tcPr>
+          <w:p>
+            <w:pPr>
+              <w:jc w:val="center"/>
+            </w:pPr>
+            <w:r>
+              <w:rPr>
+                <w:rFonts w:ascii="Aptos" w:hAnsi="Aptos"/>
+                <w:b/>
+                <w:color w:val="FFFFFF"/>
+                <w:sz w:val="18"/>
+              </w:rPr>
+              <w:t>Employed Persons</w:t>
+            </w:r>
+          </w:p>
+        </w:tc>
+        <w:tc>
+          <w:tcPr>
+            <w:tcW w:w="1440" w:type="dxa"/>
+            <w:tcBorders>
+              <w:top w:val="single" w:sz="8" w:space="0" w:color="000000"/>
+              <w:left w:val="single" w:sz="4" w:space="0" w:color="000000"/>
+              <w:bottom w:val="single" w:sz="4" w:space="0" w:color="000000"/>
+              <w:right w:val="single" w:sz="4" w:space="0" w:color="000000"/>
+            </w:tcBorders>
+            <w:shd w:val="clear" w:color="auto" w:fill="1F4E79"/>
+            <w:vAlign w:val="center"/>
+          </w:tcPr>
+          <w:p>
+            <w:pPr>
+              <w:jc w:val="center"/>
+            </w:pPr>
+            <w:proofErr w:type="spellStart"/>
+            <w:r>
+              <w:rPr>
+                <w:rFonts w:ascii="Aptos" w:hAnsi="Aptos"/>
+                <w:b/>
+                <w:color w:val="FFFFFF"/>
+                <w:sz w:val="18"/>
+              </w:rPr>
+              <w:t>Unemp</w:t>
+            </w:r>
+            <w:proofErr w:type="spellEnd"/>
+            <w:r>
+              <w:rPr>
+                <w:rFonts w:ascii="Aptos" w:hAnsi="Aptos"/>
+                <w:b/>
+                <w:color w:val="FFFFFF"/>
+                <w:sz w:val="18"/>
+              </w:rPr>
+              <w:t>. Rate (%)</w:t>
+            </w:r>
+          </w:p>
+        </w:tc>
+        <w:tc>
+          <w:tcPr>
+            <w:tcW w:w="1440" w:type="dxa"/>
+            <w:tcBorders>
+              <w:top w:val="single" w:sz="8" w:space="0" w:color="000000"/>
+              <w:left w:val="single" w:sz="4" w:space="0" w:color="000000"/>
+              <w:bottom w:val="single" w:sz="4" w:space="0" w:color="000000"/>
+              <w:right w:val="single" w:sz="4" w:space="0" w:color="000000"/>
+            </w:tcBorders>
+            <w:shd w:val="clear" w:color="auto" w:fill="1F4E79"/>
+            <w:vAlign w:val="center"/>
+          </w:tcPr>
+          <w:p>
+            <w:pPr>
+              <w:jc w:val="center"/>
+            </w:pPr>
+            <w:r>
+              <w:rPr>
+                <w:rFonts w:ascii="Aptos" w:hAnsi="Aptos"/>
+                <w:b/>
+                <w:color w:val="FFFFFF"/>
+                <w:sz w:val="18"/>
+              </w:rPr>
+              <w:t>Median HH Income</w:t>
+            </w:r>
+            <w:r>
+              <w:rPr>
+                <w:rFonts w:ascii="Aptos" w:hAnsi="Aptos"/>
+                <w:b/>
+                <w:color w:val="FFFFFF"/>
+                <w:sz w:val="18"/>
+              </w:rPr>
+              <w:br/>
+              <w:t>(Real 2024$)</w:t>
+            </w:r>
+          </w:p>
+        </w:tc>
+        <w:tc>
+          <w:tcPr>
+            <w:tcW w:w="1440" w:type="dxa"/>
+            <w:tcBorders>
+              <w:top w:val="single" w:sz="8" w:space="0" w:color="000000"/>
+              <w:left w:val="single" w:sz="4" w:space="0" w:color="000000"/>
+              <w:bottom w:val="single" w:sz="4" w:space="0" w:color="000000"/>
+              <w:right w:val="single" w:sz="8" w:space="0" w:color="000000"/>
+            </w:tcBorders>
+            <w:shd w:val="clear" w:color="auto" w:fill="1F4E79"/>
+            <w:vAlign w:val="center"/>
+          </w:tcPr>
+          <w:p>
+            <w:pPr>
+              <w:jc w:val="center"/>
+            </w:pPr>
+            <w:r>
+              <w:rPr>
+                <w:rFonts w:ascii="Aptos" w:hAnsi="Aptos"/>
+                <w:b/>
+                <w:color w:val="FFFFFF"/>
+                <w:sz w:val="18"/>
+              </w:rPr>
+              <w:t>House Price</w:t>
+            </w:r>
+            <w:r>
+              <w:rPr>
+                <w:rFonts w:ascii="Aptos" w:hAnsi="Aptos"/>
+                <w:b/>
+                <w:color w:val="FFFFFF"/>
+                <w:sz w:val="18"/>
+              </w:rPr>
+              <w:br/>
+              <w:t>Index</w:t>
+            </w:r>
+          </w:p>
+        </w:tc>
+      </w:tr>
+      <w:tr>
+        <w:trPr>
+          <w:jc w:val="center"/>
+        </w:trPr>
+        <w:tc>
+          <w:tcPr>
+            <w:tcW w:w="1440" w:type="dxa"/>
+            <w:tcBorders>
+              <w:top w:val="single" w:sz="4" w:space="0" w:color="000000"/>
+              <w:left w:val="single" w:sz="8" w:space="0" w:color="000000"/>
+              <w:bottom w:val="single" w:sz="4" w:space="0" w:color="000000"/>
+              <w:right w:val="single" w:sz="4" w:space="0" w:color="000000"/>
+            </w:tcBorders>
+            <w:shd w:val="clear" w:color="auto" w:fill="F2F2F2"/>
+            <w:vAlign w:val="center"/>
+          </w:tcPr>
+          <w:p>
+            <w:pPr>
+              <w:jc w:val="center"/>
+            </w:pPr>
+            <w:r>
+              <w:rPr>
+                <w:rFonts w:ascii="Aptos" w:hAnsi="Aptos"/>
+                <w:sz w:val="18"/>
+              </w:rPr>
+              <w:t>1990</w:t>
+            </w:r>
+          </w:p>
+        </w:tc>
+        <w:tc>
+          <w:tcPr>
+            <w:tcW w:w="1440" w:type="dxa"/>
+            <w:tcBorders>
+              <w:top w:val="single" w:sz="4" w:space="0" w:color="000000"/>
+              <w:left w:val="single" w:sz="4" w:space="0" w:color="000000"/>
+              <w:bottom w:val="single" w:sz="4" w:space="0" w:color="000000"/>
+              <w:right w:val="single" w:sz="4" w:space="0" w:color="000000"/>
+            </w:tcBorders>
+            <w:shd w:val="clear" w:color="auto" w:fill="F2F2F2"/>
+            <w:vAlign w:val="center"/>
+          </w:tcPr>
+          <w:p>
+            <w:pPr>
+              <w:jc w:val="center"/>
+            </w:pPr>
+            <w:r>
+              <w:rPr>
+                <w:rFonts w:ascii="Aptos" w:hAnsi="Aptos"/>
+                <w:sz w:val="18"/>
+              </w:rPr>
+              <w:t>735,632</w:t>
+            </w:r>
+          </w:p>
+        </w:tc>
+        <w:tc>
+          <w:tcPr>
+            <w:tcW w:w="1440" w:type="dxa"/>
+            <w:tcBorders>
+              <w:top w:val="single" w:sz="4" w:space="0" w:color="000000"/>
+              <w:left w:val="single" w:sz="4" w:space="0" w:color="000000"/>
+              <w:bottom w:val="single" w:sz="4" w:space="0" w:color="000000"/>
+              <w:right w:val="single" w:sz="4" w:space="0" w:color="000000"/>
+            </w:tcBorders>
+            <w:shd w:val="clear" w:color="auto" w:fill="F2F2F2"/>
+            <w:vAlign w:val="center"/>
+          </w:tcPr>
+          <w:p>
+            <w:pPr>
+              <w:jc w:val="center"/>
+            </w:pPr>
+            <w:r>
+              <w:rPr>
+                <w:rFonts w:ascii="Aptos" w:hAnsi="Aptos"/>
+                <w:sz w:val="18"/>
+              </w:rPr>
+              <w:t>337,841</w:t>
+            </w:r>
+          </w:p>
+        </w:tc>
+        <w:tc>
+          <w:tcPr>
+            <w:tcW w:w="1440" w:type="dxa"/>
+            <w:tcBorders>
+              <w:top w:val="single" w:sz="4" w:space="0" w:color="000000"/>
+              <w:left w:val="single" w:sz="4" w:space="0" w:color="000000"/>
+              <w:bottom w:val="single" w:sz="4" w:space="0" w:color="000000"/>
+              <w:right w:val="single" w:sz="4" w:space="0" w:color="000000"/>
+            </w:tcBorders>
+            <w:shd w:val="clear" w:color="auto" w:fill="F2F2F2"/>
+            <w:vAlign w:val="center"/>
+          </w:tcPr>
+          <w:p>
+            <w:pPr>
+              <w:jc w:val="center"/>
+            </w:pPr>
+            <w:r>
+              <w:rPr>
+                <w:rFonts w:ascii="Aptos" w:hAnsi="Aptos"/>
+                <w:sz w:val="18"/>
+              </w:rPr>
+              <w:t>312,117</w:t>
+            </w:r>
+          </w:p>
+        </w:tc>
+        <w:tc>
+          <w:tcPr>
+            <w:tcW w:w="1440" w:type="dxa"/>
+            <w:tcBorders>
+              <w:top w:val="single" w:sz="4" w:space="0" w:color="000000"/>
+              <w:left w:val="single" w:sz="4" w:space="0" w:color="000000"/>
+              <w:bottom w:val="single" w:sz="4" w:space="0" w:color="000000"/>
+              <w:right w:val="single" w:sz="4" w:space="0" w:color="000000"/>
+            </w:tcBorders>
+            <w:shd w:val="clear" w:color="auto" w:fill="F2F2F2"/>
+            <w:vAlign w:val="center"/>
+          </w:tcPr>
+          <w:p>
+            <w:pPr>
+              <w:jc w:val="center"/>
+            </w:pPr>
+            <w:r>
+              <w:rPr>
+                <w:rFonts w:ascii="Aptos" w:hAnsi="Aptos"/>
+                <w:sz w:val="18"/>
+              </w:rPr>
+              <w:t>7.6%</w:t>
+            </w:r>
+          </w:p>
+        </w:tc>
+        <w:tc>
+          <w:tcPr>
+            <w:tcW w:w="1440" w:type="dxa"/>
+            <w:tcBorders>
+              <w:top w:val="single" w:sz="4" w:space="0" w:color="000000"/>
+              <w:left w:val="single" w:sz="4" w:space="0" w:color="000000"/>
+              <w:bottom w:val="single" w:sz="4" w:space="0" w:color="000000"/>
+              <w:right w:val="single" w:sz="4" w:space="0" w:color="000000"/>
+            </w:tcBorders>
+            <w:shd w:val="clear" w:color="auto" w:fill="F2F2F2"/>
+            <w:vAlign w:val="center"/>
+          </w:tcPr>
+          <w:p>
+            <w:pPr>
+              <w:jc w:val="center"/>
+            </w:pPr>
+            <w:r>
+              <w:rPr>
+                <w:rFonts w:ascii="Aptos" w:hAnsi="Aptos"/>
+                <w:sz w:val="18"/>
+              </w:rPr>
+              <w:t>—</w:t>
+            </w:r>
+          </w:p>
+        </w:tc>
+        <w:tc>
+          <w:tcPr>
+            <w:tcW w:w="1440" w:type="dxa"/>
+            <w:tcBorders>
+              <w:top w:val="single" w:sz="4" w:space="0" w:color="000000"/>
+              <w:left w:val="single" w:sz="4" w:space="0" w:color="000000"/>
+              <w:bottom w:val="single" w:sz="4" w:space="0" w:color="000000"/>
+              <w:right w:val="single" w:sz="8" w:space="0" w:color="000000"/>
+            </w:tcBorders>
+            <w:shd w:val="clear" w:color="auto" w:fill="F2F2F2"/>
+            <w:vAlign w:val="center"/>
+          </w:tcPr>
+          <w:p>
+            <w:pPr>
+              <w:jc w:val="center"/>
+            </w:pPr>
+            <w:r>
+              <w:rPr>
+                <w:rFonts w:ascii="Aptos" w:hAnsi="Aptos"/>
+                <w:sz w:val="18"/>
+              </w:rPr>
+              <w:t>77.1</w:t>
+            </w:r>
+          </w:p>
+        </w:tc>
+      </w:tr>
+      <w:tr>
+        <w:trPr>
+          <w:jc w:val="center"/>
+        </w:trPr>
+        <w:tc>
+          <w:tcPr>
+            <w:tcW w:w="1440" w:type="dxa"/>
+            <w:tcBorders>
+              <w:top w:val="single" w:sz="4" w:space="0" w:color="000000"/>
+              <w:left w:val="single" w:sz="8" w:space="0" w:color="000000"/>
+              <w:bottom w:val="single" w:sz="4" w:space="0" w:color="000000"/>
+              <w:right w:val="single" w:sz="4" w:space="0" w:color="000000"/>
+            </w:tcBorders>
+            <w:shd w:val="clear" w:color="auto" w:fill="FFFFFF"/>
+            <w:vAlign w:val="center"/>
+          </w:tcPr>
+          <w:p>
+            <w:pPr>
+              <w:jc w:val="center"/>
+            </w:pPr>
+            <w:r>
+              <w:rPr>
+                <w:rFonts w:ascii="Aptos" w:hAnsi="Aptos"/>
+                <w:sz w:val="18"/>
+              </w:rPr>
+              <w:t>1995</w:t>
+            </w:r>
+          </w:p>
+        </w:tc>
+        <w:tc>
+          <w:tcPr>
+            <w:tcW w:w="1440" w:type="dxa"/>
+            <w:tcBorders>
+              <w:top w:val="single" w:sz="4" w:space="0" w:color="000000"/>
+              <w:left w:val="single" w:sz="4" w:space="0" w:color="000000"/>
+              <w:bottom w:val="single" w:sz="4" w:space="0" w:color="000000"/>
+              <w:right w:val="single" w:sz="4" w:space="0" w:color="000000"/>
+            </w:tcBorders>
+            <w:shd w:val="clear" w:color="auto" w:fill="FFFFFF"/>
+            <w:vAlign w:val="center"/>
+          </w:tcPr>
+          <w:p>
+            <w:pPr>
+              <w:jc w:val="center"/>
+            </w:pPr>
+            <w:r>
+              <w:rPr>
+                <w:rFonts w:ascii="Aptos" w:hAnsi="Aptos"/>
+                <w:sz w:val="18"/>
+              </w:rPr>
+              <w:t>701,685</w:t>
+            </w:r>
+          </w:p>
+        </w:tc>
+        <w:tc>
+          <w:tcPr>
+            <w:tcW w:w="1440" w:type="dxa"/>
+            <w:tcBorders>
+              <w:top w:val="single" w:sz="4" w:space="0" w:color="000000"/>
+              <w:left w:val="single" w:sz="4" w:space="0" w:color="000000"/>
+              <w:bottom w:val="single" w:sz="4" w:space="0" w:color="000000"/>
+              <w:right w:val="single" w:sz="4" w:space="0" w:color="000000"/>
+            </w:tcBorders>
+            <w:shd w:val="clear" w:color="auto" w:fill="FFFFFF"/>
+            <w:vAlign w:val="center"/>
+          </w:tcPr>
+          <w:p>
+            <w:pPr>
+              <w:jc w:val="center"/>
+            </w:pPr>
+            <w:r>
+              <w:rPr>
+                <w:rFonts w:ascii="Aptos" w:hAnsi="Aptos"/>
+                <w:sz w:val="18"/>
+              </w:rPr>
+              <w:t>313,158</w:t>
+            </w:r>
+          </w:p>
+        </w:tc>
+        <w:tc>
+          <w:tcPr>
+            <w:tcW w:w="1440" w:type="dxa"/>
+            <w:tcBorders>
+              <w:top w:val="single" w:sz="4" w:space="0" w:color="000000"/>
+              <w:left w:val="single" w:sz="4" w:space="0" w:color="000000"/>
+              <w:bottom w:val="single" w:sz="4" w:space="0" w:color="000000"/>
+              <w:right w:val="single" w:sz="4" w:space="0" w:color="000000"/>
+            </w:tcBorders>
+            <w:shd w:val="clear" w:color="auto" w:fill="FFFFFF"/>
+            <w:vAlign w:val="center"/>
+          </w:tcPr>
+          <w:p>
+            <w:pPr>
+              <w:jc w:val="center"/>
+            </w:pPr>
+            <w:r>
+              <w:rPr>
+                <w:rFonts w:ascii="Aptos" w:hAnsi="Aptos"/>
+                <w:sz w:val="18"/>
+              </w:rPr>
+              <w:t>287,332</w:t>
+            </w:r>
+          </w:p>
+        </w:tc>
+        <w:tc>
+          <w:tcPr>
+            <w:tcW w:w="1440" w:type="dxa"/>
+            <w:tcBorders>
+              <w:top w:val="single" w:sz="4" w:space="0" w:color="000000"/>
+              <w:left w:val="single" w:sz="4" w:space="0" w:color="000000"/>
+              <w:bottom w:val="single" w:sz="4" w:space="0" w:color="000000"/>
+              <w:right w:val="single" w:sz="4" w:space="0" w:color="000000"/>
+            </w:tcBorders>
+            <w:shd w:val="clear" w:color="auto" w:fill="FFFFFF"/>
+            <w:vAlign w:val="center"/>
+          </w:tcPr>
+          <w:p>
+            <w:pPr>
+              <w:jc w:val="center"/>
+            </w:pPr>
+            <w:r>
+              <w:rPr>
+                <w:rFonts w:ascii="Aptos" w:hAnsi="Aptos"/>
+                <w:sz w:val="18"/>
+              </w:rPr>
+              <w:t>8.3%</w:t>
+            </w:r>
+          </w:p>
+        </w:tc>
+        <w:tc>
+          <w:tcPr>
+            <w:tcW w:w="1440" w:type="dxa"/>
+            <w:tcBorders>
+              <w:top w:val="single" w:sz="4" w:space="0" w:color="000000"/>
+              <w:left w:val="single" w:sz="4" w:space="0" w:color="000000"/>
+              <w:bottom w:val="single" w:sz="4" w:space="0" w:color="000000"/>
+              <w:right w:val="single" w:sz="4" w:space="0" w:color="000000"/>
+            </w:tcBorders>
+            <w:shd w:val="clear" w:color="auto" w:fill="FFFFFF"/>
+            <w:vAlign w:val="center"/>
+          </w:tcPr>
+          <w:p>
+            <w:pPr>
+              <w:jc w:val="center"/>
+            </w:pPr>
+            <w:r>
+              <w:rPr>
+                <w:rFonts w:ascii="Aptos" w:hAnsi="Aptos"/>
+                <w:sz w:val="18"/>
+              </w:rPr>
+              <w:t>—</w:t>
+            </w:r>
+          </w:p>
+        </w:tc>
+        <w:tc>
+          <w:tcPr>
+            <w:tcW w:w="1440" w:type="dxa"/>
+            <w:tcBorders>
+              <w:top w:val="single" w:sz="4" w:space="0" w:color="000000"/>
+              <w:left w:val="single" w:sz="4" w:space="0" w:color="000000"/>
+              <w:bottom w:val="single" w:sz="4" w:space="0" w:color="000000"/>
+              <w:right w:val="single" w:sz="8" w:space="0" w:color="000000"/>
+            </w:tcBorders>
+            <w:shd w:val="clear" w:color="auto" w:fill="FFFFFF"/>
+            <w:vAlign w:val="center"/>
+          </w:tcPr>
+          <w:p>
+            <w:pPr>
+              <w:jc w:val="center"/>
+            </w:pPr>
+            <w:r>
+              <w:rPr>
+                <w:rFonts w:ascii="Aptos" w:hAnsi="Aptos"/>
+                <w:sz w:val="18"/>
+              </w:rPr>
+              <w:t>81.0</w:t>
+            </w:r>
+          </w:p>
+        </w:tc>
+      </w:tr>
+      <w:tr>
+        <w:trPr>
+          <w:jc w:val="center"/>
+        </w:trPr>
+        <w:tc>
+          <w:tcPr>
+            <w:tcW w:w="1440" w:type="dxa"/>
+            <w:tcBorders>
+              <w:top w:val="single" w:sz="4" w:space="0" w:color="000000"/>
+              <w:left w:val="single" w:sz="8" w:space="0" w:color="000000"/>
+              <w:bottom w:val="single" w:sz="4" w:space="0" w:color="000000"/>
+              <w:right w:val="single" w:sz="4" w:space="0" w:color="000000"/>
+            </w:tcBorders>
+            <w:shd w:val="clear" w:color="auto" w:fill="F2F2F2"/>
+            <w:vAlign w:val="center"/>
+          </w:tcPr>
+          <w:p>
+            <w:pPr>
+              <w:jc w:val="center"/>
+            </w:pPr>
+            <w:r>
+              <w:rPr>
+                <w:rFonts w:ascii="Aptos" w:hAnsi="Aptos"/>
+                <w:sz w:val="18"/>
+              </w:rPr>
+              <w:t>2000</w:t>
+            </w:r>
+          </w:p>
+        </w:tc>
+        <w:tc>
+          <w:tcPr>
+            <w:tcW w:w="1440" w:type="dxa"/>
+            <w:tcBorders>
+              <w:top w:val="single" w:sz="4" w:space="0" w:color="000000"/>
+              <w:left w:val="single" w:sz="4" w:space="0" w:color="000000"/>
+              <w:bottom w:val="single" w:sz="4" w:space="0" w:color="000000"/>
+              <w:right w:val="single" w:sz="4" w:space="0" w:color="000000"/>
+            </w:tcBorders>
+            <w:shd w:val="clear" w:color="auto" w:fill="F2F2F2"/>
+            <w:vAlign w:val="center"/>
+          </w:tcPr>
+          <w:p>
+            <w:pPr>
+              <w:jc w:val="center"/>
+            </w:pPr>
+            <w:r>
+              <w:rPr>
+                <w:rFonts w:ascii="Aptos" w:hAnsi="Aptos"/>
+                <w:sz w:val="18"/>
+              </w:rPr>
+              <w:t>648,746</w:t>
+            </w:r>
+          </w:p>
+        </w:tc>
+        <w:tc>
+          <w:tcPr>
+            <w:tcW w:w="1440" w:type="dxa"/>
+            <w:tcBorders>
+              <w:top w:val="single" w:sz="4" w:space="0" w:color="000000"/>
+              <w:left w:val="single" w:sz="4" w:space="0" w:color="000000"/>
+              <w:bottom w:val="single" w:sz="4" w:space="0" w:color="000000"/>
+              <w:right w:val="single" w:sz="4" w:space="0" w:color="000000"/>
+            </w:tcBorders>
+            <w:shd w:val="clear" w:color="auto" w:fill="F2F2F2"/>
+            <w:vAlign w:val="center"/>
+          </w:tcPr>
+          <w:p>
+            <w:pPr>
+              <w:jc w:val="center"/>
+            </w:pPr>
+            <w:r>
+              <w:rPr>
+                <w:rFonts w:ascii="Aptos" w:hAnsi="Aptos"/>
+                <w:sz w:val="18"/>
+              </w:rPr>
+              <w:t>280,104</w:t>
+            </w:r>
+          </w:p>
+        </w:tc>
+        <w:tc>
+          <w:tcPr>
+            <w:tcW w:w="1440" w:type="dxa"/>
+            <w:tcBorders>
+              <w:top w:val="single" w:sz="4" w:space="0" w:color="000000"/>
+              <w:left w:val="single" w:sz="4" w:space="0" w:color="000000"/>
+              <w:bottom w:val="single" w:sz="4" w:space="0" w:color="000000"/>
+              <w:right w:val="single" w:sz="4" w:space="0" w:color="000000"/>
+            </w:tcBorders>
+            <w:shd w:val="clear" w:color="auto" w:fill="F2F2F2"/>
+            <w:vAlign w:val="center"/>
+          </w:tcPr>
+          <w:p>
+            <w:pPr>
+              <w:jc w:val="center"/>
+            </w:pPr>
+            <w:r>
+              <w:rPr>
+                <w:rFonts w:ascii="Aptos" w:hAnsi="Aptos"/>
+                <w:sz w:val="18"/>
+              </w:rPr>
+              <w:t>263,514</w:t>
+            </w:r>
+          </w:p>
+        </w:tc>
+        <w:tc>
+          <w:tcPr>
+            <w:tcW w:w="1440" w:type="dxa"/>
+            <w:tcBorders>
+              <w:top w:val="single" w:sz="4" w:space="0" w:color="000000"/>
+              <w:left w:val="single" w:sz="4" w:space="0" w:color="000000"/>
+              <w:bottom w:val="single" w:sz="4" w:space="0" w:color="000000"/>
+              <w:right w:val="single" w:sz="4" w:space="0" w:color="000000"/>
+            </w:tcBorders>
+            <w:shd w:val="clear" w:color="auto" w:fill="F2F2F2"/>
+            <w:vAlign w:val="center"/>
+          </w:tcPr>
+          <w:p>
+            <w:pPr>
+              <w:jc w:val="center"/>
+            </w:pPr>
+            <w:r>
+              <w:rPr>
+                <w:rFonts w:ascii="Aptos" w:hAnsi="Aptos"/>
+                <w:sz w:val="18"/>
+              </w:rPr>
+              <w:t>5.9%</w:t>
+            </w:r>
+          </w:p>
+        </w:tc>
+        <w:tc>
+          <w:tcPr>
+            <w:tcW w:w="1440" w:type="dxa"/>
+            <w:tcBorders>
+              <w:top w:val="single" w:sz="4" w:space="0" w:color="000000"/>
+              <w:left w:val="single" w:sz="4" w:space="0" w:color="000000"/>
+              <w:bottom w:val="single" w:sz="4" w:space="0" w:color="000000"/>
+              <w:right w:val="single" w:sz="4" w:space="0" w:color="000000"/>
+            </w:tcBorders>
+            <w:shd w:val="clear" w:color="auto" w:fill="F2F2F2"/>
+            <w:vAlign w:val="center"/>
+          </w:tcPr>
+          <w:p>
+            <w:pPr>
+              <w:jc w:val="center"/>
+            </w:pPr>
+            <w:r>
+              <w:rPr>
+                <w:rFonts w:ascii="Aptos" w:hAnsi="Aptos"/>
+                <w:sz w:val="18"/>
+              </w:rPr>
+              <w:t>$55,903</w:t>
+            </w:r>
+          </w:p>
+        </w:tc>
+        <w:tc>
+          <w:tcPr>
+            <w:tcW w:w="1440" w:type="dxa"/>
+            <w:tcBorders>
+              <w:top w:val="single" w:sz="4" w:space="0" w:color="000000"/>
+              <w:left w:val="single" w:sz="4" w:space="0" w:color="000000"/>
+              <w:bottom w:val="single" w:sz="4" w:space="0" w:color="000000"/>
+              <w:right w:val="single" w:sz="8" w:space="0" w:color="000000"/>
+            </w:tcBorders>
+            <w:shd w:val="clear" w:color="auto" w:fill="F2F2F2"/>
+            <w:vAlign w:val="center"/>
+          </w:tcPr>
+          <w:p>
+            <w:pPr>
+              <w:jc w:val="center"/>
+            </w:pPr>
+            <w:r>
+              <w:rPr>
+                <w:rFonts w:ascii="Aptos" w:hAnsi="Aptos"/>
+                <w:sz w:val="18"/>
+              </w:rPr>
+              <w:t>100.0</w:t>
+            </w:r>
+          </w:p>
+        </w:tc>
+      </w:tr>
+      <w:tr>
+        <w:trPr>
+          <w:jc w:val="center"/>
+        </w:trPr>
+        <w:tc>
+          <w:tcPr>
+            <w:tcW w:w="1440" w:type="dxa"/>
+            <w:tcBorders>
+              <w:top w:val="single" w:sz="4" w:space="0" w:color="000000"/>
+              <w:left w:val="single" w:sz="8" w:space="0" w:color="000000"/>
+              <w:bottom w:val="single" w:sz="4" w:space="0" w:color="000000"/>
+              <w:right w:val="single" w:sz="4" w:space="0" w:color="000000"/>
+            </w:tcBorders>
+            <w:shd w:val="clear" w:color="auto" w:fill="FFFFFF"/>
+            <w:vAlign w:val="center"/>
+          </w:tcPr>
+          <w:p>
+            <w:pPr>
+              <w:jc w:val="center"/>
+            </w:pPr>
+            <w:r>
+              <w:rPr>
+                <w:rFonts w:ascii="Aptos" w:hAnsi="Aptos"/>
+                <w:sz w:val="18"/>
+              </w:rPr>
+              <w:t>2002</w:t>
+            </w:r>
+          </w:p>
+        </w:tc>
+        <w:tc>
+          <w:tcPr>
+            <w:tcW w:w="1440" w:type="dxa"/>
+            <w:tcBorders>
+              <w:top w:val="single" w:sz="4" w:space="0" w:color="000000"/>
+              <w:left w:val="single" w:sz="4" w:space="0" w:color="000000"/>
+              <w:bottom w:val="single" w:sz="4" w:space="0" w:color="000000"/>
+              <w:right w:val="single" w:sz="4" w:space="0" w:color="000000"/>
+            </w:tcBorders>
+            <w:shd w:val="clear" w:color="auto" w:fill="FFFFFF"/>
+            <w:vAlign w:val="center"/>
+          </w:tcPr>
+          <w:p>
+            <w:pPr>
+              <w:jc w:val="center"/>
+            </w:pPr>
+            <w:r>
+              <w:rPr>
+                <w:rFonts w:ascii="Aptos" w:hAnsi="Aptos"/>
+                <w:sz w:val="18"/>
+              </w:rPr>
+              <w:t>642,514</w:t>
+            </w:r>
+          </w:p>
+        </w:tc>
+        <w:tc>
+          <w:tcPr>
+            <w:tcW w:w="1440" w:type="dxa"/>
+            <w:tcBorders>
+              <w:top w:val="single" w:sz="4" w:space="0" w:color="000000"/>
+              <w:left w:val="single" w:sz="4" w:space="0" w:color="000000"/>
+              <w:bottom w:val="single" w:sz="4" w:space="0" w:color="000000"/>
+              <w:right w:val="single" w:sz="4" w:space="0" w:color="000000"/>
+            </w:tcBorders>
+            <w:shd w:val="clear" w:color="auto" w:fill="FFFFFF"/>
+            <w:vAlign w:val="center"/>
+          </w:tcPr>
+          <w:p>
+            <w:pPr>
+              <w:jc w:val="center"/>
+            </w:pPr>
+            <w:r>
+              <w:rPr>
+                <w:rFonts w:ascii="Aptos" w:hAnsi="Aptos"/>
+                <w:sz w:val="18"/>
+              </w:rPr>
+              <w:t>275,376</w:t>
+            </w:r>
+          </w:p>
+        </w:tc>
+        <w:tc>
+          <w:tcPr>
+            <w:tcW w:w="1440" w:type="dxa"/>
+            <w:tcBorders>
+              <w:top w:val="single" w:sz="4" w:space="0" w:color="000000"/>
+              <w:left w:val="single" w:sz="4" w:space="0" w:color="000000"/>
+              <w:bottom w:val="single" w:sz="4" w:space="0" w:color="000000"/>
+              <w:right w:val="single" w:sz="4" w:space="0" w:color="000000"/>
+            </w:tcBorders>
+            <w:shd w:val="clear" w:color="auto" w:fill="FFFFFF"/>
+            <w:vAlign w:val="center"/>
+          </w:tcPr>
+          <w:p>
+            <w:pPr>
+              <w:jc w:val="center"/>
+            </w:pPr>
+            <w:r>
+              <w:rPr>
+                <w:rFonts w:ascii="Aptos" w:hAnsi="Aptos"/>
+                <w:sz w:val="18"/>
+              </w:rPr>
+              <w:t>255,735</w:t>
+            </w:r>
+          </w:p>
+        </w:tc>
+        <w:tc>
+          <w:tcPr>
+            <w:tcW w:w="1440" w:type="dxa"/>
+            <w:tcBorders>
+              <w:top w:val="single" w:sz="4" w:space="0" w:color="000000"/>
+              <w:left w:val="single" w:sz="4" w:space="0" w:color="000000"/>
+              <w:bottom w:val="single" w:sz="4" w:space="0" w:color="000000"/>
+              <w:right w:val="single" w:sz="4" w:space="0" w:color="000000"/>
+            </w:tcBorders>
+            <w:shd w:val="clear" w:color="auto" w:fill="FFFFFF"/>
+            <w:vAlign w:val="center"/>
+          </w:tcPr>
+          <w:p>
+            <w:pPr>
+              <w:jc w:val="center"/>
+            </w:pPr>
+            <w:r>
+              <w:rPr>
+                <w:rFonts w:ascii="Aptos" w:hAnsi="Aptos"/>
+                <w:sz w:val="18"/>
+              </w:rPr>
+              <w:t>7.1%</w:t>
+            </w:r>
+          </w:p>
+        </w:tc>
+        <w:tc>
+          <w:tcPr>
+            <w:tcW w:w="1440" w:type="dxa"/>
+            <w:tcBorders>
+              <w:top w:val="single" w:sz="4" w:space="0" w:color="000000"/>
+              <w:left w:val="single" w:sz="4" w:space="0" w:color="000000"/>
+              <w:bottom w:val="single" w:sz="4" w:space="0" w:color="000000"/>
+              <w:right w:val="single" w:sz="4" w:space="0" w:color="000000"/>
+            </w:tcBorders>
+            <w:shd w:val="clear" w:color="auto" w:fill="FFFFFF"/>
+            <w:vAlign w:val="center"/>
+          </w:tcPr>
+          <w:p>
+            <w:pPr>
+              <w:jc w:val="center"/>
+            </w:pPr>
+            <w:r>
+              <w:rPr>
+                <w:rFonts w:ascii="Aptos" w:hAnsi="Aptos"/>
+                <w:sz w:val="18"/>
+              </w:rPr>
+              <w:t>$51,804</w:t>
+            </w:r>
+          </w:p>
+        </w:tc>
+        <w:tc>
+          <w:tcPr>
+            <w:tcW w:w="1440" w:type="dxa"/>
+            <w:tcBorders>
+              <w:top w:val="single" w:sz="4" w:space="0" w:color="000000"/>
+              <w:left w:val="single" w:sz="4" w:space="0" w:color="000000"/>
+              <w:bottom w:val="single" w:sz="4" w:space="0" w:color="000000"/>
+              <w:right w:val="single" w:sz="8" w:space="0" w:color="000000"/>
+            </w:tcBorders>
+            <w:shd w:val="clear" w:color="auto" w:fill="FFFFFF"/>
+            <w:vAlign w:val="center"/>
+          </w:tcPr>
+          <w:p>
+            <w:pPr>
+              <w:jc w:val="center"/>
+            </w:pPr>
+            <w:r>
+              <w:rPr>
+                <w:rFonts w:ascii="Aptos" w:hAnsi="Aptos"/>
+                <w:sz w:val="18"/>
+              </w:rPr>
+              <w:t>119.8</w:t>
+            </w:r>
+          </w:p>
+        </w:tc>
+      </w:tr>
+      <w:tr>
+        <w:trPr>
+          <w:jc w:val="center"/>
+        </w:trPr>
+        <w:tc>
+          <w:tcPr>
+            <w:tcW w:w="1440" w:type="dxa"/>
+            <w:tcBorders>
+              <w:top w:val="single" w:sz="4" w:space="0" w:color="000000"/>
+              <w:left w:val="single" w:sz="8" w:space="0" w:color="000000"/>
+              <w:bottom w:val="single" w:sz="4" w:space="0" w:color="000000"/>
+              <w:right w:val="single" w:sz="4" w:space="0" w:color="000000"/>
+            </w:tcBorders>
+            <w:shd w:val="clear" w:color="auto" w:fill="F2F2F2"/>
+            <w:vAlign w:val="center"/>
+          </w:tcPr>
+          <w:p>
+            <w:pPr>
+              <w:jc w:val="center"/>
+            </w:pPr>
+            <w:r>
+              <w:rPr>
+                <w:rFonts w:ascii="Aptos" w:hAnsi="Aptos"/>
+                <w:sz w:val="18"/>
+              </w:rPr>
+              <w:t>2005</w:t>
+            </w:r>
+          </w:p>
+        </w:tc>
+        <w:tc>
+          <w:tcPr>
+            <w:tcW w:w="1440" w:type="dxa"/>
+            <w:tcBorders>
+              <w:top w:val="single" w:sz="4" w:space="0" w:color="000000"/>
+              <w:left w:val="single" w:sz="4" w:space="0" w:color="000000"/>
+              <w:bottom w:val="single" w:sz="4" w:space="0" w:color="000000"/>
+              <w:right w:val="single" w:sz="4" w:space="0" w:color="000000"/>
+            </w:tcBorders>
+            <w:shd w:val="clear" w:color="auto" w:fill="F2F2F2"/>
+            <w:vAlign w:val="center"/>
+          </w:tcPr>
+          <w:p>
+            <w:pPr>
+              <w:jc w:val="center"/>
+            </w:pPr>
+            <w:r>
+              <w:rPr>
+                <w:rFonts w:ascii="Aptos" w:hAnsi="Aptos"/>
+                <w:sz w:val="18"/>
+              </w:rPr>
+              <w:t>640,064</w:t>
+            </w:r>
+          </w:p>
+        </w:tc>
+        <w:tc>
+          <w:tcPr>
+            <w:tcW w:w="1440" w:type="dxa"/>
+            <w:tcBorders>
+              <w:top w:val="single" w:sz="4" w:space="0" w:color="000000"/>
+              <w:left w:val="single" w:sz="4" w:space="0" w:color="000000"/>
+              <w:bottom w:val="single" w:sz="4" w:space="0" w:color="000000"/>
+              <w:right w:val="single" w:sz="4" w:space="0" w:color="000000"/>
+            </w:tcBorders>
+            <w:shd w:val="clear" w:color="auto" w:fill="F2F2F2"/>
+            <w:vAlign w:val="center"/>
+          </w:tcPr>
+          <w:p>
+            <w:pPr>
+              <w:jc w:val="center"/>
+            </w:pPr>
+            <w:r>
+              <w:rPr>
+                <w:rFonts w:ascii="Aptos" w:hAnsi="Aptos"/>
+                <w:sz w:val="18"/>
+              </w:rPr>
+              <w:t>274,072</w:t>
+            </w:r>
+          </w:p>
+        </w:tc>
+        <w:tc>
+          <w:tcPr>
+            <w:tcW w:w="1440" w:type="dxa"/>
+            <w:tcBorders>
+              <w:top w:val="single" w:sz="4" w:space="0" w:color="000000"/>
+              <w:left w:val="single" w:sz="4" w:space="0" w:color="000000"/>
+              <w:bottom w:val="single" w:sz="4" w:space="0" w:color="000000"/>
+              <w:right w:val="single" w:sz="4" w:space="0" w:color="000000"/>
+            </w:tcBorders>
+            <w:shd w:val="clear" w:color="auto" w:fill="F2F2F2"/>
+            <w:vAlign w:val="center"/>
+          </w:tcPr>
+          <w:p>
+            <w:pPr>
+              <w:jc w:val="center"/>
+            </w:pPr>
+            <w:r>
+              <w:rPr>
+                <w:rFonts w:ascii="Aptos" w:hAnsi="Aptos"/>
+                <w:sz w:val="18"/>
+              </w:rPr>
+              <w:t>255,001</w:t>
+            </w:r>
+          </w:p>
+        </w:tc>
+        <w:tc>
+          <w:tcPr>
+            <w:tcW w:w="1440" w:type="dxa"/>
+            <w:tcBorders>
+              <w:top w:val="single" w:sz="4" w:space="0" w:color="000000"/>
+              <w:left w:val="single" w:sz="4" w:space="0" w:color="000000"/>
+              <w:bottom w:val="single" w:sz="4" w:space="0" w:color="000000"/>
+              <w:right w:val="single" w:sz="4" w:space="0" w:color="000000"/>
+            </w:tcBorders>
+            <w:shd w:val="clear" w:color="auto" w:fill="F2F2F2"/>
+            <w:vAlign w:val="center"/>
+          </w:tcPr>
+          <w:p>
+            <w:pPr>
+              <w:jc w:val="center"/>
+            </w:pPr>
+            <w:r>
+              <w:rPr>
+                <w:rFonts w:ascii="Aptos" w:hAnsi="Aptos"/>
+                <w:sz w:val="18"/>
+              </w:rPr>
+              <w:t>7.0%</w:t>
+            </w:r>
+          </w:p>
+        </w:tc>
+        <w:tc>
+          <w:tcPr>
+            <w:tcW w:w="1440" w:type="dxa"/>
+            <w:tcBorders>
+              <w:top w:val="single" w:sz="4" w:space="0" w:color="000000"/>
+              <w:left w:val="single" w:sz="4" w:space="0" w:color="000000"/>
+              <w:bottom w:val="single" w:sz="4" w:space="0" w:color="000000"/>
+              <w:right w:val="single" w:sz="4" w:space="0" w:color="000000"/>
+            </w:tcBorders>
+            <w:shd w:val="clear" w:color="auto" w:fill="F2F2F2"/>
+            <w:vAlign w:val="center"/>
+          </w:tcPr>
+          <w:p>
+            <w:pPr>
+              <w:jc w:val="center"/>
+            </w:pPr>
+            <w:r>
+              <w:rPr>
+                <w:rFonts w:ascii="Aptos" w:hAnsi="Aptos"/>
+                <w:sz w:val="18"/>
+              </w:rPr>
+              <w:t>$54,444</w:t>
+            </w:r>
+          </w:p>
+        </w:tc>
+        <w:tc>
+          <w:tcPr>
+            <w:tcW w:w="1440" w:type="dxa"/>
+            <w:tcBorders>
+              <w:top w:val="single" w:sz="4" w:space="0" w:color="000000"/>
+              <w:left w:val="single" w:sz="4" w:space="0" w:color="000000"/>
+              <w:bottom w:val="single" w:sz="4" w:space="0" w:color="000000"/>
+              <w:right w:val="single" w:sz="8" w:space="0" w:color="000000"/>
+            </w:tcBorders>
+            <w:shd w:val="clear" w:color="auto" w:fill="F2F2F2"/>
+            <w:vAlign w:val="center"/>
+          </w:tcPr>
+          <w:p>
+            <w:pPr>
+              <w:jc w:val="center"/>
+            </w:pPr>
+            <w:r>
+              <w:rPr>
+                <w:rFonts w:ascii="Aptos" w:hAnsi="Aptos"/>
+                <w:sz w:val="18"/>
+              </w:rPr>
+              <w:t>180.8</w:t>
+            </w:r>
+          </w:p>
+        </w:tc>
+      </w:tr>
+      <w:tr>
+        <w:trPr>
+          <w:jc w:val="center"/>
+        </w:trPr>
+        <w:tc>
+          <w:tcPr>
+            <w:tcW w:w="1440" w:type="dxa"/>
+            <w:tcBorders>
+              <w:top w:val="single" w:sz="4" w:space="0" w:color="000000"/>
+              <w:left w:val="single" w:sz="8" w:space="0" w:color="000000"/>
+              <w:bottom w:val="single" w:sz="4" w:space="0" w:color="000000"/>
+              <w:right w:val="single" w:sz="4" w:space="0" w:color="000000"/>
+            </w:tcBorders>
+            <w:shd w:val="clear" w:color="auto" w:fill="FFFFFF"/>
+            <w:vAlign w:val="center"/>
+          </w:tcPr>
+          <w:p>
+            <w:pPr>
+              <w:jc w:val="center"/>
+            </w:pPr>
+            <w:r>
+              <w:rPr>
+                <w:rFonts w:ascii="Aptos" w:hAnsi="Aptos"/>
+                <w:sz w:val="18"/>
+              </w:rPr>
+              <w:t>2010</w:t>
+            </w:r>
+          </w:p>
+        </w:tc>
+        <w:tc>
+          <w:tcPr>
+            <w:tcW w:w="1440" w:type="dxa"/>
+            <w:tcBorders>
+              <w:top w:val="single" w:sz="4" w:space="0" w:color="000000"/>
+              <w:left w:val="single" w:sz="4" w:space="0" w:color="000000"/>
+              <w:bottom w:val="single" w:sz="4" w:space="0" w:color="000000"/>
+              <w:right w:val="single" w:sz="4" w:space="0" w:color="000000"/>
+            </w:tcBorders>
+            <w:shd w:val="clear" w:color="auto" w:fill="FFFFFF"/>
+            <w:vAlign w:val="center"/>
+          </w:tcPr>
+          <w:p>
+            <w:pPr>
+              <w:jc w:val="center"/>
+            </w:pPr>
+            <w:r>
+              <w:rPr>
+                <w:rFonts w:ascii="Aptos" w:hAnsi="Aptos"/>
+                <w:sz w:val="18"/>
+              </w:rPr>
+              <w:t>620,942</w:t>
+            </w:r>
+          </w:p>
+        </w:tc>
+        <w:tc>
+          <w:tcPr>
+            <w:tcW w:w="1440" w:type="dxa"/>
+            <w:tcBorders>
+              <w:top w:val="single" w:sz="4" w:space="0" w:color="000000"/>
+              <w:left w:val="single" w:sz="4" w:space="0" w:color="000000"/>
+              <w:bottom w:val="single" w:sz="4" w:space="0" w:color="000000"/>
+              <w:right w:val="single" w:sz="4" w:space="0" w:color="000000"/>
+            </w:tcBorders>
+            <w:shd w:val="clear" w:color="auto" w:fill="FFFFFF"/>
+            <w:vAlign w:val="center"/>
+          </w:tcPr>
+          <w:p>
+            <w:pPr>
+              <w:jc w:val="center"/>
+            </w:pPr>
+            <w:r>
+              <w:rPr>
+                <w:rFonts w:ascii="Aptos" w:hAnsi="Aptos"/>
+                <w:sz w:val="18"/>
+              </w:rPr>
+              <w:t>296,834</w:t>
+            </w:r>
+          </w:p>
+        </w:tc>
+        <w:tc>
+          <w:tcPr>
+            <w:tcW w:w="1440" w:type="dxa"/>
+            <w:tcBorders>
+              <w:top w:val="single" w:sz="4" w:space="0" w:color="000000"/>
+              <w:left w:val="single" w:sz="4" w:space="0" w:color="000000"/>
+              <w:bottom w:val="single" w:sz="4" w:space="0" w:color="000000"/>
+              <w:right w:val="single" w:sz="4" w:space="0" w:color="000000"/>
+            </w:tcBorders>
+            <w:shd w:val="clear" w:color="auto" w:fill="FFFFFF"/>
+            <w:vAlign w:val="center"/>
+          </w:tcPr>
+          <w:p>
+            <w:pPr>
+              <w:jc w:val="center"/>
+            </w:pPr>
+            <w:r>
+              <w:rPr>
+                <w:rFonts w:ascii="Aptos" w:hAnsi="Aptos"/>
+                <w:sz w:val="18"/>
+              </w:rPr>
+              <w:t>263,211</w:t>
+            </w:r>
+          </w:p>
+        </w:tc>
+        <w:tc>
+          <w:tcPr>
+            <w:tcW w:w="1440" w:type="dxa"/>
+            <w:tcBorders>
+              <w:top w:val="single" w:sz="4" w:space="0" w:color="000000"/>
+              <w:left w:val="single" w:sz="4" w:space="0" w:color="000000"/>
+              <w:bottom w:val="single" w:sz="4" w:space="0" w:color="000000"/>
+              <w:right w:val="single" w:sz="4" w:space="0" w:color="000000"/>
+            </w:tcBorders>
+            <w:shd w:val="clear" w:color="auto" w:fill="FFFFFF"/>
+            <w:vAlign w:val="center"/>
+          </w:tcPr>
+          <w:p>
+            <w:pPr>
+              <w:jc w:val="center"/>
+            </w:pPr>
+            <w:r>
+              <w:rPr>
+                <w:rFonts w:ascii="Aptos" w:hAnsi="Aptos"/>
+                <w:sz w:val="18"/>
+              </w:rPr>
+              <w:t>11.3%</w:t>
+            </w:r>
+          </w:p>
+        </w:tc>
+        <w:tc>
+          <w:tcPr>
+            <w:tcW w:w="1440" w:type="dxa"/>
+            <w:tcBorders>
+              <w:top w:val="single" w:sz="4" w:space="0" w:color="000000"/>
+              <w:left w:val="single" w:sz="4" w:space="0" w:color="000000"/>
+              <w:bottom w:val="single" w:sz="4" w:space="0" w:color="000000"/>
+              <w:right w:val="single" w:sz="4" w:space="0" w:color="000000"/>
+            </w:tcBorders>
+            <w:shd w:val="clear" w:color="auto" w:fill="FFFFFF"/>
+            <w:vAlign w:val="center"/>
+          </w:tcPr>
+          <w:p>
+            <w:pPr>
+              <w:jc w:val="center"/>
+            </w:pPr>
+            <w:r>
+              <w:rPr>
+                <w:rFonts w:ascii="Aptos" w:hAnsi="Aptos"/>
+                <w:sz w:val="18"/>
+              </w:rPr>
+              <w:t>$54,470</w:t>
+            </w:r>
+          </w:p>
+        </w:tc>
+        <w:tc>
+          <w:tcPr>
+            <w:tcW w:w="1440" w:type="dxa"/>
+            <w:tcBorders>
+              <w:top w:val="single" w:sz="4" w:space="0" w:color="000000"/>
+              <w:left w:val="single" w:sz="4" w:space="0" w:color="000000"/>
+              <w:bottom w:val="single" w:sz="4" w:space="0" w:color="000000"/>
+              <w:right w:val="single" w:sz="8" w:space="0" w:color="000000"/>
+            </w:tcBorders>
+            <w:shd w:val="clear" w:color="auto" w:fill="FFFFFF"/>
+            <w:vAlign w:val="center"/>
+          </w:tcPr>
+          <w:p>
+            <w:pPr>
+              <w:jc w:val="center"/>
+            </w:pPr>
+            <w:r>
+              <w:rPr>
+                <w:rFonts w:ascii="Aptos" w:hAnsi="Aptos"/>
+                <w:sz w:val="18"/>
+              </w:rPr>
+              <w:t>180.7</w:t>
+            </w:r>
+          </w:p>
+        </w:tc>
+      </w:tr>
+      <w:tr>
+        <w:trPr>
+          <w:jc w:val="center"/>
+        </w:trPr>
+        <w:tc>
+          <w:tcPr>
+            <w:tcW w:w="1440" w:type="dxa"/>
+            <w:tcBorders>
+              <w:top w:val="single" w:sz="4" w:space="0" w:color="000000"/>
+              <w:left w:val="single" w:sz="8" w:space="0" w:color="000000"/>
+              <w:bottom w:val="single" w:sz="4" w:space="0" w:color="000000"/>
+              <w:right w:val="single" w:sz="4" w:space="0" w:color="000000"/>
+            </w:tcBorders>
+            <w:shd w:val="clear" w:color="auto" w:fill="F2F2F2"/>
+            <w:vAlign w:val="center"/>
+          </w:tcPr>
+          <w:p>
+            <w:pPr>
+              <w:jc w:val="center"/>
+            </w:pPr>
+            <w:r>
+              <w:rPr>
+                <w:rFonts w:ascii="Aptos" w:hAnsi="Aptos"/>
+                <w:sz w:val="18"/>
+              </w:rPr>
+              <w:t>2012</w:t>
+            </w:r>
+          </w:p>
+        </w:tc>
+        <w:tc>
+          <w:tcPr>
+            <w:tcW w:w="1440" w:type="dxa"/>
+            <w:tcBorders>
+              <w:top w:val="single" w:sz="4" w:space="0" w:color="000000"/>
+              <w:left w:val="single" w:sz="4" w:space="0" w:color="000000"/>
+              <w:bottom w:val="single" w:sz="4" w:space="0" w:color="000000"/>
+              <w:right w:val="single" w:sz="4" w:space="0" w:color="000000"/>
+            </w:tcBorders>
+            <w:shd w:val="clear" w:color="auto" w:fill="F2F2F2"/>
+            <w:vAlign w:val="center"/>
+          </w:tcPr>
+          <w:p>
+            <w:pPr>
+              <w:jc w:val="center"/>
+            </w:pPr>
+            <w:r>
+              <w:rPr>
+                <w:rFonts w:ascii="Aptos" w:hAnsi="Aptos"/>
+                <w:sz w:val="18"/>
+              </w:rPr>
+              <w:t>623,035</w:t>
+            </w:r>
+          </w:p>
+        </w:tc>
+        <w:tc>
+          <w:tcPr>
+            <w:tcW w:w="1440" w:type="dxa"/>
+            <w:tcBorders>
+              <w:top w:val="single" w:sz="4" w:space="0" w:color="000000"/>
+              <w:left w:val="single" w:sz="4" w:space="0" w:color="000000"/>
+              <w:bottom w:val="single" w:sz="4" w:space="0" w:color="000000"/>
+              <w:right w:val="single" w:sz="4" w:space="0" w:color="000000"/>
+            </w:tcBorders>
+            <w:shd w:val="clear" w:color="auto" w:fill="F2F2F2"/>
+            <w:vAlign w:val="center"/>
+          </w:tcPr>
+          <w:p>
+            <w:pPr>
+              <w:jc w:val="center"/>
+            </w:pPr>
+            <w:r>
+              <w:rPr>
+                <w:rFonts w:ascii="Aptos" w:hAnsi="Aptos"/>
+                <w:sz w:val="18"/>
+              </w:rPr>
+              <w:t>298,049</w:t>
+            </w:r>
+          </w:p>
+        </w:tc>
+        <w:tc>
+          <w:tcPr>
+            <w:tcW w:w="1440" w:type="dxa"/>
+            <w:tcBorders>
+              <w:top w:val="single" w:sz="4" w:space="0" w:color="000000"/>
+              <w:left w:val="single" w:sz="4" w:space="0" w:color="000000"/>
+              <w:bottom w:val="single" w:sz="4" w:space="0" w:color="000000"/>
+              <w:right w:val="single" w:sz="4" w:space="0" w:color="000000"/>
+            </w:tcBorders>
+            <w:shd w:val="clear" w:color="auto" w:fill="F2F2F2"/>
+            <w:vAlign w:val="center"/>
+          </w:tcPr>
+          <w:p>
+            <w:pPr>
+              <w:jc w:val="center"/>
+            </w:pPr>
+            <w:r>
+              <w:rPr>
+                <w:rFonts w:ascii="Aptos" w:hAnsi="Aptos"/>
+                <w:sz w:val="18"/>
+              </w:rPr>
+              <w:t>268,157</w:t>
+            </w:r>
+          </w:p>
+        </w:tc>
+        <w:tc>
+          <w:tcPr>
+            <w:tcW w:w="1440" w:type="dxa"/>
+            <w:tcBorders>
+              <w:top w:val="single" w:sz="4" w:space="0" w:color="000000"/>
+              <w:left w:val="single" w:sz="4" w:space="0" w:color="000000"/>
+              <w:bottom w:val="single" w:sz="4" w:space="0" w:color="000000"/>
+              <w:right w:val="single" w:sz="4" w:space="0" w:color="000000"/>
+            </w:tcBorders>
+            <w:shd w:val="clear" w:color="auto" w:fill="F2F2F2"/>
+            <w:vAlign w:val="center"/>
+          </w:tcPr>
+          <w:p>
+            <w:pPr>
+              <w:jc w:val="center"/>
+            </w:pPr>
+            <w:r>
+              <w:rPr>
+                <w:rFonts w:ascii="Aptos" w:hAnsi="Aptos"/>
+                <w:sz w:val="18"/>
+              </w:rPr>
+              <w:t>10.0%</w:t>
+            </w:r>
+          </w:p>
+        </w:tc>
+        <w:tc>
+          <w:tcPr>
+            <w:tcW w:w="1440" w:type="dxa"/>
+            <w:tcBorders>
+              <w:top w:val="single" w:sz="4" w:space="0" w:color="000000"/>
+              <w:left w:val="single" w:sz="4" w:space="0" w:color="000000"/>
+              <w:bottom w:val="single" w:sz="4" w:space="0" w:color="000000"/>
+              <w:right w:val="single" w:sz="4" w:space="0" w:color="000000"/>
+            </w:tcBorders>
+            <w:shd w:val="clear" w:color="auto" w:fill="F2F2F2"/>
+            <w:vAlign w:val="center"/>
+          </w:tcPr>
+          <w:p>
+            <w:pPr>
+              <w:jc w:val="center"/>
+            </w:pPr>
+            <w:r>
+              <w:rPr>
+                <w:rFonts w:ascii="Aptos" w:hAnsi="Aptos"/>
+                <w:sz w:val="18"/>
+              </w:rPr>
+              <w:t>$52,925</w:t>
+            </w:r>
+          </w:p>
+        </w:tc>
+        <w:tc>
+          <w:tcPr>
+            <w:tcW w:w="1440" w:type="dxa"/>
+            <w:tcBorders>
+              <w:top w:val="single" w:sz="4" w:space="0" w:color="000000"/>
+              <w:left w:val="single" w:sz="4" w:space="0" w:color="000000"/>
+              <w:bottom w:val="single" w:sz="4" w:space="0" w:color="000000"/>
+              <w:right w:val="single" w:sz="8" w:space="0" w:color="000000"/>
+            </w:tcBorders>
+            <w:shd w:val="clear" w:color="auto" w:fill="F2F2F2"/>
+            <w:vAlign w:val="center"/>
+          </w:tcPr>
+          <w:p>
+            <w:pPr>
+              <w:jc w:val="center"/>
+            </w:pPr>
+            <w:r>
+              <w:rPr>
+                <w:rFonts w:ascii="Aptos" w:hAnsi="Aptos"/>
+                <w:sz w:val="18"/>
+              </w:rPr>
+              <w:t>168.0</w:t>
+            </w:r>
+          </w:p>
+        </w:tc>
+      </w:tr>
+      <w:tr>
+        <w:trPr>
+          <w:jc w:val="center"/>
+        </w:trPr>
+        <w:tc>
+          <w:tcPr>
+            <w:tcW w:w="1440" w:type="dxa"/>
+            <w:tcBorders>
+              <w:top w:val="single" w:sz="4" w:space="0" w:color="000000"/>
+              <w:left w:val="single" w:sz="8" w:space="0" w:color="000000"/>
+              <w:bottom w:val="single" w:sz="4" w:space="0" w:color="000000"/>
+              <w:right w:val="single" w:sz="4" w:space="0" w:color="000000"/>
+            </w:tcBorders>
+            <w:shd w:val="clear" w:color="auto" w:fill="FFFFFF"/>
+            <w:vAlign w:val="center"/>
+          </w:tcPr>
+          <w:p>
+            <w:pPr>
+              <w:jc w:val="center"/>
+            </w:pPr>
+            <w:r>
+              <w:rPr>
+                <w:rFonts w:ascii="Aptos" w:hAnsi="Aptos"/>
+                <w:sz w:val="18"/>
+              </w:rPr>
+              <w:t>2015</w:t>
+            </w:r>
+          </w:p>
+        </w:tc>
+        <w:tc>
+          <w:tcPr>
+            <w:tcW w:w="1440" w:type="dxa"/>
+            <w:tcBorders>
+              <w:top w:val="single" w:sz="4" w:space="0" w:color="000000"/>
+              <w:left w:val="single" w:sz="4" w:space="0" w:color="000000"/>
+              <w:bottom w:val="single" w:sz="4" w:space="0" w:color="000000"/>
+              <w:right w:val="single" w:sz="4" w:space="0" w:color="000000"/>
+            </w:tcBorders>
+            <w:shd w:val="clear" w:color="auto" w:fill="FFFFFF"/>
+            <w:vAlign w:val="center"/>
+          </w:tcPr>
+          <w:p>
+            <w:pPr>
+              <w:jc w:val="center"/>
+            </w:pPr>
+            <w:r>
+              <w:rPr>
+                <w:rFonts w:ascii="Aptos" w:hAnsi="Aptos"/>
+                <w:sz w:val="18"/>
+              </w:rPr>
+              <w:t>622,831</w:t>
+            </w:r>
+          </w:p>
+        </w:tc>
+        <w:tc>
+          <w:tcPr>
+            <w:tcW w:w="1440" w:type="dxa"/>
+            <w:tcBorders>
+              <w:top w:val="single" w:sz="4" w:space="0" w:color="000000"/>
+              <w:left w:val="single" w:sz="4" w:space="0" w:color="000000"/>
+              <w:bottom w:val="single" w:sz="4" w:space="0" w:color="000000"/>
+              <w:right w:val="single" w:sz="4" w:space="0" w:color="000000"/>
+            </w:tcBorders>
+            <w:shd w:val="clear" w:color="auto" w:fill="FFFFFF"/>
+            <w:vAlign w:val="center"/>
+          </w:tcPr>
+          <w:p>
+            <w:pPr>
+              <w:jc w:val="center"/>
+            </w:pPr>
+            <w:r>
+              <w:rPr>
+                <w:rFonts w:ascii="Aptos" w:hAnsi="Aptos"/>
+                <w:sz w:val="18"/>
+              </w:rPr>
+              <w:t>295,986</w:t>
+            </w:r>
+          </w:p>
+        </w:tc>
+        <w:tc>
+          <w:tcPr>
+            <w:tcW w:w="1440" w:type="dxa"/>
+            <w:tcBorders>
+              <w:top w:val="single" w:sz="4" w:space="0" w:color="000000"/>
+              <w:left w:val="single" w:sz="4" w:space="0" w:color="000000"/>
+              <w:bottom w:val="single" w:sz="4" w:space="0" w:color="000000"/>
+              <w:right w:val="single" w:sz="4" w:space="0" w:color="000000"/>
+            </w:tcBorders>
+            <w:shd w:val="clear" w:color="auto" w:fill="FFFFFF"/>
+            <w:vAlign w:val="center"/>
+          </w:tcPr>
+          <w:p>
+            <w:pPr>
+              <w:jc w:val="center"/>
+            </w:pPr>
+            <w:r>
+              <w:rPr>
+                <w:rFonts w:ascii="Aptos" w:hAnsi="Aptos"/>
+                <w:sz w:val="18"/>
+              </w:rPr>
+              <w:t>273,886</w:t>
+            </w:r>
+          </w:p>
+        </w:tc>
+        <w:tc>
+          <w:tcPr>
+            <w:tcW w:w="1440" w:type="dxa"/>
+            <w:tcBorders>
+              <w:top w:val="single" w:sz="4" w:space="0" w:color="000000"/>
+              <w:left w:val="single" w:sz="4" w:space="0" w:color="000000"/>
+              <w:bottom w:val="single" w:sz="4" w:space="0" w:color="000000"/>
+              <w:right w:val="single" w:sz="4" w:space="0" w:color="000000"/>
+            </w:tcBorders>
+            <w:shd w:val="clear" w:color="auto" w:fill="FFFFFF"/>
+            <w:vAlign w:val="center"/>
+          </w:tcPr>
+          <w:p>
+            <w:pPr>
+              <w:jc w:val="center"/>
+            </w:pPr>
+            <w:r>
+              <w:rPr>
+                <w:rFonts w:ascii="Aptos" w:hAnsi="Aptos"/>
+                <w:sz w:val="18"/>
+              </w:rPr>
+              <w:t>7.5%</w:t>
+            </w:r>
+          </w:p>
+        </w:tc>
+        <w:tc>
+          <w:tcPr>
+            <w:tcW w:w="1440" w:type="dxa"/>
+            <w:tcBorders>
+              <w:top w:val="single" w:sz="4" w:space="0" w:color="000000"/>
+              <w:left w:val="single" w:sz="4" w:space="0" w:color="000000"/>
+              <w:bottom w:val="single" w:sz="4" w:space="0" w:color="000000"/>
+              <w:right w:val="single" w:sz="4" w:space="0" w:color="000000"/>
+            </w:tcBorders>
+            <w:shd w:val="clear" w:color="auto" w:fill="FFFFFF"/>
+            <w:vAlign w:val="center"/>
+          </w:tcPr>
+          <w:p>
+            <w:pPr>
+              <w:jc w:val="center"/>
+            </w:pPr>
+            <w:r>
+              <w:rPr>
+                <w:rFonts w:ascii="Aptos" w:hAnsi="Aptos"/>
+                <w:sz w:val="18"/>
+              </w:rPr>
+              <w:t>$56,493</w:t>
+            </w:r>
+          </w:p>
+        </w:tc>
+        <w:tc>
+          <w:tcPr>
+            <w:tcW w:w="1440" w:type="dxa"/>
+            <w:tcBorders>
+              <w:top w:val="single" w:sz="4" w:space="0" w:color="000000"/>
+              <w:left w:val="single" w:sz="4" w:space="0" w:color="000000"/>
+              <w:bottom w:val="single" w:sz="4" w:space="0" w:color="000000"/>
+              <w:right w:val="single" w:sz="8" w:space="0" w:color="000000"/>
+            </w:tcBorders>
+            <w:shd w:val="clear" w:color="auto" w:fill="FFFFFF"/>
+            <w:vAlign w:val="center"/>
+          </w:tcPr>
+          <w:p>
+            <w:pPr>
+              <w:jc w:val="center"/>
+            </w:pPr>
+            <w:r>
+              <w:rPr>
+                <w:rFonts w:ascii="Aptos" w:hAnsi="Aptos"/>
+                <w:sz w:val="18"/>
+              </w:rPr>
+              <w:t>186.1</w:t>
+            </w:r>
+          </w:p>
+        </w:tc>
+      </w:tr>
+      <w:tr>
+        <w:trPr>
+          <w:jc w:val="center"/>
+        </w:trPr>
+        <w:tc>
+          <w:tcPr>
+            <w:tcW w:w="1440" w:type="dxa"/>
+            <w:tcBorders>
+              <w:top w:val="single" w:sz="4" w:space="0" w:color="000000"/>
+              <w:left w:val="single" w:sz="8" w:space="0" w:color="000000"/>
+              <w:bottom w:val="single" w:sz="4" w:space="0" w:color="000000"/>
+              <w:right w:val="single" w:sz="4" w:space="0" w:color="000000"/>
+            </w:tcBorders>
+            <w:shd w:val="clear" w:color="auto" w:fill="F2F2F2"/>
+            <w:vAlign w:val="center"/>
+          </w:tcPr>
+          <w:p>
+            <w:pPr>
+              <w:jc w:val="center"/>
+            </w:pPr>
+            <w:r>
+              <w:rPr>
+                <w:rFonts w:ascii="Aptos" w:hAnsi="Aptos"/>
+                <w:sz w:val="18"/>
+              </w:rPr>
+              <w:t>2020</w:t>
+            </w:r>
+          </w:p>
+        </w:tc>
+        <w:tc>
+          <w:tcPr>
+            <w:tcW w:w="1440" w:type="dxa"/>
+            <w:tcBorders>
+              <w:top w:val="single" w:sz="4" w:space="0" w:color="000000"/>
+              <w:left w:val="single" w:sz="4" w:space="0" w:color="000000"/>
+              <w:bottom w:val="single" w:sz="4" w:space="0" w:color="000000"/>
+              <w:right w:val="single" w:sz="4" w:space="0" w:color="000000"/>
+            </w:tcBorders>
+            <w:shd w:val="clear" w:color="auto" w:fill="F2F2F2"/>
+            <w:vAlign w:val="center"/>
+          </w:tcPr>
+          <w:p>
+            <w:pPr>
+              <w:jc w:val="center"/>
+            </w:pPr>
+            <w:r>
+              <w:rPr>
+                <w:rFonts w:ascii="Aptos" w:hAnsi="Aptos"/>
+                <w:sz w:val="18"/>
+              </w:rPr>
+              <w:t>583,295</w:t>
+            </w:r>
+          </w:p>
+        </w:tc>
+        <w:tc>
+          <w:tcPr>
+            <w:tcW w:w="1440" w:type="dxa"/>
+            <w:tcBorders>
+              <w:top w:val="single" w:sz="4" w:space="0" w:color="000000"/>
+              <w:left w:val="single" w:sz="4" w:space="0" w:color="000000"/>
+              <w:bottom w:val="single" w:sz="4" w:space="0" w:color="000000"/>
+              <w:right w:val="single" w:sz="4" w:space="0" w:color="000000"/>
+            </w:tcBorders>
+            <w:shd w:val="clear" w:color="auto" w:fill="F2F2F2"/>
+            <w:vAlign w:val="center"/>
+          </w:tcPr>
+          <w:p>
+            <w:pPr>
+              <w:jc w:val="center"/>
+            </w:pPr>
+            <w:r>
+              <w:rPr>
+                <w:rFonts w:ascii="Aptos" w:hAnsi="Aptos"/>
+                <w:sz w:val="18"/>
+              </w:rPr>
+              <w:t>290,141</w:t>
+            </w:r>
+          </w:p>
+        </w:tc>
+        <w:tc>
+          <w:tcPr>
+            <w:tcW w:w="1440" w:type="dxa"/>
+            <w:tcBorders>
+              <w:top w:val="single" w:sz="4" w:space="0" w:color="000000"/>
+              <w:left w:val="single" w:sz="4" w:space="0" w:color="000000"/>
+              <w:bottom w:val="single" w:sz="4" w:space="0" w:color="000000"/>
+              <w:right w:val="single" w:sz="4" w:space="0" w:color="000000"/>
+            </w:tcBorders>
+            <w:shd w:val="clear" w:color="auto" w:fill="F2F2F2"/>
+            <w:vAlign w:val="center"/>
+          </w:tcPr>
+          <w:p>
+            <w:pPr>
+              <w:jc w:val="center"/>
+            </w:pPr>
+            <w:r>
+              <w:rPr>
+                <w:rFonts w:ascii="Aptos" w:hAnsi="Aptos"/>
+                <w:sz w:val="18"/>
+              </w:rPr>
+              <w:t>266,224</w:t>
+            </w:r>
+          </w:p>
+        </w:tc>
+        <w:tc>
+          <w:tcPr>
+            <w:tcW w:w="1440" w:type="dxa"/>
+            <w:tcBorders>
+              <w:top w:val="single" w:sz="4" w:space="0" w:color="000000"/>
+              <w:left w:val="single" w:sz="4" w:space="0" w:color="000000"/>
+              <w:bottom w:val="single" w:sz="4" w:space="0" w:color="000000"/>
+              <w:right w:val="single" w:sz="4" w:space="0" w:color="000000"/>
+            </w:tcBorders>
+            <w:shd w:val="clear" w:color="auto" w:fill="F2F2F2"/>
+            <w:vAlign w:val="center"/>
+          </w:tcPr>
+          <w:p>
+            <w:pPr>
+              <w:jc w:val="center"/>
+            </w:pPr>
+            <w:r>
+              <w:rPr>
+                <w:rFonts w:ascii="Aptos" w:hAnsi="Aptos"/>
+                <w:sz w:val="18"/>
+              </w:rPr>
+              <w:t>8.3%</w:t>
+            </w:r>
+          </w:p>
+        </w:tc>
+        <w:tc>
+          <w:tcPr>
+            <w:tcW w:w="1440" w:type="dxa"/>
+            <w:tcBorders>
+              <w:top w:val="single" w:sz="4" w:space="0" w:color="000000"/>
+              <w:left w:val="single" w:sz="4" w:space="0" w:color="000000"/>
+              <w:bottom w:val="single" w:sz="4" w:space="0" w:color="000000"/>
+              <w:right w:val="single" w:sz="4" w:space="0" w:color="000000"/>
+            </w:tcBorders>
+            <w:shd w:val="clear" w:color="auto" w:fill="F2F2F2"/>
+            <w:vAlign w:val="center"/>
+          </w:tcPr>
+          <w:p>
+            <w:pPr>
+              <w:jc w:val="center"/>
+            </w:pPr>
+            <w:r>
+              <w:rPr>
+                <w:rFonts w:ascii="Aptos" w:hAnsi="Aptos"/>
+                <w:sz w:val="18"/>
+              </w:rPr>
+              <w:t>$62,458</w:t>
+            </w:r>
+          </w:p>
+        </w:tc>
+        <w:tc>
+          <w:tcPr>
+            <w:tcW w:w="1440" w:type="dxa"/>
+            <w:tcBorders>
+              <w:top w:val="single" w:sz="4" w:space="0" w:color="000000"/>
+              <w:left w:val="single" w:sz="4" w:space="0" w:color="000000"/>
+              <w:bottom w:val="single" w:sz="4" w:space="0" w:color="000000"/>
+              <w:right w:val="single" w:sz="8" w:space="0" w:color="000000"/>
+            </w:tcBorders>
+            <w:shd w:val="clear" w:color="auto" w:fill="F2F2F2"/>
+            <w:vAlign w:val="center"/>
+          </w:tcPr>
+          <w:p>
+            <w:pPr>
+              <w:jc w:val="center"/>
+            </w:pPr>
+            <w:r>
+              <w:rPr>
+                <w:rFonts w:ascii="Aptos" w:hAnsi="Aptos"/>
+                <w:sz w:val="18"/>
+              </w:rPr>
+              <w:t>209.4</w:t>
+            </w:r>
+          </w:p>
+        </w:tc>
+      </w:tr>
+      <w:tr>
+        <w:trPr>
+          <w:jc w:val="center"/>
+        </w:trPr>
+        <w:tc>
+          <w:tcPr>
+            <w:tcW w:w="1440" w:type="dxa"/>
+            <w:tcBorders>
+              <w:top w:val="single" w:sz="4" w:space="0" w:color="000000"/>
+              <w:left w:val="single" w:sz="8" w:space="0" w:color="000000"/>
+              <w:bottom w:val="single" w:sz="8" w:space="0" w:color="000000"/>
+              <w:right w:val="single" w:sz="4" w:space="0" w:color="000000"/>
+            </w:tcBorders>
+            <w:shd w:val="clear" w:color="auto" w:fill="FFFFFF"/>
+            <w:vAlign w:val="center"/>
+          </w:tcPr>
+          <w:p>
+            <w:pPr>
+              <w:jc w:val="center"/>
+            </w:pPr>
+            <w:r>
+              <w:rPr>
+                <w:rFonts w:ascii="Aptos" w:hAnsi="Aptos"/>
+                <w:sz w:val="18"/>
+              </w:rPr>
+              <w:t>2024</w:t>
+            </w:r>
+          </w:p>
+        </w:tc>
+        <w:tc>
+          <w:tcPr>
+            <w:tcW w:w="1440" w:type="dxa"/>
+            <w:tcBorders>
+              <w:top w:val="single" w:sz="4" w:space="0" w:color="000000"/>
+              <w:left w:val="single" w:sz="4" w:space="0" w:color="000000"/>
+              <w:bottom w:val="single" w:sz="8" w:space="0" w:color="000000"/>
+              <w:right w:val="single" w:sz="4" w:space="0" w:color="000000"/>
+            </w:tcBorders>
+            <w:shd w:val="clear" w:color="auto" w:fill="FFFFFF"/>
+            <w:vAlign w:val="center"/>
+          </w:tcPr>
+          <w:p>
+            <w:pPr>
+              <w:jc w:val="center"/>
+            </w:pPr>
+            <w:r>
+              <w:rPr>
+                <w:rFonts w:ascii="Aptos" w:hAnsi="Aptos"/>
+                <w:sz w:val="18"/>
+              </w:rPr>
+              <w:t>570,053</w:t>
+            </w:r>
+          </w:p>
+        </w:tc>
+        <w:tc>
+          <w:tcPr>
+            <w:tcW w:w="1440" w:type="dxa"/>
+            <w:tcBorders>
+              <w:top w:val="single" w:sz="4" w:space="0" w:color="000000"/>
+              <w:left w:val="single" w:sz="4" w:space="0" w:color="000000"/>
+              <w:bottom w:val="single" w:sz="8" w:space="0" w:color="000000"/>
+              <w:right w:val="single" w:sz="4" w:space="0" w:color="000000"/>
+            </w:tcBorders>
+            <w:shd w:val="clear" w:color="auto" w:fill="FFFFFF"/>
+            <w:vAlign w:val="center"/>
+          </w:tcPr>
+          <w:p>
+            <w:pPr>
+              <w:jc w:val="center"/>
+            </w:pPr>
+            <w:r>
+              <w:rPr>
+                <w:rFonts w:ascii="Aptos" w:hAnsi="Aptos"/>
+                <w:sz w:val="18"/>
+              </w:rPr>
+              <w:t>282,716</w:t>
+            </w:r>
+          </w:p>
+        </w:tc>
+        <w:tc>
+          <w:tcPr>
+            <w:tcW w:w="1440" w:type="dxa"/>
+            <w:tcBorders>
+              <w:top w:val="single" w:sz="4" w:space="0" w:color="000000"/>
+              <w:left w:val="single" w:sz="4" w:space="0" w:color="000000"/>
+              <w:bottom w:val="single" w:sz="8" w:space="0" w:color="000000"/>
+              <w:right w:val="single" w:sz="4" w:space="0" w:color="000000"/>
+            </w:tcBorders>
+            <w:shd w:val="clear" w:color="auto" w:fill="FFFFFF"/>
+            <w:vAlign w:val="center"/>
+          </w:tcPr>
+          <w:p>
+            <w:pPr>
+              <w:jc w:val="center"/>
+            </w:pPr>
+            <w:r>
+              <w:rPr>
+                <w:rFonts w:ascii="Aptos" w:hAnsi="Aptos"/>
+                <w:sz w:val="18"/>
+              </w:rPr>
+              <w:t>271,271</w:t>
+            </w:r>
+          </w:p>
+        </w:tc>
+        <w:tc>
+          <w:tcPr>
+            <w:tcW w:w="1440" w:type="dxa"/>
+            <w:tcBorders>
+              <w:top w:val="single" w:sz="4" w:space="0" w:color="000000"/>
+              <w:left w:val="single" w:sz="4" w:space="0" w:color="000000"/>
+              <w:bottom w:val="single" w:sz="8" w:space="0" w:color="000000"/>
+              <w:right w:val="single" w:sz="4" w:space="0" w:color="000000"/>
+            </w:tcBorders>
+            <w:shd w:val="clear" w:color="auto" w:fill="FFFFFF"/>
+            <w:vAlign w:val="center"/>
+          </w:tcPr>
+          <w:p>
+            <w:pPr>
+              <w:jc w:val="center"/>
+            </w:pPr>
+            <w:r>
+              <w:rPr>
+                <w:rFonts w:ascii="Aptos" w:hAnsi="Aptos"/>
+                <w:sz w:val="18"/>
+              </w:rPr>
+              <w:t>4.0%</w:t>
+            </w:r>
+          </w:p>
+        </w:tc>
+        <w:tc>
+          <w:tcPr>
+            <w:tcW w:w="1440" w:type="dxa"/>
+            <w:tcBorders>
+              <w:top w:val="single" w:sz="4" w:space="0" w:color="000000"/>
+              <w:left w:val="single" w:sz="4" w:space="0" w:color="000000"/>
+              <w:bottom w:val="single" w:sz="8" w:space="0" w:color="000000"/>
+              <w:right w:val="single" w:sz="4" w:space="0" w:color="000000"/>
+            </w:tcBorders>
+            <w:shd w:val="clear" w:color="auto" w:fill="FFFFFF"/>
+            <w:vAlign w:val="center"/>
+          </w:tcPr>
+          <w:p>
+            <w:pPr>
+              <w:jc w:val="center"/>
+            </w:pPr>
+            <w:r>
+              <w:rPr>
+                <w:rFonts w:ascii="Aptos" w:hAnsi="Aptos"/>
+                <w:sz w:val="18"/>
+              </w:rPr>
+              <w:t>$63,451</w:t>
+            </w:r>
+          </w:p>
+        </w:tc>
+        <w:tc>
+          <w:tcPr>
+            <w:tcW w:w="1440" w:type="dxa"/>
+            <w:tcBorders>
+              <w:top w:val="single" w:sz="4" w:space="0" w:color="000000"/>
+              <w:left w:val="single" w:sz="4" w:space="0" w:color="000000"/>
+              <w:bottom w:val="single" w:sz="8" w:space="0" w:color="000000"/>
+              <w:right w:val="single" w:sz="8" w:space="0" w:color="000000"/>
+            </w:tcBorders>
+            <w:shd w:val="clear" w:color="auto" w:fill="FFFFFF"/>
+            <w:vAlign w:val="center"/>
+          </w:tcPr>
+          <w:p>
+            <w:pPr>
+              <w:jc w:val="center"/>
+            </w:pPr>
+            <w:r>
+              <w:rPr>
+                <w:rFonts w:ascii="Aptos" w:hAnsi="Aptos"/>
+                <w:sz w:val="18"/>
+              </w:rPr>
+              <w:t>266.7</w:t>
+            </w:r>
+          </w:p>
+        </w:tc>
+      </w:tr>
+    </w:tbl>
+    <w:p>
+      <w:pPr>
+        <w:ind w:left="-90" w:right="-270"/>
+        <w:rPr>
+          <w:rFonts w:ascii="Aptos" w:hAnsi="Aptos"/>
+          <w:i/>
+          <w:color w:val="666666"/>
+          <w:sz w:val="16"/>
+        </w:rPr>
+      </w:pPr>
+      <w:r>
+        <w:rPr>
+          <w:rFonts w:ascii="Aptos" w:hAnsi="Aptos"/>
+          <w:i/>
+          <w:color w:val="666666"/>
+          <w:sz w:val="16"/>
+        </w:rPr>
+        <w:t>Note: House Price Index indexed to 2000=100. Median household income deflated to 2024 dollars using Baltimore-Columbia-Towson, MD CPI. Data Sources: Federal Reserve Bank of St. Louis (FRED), Baltimore City Series; Bureau of Labor Statistics (CPI).</w:t>
+      </w:r>
+    </w:p>
+    <w:p>
+      <w:pPr>
+        <w:spacing w:line="276" w:lineRule="auto"/>
+        <w:ind w:firstLine="720"/>
+        <w:rPr>
+          <w:rFonts w:ascii="Times New Roman" w:hAnsi="Times New Roman" w:cs="Times New Roman"/>
+        </w:rPr>
+      </w:pPr>
+      <w:r>
+        <w:rPr>
+          <w:rFonts w:ascii="Times New Roman" w:hAnsi="Times New Roman" w:cs="Times New Roman"/>
+        </w:rPr>
+        <w:t xml:space="preserve">The consequences of deindustrialization did not </w:t>
+      </w:r>
+      <w:proofErr w:type="gramStart"/>
+      <w:r>
+        <w:rPr>
+          <w:rFonts w:ascii="Times New Roman" w:hAnsi="Times New Roman" w:cs="Times New Roman"/>
+        </w:rPr>
+        <w:t>remain contained</w:t>
+      </w:r>
+      <w:proofErr w:type="gramEnd"/>
+      <w:r>
+        <w:rPr>
+          <w:rFonts w:ascii="Times New Roman" w:hAnsi="Times New Roman" w:cs="Times New Roman"/>
+        </w:rPr>
+        <w:t xml:space="preserve"> within the factory gates. Vacant industrial sites generate negative externalities that ripple outward into surrounding neighborhoods, suppressing residential property values, reducing tax revenues, and accelerating the departure of households with options (</w:t>
+      </w:r>
+      <w:r>
+        <w:rPr>
+          <w:rFonts w:ascii="Times New Roman" w:hAnsi="Times New Roman" w:cs="Times New Roman"/>
+        </w:rPr>
+        <w:t>Han, 2014</w:t>
+      </w:r>
+      <w:r>
+        <w:rPr>
+          <w:rFonts w:ascii="Times New Roman" w:hAnsi="Times New Roman" w:cs="Times New Roman"/>
+        </w:rPr>
+        <w:t xml:space="preserve">). As these dynamics compounded across multiple decades and multiple neighborhoods simultaneously, the scale of market failure in Baltimore's most distressed corridors grew beyond what household-level or citywide policy instruments could plausibly address. It is precisely this spatial concentration of economic dysfunction that provides </w:t>
+      </w:r>
+      <w:proofErr w:type="gramStart"/>
+      <w:r>
+        <w:rPr>
+          <w:rFonts w:ascii="Times New Roman" w:hAnsi="Times New Roman" w:cs="Times New Roman"/>
+        </w:rPr>
+        <w:t>the theoretical</w:t>
+      </w:r>
+      <w:proofErr w:type="gramEnd"/>
+      <w:r>
+        <w:rPr>
+          <w:rFonts w:ascii="Times New Roman" w:hAnsi="Times New Roman" w:cs="Times New Roman"/>
+        </w:rPr>
+        <w:t xml:space="preserve"> justification for place-based intervention: targeting resources not broadly but at the specific geographies where market forces alone have proven insufficient to restore equilibrium.</w:t>
+      </w:r>
+      <w:r>
+        <w:rPr>
+          <w:rFonts w:ascii="Times New Roman" w:hAnsi="Times New Roman" w:cs="Times New Roman"/>
+        </w:rPr>
+        <w:t xml:space="preserve"> </w:t>
+      </w:r>
+      <w:r>
+        <w:rPr>
+          <w:rFonts w:ascii="Times New Roman" w:hAnsi="Times New Roman" w:cs="Times New Roman"/>
+        </w:rPr>
+        <w:t>Maryland's Enterprise Zone program represents the state's primary legislative response to precisely this kind of spatially concentrated market failure.</w:t>
+      </w:r>
+    </w:p>
+    <w:p>
+      <w:pPr>
+        <w:pStyle w:val="Heading5"/>
+      </w:pPr>
+      <w:r>
+        <w:t>Maryland's Enterprise Zone Program</w:t>
+      </w:r>
+      <w:r>
+        <w:t>:</w:t>
+      </w:r>
+    </w:p>
+    <w:p>
+      <w:pPr>
+        <w:ind w:firstLine="720"/>
+        <w:rPr>
+          <w:rFonts w:ascii="Times New Roman" w:hAnsi="Times New Roman" w:cs="Times New Roman"/>
+        </w:rPr>
+      </w:pPr>
+      <w:r>
+        <w:rPr>
+          <w:rFonts w:ascii="Times New Roman" w:hAnsi="Times New Roman" w:cs="Times New Roman"/>
+        </w:rPr>
+        <w:t xml:space="preserve">Enterprise Zone Designations (EZDs) are a place-based policy designed to encourage revitalization through commercial development in economically distressed areas. The program operates through two targeted tax incentives: a local property tax credit on the assessed value of real property improvements, and a state income tax credit tied to job creation within designated boundaries. The property tax credit follows a ten-year </w:t>
+      </w:r>
+      <w:proofErr w:type="gramStart"/>
+      <w:r>
+        <w:rPr>
+          <w:rFonts w:ascii="Times New Roman" w:hAnsi="Times New Roman" w:cs="Times New Roman"/>
+        </w:rPr>
+        <w:t>declining</w:t>
+      </w:r>
+      <w:proofErr w:type="gramEnd"/>
+      <w:r>
+        <w:rPr>
+          <w:rFonts w:ascii="Times New Roman" w:hAnsi="Times New Roman" w:cs="Times New Roman"/>
+        </w:rPr>
+        <w:t xml:space="preserve"> schedule, providing an 80% credit for the first five years before stepping down by 10 percentage points annually through year ten. Within designated zones, certain corridors may receive Focus Area status, an intensified sub-designation that supplements the standard real property credit with an additional ten-year personal property tax credit held flat at 80% throughout its duration. Together these incentives reduce the effective cost of capital investment and incentivize firms to locate and expand within designated boundaries (Maryland Department of Commerce, 2025).</w:t>
+      </w:r>
+    </w:p>
+    <w:p>
+      <w:pPr>
+        <w:ind w:firstLine="720"/>
+        <w:rPr>
+          <w:rFonts w:ascii="Times New Roman" w:hAnsi="Times New Roman" w:cs="Times New Roman"/>
+        </w:rPr>
+      </w:pPr>
+      <w:r>
+        <w:rPr>
+          <w:rFonts w:ascii="Times New Roman" w:hAnsi="Times New Roman" w:cs="Times New Roman"/>
+        </w:rPr>
+        <w:t xml:space="preserve">Maryland introduced its Enterprise Zone program in 1982 with two designations across two jurisdictions. Over the following four decades the program expanded steadily, growing to 34 designated zones across the state by 2025 (Maryland Department of Commerce, 2025). The program's administration is distinctive in its multilateral structure: local jurisdiction </w:t>
+      </w:r>
+      <w:r>
+        <w:rPr>
+          <w:rFonts w:ascii="Times New Roman" w:hAnsi="Times New Roman" w:cs="Times New Roman"/>
+        </w:rPr>
+        <w:lastRenderedPageBreak/>
+        <w:t xml:space="preserve">administrators manage day-to-day program operations and may establish additional eligibility requirements beyond state statute, while the Maryland Department of Commerce approves zone designations and the State Department of Assessments and Taxation tracks credit utilization. </w:t>
+      </w:r>
+      <w:r>
+        <w:rPr>
+          <w:rFonts w:ascii="Times New Roman" w:hAnsi="Times New Roman" w:cs="Times New Roman"/>
+        </w:rPr>
+        <w:t>While a local jurisdiction may appear to forego tax revenue on new capital improvements, the state reimburses up to half of the abated property tax, and the investment itself generates an expanded tax base that would not otherwise exist. Statewide, EZ-designated areas attracted over $5 billion in capital investment in FY 2025 alone (Maryland Department of Commerce, 2025). This paper examines whether that investment has translated into measurable property value appreciation within Baltimore's designated zones, and what that relationship implies for the program's continued use as a tool for urban revitalization.</w:t>
+      </w:r>
+    </w:p>
+    <w:p>
+      <w:pPr>
+        <w:pStyle w:val="Heading3"/>
+        <w:jc w:val="center"/>
+      </w:pPr>
+      <w:r>
+        <w:t>Section II: Policy Analysis</w:t>
+      </w:r>
+    </w:p>
+    <w:p>
+      <w:pPr>
+        <w:pStyle w:val="Heading5"/>
+      </w:pPr>
+      <w:r>
+        <w:t>Enterprise Zones in Baltimore</w:t>
+      </w:r>
+      <w:r>
+        <w:t>:</w:t>
+      </w:r>
+    </w:p>
+    <w:p>
+      <w:pPr>
+        <w:ind w:firstLine="720"/>
+        <w:rPr>
+          <w:rFonts w:ascii="Times New Roman" w:hAnsi="Times New Roman" w:cs="Times New Roman"/>
+        </w:rPr>
+      </w:pPr>
+      <w:r>
+        <w:rPr>
+          <w:rFonts w:ascii="Times New Roman" w:hAnsi="Times New Roman" w:cs="Times New Roman"/>
+        </w:rPr>
+        <w:t>Baltimore City implemented its first Enterprise Zone Designations (EZDs) in 2002 and has since grown to become one of the most active participants in Maryland's statewide EZ program. There have been two subsequent redesignation waves, in 2012 and 2022, each reshaping the program's geographic footprint to reflect shifting patterns of disinvestment and emerging revitalization priorities across the city. By FY 2025, Baltimore's designated zones spanned over 16,700 acres and accounted for approximately 36% of cumulative statewide capital investment over the preceding four fiscal years, with over $1.8 billion in qualifying property improvements projected for FY 2026 alone (Maryland Department of Commerce, 2025).</w:t>
+      </w:r>
+    </w:p>
+    <w:p>
+      <w:pPr>
+        <w:ind w:firstLine="720"/>
+        <w:rPr>
+          <w:rFonts w:ascii="Times New Roman" w:hAnsi="Times New Roman" w:cs="Times New Roman"/>
+        </w:rPr>
+      </w:pPr>
+      <w:r>
+        <w:rPr>
+          <w:rFonts w:ascii="Times New Roman" w:hAnsi="Times New Roman" w:cs="Times New Roman"/>
+        </w:rPr>
+        <w:t xml:space="preserve">The first major redesignation was in 2012, producing a zone covering 13,453 acres across Baltimore, representing nearly a quarter of the city's total land area. In 2022, the Maryland Department of Commerce approved a substantial redesignation, expanding the zone to 16,674 acres and introducing significant boundary changes. Areas that had improved sufficiently were removed while new distressed corridors were added (Miller &amp; Williams, 2022; Maryland Department of Commerce, 2025). Notable </w:t>
+      </w:r>
+      <w:r>
+        <w:rPr>
+          <w:rFonts w:ascii="Times New Roman" w:hAnsi="Times New Roman" w:cs="Times New Roman"/>
+        </w:rPr>
+        <w:t xml:space="preserve">areas that were removed </w:t>
+      </w:r>
+      <w:r>
+        <w:rPr>
+          <w:rFonts w:ascii="Times New Roman" w:hAnsi="Times New Roman" w:cs="Times New Roman"/>
+        </w:rPr>
+        <w:t>include Harbor Point</w:t>
+      </w:r>
+      <w:r>
+        <w:rPr>
+          <w:rFonts w:ascii="Times New Roman" w:hAnsi="Times New Roman" w:cs="Times New Roman"/>
+        </w:rPr>
+        <w:t xml:space="preserve">, </w:t>
+      </w:r>
+      <w:r>
+        <w:rPr>
+          <w:rFonts w:ascii="Times New Roman" w:hAnsi="Times New Roman" w:cs="Times New Roman"/>
+        </w:rPr>
+        <w:t>portions of Canton</w:t>
+      </w:r>
+      <w:r>
+        <w:rPr>
+          <w:rFonts w:ascii="Times New Roman" w:hAnsi="Times New Roman" w:cs="Times New Roman"/>
+        </w:rPr>
+        <w:t>,</w:t>
+      </w:r>
+      <w:r>
+        <w:rPr>
+          <w:rFonts w:ascii="Times New Roman" w:hAnsi="Times New Roman" w:cs="Times New Roman"/>
+        </w:rPr>
+        <w:t xml:space="preserve"> and Little Italy, areas whose economic </w:t>
+      </w:r>
+      <w:r>
+        <w:rPr>
+          <w:rFonts w:ascii="Times New Roman" w:hAnsi="Times New Roman" w:cs="Times New Roman"/>
+          <w:color w:val="E97132" w:themeColor="accent2"/>
+        </w:rPr>
+        <w:t>trajectories no longer reflected the distress conditions the program is designed to address</w:t>
+      </w:r>
+      <w:r>
+        <w:rPr>
+          <w:rFonts w:ascii="Times New Roman" w:hAnsi="Times New Roman" w:cs="Times New Roman"/>
+        </w:rPr>
+        <w:t>. In their place, corridors including Belair Road, Greenmount Avenue, Highlandtown, and the York Road Corridor were brought into designation, extending EZ coverage deeper into Baltimore's persistently disinvested eastern and northern neighborhoods (Miller &amp; Williams, 2022).</w:t>
+      </w:r>
+    </w:p>
+    <w:p>
+      <w:pPr>
+        <w:ind w:firstLine="720"/>
+        <w:rPr>
+          <w:rFonts w:ascii="Times New Roman" w:hAnsi="Times New Roman" w:cs="Times New Roman"/>
+        </w:rPr>
+      </w:pPr>
+      <w:r>
+        <w:rPr>
+          <w:rFonts w:ascii="Times New Roman" w:hAnsi="Times New Roman" w:cs="Times New Roman"/>
+        </w:rPr>
+        <w:t xml:space="preserve">Within the broader EZ geography, select corridors carry Focus Area (FA) designation, an intensified sub-designation that holds the real property tax credit flat at 80% for the full ten-year period and extends coverage to personal property taxes on new investment. Baltimore is one of only two jurisdictions in Maryland currently operating Focus Areas, alongside Prince George's County (Maryland Department of Commerce, 2025). FAs are not a recent innovation; by 2012, Baltimore City was already operating several, including the Carroll Camden, Central West, Holabird/Orangeville, Jones Falls, and Oldtown Focus Areas, encompassing more than 2,100 </w:t>
+      </w:r>
+      <w:r>
+        <w:rPr>
+          <w:rFonts w:ascii="Times New Roman" w:hAnsi="Times New Roman" w:cs="Times New Roman"/>
+        </w:rPr>
+        <w:lastRenderedPageBreak/>
+        <w:t xml:space="preserve">acres within the broader EZ footprint (Maryland Department of Commerce, 2018). The 2022 redesignation further expanded FA boundaries in the Canton and Pulaski/Orangeville </w:t>
+      </w:r>
+      <w:proofErr w:type="gramStart"/>
+      <w:r>
+        <w:rPr>
+          <w:rFonts w:ascii="Times New Roman" w:hAnsi="Times New Roman" w:cs="Times New Roman"/>
+        </w:rPr>
+        <w:t>corridors</w:t>
+      </w:r>
+      <w:proofErr w:type="gramEnd"/>
+      <w:r>
+        <w:rPr>
+          <w:rFonts w:ascii="Times New Roman" w:hAnsi="Times New Roman" w:cs="Times New Roman"/>
+        </w:rPr>
+        <w:t xml:space="preserve"> and new FA status was added to the South Industrial Areas. These expansions reflect continued institutional confidence in the FA tool as a mechanism for catalyzing investment in Baltimore's most distressed corridors. The renewal and growth of legacy Focus Areas such as Holabird/Orangeville and Oldtown across multiple designation cycles suggests the enhanced incentive structure has been sufficient to attract and retain certified businesses, providing the empirical basis for extending the model to new areas.</w:t>
+      </w:r>
+    </w:p>
+    <w:p>
+      <w:pPr>
+        <w:pStyle w:val="Heading5"/>
+      </w:pPr>
+      <w:r>
+        <w:t>Enterprise Zones in Action:</w:t>
+      </w:r>
+    </w:p>
+    <w:p>
+      <w:pPr>
+        <w:ind w:firstLine="720"/>
+        <w:rPr>
+          <w:rFonts w:ascii="Times New Roman" w:hAnsi="Times New Roman" w:cs="Times New Roman"/>
+        </w:rPr>
+      </w:pPr>
+      <w:r>
+        <w:rPr>
+          <w:rFonts w:ascii="Times New Roman" w:hAnsi="Times New Roman" w:cs="Times New Roman"/>
+        </w:rPr>
+        <w:t>Enterprise Zones are not unique to Maryland; place-based tax incentive programs targeting economically distressed geographies have been implemented across the United States for decades and have generated a substantial body of empirical research. That research, however, has produced decidedly mixed results. While Baltimore's sustained redesignations and FA expansions suggest the program has been sufficient to attract continued investment, the broader literature cautions against assuming designation alone drives meaningful economic change. This section examines the theoretical mechanisms through which EZ designations are expected to produce property value appreciation and reviews the empirical evidence on when and why those mechanisms succeed or fall short.</w:t>
+      </w:r>
+    </w:p>
+    <w:p>
+      <w:pPr>
+        <w:ind w:firstLine="720"/>
+        <w:rPr>
+          <w:rFonts w:ascii="Times New Roman" w:hAnsi="Times New Roman" w:cs="Times New Roman"/>
+        </w:rPr>
+      </w:pPr>
+      <w:r>
+        <w:rPr>
+          <w:rFonts w:ascii="Times New Roman" w:hAnsi="Times New Roman" w:cs="Times New Roman"/>
+        </w:rPr>
+        <w:t>The empirical study of Enterprise Zone programs dates back to the program's infancy. Early descriptive assessments, including case studies of individual zones by Jones (1985, 1987) and a ten-zone survey conducted by the U.S. Department of Housing and Urban Development (1986), documented measurable increases in investment and employment activity following designation, but could not establish a causal relationship. The foundational comparative work of Brintnall and Green (1988) catalogued the structural diversity of state EZ programs along seven dimensions, from incentive mix and eligibility criteria to administrative autonomy and zone size</w:t>
+      </w:r>
+      <w:r>
+        <w:rPr>
+          <w:rFonts w:ascii="Times New Roman" w:hAnsi="Times New Roman" w:cs="Times New Roman"/>
+        </w:rPr>
+        <w:t>.</w:t>
+      </w:r>
+      <w:r>
+        <w:rPr>
+          <w:rFonts w:ascii="Times New Roman" w:hAnsi="Times New Roman" w:cs="Times New Roman"/>
+        </w:rPr>
+        <w:t xml:space="preserve"> </w:t>
+      </w:r>
+      <w:r>
+        <w:rPr>
+          <w:rFonts w:ascii="Times New Roman" w:hAnsi="Times New Roman" w:cs="Times New Roman"/>
+        </w:rPr>
+        <w:t xml:space="preserve">They </w:t>
+      </w:r>
+      <w:r>
+        <w:rPr>
+          <w:rFonts w:ascii="Times New Roman" w:hAnsi="Times New Roman" w:cs="Times New Roman"/>
+        </w:rPr>
+        <w:t xml:space="preserve">concluded that this heterogeneity made cross-program generalization </w:t>
+      </w:r>
+      <w:r>
+        <w:rPr>
+          <w:rFonts w:ascii="Times New Roman" w:hAnsi="Times New Roman" w:cs="Times New Roman"/>
+          <w:color w:val="E97132" w:themeColor="accent2"/>
+        </w:rPr>
+        <w:t>analytically untenable</w:t>
+      </w:r>
+      <w:r>
+        <w:rPr>
+          <w:rFonts w:ascii="Times New Roman" w:hAnsi="Times New Roman" w:cs="Times New Roman"/>
+        </w:rPr>
+        <w:t xml:space="preserve">. Wilder and Rubin (1996) extended that critique into a systematic review of the empirical literature, finding two </w:t>
+      </w:r>
+      <w:r>
+        <w:rPr>
+          <w:rFonts w:ascii="Times New Roman" w:hAnsi="Times New Roman" w:cs="Times New Roman"/>
+        </w:rPr>
+        <w:t xml:space="preserve">common </w:t>
+      </w:r>
+      <w:r>
+        <w:rPr>
+          <w:rFonts w:ascii="Times New Roman" w:hAnsi="Times New Roman" w:cs="Times New Roman"/>
+        </w:rPr>
+        <w:t xml:space="preserve">constraints </w:t>
+      </w:r>
+      <w:r>
+        <w:rPr>
+          <w:rFonts w:ascii="Times New Roman" w:hAnsi="Times New Roman" w:cs="Times New Roman"/>
+        </w:rPr>
+        <w:t xml:space="preserve">that crippled </w:t>
+      </w:r>
+      <w:r>
+        <w:rPr>
+          <w:rFonts w:ascii="Times New Roman" w:hAnsi="Times New Roman" w:cs="Times New Roman"/>
+        </w:rPr>
+        <w:t>early research</w:t>
+      </w:r>
+      <w:r>
+        <w:rPr>
+          <w:rFonts w:ascii="Times New Roman" w:hAnsi="Times New Roman" w:cs="Times New Roman"/>
+        </w:rPr>
+        <w:t xml:space="preserve">, </w:t>
+      </w:r>
+      <w:r>
+        <w:rPr>
+          <w:rFonts w:ascii="Times New Roman" w:hAnsi="Times New Roman" w:cs="Times New Roman"/>
+        </w:rPr>
+        <w:t xml:space="preserve">the absence of reliable quantitative data and the </w:t>
+      </w:r>
+      <w:r>
+        <w:rPr>
+          <w:rFonts w:ascii="Times New Roman" w:hAnsi="Times New Roman" w:cs="Times New Roman"/>
+        </w:rPr>
+        <w:t>endogenous nature</w:t>
+      </w:r>
+      <w:r>
+        <w:rPr>
+          <w:rFonts w:ascii="Times New Roman" w:hAnsi="Times New Roman" w:cs="Times New Roman"/>
+        </w:rPr>
+        <w:t xml:space="preserve"> of the problem that made it </w:t>
+      </w:r>
+      <w:r>
+        <w:rPr>
+          <w:rFonts w:ascii="Times New Roman" w:hAnsi="Times New Roman" w:cs="Times New Roman"/>
+        </w:rPr>
+        <w:t>near-impossib</w:t>
+      </w:r>
+      <w:r>
+        <w:rPr>
+          <w:rFonts w:ascii="Times New Roman" w:hAnsi="Times New Roman" w:cs="Times New Roman"/>
+        </w:rPr>
+        <w:t>le</w:t>
+      </w:r>
+      <w:r>
+        <w:rPr>
+          <w:rFonts w:ascii="Times New Roman" w:hAnsi="Times New Roman" w:cs="Times New Roman"/>
+        </w:rPr>
+        <w:t xml:space="preserve"> </w:t>
+      </w:r>
+      <w:r>
+        <w:rPr>
+          <w:rFonts w:ascii="Times New Roman" w:hAnsi="Times New Roman" w:cs="Times New Roman"/>
+        </w:rPr>
+        <w:t xml:space="preserve">to isolate </w:t>
+      </w:r>
+      <w:r>
+        <w:rPr>
+          <w:rFonts w:ascii="Times New Roman" w:hAnsi="Times New Roman" w:cs="Times New Roman"/>
+        </w:rPr>
+        <w:t xml:space="preserve">program effects from the broader economic conditions that shaped both designation decisions and post-designation trajectories. When analyzing Baltimore, these concerns are not </w:t>
+      </w:r>
+      <w:r>
+        <w:rPr>
+          <w:rFonts w:ascii="Times New Roman" w:hAnsi="Times New Roman" w:cs="Times New Roman"/>
+        </w:rPr>
+        <w:t xml:space="preserve">merely </w:t>
+      </w:r>
+      <w:r>
+        <w:rPr>
+          <w:rFonts w:ascii="Times New Roman" w:hAnsi="Times New Roman" w:cs="Times New Roman"/>
+        </w:rPr>
+        <w:t>abstract. The city's economic trajectory over the decades preceding each designation wave</w:t>
+      </w:r>
+      <w:r>
+        <w:rPr>
+          <w:rFonts w:ascii="Times New Roman" w:hAnsi="Times New Roman" w:cs="Times New Roman"/>
+        </w:rPr>
+        <w:t xml:space="preserve"> is</w:t>
+      </w:r>
+      <w:r>
+        <w:rPr>
+          <w:rFonts w:ascii="Times New Roman" w:hAnsi="Times New Roman" w:cs="Times New Roman"/>
+        </w:rPr>
+        <w:t xml:space="preserve"> marked by deindustrialization, population loss, and the spatial concentration of vacancy </w:t>
+      </w:r>
+      <w:r>
+        <w:rPr>
+          <w:rFonts w:ascii="Times New Roman" w:hAnsi="Times New Roman" w:cs="Times New Roman"/>
+        </w:rPr>
+        <w:t xml:space="preserve">as </w:t>
+      </w:r>
+      <w:r>
+        <w:rPr>
+          <w:rFonts w:ascii="Times New Roman" w:hAnsi="Times New Roman" w:cs="Times New Roman"/>
+        </w:rPr>
+        <w:t>documented in Section I</w:t>
+      </w:r>
+      <w:r>
+        <w:rPr>
+          <w:rFonts w:ascii="Times New Roman" w:hAnsi="Times New Roman" w:cs="Times New Roman"/>
+        </w:rPr>
+        <w:t>.</w:t>
+      </w:r>
+      <w:r>
+        <w:rPr>
+          <w:rFonts w:ascii="Times New Roman" w:hAnsi="Times New Roman" w:cs="Times New Roman"/>
+        </w:rPr>
+        <w:t xml:space="preserve"> </w:t>
+      </w:r>
+      <w:r>
+        <w:rPr>
+          <w:rFonts w:ascii="Times New Roman" w:hAnsi="Times New Roman" w:cs="Times New Roman"/>
+        </w:rPr>
+        <w:t>And the a</w:t>
+      </w:r>
+      <w:r>
+        <w:rPr>
+          <w:rFonts w:ascii="Times New Roman" w:hAnsi="Times New Roman" w:cs="Times New Roman"/>
+        </w:rPr>
+        <w:t>reas selected for EZ status were already among the most distressed in the city. Disentangling the program's contribution from the underlying conditions that motivated designation in the first place is precisely the identification challenge faced in early literature and one that is important to address when evaluating the efficacy of EZs in Baltimore</w:t>
+      </w:r>
+      <w:r>
+        <w:rPr>
+          <w:rFonts w:ascii="Times New Roman" w:hAnsi="Times New Roman" w:cs="Times New Roman"/>
+        </w:rPr>
+        <w:t>.</w:t>
+      </w:r>
+    </w:p>
+    <w:p>
+      <w:pPr>
+        <w:ind w:firstLine="720"/>
+        <w:rPr>
+          <w:rFonts w:ascii="Times New Roman" w:hAnsi="Times New Roman" w:cs="Times New Roman"/>
+        </w:rPr>
+      </w:pPr>
+      <w:r>
+        <w:rPr>
+          <w:rFonts w:ascii="Times New Roman" w:hAnsi="Times New Roman" w:cs="Times New Roman"/>
+        </w:rPr>
+        <w:lastRenderedPageBreak/>
+        <w:t>What the early literature did establish is that EZ incentives appear to operate differently depending on the local economic contex</w:t>
+      </w:r>
+      <w:r>
+        <w:rPr>
+          <w:rFonts w:ascii="Times New Roman" w:hAnsi="Times New Roman" w:cs="Times New Roman"/>
+        </w:rPr>
+        <w:t>t</w:t>
+      </w:r>
+      <w:r>
+        <w:rPr>
+          <w:rFonts w:ascii="Times New Roman" w:hAnsi="Times New Roman" w:cs="Times New Roman"/>
+        </w:rPr>
+        <w:t>. Zones anchored in areas retaining some commercial base showed more consistent evidence of investment activity than those targeting the most severely distressed corridors</w:t>
+      </w:r>
+      <w:r>
+        <w:rPr>
+          <w:rFonts w:ascii="Times New Roman" w:hAnsi="Times New Roman" w:cs="Times New Roman"/>
+        </w:rPr>
+        <w:t>.</w:t>
+      </w:r>
+      <w:r>
+        <w:rPr>
+          <w:rFonts w:ascii="Times New Roman" w:hAnsi="Times New Roman" w:cs="Times New Roman"/>
+        </w:rPr>
+        <w:t xml:space="preserve"> </w:t>
+      </w:r>
+      <w:r>
+        <w:rPr>
+          <w:rFonts w:ascii="Times New Roman" w:hAnsi="Times New Roman" w:cs="Times New Roman"/>
+        </w:rPr>
+        <w:t>L</w:t>
+      </w:r>
+      <w:r>
+        <w:rPr>
+          <w:rFonts w:ascii="Times New Roman" w:hAnsi="Times New Roman" w:cs="Times New Roman"/>
+        </w:rPr>
+        <w:t>arger capital-intensive firms responded more reliably to property tax incentives than the small labor-intensive businesses that populated the neighborhoods the programs were designed to help (Wilder &amp; Rubin, 1996). The identification revolution in applied economics</w:t>
+      </w:r>
+      <w:r>
+        <w:rPr>
+          <w:rFonts w:ascii="Times New Roman" w:hAnsi="Times New Roman" w:cs="Times New Roman"/>
+        </w:rPr>
+        <w:t xml:space="preserve"> during the nineties</w:t>
+      </w:r>
+      <w:r>
+        <w:rPr>
+          <w:rFonts w:ascii="Times New Roman" w:hAnsi="Times New Roman" w:cs="Times New Roman"/>
+        </w:rPr>
+        <w:t xml:space="preserve"> sharpened both the tools and the frustrations</w:t>
+      </w:r>
+      <w:r>
+        <w:rPr>
+          <w:rFonts w:ascii="Times New Roman" w:hAnsi="Times New Roman" w:cs="Times New Roman"/>
+        </w:rPr>
+        <w:t xml:space="preserve"> in causal inference</w:t>
+      </w:r>
+      <w:r>
+        <w:rPr>
+          <w:rFonts w:ascii="Times New Roman" w:hAnsi="Times New Roman" w:cs="Times New Roman"/>
+        </w:rPr>
+        <w:t>. Papke (1994) provided one of the first credible quasi-experimental assessments</w:t>
+      </w:r>
+      <w:r>
+        <w:rPr>
+          <w:rFonts w:ascii="Times New Roman" w:hAnsi="Times New Roman" w:cs="Times New Roman"/>
+        </w:rPr>
+        <w:t xml:space="preserve"> </w:t>
+      </w:r>
+      <w:r>
+        <w:rPr>
+          <w:rFonts w:ascii="Times New Roman" w:hAnsi="Times New Roman" w:cs="Times New Roman"/>
+        </w:rPr>
+        <w:t xml:space="preserve">of </w:t>
+      </w:r>
+      <w:r>
+        <w:rPr>
+          <w:rFonts w:ascii="Times New Roman" w:hAnsi="Times New Roman" w:cs="Times New Roman"/>
+        </w:rPr>
+        <w:t xml:space="preserve">EZ impacts </w:t>
+      </w:r>
+      <w:r>
+        <w:rPr>
+          <w:rFonts w:ascii="Times New Roman" w:hAnsi="Times New Roman" w:cs="Times New Roman"/>
+        </w:rPr>
+        <w:t>by</w:t>
+      </w:r>
+      <w:r>
+        <w:rPr>
+          <w:rFonts w:ascii="Times New Roman" w:hAnsi="Times New Roman" w:cs="Times New Roman"/>
+        </w:rPr>
+        <w:t xml:space="preserve"> exploiting variation in Indiana's EZ program</w:t>
+      </w:r>
+      <w:r>
+        <w:rPr>
+          <w:rFonts w:ascii="Times New Roman" w:hAnsi="Times New Roman" w:cs="Times New Roman"/>
+        </w:rPr>
+        <w:t>.</w:t>
+      </w:r>
+      <w:r>
+        <w:rPr>
+          <w:rFonts w:ascii="Times New Roman" w:hAnsi="Times New Roman" w:cs="Times New Roman"/>
+        </w:rPr>
+        <w:t xml:space="preserve"> </w:t>
+      </w:r>
+      <w:r>
+        <w:rPr>
+          <w:rFonts w:ascii="Times New Roman" w:hAnsi="Times New Roman" w:cs="Times New Roman"/>
+        </w:rPr>
+        <w:t>H</w:t>
+      </w:r>
+      <w:r>
+        <w:rPr>
+          <w:rFonts w:ascii="Times New Roman" w:hAnsi="Times New Roman" w:cs="Times New Roman"/>
+        </w:rPr>
+        <w:t xml:space="preserve">e found </w:t>
+      </w:r>
+      <w:r>
+        <w:rPr>
+          <w:rFonts w:ascii="Times New Roman" w:hAnsi="Times New Roman" w:cs="Times New Roman"/>
+        </w:rPr>
+        <w:t xml:space="preserve">an eight percent increase in inventory values and a nineteen percent reduction in unemployment claims following designation. </w:t>
+      </w:r>
+      <w:proofErr w:type="spellStart"/>
+      <w:r>
+        <w:rPr>
+          <w:rFonts w:ascii="Times New Roman" w:hAnsi="Times New Roman" w:cs="Times New Roman"/>
+        </w:rPr>
+        <w:t>Boarnet</w:t>
+      </w:r>
+      <w:proofErr w:type="spellEnd"/>
+      <w:r>
+        <w:rPr>
+          <w:rFonts w:ascii="Times New Roman" w:hAnsi="Times New Roman" w:cs="Times New Roman"/>
+        </w:rPr>
+        <w:t xml:space="preserve"> and Bogart (1996) found no significant employment or property value effects in New Jersey, and </w:t>
+      </w:r>
+      <w:proofErr w:type="spellStart"/>
+      <w:r>
+        <w:rPr>
+          <w:rFonts w:ascii="Times New Roman" w:hAnsi="Times New Roman" w:cs="Times New Roman"/>
+        </w:rPr>
+        <w:t>Bondonio</w:t>
+      </w:r>
+      <w:proofErr w:type="spellEnd"/>
+      <w:r>
+        <w:rPr>
+          <w:rFonts w:ascii="Times New Roman" w:hAnsi="Times New Roman" w:cs="Times New Roman"/>
+        </w:rPr>
+        <w:t xml:space="preserve"> and Engberg (2000) reached the same null conclusion across five state programs simultaneously. </w:t>
+      </w:r>
+      <w:r>
+        <w:rPr>
+          <w:rFonts w:ascii="Times New Roman" w:hAnsi="Times New Roman" w:cs="Times New Roman"/>
+        </w:rPr>
+        <w:t xml:space="preserve">Additionally, </w:t>
+      </w:r>
+      <w:r>
+        <w:rPr>
+          <w:rFonts w:ascii="Times New Roman" w:hAnsi="Times New Roman" w:cs="Times New Roman"/>
+        </w:rPr>
+        <w:t xml:space="preserve">Billings (2009), using a border-matching strategy that compared establishments just inside and just outside EZ boundaries in Colorado, found that while tax credits had no measurable effect on where new businesses chose to locate, they did generate modest employment gains within designated areas. Billings </w:t>
+      </w:r>
+      <w:r>
+        <w:rPr>
+          <w:rFonts w:ascii="Times New Roman" w:hAnsi="Times New Roman" w:cs="Times New Roman"/>
+        </w:rPr>
+        <w:t xml:space="preserve">also </w:t>
+      </w:r>
+      <w:r>
+        <w:rPr>
+          <w:rFonts w:ascii="Times New Roman" w:hAnsi="Times New Roman" w:cs="Times New Roman"/>
+        </w:rPr>
+        <w:t xml:space="preserve">noted </w:t>
+      </w:r>
+      <w:r>
+        <w:rPr>
+          <w:rFonts w:ascii="Times New Roman" w:hAnsi="Times New Roman" w:cs="Times New Roman"/>
+        </w:rPr>
+        <w:t>the modest employment gains observed were consistent with landlords capitalizing the tax credits into higher rents through increased land values, effectively neutralizing the cost advantage the program was designed to provide to firms.</w:t>
+      </w:r>
+      <w:r>
+        <w:rPr>
+          <w:rFonts w:ascii="Times New Roman" w:hAnsi="Times New Roman" w:cs="Times New Roman"/>
+        </w:rPr>
+        <w:t xml:space="preserve"> </w:t>
+      </w:r>
+      <w:r>
+        <w:rPr>
+          <w:rFonts w:ascii="Times New Roman" w:hAnsi="Times New Roman" w:cs="Times New Roman"/>
+        </w:rPr>
+        <w:t>Neumark and Kolko (2010) arrived at similar conclusion</w:t>
+      </w:r>
+      <w:r>
+        <w:rPr>
+          <w:rFonts w:ascii="Times New Roman" w:hAnsi="Times New Roman" w:cs="Times New Roman"/>
+        </w:rPr>
+        <w:t xml:space="preserve"> from analyzing </w:t>
+      </w:r>
+      <w:r>
+        <w:rPr>
+          <w:rFonts w:ascii="Times New Roman" w:hAnsi="Times New Roman" w:cs="Times New Roman"/>
+        </w:rPr>
+        <w:t>California</w:t>
+      </w:r>
+      <w:r>
+        <w:rPr>
+          <w:rFonts w:ascii="Times New Roman" w:hAnsi="Times New Roman" w:cs="Times New Roman"/>
+        </w:rPr>
+        <w:t>’s Enterprise Zones</w:t>
+      </w:r>
+      <w:r>
+        <w:rPr>
+          <w:rFonts w:ascii="Times New Roman" w:hAnsi="Times New Roman" w:cs="Times New Roman"/>
+        </w:rPr>
+        <w:t>.</w:t>
+      </w:r>
+      <w:r>
+        <w:rPr>
+          <w:rFonts w:ascii="Times New Roman" w:hAnsi="Times New Roman" w:cs="Times New Roman"/>
+        </w:rPr>
+        <w:t xml:space="preserve"> </w:t>
+      </w:r>
+      <w:r>
+        <w:rPr>
+          <w:rFonts w:ascii="Times New Roman" w:hAnsi="Times New Roman" w:cs="Times New Roman"/>
+        </w:rPr>
+        <w:t>They found</w:t>
+      </w:r>
+      <w:r>
+        <w:rPr>
+          <w:rFonts w:ascii="Times New Roman" w:hAnsi="Times New Roman" w:cs="Times New Roman"/>
+        </w:rPr>
+        <w:t xml:space="preserve"> </w:t>
+      </w:r>
+      <w:r>
+        <w:rPr>
+          <w:rFonts w:ascii="Times New Roman" w:hAnsi="Times New Roman" w:cs="Times New Roman"/>
+        </w:rPr>
+        <w:t>no significant employment effects and no evidence of positive spillovers to surrounding areas. Neumark and Young (2021) extended the analysis across thirteen states and through longer time horizons, finding that the absence of positive effects was not merely a short-run phenomenon</w:t>
+      </w:r>
+      <w:r>
+        <w:rPr>
+          <w:rFonts w:ascii="Times New Roman" w:hAnsi="Times New Roman" w:cs="Times New Roman"/>
+        </w:rPr>
+        <w:t>.</w:t>
+      </w:r>
+      <w:r>
+        <w:rPr>
+          <w:rFonts w:ascii="Times New Roman" w:hAnsi="Times New Roman" w:cs="Times New Roman"/>
+        </w:rPr>
+        <w:t xml:space="preserve"> </w:t>
+      </w:r>
+      <w:r>
+        <w:rPr>
+          <w:rFonts w:ascii="Times New Roman" w:hAnsi="Times New Roman" w:cs="Times New Roman"/>
+        </w:rPr>
+        <w:t>I</w:t>
+      </w:r>
+      <w:r>
+        <w:rPr>
+          <w:rFonts w:ascii="Times New Roman" w:hAnsi="Times New Roman" w:cs="Times New Roman"/>
+        </w:rPr>
+        <w:t xml:space="preserve">f anything, longer-run effects trended </w:t>
+      </w:r>
+      <w:proofErr w:type="gramStart"/>
+      <w:r>
+        <w:rPr>
+          <w:rFonts w:ascii="Times New Roman" w:hAnsi="Times New Roman" w:cs="Times New Roman"/>
+        </w:rPr>
+        <w:t>negative</w:t>
+      </w:r>
+      <w:proofErr w:type="gramEnd"/>
+      <w:r>
+        <w:rPr>
+          <w:rFonts w:ascii="Times New Roman" w:hAnsi="Times New Roman" w:cs="Times New Roman"/>
+        </w:rPr>
+        <w:t xml:space="preserve"> and emphasized the importance </w:t>
+      </w:r>
+      <w:r>
+        <w:rPr>
+          <w:rFonts w:ascii="Times New Roman" w:hAnsi="Times New Roman" w:cs="Times New Roman"/>
+        </w:rPr>
+        <w:t>of program design and t</w:t>
+      </w:r>
+      <w:r>
+        <w:rPr>
+          <w:rFonts w:ascii="Times New Roman" w:hAnsi="Times New Roman" w:cs="Times New Roman"/>
+        </w:rPr>
+        <w:t>he structure of incentives offered to designated firms</w:t>
+      </w:r>
+      <w:r>
+        <w:rPr>
+          <w:rFonts w:ascii="Times New Roman" w:hAnsi="Times New Roman" w:cs="Times New Roman"/>
+        </w:rPr>
+        <w:t>.</w:t>
+      </w:r>
+    </w:p>
+    <w:p>
+      <w:pPr>
+        <w:ind w:firstLine="720"/>
+        <w:rPr>
+          <w:rFonts w:ascii="Times New Roman" w:hAnsi="Times New Roman" w:cs="Times New Roman"/>
+        </w:rPr>
+      </w:pPr>
+      <w:r>
+        <w:rPr>
+          <w:rFonts w:ascii="Times New Roman" w:hAnsi="Times New Roman" w:cs="Times New Roman"/>
+        </w:rPr>
+        <w:t>Despite all of th</w:t>
+      </w:r>
+      <w:r>
+        <w:rPr>
+          <w:rFonts w:ascii="Times New Roman" w:hAnsi="Times New Roman" w:cs="Times New Roman"/>
+        </w:rPr>
+        <w:t xml:space="preserve">e </w:t>
+      </w:r>
+      <w:r>
+        <w:rPr>
+          <w:rFonts w:ascii="Times New Roman" w:hAnsi="Times New Roman" w:cs="Times New Roman"/>
+        </w:rPr>
+        <w:t>inconclusive</w:t>
+      </w:r>
+      <w:r>
+        <w:rPr>
+          <w:rFonts w:ascii="Times New Roman" w:hAnsi="Times New Roman" w:cs="Times New Roman"/>
+        </w:rPr>
+        <w:t xml:space="preserve"> findings associated with Enterprise Zones</w:t>
+      </w:r>
+      <w:r>
+        <w:rPr>
+          <w:rFonts w:ascii="Times New Roman" w:hAnsi="Times New Roman" w:cs="Times New Roman"/>
+        </w:rPr>
+        <w:t>, Busso, Gregory, and Kline (2013)</w:t>
+      </w:r>
+      <w:r>
+        <w:rPr>
+          <w:rFonts w:ascii="Times New Roman" w:hAnsi="Times New Roman" w:cs="Times New Roman"/>
+        </w:rPr>
+        <w:t xml:space="preserve"> </w:t>
+      </w:r>
+      <w:r>
+        <w:rPr>
+          <w:rFonts w:ascii="Times New Roman" w:hAnsi="Times New Roman" w:cs="Times New Roman"/>
+        </w:rPr>
+        <w:t>found that federal Empowerment Zones generated substantial employment gains and wage increases for local workers without corresponding increases in population or housing costs</w:t>
+      </w:r>
+      <w:r>
+        <w:rPr>
+          <w:rFonts w:ascii="Times New Roman" w:hAnsi="Times New Roman" w:cs="Times New Roman"/>
+        </w:rPr>
+        <w:t>. Their results suggest</w:t>
+      </w:r>
+      <w:r>
+        <w:rPr>
+          <w:rFonts w:ascii="Times New Roman" w:hAnsi="Times New Roman" w:cs="Times New Roman"/>
+        </w:rPr>
+        <w:t xml:space="preserve"> that under certain conditions place-based subsidies can produce genuine welfare improvements rather than mere transfers to landowners. </w:t>
+      </w:r>
+      <w:r>
+        <w:rPr>
+          <w:rFonts w:ascii="Times New Roman" w:hAnsi="Times New Roman" w:cs="Times New Roman"/>
+        </w:rPr>
+        <w:t>Notably, Busso et al. found no corresponding increases in housing costs or property values within Empowerment Zones, suggesting that under federal program conditions, employment gains did not fully capitalize into land values. That finding stands in tension with the Billings (2009) result, where capitalization into rents appeared to be the primary channel through which designation affected local markets.</w:t>
+      </w:r>
+      <w:r>
+        <w:rPr>
+          <w:rFonts w:ascii="Times New Roman" w:hAnsi="Times New Roman" w:cs="Times New Roman"/>
+        </w:rPr>
+        <w:t xml:space="preserve"> </w:t>
+      </w:r>
+      <w:r>
+        <w:rPr>
+          <w:rFonts w:ascii="Times New Roman" w:hAnsi="Times New Roman" w:cs="Times New Roman"/>
+        </w:rPr>
+        <w:t>This along with t</w:t>
+      </w:r>
+      <w:r>
+        <w:rPr>
+          <w:rFonts w:ascii="Times New Roman" w:hAnsi="Times New Roman" w:cs="Times New Roman"/>
+        </w:rPr>
+        <w:t xml:space="preserve">he broader review of the literature therefore </w:t>
+      </w:r>
+      <w:r>
+        <w:rPr>
+          <w:rFonts w:ascii="Times New Roman" w:hAnsi="Times New Roman" w:cs="Times New Roman"/>
+        </w:rPr>
+        <w:t>yields</w:t>
+      </w:r>
+      <w:r>
+        <w:rPr>
+          <w:rFonts w:ascii="Times New Roman" w:hAnsi="Times New Roman" w:cs="Times New Roman"/>
+        </w:rPr>
+        <w:t xml:space="preserve"> an uncomfortable conclusion: results are mixed, context-dependent, and sensitive to both program design and identification strategy. That tension is not </w:t>
+      </w:r>
+      <w:r>
+        <w:rPr>
+          <w:rFonts w:ascii="Times New Roman" w:hAnsi="Times New Roman" w:cs="Times New Roman"/>
+        </w:rPr>
+        <w:t xml:space="preserve">one that </w:t>
+      </w:r>
+      <w:r>
+        <w:rPr>
+          <w:rFonts w:ascii="Times New Roman" w:hAnsi="Times New Roman" w:cs="Times New Roman"/>
+        </w:rPr>
+        <w:t xml:space="preserve">more data alone can resolve. It reflects a deeper theoretical question about how the incidence of a place-based tax incentive is determined, whether the benefit flows to the firms the program targets, the property owners who supply the space those firms occupy, or the workers whose wages and residential </w:t>
+      </w:r>
+      <w:r>
+        <w:rPr>
+          <w:rFonts w:ascii="Times New Roman" w:hAnsi="Times New Roman" w:cs="Times New Roman"/>
+        </w:rPr>
+        <w:lastRenderedPageBreak/>
+        <w:t>options adjust in response. Answering that question requires working through the economic mechanisms from first principles.</w:t>
+      </w:r>
+      <w:r>
+        <w:rPr>
+          <w:rFonts w:ascii="Times New Roman" w:hAnsi="Times New Roman" w:cs="Times New Roman"/>
+        </w:rPr>
+        <w:t xml:space="preserve"> </w:t>
+      </w:r>
+    </w:p>
+    <w:p>
+      <w:pPr>
+        <w:ind w:firstLine="720"/>
+        <w:rPr>
+          <w:rFonts w:ascii="Times New Roman" w:eastAsiaTheme="minorEastAsia" w:hAnsi="Times New Roman" w:cs="Times New Roman"/>
+        </w:rPr>
+      </w:pPr>
+      <w:r>
+        <w:rPr>
+          <w:rFonts w:ascii="Times New Roman" w:hAnsi="Times New Roman" w:cs="Times New Roman"/>
+        </w:rPr>
+        <w:t>At its most fundamental level, an Enterprise Zone designation is a tax incentive, and the welfare economics of tax incentives provide</w:t>
+      </w:r>
+      <w:r>
+        <w:rPr>
+          <w:rFonts w:ascii="Times New Roman" w:hAnsi="Times New Roman" w:cs="Times New Roman"/>
+        </w:rPr>
+        <w:t>s</w:t>
+      </w:r>
+      <w:r>
+        <w:rPr>
+          <w:rFonts w:ascii="Times New Roman" w:hAnsi="Times New Roman" w:cs="Times New Roman"/>
+        </w:rPr>
+        <w:t xml:space="preserve"> the appropriate starting point for evaluating what such a program can and cannot accomplish.</w:t>
+      </w:r>
+      <w:r>
+        <w:rPr>
+          <w:rFonts w:ascii="Times New Roman" w:hAnsi="Times New Roman" w:cs="Times New Roman"/>
+        </w:rPr>
+        <w:t xml:space="preserve"> </w:t>
+      </w:r>
+      <w:r>
+        <w:rPr>
+          <w:rFonts w:ascii="Times New Roman" w:hAnsi="Times New Roman" w:cs="Times New Roman"/>
+        </w:rPr>
+        <w:t xml:space="preserve">We begin by considering a setup in the tradition of Rosen (1979) and Roback (1982). Consider a set of agents </w:t>
+      </w:r>
+      <m:oMath>
+        <m:r>
+          <w:rPr>
+            <w:rFonts w:ascii="Cambria Math" w:hAnsi="Cambria Math" w:cs="Times New Roman"/>
+          </w:rPr>
+          <m:t>{x, y}</m:t>
+        </m:r>
+      </m:oMath>
+      <w:r>
+        <w:rPr>
+          <w:rFonts w:ascii="Times New Roman" w:eastAsiaTheme="minorEastAsia" w:hAnsi="Times New Roman" w:cs="Times New Roman"/>
+        </w:rPr>
+        <w:t xml:space="preserve"> </w:t>
+      </w:r>
+      <w:r>
+        <w:rPr>
+          <w:rFonts w:ascii="Times New Roman" w:hAnsi="Times New Roman" w:cs="Times New Roman"/>
+        </w:rPr>
+        <w:t>distributed across a discrete set of locations</w:t>
+      </w:r>
+      <w:r>
+        <w:rPr>
+          <w:rFonts w:ascii="Times New Roman" w:hAnsi="Times New Roman" w:cs="Times New Roman"/>
+        </w:rPr>
+        <w:t xml:space="preserve"> </w:t>
+      </w:r>
+      <m:oMath>
+        <m:r>
+          <w:rPr>
+            <w:rFonts w:ascii="Cambria Math" w:hAnsi="Cambria Math" w:cs="Times New Roman"/>
+          </w:rPr>
+          <m:t>j ∈J</m:t>
+        </m:r>
+      </m:oMath>
+      <w:r>
+        <w:rPr>
+          <w:rFonts w:ascii="Times New Roman" w:eastAsiaTheme="minorEastAsia" w:hAnsi="Times New Roman" w:cs="Times New Roman"/>
+        </w:rPr>
+        <w:t xml:space="preserve">: </w:t>
+      </w:r>
+      <w:r>
+        <w:rPr>
+          <w:rFonts w:ascii="Times New Roman" w:eastAsiaTheme="minorEastAsia" w:hAnsi="Times New Roman" w:cs="Times New Roman"/>
+        </w:rPr>
+        <w:t>utility-maximizing consumers choosing where to live and how much housing and consumption to demand, and profit-maximizing firms choosing where to locate and how much real estate to occupy as a factor of production. Agents are initially assumed to be identical and perfectly mobile across locations. Consumers maximize a CES utility function defined over consumption of a numeraire commodity</w:t>
+      </w:r>
+      <w:r>
+        <w:rPr>
+          <w:rFonts w:ascii="Times New Roman" w:eastAsiaTheme="minorEastAsia" w:hAnsi="Times New Roman" w:cs="Times New Roman"/>
+        </w:rPr>
+        <w:t>, bread,</w:t>
+      </w:r>
+      <w:r>
+        <w:rPr>
+          <w:rFonts w:ascii="Times New Roman" w:eastAsiaTheme="minorEastAsia" w:hAnsi="Times New Roman" w:cs="Times New Roman"/>
+        </w:rPr>
+        <w:t xml:space="preserve"> </w:t>
+      </w:r>
+      <m:oMath>
+        <m:r>
+          <w:rPr>
+            <w:rFonts w:ascii="Cambria Math" w:eastAsiaTheme="minorEastAsia" w:hAnsi="Cambria Math" w:cs="Times New Roman"/>
+          </w:rPr>
+          <m:t>c</m:t>
+        </m:r>
+      </m:oMath>
+      <w:r>
+        <w:rPr>
+          <w:rFonts w:ascii="Times New Roman" w:eastAsiaTheme="minorEastAsia" w:hAnsi="Times New Roman" w:cs="Times New Roman"/>
+        </w:rPr>
+        <w:t xml:space="preserve">, housing </w:t>
+      </w:r>
+      <m:oMath>
+        <m:r>
+          <w:rPr>
+            <w:rFonts w:ascii="Cambria Math" w:eastAsiaTheme="minorEastAsia" w:hAnsi="Cambria Math" w:cs="Times New Roman"/>
+          </w:rPr>
+          <m:t>q</m:t>
+        </m:r>
+      </m:oMath>
+      <w:r>
+        <w:rPr>
+          <w:rFonts w:ascii="Times New Roman" w:eastAsiaTheme="minorEastAsia" w:hAnsi="Times New Roman" w:cs="Times New Roman"/>
+        </w:rPr>
+        <w:t xml:space="preserve">, and a location-specific amenity index </w:t>
+      </w:r>
+      <m:oMath>
+        <m:sSub>
+          <m:sSubPr>
+            <m:ctrlPr>
+              <w:rPr>
+                <w:rFonts w:ascii="Cambria Math" w:eastAsiaTheme="minorEastAsia" w:hAnsi="Cambria Math" w:cs="Times New Roman"/>
+              </w:rPr>
+            </m:ctrlPr>
+          </m:sSubPr>
+          <m:e>
+            <m:r>
+              <w:rPr>
+                <w:rFonts w:ascii="Cambria Math" w:eastAsiaTheme="minorEastAsia" w:hAnsi="Cambria Math" w:cs="Times New Roman"/>
+              </w:rPr>
+              <m:t>a</m:t>
+            </m:r>
+          </m:e>
+          <m:sub>
+            <m:r>
+              <w:rPr>
+                <w:rFonts w:ascii="Cambria Math" w:eastAsiaTheme="minorEastAsia" w:hAnsi="Cambria Math" w:cs="Times New Roman"/>
+              </w:rPr>
+              <m:t>j</m:t>
+            </m:r>
+          </m:sub>
+        </m:sSub>
+      </m:oMath>
+      <w:r>
+        <w:rPr>
+          <w:rFonts w:ascii="Times New Roman" w:eastAsiaTheme="minorEastAsia" w:hAnsi="Times New Roman" w:cs="Times New Roman"/>
+        </w:rPr>
+        <w:t>:</w:t>
+      </w:r>
+    </w:p>
+    <w:p>
+      <w:pPr>
+        <w:ind w:firstLine="720"/>
+        <w:rPr>
+          <w:rFonts w:ascii="Times New Roman" w:eastAsiaTheme="minorEastAsia" w:hAnsi="Times New Roman" w:cs="Times New Roman"/>
+        </w:rPr>
+      </w:pPr>
+      <m:oMathPara>
+        <m:oMath>
+          <m:r>
+            <w:rPr>
+              <w:rFonts w:ascii="Cambria Math" w:hAnsi="Cambria Math" w:cs="Times New Roman"/>
+            </w:rPr>
+            <m:t>u</m:t>
+          </m:r>
+          <m:d>
+            <m:dPr>
+              <m:ctrlPr>
+                <w:rPr>
+                  <w:rFonts w:ascii="Cambria Math" w:hAnsi="Cambria Math" w:cs="Times New Roman"/>
+                  <w:i/>
+                </w:rPr>
+              </m:ctrlPr>
+            </m:dPr>
+            <m:e>
+              <m:r>
+                <w:rPr>
+                  <w:rFonts w:ascii="Cambria Math" w:hAnsi="Cambria Math" w:cs="Times New Roman"/>
+                </w:rPr>
+                <m:t>c,q,a</m:t>
+              </m:r>
+            </m:e>
+          </m:d>
+          <m:r>
+            <w:rPr>
+              <w:rFonts w:ascii="Cambria Math" w:hAnsi="Cambria Math" w:cs="Times New Roman"/>
+            </w:rPr>
+            <m:t>=</m:t>
+          </m:r>
+          <m:sSup>
+            <m:sSupPr>
+              <m:ctrlPr>
+                <w:rPr>
+                  <w:rFonts w:ascii="Cambria Math" w:eastAsiaTheme="minorEastAsia" w:hAnsi="Cambria Math" w:cs="Times New Roman"/>
+                  <w:i/>
+                </w:rPr>
+              </m:ctrlPr>
+            </m:sSupPr>
+            <m:e>
+              <m:d>
+                <m:dPr>
+                  <m:begChr m:val="["/>
+                  <m:endChr m:val="]"/>
+                  <m:ctrlPr>
+                    <w:rPr>
+                      <w:rFonts w:ascii="Cambria Math" w:hAnsi="Cambria Math" w:cs="Times New Roman"/>
+                      <w:i/>
+                    </w:rPr>
+                  </m:ctrlPr>
+                </m:dPr>
+                <m:e>
+                  <m:r>
+                    <w:rPr>
+                      <w:rFonts w:ascii="Cambria Math" w:hAnsi="Cambria Math" w:cs="Times New Roman"/>
+                    </w:rPr>
+                    <m:t>α</m:t>
+                  </m:r>
+                  <m:sSup>
+                    <m:sSupPr>
+                      <m:ctrlPr>
+                        <w:rPr>
+                          <w:rFonts w:ascii="Cambria Math" w:hAnsi="Cambria Math" w:cs="Times New Roman"/>
+                          <w:i/>
+                        </w:rPr>
+                      </m:ctrlPr>
+                    </m:sSupPr>
+                    <m:e>
+                      <m:r>
+                        <w:rPr>
+                          <w:rFonts w:ascii="Cambria Math" w:hAnsi="Cambria Math" w:cs="Times New Roman"/>
+                        </w:rPr>
+                        <m:t>c</m:t>
+                      </m:r>
+                    </m:e>
+                    <m:sup>
+                      <m:f>
+                        <m:fPr>
+                          <m:ctrlPr>
+                            <w:rPr>
+                              <w:rFonts w:ascii="Cambria Math" w:hAnsi="Cambria Math" w:cs="Times New Roman"/>
+                              <w:i/>
+                            </w:rPr>
+                          </m:ctrlPr>
+                        </m:fPr>
+                        <m:num>
+                          <m:r>
+                            <w:rPr>
+                              <w:rFonts w:ascii="Cambria Math" w:hAnsi="Cambria Math" w:cs="Times New Roman"/>
+                            </w:rPr>
+                            <m:t>σ-1</m:t>
+                          </m:r>
+                        </m:num>
+                        <m:den>
+                          <m:r>
+                            <w:rPr>
+                              <w:rFonts w:ascii="Cambria Math" w:hAnsi="Cambria Math" w:cs="Times New Roman"/>
+                            </w:rPr>
+                            <m:t>σ</m:t>
+                          </m:r>
+                        </m:den>
+                      </m:f>
+                    </m:sup>
+                  </m:sSup>
+                  <m:r>
+                    <w:rPr>
+                      <w:rFonts w:ascii="Cambria Math" w:hAnsi="Cambria Math" w:cs="Times New Roman"/>
+                    </w:rPr>
+                    <m:t>+ β</m:t>
+                  </m:r>
+                  <m:sSup>
+                    <m:sSupPr>
+                      <m:ctrlPr>
+                        <w:rPr>
+                          <w:rFonts w:ascii="Cambria Math" w:hAnsi="Cambria Math" w:cs="Times New Roman"/>
+                          <w:i/>
+                        </w:rPr>
+                      </m:ctrlPr>
+                    </m:sSupPr>
+                    <m:e>
+                      <m:r>
+                        <w:rPr>
+                          <w:rFonts w:ascii="Cambria Math" w:hAnsi="Cambria Math" w:cs="Times New Roman"/>
+                        </w:rPr>
+                        <m:t>q</m:t>
+                      </m:r>
+                    </m:e>
+                    <m:sup>
+                      <m:f>
+                        <m:fPr>
+                          <m:ctrlPr>
+                            <w:rPr>
+                              <w:rFonts w:ascii="Cambria Math" w:hAnsi="Cambria Math" w:cs="Times New Roman"/>
+                              <w:i/>
+                            </w:rPr>
+                          </m:ctrlPr>
+                        </m:fPr>
+                        <m:num>
+                          <m:r>
+                            <w:rPr>
+                              <w:rFonts w:ascii="Cambria Math" w:hAnsi="Cambria Math" w:cs="Times New Roman"/>
+                            </w:rPr>
+                            <m:t>σ-1</m:t>
+                          </m:r>
+                        </m:num>
+                        <m:den>
+                          <m:r>
+                            <w:rPr>
+                              <w:rFonts w:ascii="Cambria Math" w:hAnsi="Cambria Math" w:cs="Times New Roman"/>
+                            </w:rPr>
+                            <m:t>σ</m:t>
+                          </m:r>
+                        </m:den>
+                      </m:f>
+                    </m:sup>
+                  </m:sSup>
+                  <m:r>
+                    <w:rPr>
+                      <w:rFonts w:ascii="Cambria Math" w:hAnsi="Cambria Math" w:cs="Times New Roman"/>
+                    </w:rPr>
+                    <m:t>+γ</m:t>
+                  </m:r>
+                  <m:sSup>
+                    <m:sSupPr>
+                      <m:ctrlPr>
+                        <w:rPr>
+                          <w:rFonts w:ascii="Cambria Math" w:hAnsi="Cambria Math" w:cs="Times New Roman"/>
+                          <w:i/>
+                        </w:rPr>
+                      </m:ctrlPr>
+                    </m:sSupPr>
+                    <m:e>
+                      <m:r>
+                        <w:rPr>
+                          <w:rFonts w:ascii="Cambria Math" w:hAnsi="Cambria Math" w:cs="Times New Roman"/>
+                        </w:rPr>
+                        <m:t>a</m:t>
+                      </m:r>
+                    </m:e>
+                    <m:sup>
+                      <m:f>
+                        <m:fPr>
+                          <m:ctrlPr>
+                            <w:rPr>
+                              <w:rFonts w:ascii="Cambria Math" w:hAnsi="Cambria Math" w:cs="Times New Roman"/>
+                              <w:i/>
+                            </w:rPr>
+                          </m:ctrlPr>
+                        </m:fPr>
+                        <m:num>
+                          <m:r>
+                            <w:rPr>
+                              <w:rFonts w:ascii="Cambria Math" w:hAnsi="Cambria Math" w:cs="Times New Roman"/>
+                            </w:rPr>
+                            <m:t>σ-1</m:t>
+                          </m:r>
+                        </m:num>
+                        <m:den>
+                          <m:r>
+                            <w:rPr>
+                              <w:rFonts w:ascii="Cambria Math" w:hAnsi="Cambria Math" w:cs="Times New Roman"/>
+                            </w:rPr>
+                            <m:t>σ</m:t>
+                          </m:r>
+                        </m:den>
+                      </m:f>
+                    </m:sup>
+                  </m:sSup>
+                  <m:ctrlPr>
+                    <w:rPr>
+                      <w:rFonts w:ascii="Cambria Math" w:eastAsiaTheme="minorEastAsia" w:hAnsi="Cambria Math" w:cs="Times New Roman"/>
+                      <w:i/>
+                    </w:rPr>
+                  </m:ctrlPr>
+                </m:e>
+              </m:d>
+              <m:ctrlPr>
+                <w:rPr>
+                  <w:rFonts w:ascii="Cambria Math" w:hAnsi="Cambria Math" w:cs="Times New Roman"/>
+                  <w:i/>
+                </w:rPr>
+              </m:ctrlPr>
+            </m:e>
+            <m:sup>
+              <m:f>
+                <m:fPr>
+                  <m:ctrlPr>
+                    <w:rPr>
+                      <w:rFonts w:ascii="Cambria Math" w:hAnsi="Cambria Math" w:cs="Times New Roman"/>
+                      <w:i/>
+                    </w:rPr>
+                  </m:ctrlPr>
+                </m:fPr>
+                <m:num>
+                  <m:r>
+                    <w:rPr>
+                      <w:rFonts w:ascii="Cambria Math" w:hAnsi="Cambria Math" w:cs="Times New Roman"/>
+                    </w:rPr>
+                    <m:t>σ</m:t>
+                  </m:r>
+                </m:num>
+                <m:den>
+                  <m:r>
+                    <w:rPr>
+                      <w:rFonts w:ascii="Cambria Math" w:hAnsi="Cambria Math" w:cs="Times New Roman"/>
+                    </w:rPr>
+                    <m:t>σ</m:t>
+                  </m:r>
+                  <m:r>
+                    <w:rPr>
+                      <w:rFonts w:ascii="Cambria Math" w:hAnsi="Cambria Math" w:cs="Times New Roman"/>
+                    </w:rPr>
+                    <m:t>-1</m:t>
+                  </m:r>
+                </m:den>
+              </m:f>
+            </m:sup>
+          </m:sSup>
+        </m:oMath>
+      </m:oMathPara>
+    </w:p>
+    <w:p>
+      <w:pPr>
+        <w:rPr>
+          <w:rFonts w:ascii="Times New Roman" w:hAnsi="Times New Roman" w:cs="Times New Roman"/>
+        </w:rPr>
+      </w:pPr>
+      <w:r>
+        <w:rPr>
+          <w:rFonts w:ascii="Times New Roman" w:hAnsi="Times New Roman" w:cs="Times New Roman"/>
+        </w:rPr>
+        <w:t xml:space="preserve">where </w:t>
+      </w:r>
+      <m:oMath>
+        <m:r>
+          <w:rPr>
+            <w:rFonts w:ascii="Cambria Math" w:hAnsi="Cambria Math" w:cs="Times New Roman"/>
+          </w:rPr>
+          <m:t>σ&gt;0</m:t>
+        </m:r>
+      </m:oMath>
+      <w:r>
+        <w:rPr>
+          <w:rFonts w:ascii="Times New Roman" w:eastAsiaTheme="minorEastAsia" w:hAnsi="Times New Roman" w:cs="Times New Roman"/>
+        </w:rPr>
+        <w:t xml:space="preserve"> </w:t>
+      </w:r>
+      <w:r>
+        <w:rPr>
+          <w:rFonts w:ascii="Times New Roman" w:hAnsi="Times New Roman" w:cs="Times New Roman"/>
+        </w:rPr>
+        <w:t xml:space="preserve">is the elasticity of substitution between goods and </w:t>
+      </w:r>
+      <m:oMath>
+        <m:r>
+          <w:rPr>
+            <w:rFonts w:ascii="Cambria Math" w:hAnsi="Cambria Math" w:cs="Times New Roman"/>
+          </w:rPr>
+          <m:t>α,β,γ&gt;0</m:t>
+        </m:r>
+      </m:oMath>
+      <w:r>
+        <w:rPr>
+          <w:rFonts w:ascii="Times New Roman" w:hAnsi="Times New Roman" w:cs="Times New Roman"/>
+        </w:rPr>
+        <w:t xml:space="preserve">are share parameters. Optimizing subject to the budget constraint </w:t>
+      </w:r>
+      <m:oMath>
+        <m:r>
+          <w:rPr>
+            <w:rFonts w:ascii="Cambria Math" w:hAnsi="Cambria Math" w:cs="Times New Roman"/>
+          </w:rPr>
+          <m:t>y=c+pq</m:t>
+        </m:r>
+      </m:oMath>
+      <w:r>
+        <w:rPr>
+          <w:rFonts w:ascii="Times New Roman" w:hAnsi="Times New Roman" w:cs="Times New Roman"/>
+        </w:rPr>
+        <w:t xml:space="preserve">, where </w:t>
+      </w:r>
+      <m:oMath>
+        <m:r>
+          <w:rPr>
+            <w:rFonts w:ascii="Cambria Math" w:hAnsi="Cambria Math" w:cs="Times New Roman"/>
+          </w:rPr>
+          <m:t>y</m:t>
+        </m:r>
+      </m:oMath>
+      <w:r>
+        <w:rPr>
+          <w:rFonts w:ascii="Times New Roman" w:eastAsiaTheme="minorEastAsia" w:hAnsi="Times New Roman" w:cs="Times New Roman"/>
+        </w:rPr>
+        <w:t xml:space="preserve"> </w:t>
+      </w:r>
+      <w:r>
+        <w:rPr>
+          <w:rFonts w:ascii="Times New Roman" w:hAnsi="Times New Roman" w:cs="Times New Roman"/>
+        </w:rPr>
+        <w:t xml:space="preserve">is income and </w:t>
+      </w:r>
+      <m:oMath>
+        <m:r>
+          <w:rPr>
+            <w:rFonts w:ascii="Cambria Math" w:hAnsi="Cambria Math" w:cs="Times New Roman"/>
+          </w:rPr>
+          <m:t>p</m:t>
+        </m:r>
+      </m:oMath>
+      <w:r>
+        <w:rPr>
+          <w:rFonts w:ascii="Times New Roman" w:eastAsiaTheme="minorEastAsia" w:hAnsi="Times New Roman" w:cs="Times New Roman"/>
+        </w:rPr>
+        <w:t xml:space="preserve"> </w:t>
+      </w:r>
+      <w:r>
+        <w:rPr>
+          <w:rFonts w:ascii="Times New Roman" w:hAnsi="Times New Roman" w:cs="Times New Roman"/>
+        </w:rPr>
+        <w:t>is the price per unit of real estate</w:t>
+      </w:r>
+      <w:r>
+        <w:rPr>
+          <w:rFonts w:ascii="Times New Roman" w:hAnsi="Times New Roman" w:cs="Times New Roman"/>
+        </w:rPr>
+        <w:t>. Together, this</w:t>
+      </w:r>
+      <w:r>
+        <w:rPr>
+          <w:rFonts w:ascii="Times New Roman" w:hAnsi="Times New Roman" w:cs="Times New Roman"/>
+        </w:rPr>
+        <w:t xml:space="preserve"> yields the indirect utility function </w:t>
+      </w:r>
+      <m:oMath>
+        <m:r>
+          <w:rPr>
+            <w:rFonts w:ascii="Cambria Math" w:hAnsi="Cambria Math" w:cs="Times New Roman"/>
+          </w:rPr>
+          <m:t>V(y,p,a)</m:t>
+        </m:r>
+      </m:oMath>
+      <w:r>
+        <w:rPr>
+          <w:rFonts w:ascii="Times New Roman" w:hAnsi="Times New Roman" w:cs="Times New Roman"/>
+        </w:rPr>
+        <w:t>, which summarizes the maximum utility achievable at a given income, price level, and amenity endowment.</w:t>
+      </w:r>
+      <w:r>
+        <w:rPr>
+          <w:rFonts w:ascii="Times New Roman" w:hAnsi="Times New Roman" w:cs="Times New Roman"/>
+        </w:rPr>
+        <w:t xml:space="preserve"> </w:t>
+      </w:r>
+      <w:r>
+        <w:rPr>
+          <w:rFonts w:ascii="Times New Roman" w:hAnsi="Times New Roman" w:cs="Times New Roman"/>
+        </w:rPr>
+        <w:t>With perfect mobility, spatial equilibrium requires:</w:t>
+      </w:r>
+    </w:p>
+    <w:p>
+      <w:pPr>
+        <w:rPr>
+          <w:rFonts w:ascii="Times New Roman" w:hAnsi="Times New Roman" w:cs="Times New Roman"/>
+        </w:rPr>
+      </w:pPr>
+      <m:oMathPara>
+        <m:oMath>
+          <m:r>
+            <w:rPr>
+              <w:rFonts w:ascii="Cambria Math" w:hAnsi="Cambria Math" w:cs="Times New Roman"/>
+            </w:rPr>
+            <m:t>V</m:t>
+          </m:r>
+          <m:d>
+            <m:dPr>
+              <m:ctrlPr>
+                <w:rPr>
+                  <w:rFonts w:ascii="Cambria Math" w:hAnsi="Cambria Math" w:cs="Times New Roman"/>
+                  <w:i/>
+                </w:rPr>
+              </m:ctrlPr>
+            </m:dPr>
+            <m:e>
+              <m:sSub>
+                <m:sSubPr>
+                  <m:ctrlPr>
+                    <w:rPr>
+                      <w:rFonts w:ascii="Cambria Math" w:hAnsi="Cambria Math" w:cs="Times New Roman"/>
+                      <w:i/>
+                    </w:rPr>
+                  </m:ctrlPr>
+                </m:sSubPr>
+                <m:e>
+                  <m:r>
+                    <w:rPr>
+                      <w:rFonts w:ascii="Cambria Math" w:hAnsi="Cambria Math" w:cs="Times New Roman"/>
+                    </w:rPr>
+                    <m:t>y</m:t>
+                  </m:r>
+                </m:e>
+                <m:sub>
+                  <m:r>
+                    <w:rPr>
+                      <w:rFonts w:ascii="Cambria Math" w:hAnsi="Cambria Math" w:cs="Times New Roman"/>
+                    </w:rPr>
+                    <m:t>j</m:t>
+                  </m:r>
+                </m:sub>
+              </m:sSub>
+              <m:r>
+                <w:rPr>
+                  <w:rFonts w:ascii="Cambria Math" w:hAnsi="Cambria Math" w:cs="Times New Roman"/>
+                </w:rPr>
+                <m:t>,</m:t>
+              </m:r>
+              <m:sSub>
+                <m:sSubPr>
+                  <m:ctrlPr>
+                    <w:rPr>
+                      <w:rFonts w:ascii="Cambria Math" w:hAnsi="Cambria Math" w:cs="Times New Roman"/>
+                      <w:i/>
+                    </w:rPr>
+                  </m:ctrlPr>
+                </m:sSubPr>
+                <m:e>
+                  <m:r>
+                    <w:rPr>
+                      <w:rFonts w:ascii="Cambria Math" w:hAnsi="Cambria Math" w:cs="Times New Roman"/>
+                    </w:rPr>
+                    <m:t>p</m:t>
+                  </m:r>
+                </m:e>
+                <m:sub>
+                  <m:r>
+                    <w:rPr>
+                      <w:rFonts w:ascii="Cambria Math" w:hAnsi="Cambria Math" w:cs="Times New Roman"/>
+                    </w:rPr>
+                    <m:t>j</m:t>
+                  </m:r>
+                </m:sub>
+              </m:sSub>
+              <m:r>
+                <w:rPr>
+                  <w:rFonts w:ascii="Cambria Math" w:hAnsi="Cambria Math" w:cs="Times New Roman"/>
+                </w:rPr>
+                <m:t>,</m:t>
+              </m:r>
+              <m:sSub>
+                <m:sSubPr>
+                  <m:ctrlPr>
+                    <w:rPr>
+                      <w:rFonts w:ascii="Cambria Math" w:hAnsi="Cambria Math" w:cs="Times New Roman"/>
+                      <w:i/>
+                    </w:rPr>
+                  </m:ctrlPr>
+                </m:sSubPr>
+                <m:e>
+                  <m:r>
+                    <w:rPr>
+                      <w:rFonts w:ascii="Cambria Math" w:hAnsi="Cambria Math" w:cs="Times New Roman"/>
+                    </w:rPr>
+                    <m:t>a</m:t>
+                  </m:r>
+                </m:e>
+                <m:sub>
+                  <m:r>
+                    <w:rPr>
+                      <w:rFonts w:ascii="Cambria Math" w:hAnsi="Cambria Math" w:cs="Times New Roman"/>
+                    </w:rPr>
+                    <m:t>j</m:t>
+                  </m:r>
+                </m:sub>
+              </m:sSub>
+            </m:e>
+          </m:d>
+          <m:r>
+            <w:rPr>
+              <w:rFonts w:ascii="Cambria Math" w:hAnsi="Cambria Math" w:cs="Times New Roman"/>
+            </w:rPr>
+            <m:t>=</m:t>
+          </m:r>
+          <m:acc>
+            <m:accPr>
+              <m:chr m:val="̅"/>
+              <m:ctrlPr>
+                <w:rPr>
+                  <w:rFonts w:ascii="Cambria Math" w:hAnsi="Cambria Math" w:cs="Times New Roman"/>
+                  <w:i/>
+                </w:rPr>
+              </m:ctrlPr>
+            </m:accPr>
+            <m:e>
+              <m:r>
+                <w:rPr>
+                  <w:rFonts w:ascii="Cambria Math" w:hAnsi="Cambria Math" w:cs="Times New Roman"/>
+                </w:rPr>
+                <m:t>u</m:t>
+              </m:r>
+            </m:e>
+          </m:acc>
+          <m:r>
+            <w:rPr>
+              <w:rFonts w:ascii="Cambria Math" w:hAnsi="Cambria Math" w:cs="Times New Roman"/>
+            </w:rPr>
+            <m:t xml:space="preserve"> ∀j∈J</m:t>
+          </m:r>
+        </m:oMath>
+      </m:oMathPara>
+    </w:p>
+    <w:p>
+      <w:pPr>
+        <w:ind w:firstLine="720"/>
+        <w:rPr>
+          <w:rFonts w:ascii="Times New Roman" w:eastAsiaTheme="minorEastAsia" w:hAnsi="Times New Roman" w:cs="Times New Roman"/>
+        </w:rPr>
+      </w:pPr>
+      <w:r>
+        <w:rPr>
+          <w:rFonts w:ascii="Times New Roman" w:hAnsi="Times New Roman" w:cs="Times New Roman"/>
+        </w:rPr>
+        <w:t xml:space="preserve">On the firm side, producers face a unit cost function </w:t>
+      </w:r>
+      <m:oMath>
+        <m:r>
+          <w:rPr>
+            <w:rFonts w:ascii="Cambria Math" w:hAnsi="Cambria Math" w:cs="Times New Roman"/>
+          </w:rPr>
+          <m:t>C(</m:t>
+        </m:r>
+        <m:sSub>
+          <m:sSubPr>
+            <m:ctrlPr>
+              <w:rPr>
+                <w:rFonts w:ascii="Cambria Math" w:hAnsi="Cambria Math" w:cs="Times New Roman"/>
+              </w:rPr>
+            </m:ctrlPr>
+          </m:sSubPr>
+          <m:e>
+            <m:r>
+              <w:rPr>
+                <w:rFonts w:ascii="Cambria Math" w:hAnsi="Cambria Math" w:cs="Times New Roman"/>
+              </w:rPr>
+              <m:t>y</m:t>
+            </m:r>
+          </m:e>
+          <m:sub>
+            <m:r>
+              <w:rPr>
+                <w:rFonts w:ascii="Cambria Math" w:hAnsi="Cambria Math" w:cs="Times New Roman"/>
+              </w:rPr>
+              <m:t>j</m:t>
+            </m:r>
+          </m:sub>
+        </m:sSub>
+        <m:r>
+          <w:rPr>
+            <w:rFonts w:ascii="Cambria Math" w:hAnsi="Cambria Math" w:cs="Times New Roman"/>
+          </w:rPr>
+          <m:t>,</m:t>
+        </m:r>
+        <m:sSub>
+          <m:sSubPr>
+            <m:ctrlPr>
+              <w:rPr>
+                <w:rFonts w:ascii="Cambria Math" w:hAnsi="Cambria Math" w:cs="Times New Roman"/>
+              </w:rPr>
+            </m:ctrlPr>
+          </m:sSubPr>
+          <m:e>
+            <m:r>
+              <w:rPr>
+                <w:rFonts w:ascii="Cambria Math" w:hAnsi="Cambria Math" w:cs="Times New Roman"/>
+              </w:rPr>
+              <m:t>p</m:t>
+            </m:r>
+          </m:e>
+          <m:sub>
+            <m:r>
+              <w:rPr>
+                <w:rFonts w:ascii="Cambria Math" w:hAnsi="Cambria Math" w:cs="Times New Roman"/>
+              </w:rPr>
+              <m:t>j</m:t>
+            </m:r>
+          </m:sub>
+        </m:sSub>
+        <m:r>
+          <w:rPr>
+            <w:rFonts w:ascii="Cambria Math" w:hAnsi="Cambria Math" w:cs="Times New Roman"/>
+          </w:rPr>
+          <m:t>,</m:t>
+        </m:r>
+        <m:sSub>
+          <m:sSubPr>
+            <m:ctrlPr>
+              <w:rPr>
+                <w:rFonts w:ascii="Cambria Math" w:hAnsi="Cambria Math" w:cs="Times New Roman"/>
+              </w:rPr>
+            </m:ctrlPr>
+          </m:sSubPr>
+          <m:e>
+            <m:r>
+              <w:rPr>
+                <w:rFonts w:ascii="Cambria Math" w:hAnsi="Cambria Math" w:cs="Times New Roman"/>
+              </w:rPr>
+              <m:t>a</m:t>
+            </m:r>
+          </m:e>
+          <m:sub>
+            <m:r>
+              <w:rPr>
+                <w:rFonts w:ascii="Cambria Math" w:hAnsi="Cambria Math" w:cs="Times New Roman"/>
+              </w:rPr>
+              <m:t>j</m:t>
+            </m:r>
+          </m:sub>
+        </m:sSub>
+        <m:r>
+          <w:rPr>
+            <w:rFonts w:ascii="Cambria Math" w:hAnsi="Cambria Math" w:cs="Times New Roman"/>
+          </w:rPr>
+          <m:t>)</m:t>
+        </m:r>
+      </m:oMath>
+      <w:r>
+        <w:rPr>
+          <w:rFonts w:ascii="Times New Roman" w:eastAsiaTheme="minorEastAsia" w:hAnsi="Times New Roman" w:cs="Times New Roman"/>
+        </w:rPr>
+        <w:t xml:space="preserve"> that is increasing in wages and prices, with ambiguous movement in amenities. </w:t>
+      </w:r>
+      <w:r>
+        <w:rPr>
+          <w:rFonts w:ascii="Times New Roman" w:eastAsiaTheme="minorEastAsia" w:hAnsi="Times New Roman" w:cs="Times New Roman"/>
+        </w:rPr>
+        <w:t>Under perfect competition with constant returns to scale, zero profits require:</w:t>
+      </w:r>
+    </w:p>
+    <w:p>
+      <w:pPr>
+        <w:ind w:firstLine="720"/>
+        <w:rPr>
+          <w:rFonts w:ascii="Times New Roman" w:hAnsi="Times New Roman" w:cs="Times New Roman"/>
+        </w:rPr>
+      </w:pPr>
+      <m:oMathPara>
+        <m:oMath>
+          <m:r>
+            <w:rPr>
+              <w:rFonts w:ascii="Cambria Math" w:hAnsi="Cambria Math" w:cs="Times New Roman"/>
+            </w:rPr>
+            <m:t>C</m:t>
+          </m:r>
+          <m:d>
+            <m:dPr>
+              <m:ctrlPr>
+                <w:rPr>
+                  <w:rFonts w:ascii="Cambria Math" w:hAnsi="Cambria Math" w:cs="Times New Roman"/>
+                  <w:i/>
+                  <w:iCs/>
+                </w:rPr>
+              </m:ctrlPr>
+            </m:dPr>
+            <m:e>
+              <m:sSub>
+                <m:sSubPr>
+                  <m:ctrlPr>
+                    <w:rPr>
+                      <w:rFonts w:ascii="Cambria Math" w:hAnsi="Cambria Math" w:cs="Times New Roman"/>
+                      <w:i/>
+                    </w:rPr>
+                  </m:ctrlPr>
+                </m:sSubPr>
+                <m:e>
+                  <m:r>
+                    <w:rPr>
+                      <w:rFonts w:ascii="Cambria Math" w:hAnsi="Cambria Math" w:cs="Times New Roman"/>
+                    </w:rPr>
+                    <m:t>y</m:t>
+                  </m:r>
+                  <m:ctrlPr>
+                    <w:rPr>
+                      <w:rFonts w:ascii="Cambria Math" w:hAnsi="Cambria Math" w:cs="Times New Roman"/>
+                      <w:i/>
+                      <w:iCs/>
+                    </w:rPr>
+                  </m:ctrlPr>
+                </m:e>
+                <m:sub>
+                  <m:r>
+                    <w:rPr>
+                      <w:rFonts w:ascii="Cambria Math" w:hAnsi="Cambria Math" w:cs="Times New Roman"/>
+                    </w:rPr>
+                    <m:t>j</m:t>
+                  </m:r>
+                </m:sub>
+              </m:sSub>
+              <m:r>
+                <w:rPr>
+                  <w:rFonts w:ascii="Cambria Math" w:hAnsi="Cambria Math" w:cs="Times New Roman"/>
+                </w:rPr>
+                <m:t>​,</m:t>
+              </m:r>
+              <m:sSub>
+                <m:sSubPr>
+                  <m:ctrlPr>
+                    <w:rPr>
+                      <w:rFonts w:ascii="Cambria Math" w:hAnsi="Cambria Math" w:cs="Times New Roman"/>
+                      <w:i/>
+                    </w:rPr>
+                  </m:ctrlPr>
+                </m:sSubPr>
+                <m:e>
+                  <m:r>
+                    <w:rPr>
+                      <w:rFonts w:ascii="Cambria Math" w:hAnsi="Cambria Math" w:cs="Times New Roman"/>
+                    </w:rPr>
+                    <m:t>p</m:t>
+                  </m:r>
+                </m:e>
+                <m:sub>
+                  <m:r>
+                    <w:rPr>
+                      <w:rFonts w:ascii="Cambria Math" w:hAnsi="Cambria Math" w:cs="Times New Roman"/>
+                    </w:rPr>
+                    <m:t>j</m:t>
+                  </m:r>
+                </m:sub>
+              </m:sSub>
+              <m:r>
+                <w:rPr>
+                  <w:rFonts w:ascii="Cambria Math" w:hAnsi="Cambria Math" w:cs="Times New Roman"/>
+                </w:rPr>
+                <m:t>​,</m:t>
+              </m:r>
+              <m:sSub>
+                <m:sSubPr>
+                  <m:ctrlPr>
+                    <w:rPr>
+                      <w:rFonts w:ascii="Cambria Math" w:hAnsi="Cambria Math" w:cs="Times New Roman"/>
+                      <w:i/>
+                    </w:rPr>
+                  </m:ctrlPr>
+                </m:sSubPr>
+                <m:e>
+                  <m:r>
+                    <w:rPr>
+                      <w:rFonts w:ascii="Cambria Math" w:hAnsi="Cambria Math" w:cs="Times New Roman"/>
+                    </w:rPr>
+                    <m:t>a</m:t>
+                  </m:r>
+                </m:e>
+                <m:sub>
+                  <m:r>
+                    <w:rPr>
+                      <w:rFonts w:ascii="Cambria Math" w:hAnsi="Cambria Math" w:cs="Times New Roman"/>
+                    </w:rPr>
+                    <m:t>j</m:t>
+                  </m:r>
+                </m:sub>
+              </m:sSub>
+              <m:r>
+                <w:rPr>
+                  <w:rFonts w:ascii="Cambria Math" w:hAnsi="Cambria Math" w:cs="Times New Roman"/>
+                </w:rPr>
+                <m:t>​</m:t>
+              </m:r>
+              <m:ctrlPr>
+                <w:rPr>
+                  <w:rFonts w:ascii="Cambria Math" w:hAnsi="Cambria Math" w:cs="Times New Roman"/>
+                  <w:i/>
+                </w:rPr>
+              </m:ctrlPr>
+            </m:e>
+          </m:d>
+          <m:r>
+            <w:rPr>
+              <w:rFonts w:ascii="Cambria Math" w:hAnsi="Cambria Math" w:cs="Times New Roman"/>
+            </w:rPr>
+            <m:t>=</m:t>
+          </m:r>
+          <m:r>
+            <w:rPr>
+              <w:rFonts w:ascii="Cambria Math" w:hAnsi="Cambria Math" w:cs="Times New Roman"/>
+            </w:rPr>
+            <m:t>1</m:t>
+          </m:r>
+          <m:r>
+            <w:rPr>
+              <w:rFonts w:ascii="Cambria Math" w:hAnsi="Cambria Math" w:cs="Cambria Math"/>
+            </w:rPr>
+            <m:t>∀</m:t>
+          </m:r>
+          <m:r>
+            <w:rPr>
+              <w:rFonts w:ascii="Cambria Math" w:hAnsi="Cambria Math" w:cs="Times New Roman"/>
+            </w:rPr>
+            <m:t>j</m:t>
+          </m:r>
+          <m:r>
+            <w:rPr>
+              <w:rFonts w:ascii="Cambria Math" w:hAnsi="Cambria Math" w:cs="Cambria Math"/>
+            </w:rPr>
+            <m:t>∈</m:t>
+          </m:r>
+          <m:r>
+            <w:rPr>
+              <w:rFonts w:ascii="Cambria Math" w:hAnsi="Cambria Math" w:cs="Times New Roman"/>
+            </w:rPr>
+            <m:t>J</m:t>
+          </m:r>
+        </m:oMath>
+      </m:oMathPara>
+    </w:p>
+    <w:p>
+      <w:pPr>
+        <w:ind w:firstLine="720"/>
+        <w:rPr>
+          <w:rFonts w:ascii="Times New Roman" w:hAnsi="Times New Roman" w:cs="Times New Roman"/>
+        </w:rPr>
+      </w:pPr>
+      <w:r>
+        <w:rPr>
+          <w:rFonts w:ascii="Times New Roman" w:hAnsi="Times New Roman" w:cs="Times New Roman"/>
+        </w:rPr>
+        <w:t xml:space="preserve">Together, these two conditions pin down the equilibrium wage </w:t>
+      </w:r>
+      <m:oMath>
+        <m:sSub>
+          <m:sSubPr>
+            <m:ctrlPr>
+              <w:rPr>
+                <w:rFonts w:ascii="Cambria Math" w:hAnsi="Cambria Math" w:cs="Times New Roman"/>
+              </w:rPr>
+            </m:ctrlPr>
+          </m:sSubPr>
+          <m:e>
+            <m:r>
+              <w:rPr>
+                <w:rFonts w:ascii="Cambria Math" w:hAnsi="Cambria Math" w:cs="Times New Roman"/>
+              </w:rPr>
+              <m:t>y</m:t>
+            </m:r>
+          </m:e>
+          <m:sub>
+            <m:r>
+              <w:rPr>
+                <w:rFonts w:ascii="Cambria Math" w:hAnsi="Cambria Math" w:cs="Times New Roman"/>
+              </w:rPr>
+              <m:t>j</m:t>
+            </m:r>
+          </m:sub>
+        </m:sSub>
+      </m:oMath>
+      <w:r>
+        <w:rPr>
+          <w:rFonts w:ascii="Times New Roman" w:hAnsi="Times New Roman" w:cs="Times New Roman"/>
+        </w:rPr>
+        <w:t xml:space="preserve">and land price </w:t>
+      </w:r>
+      <m:oMath>
+        <m:sSub>
+          <m:sSubPr>
+            <m:ctrlPr>
+              <w:rPr>
+                <w:rFonts w:ascii="Cambria Math" w:hAnsi="Cambria Math" w:cs="Times New Roman"/>
+              </w:rPr>
+            </m:ctrlPr>
+          </m:sSubPr>
+          <m:e>
+            <m:r>
+              <w:rPr>
+                <w:rFonts w:ascii="Cambria Math" w:hAnsi="Cambria Math" w:cs="Times New Roman"/>
+              </w:rPr>
+              <m:t>p</m:t>
+            </m:r>
+          </m:e>
+          <m:sub>
+            <m:r>
+              <w:rPr>
+                <w:rFonts w:ascii="Cambria Math" w:hAnsi="Cambria Math" w:cs="Times New Roman"/>
+              </w:rPr>
+              <m:t>j</m:t>
+            </m:r>
+          </m:sub>
+        </m:sSub>
+      </m:oMath>
+      <w:r>
+        <w:rPr>
+          <w:rFonts w:ascii="Times New Roman" w:hAnsi="Times New Roman" w:cs="Times New Roman"/>
+        </w:rPr>
+        <w:t xml:space="preserve">as joint functions of the amenity index </w:t>
+      </w:r>
+      <m:oMath>
+        <m:sSub>
+          <m:sSubPr>
+            <m:ctrlPr>
+              <w:rPr>
+                <w:rFonts w:ascii="Cambria Math" w:hAnsi="Cambria Math" w:cs="Times New Roman"/>
+              </w:rPr>
+            </m:ctrlPr>
+          </m:sSubPr>
+          <m:e>
+            <m:r>
+              <w:rPr>
+                <w:rFonts w:ascii="Cambria Math" w:hAnsi="Cambria Math" w:cs="Times New Roman"/>
+              </w:rPr>
+              <m:t>a</m:t>
+            </m:r>
+          </m:e>
+          <m:sub>
+            <m:r>
+              <w:rPr>
+                <w:rFonts w:ascii="Cambria Math" w:hAnsi="Cambria Math" w:cs="Times New Roman"/>
+              </w:rPr>
+              <m:t>j</m:t>
+            </m:r>
+          </m:sub>
+        </m:sSub>
+      </m:oMath>
+      <w:r>
+        <w:rPr>
+          <w:rFonts w:ascii="Times New Roman" w:hAnsi="Times New Roman" w:cs="Times New Roman"/>
+        </w:rPr>
+        <w:t>at each location. The model predicts that high-amenity locations command higher land prices and, depending on whether amenities reduce firm costs, potentially lower wages: consumers bid up rents to access desirable locations while firms adjust wages to reflect their local cost conditions (Brueckner, 2011).</w:t>
+      </w:r>
+      <w:r>
+        <w:rPr>
+          <w:rFonts w:ascii="Times New Roman" w:hAnsi="Times New Roman" w:cs="Times New Roman"/>
+        </w:rPr>
+        <w:t xml:space="preserve"> </w:t>
+      </w:r>
+      <w:r>
+        <w:rPr>
+          <w:rFonts w:ascii="Times New Roman" w:hAnsi="Times New Roman" w:cs="Times New Roman"/>
+        </w:rPr>
+        <w:t>In this benchmark, any location-specific advantage is fully arbitraged away through price adjustment</w:t>
+      </w:r>
+      <w:r>
+        <w:rPr>
+          <w:rFonts w:ascii="Times New Roman" w:hAnsi="Times New Roman" w:cs="Times New Roman"/>
+        </w:rPr>
+        <w:t>.</w:t>
+      </w:r>
+    </w:p>
+    <w:p>
+      <w:pPr>
+        <w:ind w:firstLine="720"/>
+        <w:rPr>
+          <w:rFonts w:ascii="Times New Roman" w:eastAsiaTheme="minorEastAsia" w:hAnsi="Times New Roman" w:cs="Times New Roman"/>
+        </w:rPr>
+      </w:pPr>
+      <w:r>
+        <w:rPr>
+          <w:rFonts w:ascii="Times New Roman" w:hAnsi="Times New Roman" w:cs="Times New Roman"/>
+        </w:rPr>
+        <w:t xml:space="preserve">Now </w:t>
+      </w:r>
+      <w:r>
+        <w:rPr>
+          <w:rFonts w:ascii="Times New Roman" w:hAnsi="Times New Roman" w:cs="Times New Roman"/>
+        </w:rPr>
+        <w:t>consider an</w:t>
+      </w:r>
+      <w:r>
+        <w:rPr>
+          <w:rFonts w:ascii="Times New Roman" w:hAnsi="Times New Roman" w:cs="Times New Roman"/>
+        </w:rPr>
+        <w:t xml:space="preserve"> enterprise zone is introduced at location </w:t>
+      </w:r>
+      <m:oMath>
+        <m:r>
+          <w:rPr>
+            <w:rFonts w:ascii="Cambria Math" w:hAnsi="Cambria Math" w:cs="Times New Roman"/>
+          </w:rPr>
+          <m:t>j</m:t>
+        </m:r>
+      </m:oMath>
+      <w:r>
+        <w:rPr>
+          <w:rFonts w:ascii="Times New Roman" w:eastAsiaTheme="minorEastAsia" w:hAnsi="Times New Roman" w:cs="Times New Roman"/>
+        </w:rPr>
+        <w:t xml:space="preserve">, </w:t>
+      </w:r>
+      <w:r>
+        <w:rPr>
+          <w:rFonts w:ascii="Times New Roman" w:eastAsiaTheme="minorEastAsia" w:hAnsi="Times New Roman" w:cs="Times New Roman"/>
+        </w:rPr>
+        <w:t>which operates as an ad valorem subsidy</w:t>
+      </w:r>
+      <w:r>
+        <w:rPr>
+          <w:rFonts w:ascii="Times New Roman" w:eastAsiaTheme="minorEastAsia" w:hAnsi="Times New Roman" w:cs="Times New Roman"/>
+        </w:rPr>
+        <w:t>,</w:t>
+      </w:r>
+      <w:r>
+        <w:rPr>
+          <w:rFonts w:ascii="Times New Roman" w:eastAsiaTheme="minorEastAsia" w:hAnsi="Times New Roman" w:cs="Times New Roman"/>
+        </w:rPr>
+        <w:t xml:space="preserve"> </w:t>
+      </w:r>
+      <m:oMath>
+        <m:r>
+          <w:rPr>
+            <w:rFonts w:ascii="Cambria Math" w:eastAsiaTheme="minorEastAsia" w:hAnsi="Cambria Math" w:cs="Times New Roman"/>
+          </w:rPr>
+          <m:t>s</m:t>
+        </m:r>
+      </m:oMath>
+      <w:r>
+        <w:rPr>
+          <w:rFonts w:ascii="Times New Roman" w:eastAsiaTheme="minorEastAsia" w:hAnsi="Times New Roman" w:cs="Times New Roman"/>
+        </w:rPr>
+        <w:t>,</w:t>
+      </w:r>
+      <w:r>
+        <w:rPr>
+          <w:rFonts w:ascii="Times New Roman" w:eastAsiaTheme="minorEastAsia" w:hAnsi="Times New Roman" w:cs="Times New Roman"/>
+        </w:rPr>
+        <w:t xml:space="preserve"> </w:t>
+      </w:r>
+      <w:r>
+        <w:rPr>
+          <w:rFonts w:ascii="Times New Roman" w:eastAsiaTheme="minorEastAsia" w:hAnsi="Times New Roman" w:cs="Times New Roman"/>
+        </w:rPr>
+        <w:t xml:space="preserve">on assessed real property improvements, reducing the effective land price faced by firms from </w:t>
+      </w:r>
+      <m:oMath>
+        <m:sSub>
+          <m:sSubPr>
+            <m:ctrlPr>
+              <w:rPr>
+                <w:rFonts w:ascii="Cambria Math" w:eastAsiaTheme="minorEastAsia" w:hAnsi="Cambria Math" w:cs="Times New Roman"/>
+              </w:rPr>
+            </m:ctrlPr>
+          </m:sSubPr>
+          <m:e>
+            <m:r>
+              <w:rPr>
+                <w:rFonts w:ascii="Cambria Math" w:eastAsiaTheme="minorEastAsia" w:hAnsi="Cambria Math" w:cs="Times New Roman"/>
+              </w:rPr>
+              <m:t>p</m:t>
+            </m:r>
+          </m:e>
+          <m:sub>
+            <m:r>
+              <w:rPr>
+                <w:rFonts w:ascii="Cambria Math" w:eastAsiaTheme="minorEastAsia" w:hAnsi="Cambria Math" w:cs="Times New Roman"/>
+              </w:rPr>
+              <m:t>j</m:t>
+            </m:r>
+          </m:sub>
+        </m:sSub>
+      </m:oMath>
+      <w:r>
+        <w:rPr>
+          <w:rFonts w:ascii="Times New Roman" w:eastAsiaTheme="minorEastAsia" w:hAnsi="Times New Roman" w:cs="Times New Roman"/>
+        </w:rPr>
+        <w:t xml:space="preserve"> </w:t>
+      </w:r>
+      <w:r>
+        <w:rPr>
+          <w:rFonts w:ascii="Times New Roman" w:eastAsiaTheme="minorEastAsia" w:hAnsi="Times New Roman" w:cs="Times New Roman"/>
+        </w:rPr>
+        <w:t xml:space="preserve">to </w:t>
+      </w:r>
+      <m:oMath>
+        <m:sSub>
+          <m:sSubPr>
+            <m:ctrlPr>
+              <w:rPr>
+                <w:rFonts w:ascii="Cambria Math" w:eastAsiaTheme="minorEastAsia" w:hAnsi="Cambria Math" w:cs="Times New Roman"/>
+              </w:rPr>
+            </m:ctrlPr>
+          </m:sSubPr>
+          <m:e>
+            <m:r>
+              <w:rPr>
+                <w:rFonts w:ascii="Cambria Math" w:eastAsiaTheme="minorEastAsia" w:hAnsi="Cambria Math" w:cs="Times New Roman"/>
+              </w:rPr>
+              <m:t>p</m:t>
+            </m:r>
+          </m:e>
+          <m:sub>
+            <m:r>
+              <w:rPr>
+                <w:rFonts w:ascii="Cambria Math" w:eastAsiaTheme="minorEastAsia" w:hAnsi="Cambria Math" w:cs="Times New Roman"/>
+              </w:rPr>
+              <m:t>j</m:t>
+            </m:r>
+          </m:sub>
+        </m:sSub>
+        <m:r>
+          <w:rPr>
+            <w:rFonts w:ascii="Cambria Math" w:eastAsiaTheme="minorEastAsia" w:hAnsi="Cambria Math" w:cs="Times New Roman"/>
+          </w:rPr>
+          <m:t>(1-s)</m:t>
+        </m:r>
+      </m:oMath>
+      <w:r>
+        <w:rPr>
+          <w:rFonts w:ascii="Times New Roman" w:eastAsiaTheme="minorEastAsia" w:hAnsi="Times New Roman" w:cs="Times New Roman"/>
+        </w:rPr>
+        <w:t>.</w:t>
+      </w:r>
+      <w:r>
+        <w:rPr>
+          <w:rFonts w:ascii="Times New Roman" w:eastAsiaTheme="minorEastAsia" w:hAnsi="Times New Roman" w:cs="Times New Roman"/>
+        </w:rPr>
+        <w:t xml:space="preserve"> </w:t>
+      </w:r>
+      <w:r>
+        <w:rPr>
+          <w:rFonts w:ascii="Times New Roman" w:hAnsi="Times New Roman" w:cs="Times New Roman"/>
+        </w:rPr>
+        <w:t xml:space="preserve">This shock affects both consumer and firm equilibrium conditions simultaneously. The zero-profit condition becomes </w:t>
+      </w:r>
+      <m:oMath>
+        <m:r>
+          <w:rPr>
+            <w:rFonts w:ascii="Cambria Math" w:hAnsi="Cambria Math" w:cs="Times New Roman"/>
+          </w:rPr>
+          <m:t>C</m:t>
+        </m:r>
+        <m:d>
+          <m:dPr>
+            <m:ctrlPr>
+              <w:rPr>
+                <w:rFonts w:ascii="Cambria Math" w:hAnsi="Cambria Math" w:cs="Times New Roman"/>
+                <w:i/>
+                <w:iCs/>
+              </w:rPr>
+            </m:ctrlPr>
+          </m:dPr>
+          <m:e>
+            <m:sSub>
+              <m:sSubPr>
+                <m:ctrlPr>
+                  <w:rPr>
+                    <w:rFonts w:ascii="Cambria Math" w:hAnsi="Cambria Math" w:cs="Times New Roman"/>
+                    <w:i/>
+                  </w:rPr>
+                </m:ctrlPr>
+              </m:sSubPr>
+              <m:e>
+                <m:r>
+                  <w:rPr>
+                    <w:rFonts w:ascii="Cambria Math" w:hAnsi="Cambria Math" w:cs="Times New Roman"/>
+                  </w:rPr>
+                  <m:t>y</m:t>
+                </m:r>
+                <m:ctrlPr>
+                  <w:rPr>
+                    <w:rFonts w:ascii="Cambria Math" w:hAnsi="Cambria Math" w:cs="Times New Roman"/>
+                    <w:i/>
+                    <w:iCs/>
+                  </w:rPr>
+                </m:ctrlPr>
+              </m:e>
+              <m:sub>
+                <m:r>
+                  <w:rPr>
+                    <w:rFonts w:ascii="Cambria Math" w:hAnsi="Cambria Math" w:cs="Times New Roman"/>
+                  </w:rPr>
+                  <m:t>j</m:t>
+                </m:r>
+              </m:sub>
+            </m:sSub>
+            <m:r>
+              <w:rPr>
+                <w:rFonts w:ascii="Cambria Math" w:hAnsi="Cambria Math" w:cs="Times New Roman"/>
+              </w:rPr>
+              <m:t>​,</m:t>
+            </m:r>
+            <m:sSub>
+              <m:sSubPr>
+                <m:ctrlPr>
+                  <w:rPr>
+                    <w:rFonts w:ascii="Cambria Math" w:hAnsi="Cambria Math" w:cs="Times New Roman"/>
+                    <w:i/>
+                  </w:rPr>
+                </m:ctrlPr>
+              </m:sSubPr>
+              <m:e>
+                <m:r>
+                  <w:rPr>
+                    <w:rFonts w:ascii="Cambria Math" w:hAnsi="Cambria Math" w:cs="Times New Roman"/>
+                  </w:rPr>
+                  <m:t>p</m:t>
+                </m:r>
+              </m:e>
+              <m:sub>
+                <m:r>
+                  <w:rPr>
+                    <w:rFonts w:ascii="Cambria Math" w:hAnsi="Cambria Math" w:cs="Times New Roman"/>
+                  </w:rPr>
+                  <m:t>j</m:t>
+                </m:r>
+              </m:sub>
+            </m:sSub>
+            <m:r>
+              <w:rPr>
+                <w:rFonts w:ascii="Cambria Math" w:hAnsi="Cambria Math" w:cs="Times New Roman"/>
+              </w:rPr>
+              <m:t>​</m:t>
+            </m:r>
+            <m:r>
+              <w:rPr>
+                <w:rFonts w:ascii="Cambria Math" w:hAnsi="Cambria Math" w:cs="Times New Roman"/>
+              </w:rPr>
+              <m:t>(1-s)</m:t>
+            </m:r>
+            <m:r>
+              <w:rPr>
+                <w:rFonts w:ascii="Cambria Math" w:hAnsi="Cambria Math" w:cs="Times New Roman"/>
+              </w:rPr>
+              <m:t>,</m:t>
+            </m:r>
+            <m:sSub>
+              <m:sSubPr>
+                <m:ctrlPr>
+                  <w:rPr>
+                    <w:rFonts w:ascii="Cambria Math" w:hAnsi="Cambria Math" w:cs="Times New Roman"/>
+                    <w:i/>
+                  </w:rPr>
+                </m:ctrlPr>
+              </m:sSubPr>
+              <m:e>
+                <m:r>
+                  <w:rPr>
+                    <w:rFonts w:ascii="Cambria Math" w:hAnsi="Cambria Math" w:cs="Times New Roman"/>
+                  </w:rPr>
+                  <m:t>a</m:t>
+                </m:r>
+              </m:e>
+              <m:sub>
+                <m:r>
+                  <w:rPr>
+                    <w:rFonts w:ascii="Cambria Math" w:hAnsi="Cambria Math" w:cs="Times New Roman"/>
+                  </w:rPr>
+                  <m:t>j</m:t>
+                </m:r>
+              </m:sub>
+            </m:sSub>
+            <m:r>
+              <w:rPr>
+                <w:rFonts w:ascii="Cambria Math" w:hAnsi="Cambria Math" w:cs="Times New Roman"/>
+              </w:rPr>
+              <m:t>​</m:t>
+            </m:r>
+            <m:ctrlPr>
+              <w:rPr>
+                <w:rFonts w:ascii="Cambria Math" w:hAnsi="Cambria Math" w:cs="Times New Roman"/>
+                <w:i/>
+              </w:rPr>
+            </m:ctrlPr>
+          </m:e>
+        </m:d>
+        <m:r>
+          <w:rPr>
+            <w:rFonts w:ascii="Cambria Math" w:hAnsi="Cambria Math" w:cs="Times New Roman"/>
+          </w:rPr>
+          <m:t>=</m:t>
+        </m:r>
+        <m:r>
+          <w:rPr>
+            <w:rFonts w:ascii="Cambria Math" w:hAnsi="Cambria Math" w:cs="Times New Roman"/>
+          </w:rPr>
+          <m:t>1</m:t>
+        </m:r>
+      </m:oMath>
+      <w:r>
+        <w:rPr>
+          <w:rFonts w:ascii="Times New Roman" w:eastAsiaTheme="minorEastAsia" w:hAnsi="Times New Roman" w:cs="Times New Roman"/>
+        </w:rPr>
+        <w:t>. This new</w:t>
+      </w:r>
+      <w:r>
+        <w:rPr>
+          <w:rFonts w:ascii="Times New Roman" w:eastAsiaTheme="minorEastAsia" w:hAnsi="Times New Roman" w:cs="Times New Roman"/>
+        </w:rPr>
+        <w:t xml:space="preserve"> equilibrium occurs </w:t>
+      </w:r>
+      <w:r>
+        <w:rPr>
+          <w:rFonts w:ascii="Times New Roman" w:eastAsiaTheme="minorEastAsia" w:hAnsi="Times New Roman" w:cs="Times New Roman"/>
+        </w:rPr>
+        <w:t>at a lower land price or higher wage than before</w:t>
+      </w:r>
+      <w:r>
+        <w:rPr>
+          <w:rFonts w:ascii="Times New Roman" w:eastAsiaTheme="minorEastAsia" w:hAnsi="Times New Roman" w:cs="Times New Roman"/>
+        </w:rPr>
+        <w:t xml:space="preserve">, shifting the firm’s </w:t>
+      </w:r>
+      <w:proofErr w:type="spellStart"/>
+      <w:r>
+        <w:rPr>
+          <w:rFonts w:ascii="Times New Roman" w:eastAsiaTheme="minorEastAsia" w:hAnsi="Times New Roman" w:cs="Times New Roman"/>
+        </w:rPr>
+        <w:lastRenderedPageBreak/>
+        <w:t>isoprofit</w:t>
+      </w:r>
+      <w:proofErr w:type="spellEnd"/>
+      <w:r>
+        <w:rPr>
+          <w:rFonts w:ascii="Times New Roman" w:eastAsiaTheme="minorEastAsia" w:hAnsi="Times New Roman" w:cs="Times New Roman"/>
+        </w:rPr>
+        <w:t xml:space="preserve"> curve </w:t>
+      </w:r>
+      <w:r>
+        <w:rPr>
+          <w:rFonts w:ascii="Times New Roman" w:eastAsiaTheme="minorEastAsia" w:hAnsi="Times New Roman" w:cs="Times New Roman"/>
+        </w:rPr>
+        <w:t xml:space="preserve">outward </w:t>
+      </w:r>
+      <w:r>
+        <w:rPr>
+          <w:rFonts w:ascii="Times New Roman" w:eastAsiaTheme="minorEastAsia" w:hAnsi="Times New Roman" w:cs="Times New Roman"/>
+        </w:rPr>
+        <w:t xml:space="preserve">and altering the equilibrium pair </w:t>
+      </w:r>
+      <m:oMath>
+        <m:d>
+          <m:dPr>
+            <m:sepChr m:val=","/>
+            <m:ctrlPr>
+              <w:rPr>
+                <w:rFonts w:ascii="Cambria Math" w:eastAsiaTheme="minorEastAsia" w:hAnsi="Cambria Math" w:cs="Times New Roman"/>
+              </w:rPr>
+            </m:ctrlPr>
+          </m:dPr>
+          <m:e>
+            <m:sSubSup>
+              <m:sSubSupPr>
+                <m:ctrlPr>
+                  <w:rPr>
+                    <w:rFonts w:ascii="Cambria Math" w:eastAsiaTheme="minorEastAsia" w:hAnsi="Cambria Math" w:cs="Times New Roman"/>
+                  </w:rPr>
+                </m:ctrlPr>
+              </m:sSubSupPr>
+              <m:e>
+                <m:r>
+                  <w:rPr>
+                    <w:rFonts w:ascii="Cambria Math" w:eastAsiaTheme="minorEastAsia" w:hAnsi="Cambria Math" w:cs="Times New Roman"/>
+                  </w:rPr>
+                  <m:t>y</m:t>
+                </m:r>
+              </m:e>
+              <m:sub>
+                <m:r>
+                  <w:rPr>
+                    <w:rFonts w:ascii="Cambria Math" w:eastAsiaTheme="minorEastAsia" w:hAnsi="Cambria Math" w:cs="Times New Roman"/>
+                  </w:rPr>
+                  <m:t>j</m:t>
+                </m:r>
+              </m:sub>
+              <m:sup>
+                <m:r>
+                  <w:rPr>
+                    <w:rFonts w:ascii="Cambria Math" w:eastAsiaTheme="minorEastAsia" w:hAnsi="Cambria Math" w:cs="Times New Roman"/>
+                  </w:rPr>
+                  <m:t>*</m:t>
+                </m:r>
+              </m:sup>
+            </m:sSubSup>
+          </m:e>
+          <m:e>
+            <m:sSubSup>
+              <m:sSubSupPr>
+                <m:ctrlPr>
+                  <w:rPr>
+                    <w:rFonts w:ascii="Cambria Math" w:eastAsiaTheme="minorEastAsia" w:hAnsi="Cambria Math" w:cs="Times New Roman"/>
+                  </w:rPr>
+                </m:ctrlPr>
+              </m:sSubSupPr>
+              <m:e>
+                <m:r>
+                  <w:rPr>
+                    <w:rFonts w:ascii="Cambria Math" w:eastAsiaTheme="minorEastAsia" w:hAnsi="Cambria Math" w:cs="Times New Roman"/>
+                  </w:rPr>
+                  <m:t>p</m:t>
+                </m:r>
+              </m:e>
+              <m:sub>
+                <m:r>
+                  <w:rPr>
+                    <w:rFonts w:ascii="Cambria Math" w:eastAsiaTheme="minorEastAsia" w:hAnsi="Cambria Math" w:cs="Times New Roman"/>
+                  </w:rPr>
+                  <m:t>j</m:t>
+                </m:r>
+              </m:sub>
+              <m:sup>
+                <m:r>
+                  <w:rPr>
+                    <w:rFonts w:ascii="Cambria Math" w:eastAsiaTheme="minorEastAsia" w:hAnsi="Cambria Math" w:cs="Times New Roman"/>
+                  </w:rPr>
+                  <m:t>*</m:t>
+                </m:r>
+              </m:sup>
+            </m:sSubSup>
+          </m:e>
+        </m:d>
+      </m:oMath>
+      <w:r>
+        <w:rPr>
+          <w:rFonts w:ascii="Times New Roman" w:eastAsiaTheme="minorEastAsia" w:hAnsi="Times New Roman" w:cs="Times New Roman"/>
+        </w:rPr>
+        <w:t>. The consumer indifference condition adjusts in response as workers and landlords respond to changed local prices and amenity conditions. The direction of these adjustments is</w:t>
+      </w:r>
+      <w:r>
+        <w:rPr>
+          <w:rFonts w:ascii="Times New Roman" w:eastAsiaTheme="minorEastAsia" w:hAnsi="Times New Roman" w:cs="Times New Roman"/>
+        </w:rPr>
+        <w:t xml:space="preserve"> determined analytically, but their magnitudes</w:t>
+      </w:r>
+      <w:r>
+        <w:rPr>
+          <w:rFonts w:ascii="Times New Roman" w:eastAsiaTheme="minorEastAsia" w:hAnsi="Times New Roman" w:cs="Times New Roman"/>
+        </w:rPr>
+        <w:t>, and crucially the question of who captures the welfare gain, is not</w:t>
+      </w:r>
+      <w:r>
+        <w:rPr>
+          <w:rFonts w:ascii="Times New Roman" w:eastAsiaTheme="minorEastAsia" w:hAnsi="Times New Roman" w:cs="Times New Roman"/>
+        </w:rPr>
+        <w:t>.</w:t>
+      </w:r>
+      <w:r>
+        <w:t xml:space="preserve"> </w:t>
+      </w:r>
+      <w:r>
+        <w:rPr>
+          <w:rFonts w:ascii="Times New Roman" w:eastAsiaTheme="minorEastAsia" w:hAnsi="Times New Roman" w:cs="Times New Roman"/>
+        </w:rPr>
+        <w:t xml:space="preserve">If labor and capital are highly mobile across locations, the subsidy is rapidly arbitraged: firms flood into the designated area, driving up demand for commercial space, and landlords raise rents until the cost advantage is eliminated. The subsidy has been capitalized into land </w:t>
+      </w:r>
+      <w:proofErr w:type="gramStart"/>
+      <w:r>
+        <w:rPr>
+          <w:rFonts w:ascii="Times New Roman" w:eastAsiaTheme="minorEastAsia" w:hAnsi="Times New Roman" w:cs="Times New Roman"/>
+        </w:rPr>
+        <w:t>values</w:t>
+      </w:r>
+      <w:proofErr w:type="gramEnd"/>
+      <w:r>
+        <w:rPr>
+          <w:rFonts w:ascii="Times New Roman" w:eastAsiaTheme="minorEastAsia" w:hAnsi="Times New Roman" w:cs="Times New Roman"/>
+        </w:rPr>
+        <w:t xml:space="preserve"> and the firm is no better off than before designation. If, on the other hand, agents are imperfectly mobile, some combination of genuine firm-level cost reduction, local employment gains, and residential property value appreciation may materialize before full arbitrage occurs.</w:t>
+      </w:r>
+      <w:r>
+        <w:rPr>
+          <w:rFonts w:ascii="Times New Roman" w:eastAsiaTheme="minorEastAsia" w:hAnsi="Times New Roman" w:cs="Times New Roman"/>
+        </w:rPr>
+        <w:t xml:space="preserve"> </w:t>
+      </w:r>
+      <w:r>
+        <w:rPr>
+          <w:rFonts w:ascii="Times New Roman" w:eastAsiaTheme="minorEastAsia" w:hAnsi="Times New Roman" w:cs="Times New Roman"/>
+        </w:rPr>
+        <w:t>As Busso, Gregory, and Kline (2013) demonstrate formally, the incidence of a place-based subsidy depends critically on the distribution of agents' preferences over residential and commuting options</w:t>
+      </w:r>
+      <w:r>
+        <w:rPr>
+          <w:rFonts w:ascii="Times New Roman" w:eastAsiaTheme="minorEastAsia" w:hAnsi="Times New Roman" w:cs="Times New Roman"/>
+        </w:rPr>
+        <w:t>. W</w:t>
+      </w:r>
+      <w:r>
+        <w:rPr>
+          <w:rFonts w:ascii="Times New Roman" w:eastAsiaTheme="minorEastAsia" w:hAnsi="Times New Roman" w:cs="Times New Roman"/>
+        </w:rPr>
+        <w:t>hen most agents are inframarginal in their location decisions, deadweight loss is small and local stakeholders capture real welfare gains</w:t>
+      </w:r>
+      <w:r>
+        <w:rPr>
+          <w:rFonts w:ascii="Times New Roman" w:eastAsiaTheme="minorEastAsia" w:hAnsi="Times New Roman" w:cs="Times New Roman"/>
+        </w:rPr>
+        <w:t xml:space="preserve">. However, when </w:t>
+      </w:r>
+      <w:r>
+        <w:rPr>
+          <w:rFonts w:ascii="Times New Roman" w:eastAsiaTheme="minorEastAsia" w:hAnsi="Times New Roman" w:cs="Times New Roman"/>
+        </w:rPr>
+        <w:t xml:space="preserve">agents are nearly identical and perfectly mobile, as the canonical Rosen-Roback framework assumes, the subsidy is fully capitalized into rents and welfare gains are zero. The EZ designation therefore could generate genuine improvements in local welfare, or it could function as a transfer of public revenue to private landowners, and the model alone cannot tell us which. </w:t>
+      </w:r>
+    </w:p>
+    <w:p>
+      <w:pPr>
+        <w:ind w:firstLine="720"/>
+        <w:rPr>
+          <w:rFonts w:ascii="Times New Roman" w:eastAsiaTheme="minorEastAsia" w:hAnsi="Times New Roman" w:cs="Times New Roman"/>
+        </w:rPr>
+      </w:pPr>
+      <w:r>
+        <w:rPr>
+          <w:rFonts w:ascii="Times New Roman" w:eastAsiaTheme="minorEastAsia" w:hAnsi="Times New Roman" w:cs="Times New Roman"/>
+        </w:rPr>
+        <w:t>The assumptions underlying this framework, perfect mobility and constant returns to scale, are useful theoretical benchmarks precisely because Baltimore's designated corridors violate them. In reality, the locations selected for EZ designation are chosen because they have failed to attract investment through normal market mechanisms, which is itself evidence that the frictionless arbitrage the Rosen-Roback model assumes has broken down. Returns to scale in urban production are not constant: as Neumark and Simpson (2015) and the broader agglomeration literature document, the density of economic activity generates positive externalities through shared labor markets, knowledge spillovers, and thick intermediate input markets that increase the productivity of firms and workers</w:t>
+      </w:r>
+      <w:r>
+        <w:rPr>
+          <w:rFonts w:ascii="Times New Roman" w:eastAsiaTheme="minorEastAsia" w:hAnsi="Times New Roman" w:cs="Times New Roman"/>
+        </w:rPr>
+        <w:t xml:space="preserve">. </w:t>
+      </w:r>
+      <w:r>
+        <w:rPr>
+          <w:rFonts w:ascii="Times New Roman" w:eastAsiaTheme="minorEastAsia" w:hAnsi="Times New Roman" w:cs="Times New Roman"/>
+        </w:rPr>
+        <w:t>These increasing returns create the conditions for a poverty trap. Distressed corridors remain underinvested not because firms are irrational, but because the private return to locating there is too low, even when the social return, accounting for the spillovers that additional investment would generate for neighboring firms and residents, is high. No individual firm has an incentive to internalize that gap. When this is the case, the simple capitalization result no longer holds. A well-targeted subsidy does not merely reshuffle who pays for space; it can make investment privately rational in a location where it otherwise would not be, potentially triggering the kind of self-reinforcing density increase that agglomeration economies require to take hold.</w:t>
+      </w:r>
+    </w:p>
+    <w:p>
+      <w:pPr>
+        <w:ind w:firstLine="720"/>
+        <w:rPr>
+          <w:rFonts w:ascii="Times New Roman" w:eastAsiaTheme="minorEastAsia" w:hAnsi="Times New Roman" w:cs="Times New Roman"/>
+        </w:rPr>
+      </w:pPr>
+      <w:r>
+        <w:rPr>
+          <w:rFonts w:ascii="Times New Roman" w:eastAsiaTheme="minorEastAsia" w:hAnsi="Times New Roman" w:cs="Times New Roman"/>
+        </w:rPr>
+        <w:t xml:space="preserve">The theoretical framework developed here motivates a reduced-form empirical strategy centered on a single estimable quantity: the average difference in real assessed property values between EZ-designated parcels and the broader citywide distribution of commercial and </w:t>
+      </w:r>
+      <w:r>
+        <w:rPr>
+          <w:rFonts w:ascii="Times New Roman" w:eastAsiaTheme="minorEastAsia" w:hAnsi="Times New Roman" w:cs="Times New Roman"/>
+        </w:rPr>
+        <w:lastRenderedPageBreak/>
+        <w:t>residential parcels, before and after each designation wave. Formally, the baseline estimating equation takes the form:</w:t>
+      </w:r>
+    </w:p>
+    <w:p>
+      <w:pPr>
+        <w:ind w:firstLine="720"/>
+        <w:rPr>
+          <w:rFonts w:ascii="Times New Roman" w:eastAsiaTheme="minorEastAsia" w:hAnsi="Times New Roman" w:cs="Times New Roman"/>
+        </w:rPr>
+      </w:pPr>
+      <m:oMathPara>
+        <m:oMath>
+          <m:r>
+            <m:rPr>
+              <m:sty m:val="p"/>
+            </m:rPr>
+            <w:rPr>
+              <w:rFonts w:ascii="Cambria Math" w:eastAsiaTheme="minorEastAsia" w:hAnsi="Cambria Math" w:cs="Times New Roman"/>
+            </w:rPr>
+            <m:t>ln</m:t>
+          </m:r>
+          <m:r>
+            <w:rPr>
+              <w:rFonts w:ascii="Cambria Math" w:eastAsiaTheme="minorEastAsia" w:hAnsi="Cambria Math" w:cs="Times New Roman"/>
+            </w:rPr>
+            <m:t>⁡</m:t>
+          </m:r>
+          <m:sSub>
+            <m:sSubPr>
+              <m:ctrlPr>
+                <w:rPr>
+                  <w:rFonts w:ascii="Cambria Math" w:eastAsiaTheme="minorEastAsia" w:hAnsi="Cambria Math" w:cs="Times New Roman"/>
+                </w:rPr>
+              </m:ctrlPr>
+            </m:sSubPr>
+            <m:e>
+              <m:r>
+                <w:rPr>
+                  <w:rFonts w:ascii="Cambria Math" w:eastAsiaTheme="minorEastAsia" w:hAnsi="Cambria Math" w:cs="Times New Roman"/>
+                </w:rPr>
+                <m:t>V</m:t>
+              </m:r>
+            </m:e>
+            <m:sub>
+              <m:r>
+                <w:rPr>
+                  <w:rFonts w:ascii="Cambria Math" w:eastAsiaTheme="minorEastAsia" w:hAnsi="Cambria Math" w:cs="Times New Roman"/>
+                </w:rPr>
+                <m:t>jt</m:t>
+              </m:r>
+            </m:sub>
+          </m:sSub>
+          <m:r>
+            <w:rPr>
+              <w:rFonts w:ascii="Cambria Math" w:eastAsiaTheme="minorEastAsia" w:hAnsi="Cambria Math" w:cs="Times New Roman"/>
+            </w:rPr>
+            <m:t>=α+β⋅</m:t>
+          </m:r>
+          <m:sSub>
+            <m:sSubPr>
+              <m:ctrlPr>
+                <w:rPr>
+                  <w:rFonts w:ascii="Cambria Math" w:eastAsiaTheme="minorEastAsia" w:hAnsi="Cambria Math" w:cs="Times New Roman"/>
+                </w:rPr>
+              </m:ctrlPr>
+            </m:sSubPr>
+            <m:e>
+              <m:r>
+                <m:rPr>
+                  <m:nor/>
+                </m:rPr>
+                <w:rPr>
+                  <w:rFonts w:ascii="Times New Roman" w:eastAsiaTheme="minorEastAsia" w:hAnsi="Times New Roman" w:cs="Times New Roman"/>
+                </w:rPr>
+                <m:t>EZ</m:t>
+              </m:r>
+            </m:e>
+            <m:sub>
+              <m:r>
+                <w:rPr>
+                  <w:rFonts w:ascii="Cambria Math" w:eastAsiaTheme="minorEastAsia" w:hAnsi="Cambria Math" w:cs="Times New Roman"/>
+                </w:rPr>
+                <m:t>jt</m:t>
+              </m:r>
+            </m:sub>
+          </m:sSub>
+          <m:r>
+            <w:rPr>
+              <w:rFonts w:ascii="Cambria Math" w:eastAsiaTheme="minorEastAsia" w:hAnsi="Cambria Math" w:cs="Times New Roman"/>
+            </w:rPr>
+            <m:t>+</m:t>
+          </m:r>
+          <m:sSub>
+            <m:sSubPr>
+              <m:ctrlPr>
+                <w:rPr>
+                  <w:rFonts w:ascii="Cambria Math" w:eastAsiaTheme="minorEastAsia" w:hAnsi="Cambria Math" w:cs="Times New Roman"/>
+                </w:rPr>
+              </m:ctrlPr>
+            </m:sSubPr>
+            <m:e>
+              <m:r>
+                <m:rPr>
+                  <m:sty m:val="b"/>
+                </m:rPr>
+                <w:rPr>
+                  <w:rFonts w:ascii="Cambria Math" w:eastAsiaTheme="minorEastAsia" w:hAnsi="Cambria Math" w:cs="Times New Roman"/>
+                </w:rPr>
+                <m:t>X</m:t>
+              </m:r>
+            </m:e>
+            <m:sub>
+              <m:r>
+                <w:rPr>
+                  <w:rFonts w:ascii="Cambria Math" w:eastAsiaTheme="minorEastAsia" w:hAnsi="Cambria Math" w:cs="Times New Roman"/>
+                </w:rPr>
+                <m:t>jt</m:t>
+              </m:r>
+            </m:sub>
+          </m:sSub>
+          <m:r>
+            <w:rPr>
+              <w:rFonts w:ascii="Cambria Math" w:eastAsiaTheme="minorEastAsia" w:hAnsi="Cambria Math" w:cs="Times New Roman"/>
+            </w:rPr>
+            <m:t>γ+</m:t>
+          </m:r>
+          <m:sSub>
+            <m:sSubPr>
+              <m:ctrlPr>
+                <w:rPr>
+                  <w:rFonts w:ascii="Cambria Math" w:eastAsiaTheme="minorEastAsia" w:hAnsi="Cambria Math" w:cs="Times New Roman"/>
+                </w:rPr>
+              </m:ctrlPr>
+            </m:sSubPr>
+            <m:e>
+              <m:r>
+                <w:rPr>
+                  <w:rFonts w:ascii="Cambria Math" w:eastAsiaTheme="minorEastAsia" w:hAnsi="Cambria Math" w:cs="Times New Roman"/>
+                </w:rPr>
+                <m:t>δ</m:t>
+              </m:r>
+            </m:e>
+            <m:sub>
+              <m:r>
+                <w:rPr>
+                  <w:rFonts w:ascii="Cambria Math" w:eastAsiaTheme="minorEastAsia" w:hAnsi="Cambria Math" w:cs="Times New Roman"/>
+                </w:rPr>
+                <m:t>t</m:t>
+              </m:r>
+            </m:sub>
+          </m:sSub>
+          <m:r>
+            <w:rPr>
+              <w:rFonts w:ascii="Cambria Math" w:eastAsiaTheme="minorEastAsia" w:hAnsi="Cambria Math" w:cs="Times New Roman"/>
+            </w:rPr>
+            <m:t>+</m:t>
+          </m:r>
+          <m:sSub>
+            <m:sSubPr>
+              <m:ctrlPr>
+                <w:rPr>
+                  <w:rFonts w:ascii="Cambria Math" w:eastAsiaTheme="minorEastAsia" w:hAnsi="Cambria Math" w:cs="Times New Roman"/>
+                </w:rPr>
+              </m:ctrlPr>
+            </m:sSubPr>
+            <m:e>
+              <m:r>
+                <w:rPr>
+                  <w:rFonts w:ascii="Cambria Math" w:eastAsiaTheme="minorEastAsia" w:hAnsi="Cambria Math" w:cs="Times New Roman"/>
+                </w:rPr>
+                <m:t>ε</m:t>
+              </m:r>
+            </m:e>
+            <m:sub>
+              <m:r>
+                <w:rPr>
+                  <w:rFonts w:ascii="Cambria Math" w:eastAsiaTheme="minorEastAsia" w:hAnsi="Cambria Math" w:cs="Times New Roman"/>
+                </w:rPr>
+                <m:t>jt</m:t>
+              </m:r>
+            </m:sub>
+          </m:sSub>
+        </m:oMath>
+      </m:oMathPara>
+    </w:p>
+    <w:p>
+      <w:pPr>
+        <w:ind w:firstLine="720"/>
+        <w:rPr>
+          <w:rFonts w:ascii="Times New Roman" w:eastAsiaTheme="minorEastAsia" w:hAnsi="Times New Roman" w:cs="Times New Roman"/>
+        </w:rPr>
+      </w:pPr>
+      <w:r>
+        <w:rPr>
+          <w:rFonts w:ascii="Times New Roman" w:eastAsiaTheme="minorEastAsia" w:hAnsi="Times New Roman" w:cs="Times New Roman"/>
+        </w:rPr>
+        <w:t xml:space="preserve">where </w:t>
+      </w:r>
+      <m:oMath>
+        <m:func>
+          <m:funcPr>
+            <m:ctrlPr>
+              <w:rPr>
+                <w:rFonts w:ascii="Cambria Math" w:eastAsiaTheme="minorEastAsia" w:hAnsi="Cambria Math" w:cs="Times New Roman"/>
+              </w:rPr>
+            </m:ctrlPr>
+          </m:funcPr>
+          <m:fName>
+            <m:r>
+              <m:rPr>
+                <m:sty m:val="p"/>
+              </m:rPr>
+              <w:rPr>
+                <w:rFonts w:ascii="Cambria Math" w:eastAsiaTheme="minorEastAsia" w:hAnsi="Cambria Math" w:cs="Times New Roman"/>
+              </w:rPr>
+              <m:t>ln</m:t>
+            </m:r>
+          </m:fName>
+          <m:e>
+            <m:sSub>
+              <m:sSubPr>
+                <m:ctrlPr>
+                  <w:rPr>
+                    <w:rFonts w:ascii="Cambria Math" w:eastAsiaTheme="minorEastAsia" w:hAnsi="Cambria Math" w:cs="Times New Roman"/>
+                  </w:rPr>
+                </m:ctrlPr>
+              </m:sSubPr>
+              <m:e>
+                <m:r>
+                  <w:rPr>
+                    <w:rFonts w:ascii="Cambria Math" w:eastAsiaTheme="minorEastAsia" w:hAnsi="Cambria Math" w:cs="Times New Roman"/>
+                  </w:rPr>
+                  <m:t>V</m:t>
+                </m:r>
+              </m:e>
+              <m:sub>
+                <m:r>
+                  <w:rPr>
+                    <w:rFonts w:ascii="Cambria Math" w:eastAsiaTheme="minorEastAsia" w:hAnsi="Cambria Math" w:cs="Times New Roman"/>
+                  </w:rPr>
+                  <m:t>jt</m:t>
+                </m:r>
+              </m:sub>
+            </m:sSub>
+          </m:e>
+        </m:func>
+      </m:oMath>
+      <w:r>
+        <w:rPr>
+          <w:rFonts w:ascii="Times New Roman" w:eastAsiaTheme="minorEastAsia" w:hAnsi="Times New Roman" w:cs="Times New Roman"/>
+        </w:rPr>
+        <w:t xml:space="preserve"> </w:t>
+      </w:r>
+      <w:r>
+        <w:rPr>
+          <w:rFonts w:ascii="Times New Roman" w:eastAsiaTheme="minorEastAsia" w:hAnsi="Times New Roman" w:cs="Times New Roman"/>
+        </w:rPr>
+        <w:t xml:space="preserve">is the log of real assessed property value for parcel </w:t>
+      </w:r>
+      <m:oMath>
+        <m:r>
+          <w:rPr>
+            <w:rFonts w:ascii="Cambria Math" w:eastAsiaTheme="minorEastAsia" w:hAnsi="Cambria Math" w:cs="Times New Roman"/>
+          </w:rPr>
+          <m:t>j</m:t>
+        </m:r>
+      </m:oMath>
+      <w:r>
+        <w:rPr>
+          <w:rFonts w:ascii="Times New Roman" w:eastAsiaTheme="minorEastAsia" w:hAnsi="Times New Roman" w:cs="Times New Roman"/>
+        </w:rPr>
+        <w:t xml:space="preserve"> </w:t>
+      </w:r>
+      <w:r>
+        <w:rPr>
+          <w:rFonts w:ascii="Times New Roman" w:eastAsiaTheme="minorEastAsia" w:hAnsi="Times New Roman" w:cs="Times New Roman"/>
+        </w:rPr>
+        <w:t xml:space="preserve">in year </w:t>
+      </w:r>
+      <m:oMath>
+        <m:r>
+          <w:rPr>
+            <w:rFonts w:ascii="Cambria Math" w:eastAsiaTheme="minorEastAsia" w:hAnsi="Cambria Math" w:cs="Times New Roman"/>
+          </w:rPr>
+          <m:t>t</m:t>
+        </m:r>
+      </m:oMath>
+      <w:r>
+        <w:rPr>
+          <w:rFonts w:ascii="Times New Roman" w:eastAsiaTheme="minorEastAsia" w:hAnsi="Times New Roman" w:cs="Times New Roman"/>
+        </w:rPr>
+        <w:t xml:space="preserve">, </w:t>
+      </w:r>
+      <m:oMath>
+        <m:sSub>
+          <m:sSubPr>
+            <m:ctrlPr>
+              <w:rPr>
+                <w:rFonts w:ascii="Cambria Math" w:eastAsiaTheme="minorEastAsia" w:hAnsi="Cambria Math" w:cs="Times New Roman"/>
+              </w:rPr>
+            </m:ctrlPr>
+          </m:sSubPr>
+          <m:e>
+            <m:r>
+              <m:rPr>
+                <m:nor/>
+              </m:rPr>
+              <w:rPr>
+                <w:rFonts w:ascii="Times New Roman" w:eastAsiaTheme="minorEastAsia" w:hAnsi="Times New Roman" w:cs="Times New Roman"/>
+              </w:rPr>
+              <m:t>EZ</m:t>
+            </m:r>
+          </m:e>
+          <m:sub>
+            <m:r>
+              <w:rPr>
+                <w:rFonts w:ascii="Cambria Math" w:eastAsiaTheme="minorEastAsia" w:hAnsi="Cambria Math" w:cs="Times New Roman"/>
+              </w:rPr>
+              <m:t>jt</m:t>
+            </m:r>
+          </m:sub>
+        </m:sSub>
+      </m:oMath>
+      <w:r>
+        <w:rPr>
+          <w:rFonts w:ascii="Times New Roman" w:eastAsiaTheme="minorEastAsia" w:hAnsi="Times New Roman" w:cs="Times New Roman"/>
+        </w:rPr>
+        <w:t xml:space="preserve"> </w:t>
+      </w:r>
+      <w:r>
+        <w:rPr>
+          <w:rFonts w:ascii="Times New Roman" w:eastAsiaTheme="minorEastAsia" w:hAnsi="Times New Roman" w:cs="Times New Roman"/>
+        </w:rPr>
+        <w:t xml:space="preserve">is an indicator for active EZ designation, </w:t>
+      </w:r>
+      <m:oMath>
+        <m:sSub>
+          <m:sSubPr>
+            <m:ctrlPr>
+              <w:rPr>
+                <w:rFonts w:ascii="Cambria Math" w:eastAsiaTheme="minorEastAsia" w:hAnsi="Cambria Math" w:cs="Times New Roman"/>
+              </w:rPr>
+            </m:ctrlPr>
+          </m:sSubPr>
+          <m:e>
+            <m:r>
+              <m:rPr>
+                <m:sty m:val="b"/>
+              </m:rPr>
+              <w:rPr>
+                <w:rFonts w:ascii="Cambria Math" w:eastAsiaTheme="minorEastAsia" w:hAnsi="Cambria Math" w:cs="Times New Roman"/>
+              </w:rPr>
+              <m:t>X</m:t>
+            </m:r>
+          </m:e>
+          <m:sub>
+            <m:r>
+              <w:rPr>
+                <w:rFonts w:ascii="Cambria Math" w:eastAsiaTheme="minorEastAsia" w:hAnsi="Cambria Math" w:cs="Times New Roman"/>
+              </w:rPr>
+              <m:t>jt</m:t>
+            </m:r>
+          </m:sub>
+        </m:sSub>
+      </m:oMath>
+      <w:r>
+        <w:rPr>
+          <w:rFonts w:ascii="Times New Roman" w:eastAsiaTheme="minorEastAsia" w:hAnsi="Times New Roman" w:cs="Times New Roman"/>
+        </w:rPr>
+        <w:t xml:space="preserve"> </w:t>
+      </w:r>
+      <w:r>
+        <w:rPr>
+          <w:rFonts w:ascii="Times New Roman" w:eastAsiaTheme="minorEastAsia" w:hAnsi="Times New Roman" w:cs="Times New Roman"/>
+        </w:rPr>
+        <w:t xml:space="preserve">is a vector of parcel-level controls, and </w:t>
+      </w:r>
+      <m:oMath>
+        <m:sSub>
+          <m:sSubPr>
+            <m:ctrlPr>
+              <w:rPr>
+                <w:rFonts w:ascii="Cambria Math" w:eastAsiaTheme="minorEastAsia" w:hAnsi="Cambria Math" w:cs="Times New Roman"/>
+              </w:rPr>
+            </m:ctrlPr>
+          </m:sSubPr>
+          <m:e>
+            <m:r>
+              <w:rPr>
+                <w:rFonts w:ascii="Cambria Math" w:eastAsiaTheme="minorEastAsia" w:hAnsi="Cambria Math" w:cs="Times New Roman"/>
+              </w:rPr>
+              <m:t>δ</m:t>
+            </m:r>
+          </m:e>
+          <m:sub>
+            <m:r>
+              <w:rPr>
+                <w:rFonts w:ascii="Cambria Math" w:eastAsiaTheme="minorEastAsia" w:hAnsi="Cambria Math" w:cs="Times New Roman"/>
+              </w:rPr>
+              <m:t>t</m:t>
+            </m:r>
+          </m:sub>
+        </m:sSub>
+      </m:oMath>
+      <w:r>
+        <w:rPr>
+          <w:rFonts w:ascii="Times New Roman" w:eastAsiaTheme="minorEastAsia" w:hAnsi="Times New Roman" w:cs="Times New Roman"/>
+        </w:rPr>
+        <w:t xml:space="preserve"> </w:t>
+      </w:r>
+      <w:r>
+        <w:rPr>
+          <w:rFonts w:ascii="Times New Roman" w:eastAsiaTheme="minorEastAsia" w:hAnsi="Times New Roman" w:cs="Times New Roman"/>
+        </w:rPr>
+        <w:t xml:space="preserve">is a vector of year fixed effects absorbing citywide valuation trends. The coefficient </w:t>
+      </w:r>
+      <m:oMath>
+        <m:r>
+          <w:rPr>
+            <w:rFonts w:ascii="Cambria Math" w:eastAsiaTheme="minorEastAsia" w:hAnsi="Cambria Math" w:cs="Times New Roman"/>
+          </w:rPr>
+          <m:t>β</m:t>
+        </m:r>
+      </m:oMath>
+      <w:r>
+        <w:rPr>
+          <w:rFonts w:ascii="Times New Roman" w:eastAsiaTheme="minorEastAsia" w:hAnsi="Times New Roman" w:cs="Times New Roman"/>
+        </w:rPr>
+        <w:t xml:space="preserve"> </w:t>
+      </w:r>
+      <w:r>
+        <w:rPr>
+          <w:rFonts w:ascii="Times New Roman" w:eastAsiaTheme="minorEastAsia" w:hAnsi="Times New Roman" w:cs="Times New Roman"/>
+        </w:rPr>
+        <w:t xml:space="preserve">captures the net capitalization effect of EZ designation into real property values above those trends. The theoretical ambiguity established above means that </w:t>
+      </w:r>
+      <m:oMath>
+        <m:r>
+          <w:rPr>
+            <w:rFonts w:ascii="Cambria Math" w:eastAsiaTheme="minorEastAsia" w:hAnsi="Cambria Math" w:cs="Times New Roman"/>
+          </w:rPr>
+          <m:t>β</m:t>
+        </m:r>
+      </m:oMath>
+      <w:r>
+        <w:rPr>
+          <w:rFonts w:ascii="Times New Roman" w:eastAsiaTheme="minorEastAsia" w:hAnsi="Times New Roman" w:cs="Times New Roman"/>
+        </w:rPr>
+        <w:t xml:space="preserve"> </w:t>
+      </w:r>
+      <w:r>
+        <w:rPr>
+          <w:rFonts w:ascii="Times New Roman" w:eastAsiaTheme="minorEastAsia" w:hAnsi="Times New Roman" w:cs="Times New Roman"/>
+        </w:rPr>
+        <w:t>could be positive, zero, or negative depending on the degree of agent mobility, the elasticity of local housing supply, and whether agglomeration externalities are sufficient to sustain investment above the private return threshold. Resolving that ambiguity empirically is the task of the analysis that follows.</w:t>
+      </w:r>
+    </w:p>
+    <w:p>
+      <w:pPr>
+        <w:ind w:firstLine="720"/>
+        <w:rPr>
+          <w:rFonts w:ascii="Times New Roman" w:eastAsiaTheme="minorEastAsia" w:hAnsi="Times New Roman" w:cs="Times New Roman"/>
+        </w:rPr>
+      </w:pPr>
+    </w:p>
+    <w:p>
+      <w:pPr>
+        <w:rPr>
+          <w:rFonts w:ascii="Times New Roman" w:hAnsi="Times New Roman" w:cs="Times New Roman"/>
+        </w:rPr>
+      </w:pPr>
+      <w:r>
+        <w:rPr>
+          <w:rFonts w:ascii="Times New Roman" w:hAnsi="Times New Roman" w:cs="Times New Roman"/>
+        </w:rPr>
+        <w:t>=======================================</w:t>
+      </w:r>
+      <w:r>
+        <w:rPr>
+          <w:rFonts w:ascii="Times New Roman" w:hAnsi="Times New Roman" w:cs="Times New Roman"/>
+        </w:rPr>
+        <w:t>==============================</w:t>
+      </w:r>
+    </w:p>
+    <w:p>
+      <w:pPr>
+        <w:ind w:firstLine="720"/>
+        <w:rPr>
+          <w:rFonts w:ascii="Times New Roman" w:hAnsi="Times New Roman" w:cs="Times New Roman"/>
+        </w:rPr>
+      </w:pPr>
+      <w:r>
+        <w:rPr>
+          <w:rFonts w:ascii="Times New Roman" w:hAnsi="Times New Roman" w:cs="Times New Roman"/>
+        </w:rPr>
+        <w:t>Map of EZs</w:t>
+      </w:r>
+    </w:p>
+    <w:p>
+      <w:pPr>
+        <w:ind w:firstLine="720"/>
+        <w:rPr>
+          <w:rFonts w:ascii="Times New Roman" w:hAnsi="Times New Roman" w:cs="Times New Roman"/>
+        </w:rPr>
+      </w:pPr>
+      <w:r>
+        <w:rPr>
+          <w:rFonts w:ascii="Times New Roman" w:hAnsi="Times New Roman" w:cs="Times New Roman"/>
+        </w:rPr>
+        <w:t>Descriptive mapping (choropleth) of value difference in vs out of EZ (compare in vs out) (by neighborhood)</w:t>
+      </w:r>
+    </w:p>
+    <w:p>
+      <w:pPr>
+        <w:ind w:firstLine="720"/>
+        <w:rPr>
+          <w:rFonts w:ascii="Times New Roman" w:hAnsi="Times New Roman" w:cs="Times New Roman"/>
+        </w:rPr>
+      </w:pPr>
+    </w:p>
+    <w:p>
+      <w:pPr>
+        <w:ind w:firstLine="720"/>
+        <w:rPr>
+          <w:rFonts w:ascii="Times New Roman" w:hAnsi="Times New Roman" w:cs="Times New Roman"/>
+        </w:rPr>
+      </w:pPr>
+      <w:r>
+        <w:rPr>
+          <w:rFonts w:ascii="Times New Roman" w:hAnsi="Times New Roman" w:cs="Times New Roman"/>
+        </w:rPr>
+        <w:t xml:space="preserve">and has since undergone two subsequent redesignation waves in 2012 and 2022. The initial EZDs served as one of the city's primary place-based policy responses to the spatial concentration of disinvestment documented in Section I. Administration of these zones is delegated to the Baltimore Development Corporation (BDC), a non-profit organization which serves as the economic development agency for the City of Baltimore. BDC is responsible for overseeing the design, application, and renewal of Baltimore's EZ boundaries and while they designed the footprint of the 2002 designation, it is no longer recoverable; BDC records from that period were never digitized, and a subsequent review of cold-storage paper files confirmed the original boundary maps have been lost (G. Linder, personal communication, April 2025). </w:t>
+      </w:r>
+      <w:r>
+        <w:rPr>
+          <w:rFonts w:ascii="Times New Roman" w:hAnsi="Times New Roman" w:cs="Times New Roman"/>
+          <w:color w:val="E97132" w:themeColor="accent2"/>
+        </w:rPr>
+        <w:t xml:space="preserve">The 2002 wave therefore serves as the </w:t>
+      </w:r>
+      <w:proofErr w:type="gramStart"/>
+      <w:r>
+        <w:rPr>
+          <w:rFonts w:ascii="Times New Roman" w:hAnsi="Times New Roman" w:cs="Times New Roman"/>
+          <w:color w:val="E97132" w:themeColor="accent2"/>
+        </w:rPr>
+        <w:t>programmatic origin</w:t>
+      </w:r>
+      <w:proofErr w:type="gramEnd"/>
+      <w:r>
+        <w:rPr>
+          <w:rFonts w:ascii="Times New Roman" w:hAnsi="Times New Roman" w:cs="Times New Roman"/>
+          <w:color w:val="E97132" w:themeColor="accent2"/>
+        </w:rPr>
+        <w:t xml:space="preserve"> point for the subsequent analysis rather than an estimable treatment. </w:t>
+      </w:r>
+      <w:r>
+        <w:rPr>
+          <w:rFonts w:ascii="Times New Roman" w:hAnsi="Times New Roman" w:cs="Times New Roman"/>
+        </w:rPr>
+        <w:t>Baltimore's present-day EZ footprint spans over 16,700 acres across four designated zones and generated approximately $1.8 billion in qualifying capital investment in FY 2025 alone, representing roughly 36% of total statewide EZ investment (Maryland Department of Commerce, 2025).</w:t>
+      </w:r>
+    </w:p>
+    <w:p>
+      <w:pPr>
+        <w:rPr>
+          <w:rFonts w:ascii="Times New Roman" w:hAnsi="Times New Roman" w:cs="Times New Roman"/>
+        </w:rPr>
+      </w:pPr>
+      <w:r>
+        <w:rPr>
+          <w:rFonts w:ascii="Times New Roman" w:hAnsi="Times New Roman" w:cs="Times New Roman"/>
+        </w:rPr>
+        <w:t xml:space="preserve">Theory + </w:t>
+      </w:r>
+      <w:proofErr w:type="spellStart"/>
+      <w:r>
+        <w:rPr>
+          <w:rFonts w:ascii="Times New Roman" w:hAnsi="Times New Roman" w:cs="Times New Roman"/>
+        </w:rPr>
+        <w:t>Maths</w:t>
+      </w:r>
+      <w:proofErr w:type="spellEnd"/>
+    </w:p>
+    <w:p>
+      <w:pPr>
+        <w:rPr>
+          <w:rFonts w:ascii="Times New Roman" w:hAnsi="Times New Roman" w:cs="Times New Roman"/>
+        </w:rPr>
+      </w:pPr>
+      <w:r>
+        <w:rPr>
+          <w:rFonts w:ascii="Times New Roman" w:hAnsi="Times New Roman" w:cs="Times New Roman"/>
+        </w:rPr>
+        <w:t>Literature Review</w:t>
+      </w:r>
+    </w:p>
+    <w:p>
+      <w:pPr>
+        <w:rPr>
+          <w:rFonts w:ascii="Times New Roman" w:hAnsi="Times New Roman" w:cs="Times New Roman"/>
+        </w:rPr>
+      </w:pPr>
+      <w:r>
+        <w:rPr>
+          <w:rFonts w:ascii="Times New Roman" w:hAnsi="Times New Roman" w:cs="Times New Roman"/>
+        </w:rPr>
+        <w:t>Analysis</w:t>
+      </w:r>
+    </w:p>
+    <w:p>
+      <w:pPr>
+        <w:rPr>
+          <w:rFonts w:ascii="Times New Roman" w:hAnsi="Times New Roman" w:cs="Times New Roman"/>
+        </w:rPr>
+      </w:pPr>
+    </w:p>
+    <w:p>
+      <w:pPr>
+        <w:rPr>
+          <w:rFonts w:ascii="Times New Roman" w:hAnsi="Times New Roman" w:cs="Times New Roman"/>
+        </w:rPr>
+      </w:pPr>
+      <w:r>
+        <w:rPr>
+          <w:rFonts w:ascii="Times New Roman" w:hAnsi="Times New Roman" w:cs="Times New Roman"/>
+        </w:rPr>
+        <w:t>2. Policy Analysis (approximately 60%)</w:t>
+      </w:r>
+    </w:p>
+    <w:p>
+      <w:pPr>
+        <w:rPr>
+          <w:rFonts w:ascii="Times New Roman" w:hAnsi="Times New Roman" w:cs="Times New Roman"/>
+        </w:rPr>
+      </w:pPr>
+      <w:r>
+        <w:rPr>
+          <w:rFonts w:ascii="Times New Roman" w:hAnsi="Times New Roman" w:cs="Times New Roman"/>
+        </w:rPr>
+        <w:t>This is the core of the paper.</w:t>
+      </w:r>
+    </w:p>
+    <w:p>
+      <w:pPr>
+        <w:rPr>
+          <w:rFonts w:ascii="Times New Roman" w:hAnsi="Times New Roman" w:cs="Times New Roman"/>
+        </w:rPr>
+      </w:pPr>
+      <w:r>
+        <w:rPr>
+          <w:rFonts w:ascii="Times New Roman" w:hAnsi="Times New Roman" w:cs="Times New Roman"/>
+        </w:rPr>
+        <w:t>You should:</w:t>
       </w:r>
     </w:p>
     <w:p>
       <w:pPr>
         <w:numPr>
           <w:ilvl w:val="0"/>
-          <w:numId w:val="2"/>
+          <w:numId w:val="5"/>
         </w:numPr>
         <w:rPr>
           <w:rFonts w:ascii="Times New Roman" w:hAnsi="Times New Roman" w:cs="Times New Roman"/>
@@ -58,14 +5645,14 @@
         <w:rPr>
           <w:rFonts w:ascii="Times New Roman" w:hAnsi="Times New Roman" w:cs="Times New Roman"/>
         </w:rPr>
-        <w:t>the city</w:t>
+        <w:t>Explain the policy (or proposed policy)</w:t>
       </w:r>
     </w:p>
     <w:p>
       <w:pPr>
         <w:numPr>
           <w:ilvl w:val="0"/>
-          <w:numId w:val="2"/>
+          <w:numId w:val="5"/>
         </w:numPr>
         <w:rPr>
           <w:rFonts w:ascii="Times New Roman" w:hAnsi="Times New Roman" w:cs="Times New Roman"/>
@@ -75,14 +5662,14 @@
         <w:rPr>
           <w:rFonts w:ascii="Times New Roman" w:hAnsi="Times New Roman" w:cs="Times New Roman"/>
         </w:rPr>
-        <w:t>the policy problem</w:t>
+        <w:t>Analyze the policy using urban economic models</w:t>
       </w:r>
     </w:p>
     <w:p>
       <w:pPr>
         <w:numPr>
           <w:ilvl w:val="0"/>
-          <w:numId w:val="2"/>
+          <w:numId w:val="5"/>
         </w:numPr>
         <w:rPr>
           <w:rFonts w:ascii="Times New Roman" w:hAnsi="Times New Roman" w:cs="Times New Roman"/>
@@ -92,76 +5679,1171 @@
         <w:rPr>
           <w:rFonts w:ascii="Times New Roman" w:hAnsi="Times New Roman" w:cs="Times New Roman"/>
         </w:rPr>
-        <w:t>relevant institutional or historical context</w:t>
-      </w:r>
-    </w:p>
-    <w:p>
-      <w:pPr>
-        <w:rPr>
-          <w:rFonts w:ascii="Times New Roman" w:hAnsi="Times New Roman" w:cs="Times New Roman"/>
-        </w:rPr>
-      </w:pPr>
-      <w:r>
-        <w:rPr>
-          <w:rFonts w:ascii="Times New Roman" w:hAnsi="Times New Roman" w:cs="Times New Roman"/>
-        </w:rPr>
-        <w:t>Explain why the issue matters for the city's economy.</w:t>
-      </w:r>
-    </w:p>
-    <w:p>
-      <w:pPr>
-        <w:rPr>
-          <w:rFonts w:ascii="Times New Roman" w:hAnsi="Times New Roman" w:cs="Times New Roman"/>
-        </w:rPr>
-      </w:pPr>
-    </w:p>
-    <w:p>
-      <w:pPr>
-        <w:rPr>
-          <w:rFonts w:ascii="Times New Roman" w:hAnsi="Times New Roman" w:cs="Times New Roman"/>
-        </w:rPr>
-      </w:pPr>
-    </w:p>
-    <w:p>
-      <w:pPr>
-        <w:rPr>
-          <w:rFonts w:ascii="Times New Roman" w:hAnsi="Times New Roman" w:cs="Times New Roman"/>
-        </w:rPr>
-      </w:pPr>
-      <w:r>
-        <w:rPr>
-          <w:rFonts w:ascii="Times New Roman" w:hAnsi="Times New Roman" w:cs="Times New Roman"/>
-        </w:rPr>
-        <w:t>The city and the policy problem. Baltimore's structural economic decline (deindustrialization, population loss, concentrated disinvestment) as the backdrop that makes EZDs relevant. This earns the reader's "why does this matter?"</w:t>
-      </w:r>
-    </w:p>
-    <w:p>
-      <w:pPr>
-        <w:rPr>
-          <w:rFonts w:ascii="Times New Roman" w:hAnsi="Times New Roman" w:cs="Times New Roman"/>
-        </w:rPr>
-      </w:pPr>
-      <w:r>
-        <w:rPr>
-          <w:rFonts w:ascii="Times New Roman" w:hAnsi="Times New Roman" w:cs="Times New Roman"/>
-        </w:rPr>
-        <w:t>Institutional and program context. The EZ program history, Maryland's framework, Baltimore's three designation waves, Focus Areas, program scale. This is where our existing proposal paragraph lives and can be adapted directly.</w:t>
-      </w:r>
-    </w:p>
-    <w:p>
-      <w:pPr>
-        <w:rPr>
-          <w:rFonts w:ascii="Times New Roman" w:hAnsi="Times New Roman" w:cs="Times New Roman"/>
-        </w:rPr>
-      </w:pPr>
-      <w:r>
-        <w:rPr>
-          <w:rFonts w:ascii="Times New Roman" w:hAnsi="Times New Roman" w:cs="Times New Roman"/>
-        </w:rPr>
-        <w:t>Literature framing (the literature review overlap you mentioned). The mixed empirical record on EZ effectiveness nationally (Busso et al. vs. Neumark &amp; Kolko) as the motivation for local analysis. This bridges Background into Policy Analysis naturally.</w:t>
-      </w:r>
+        <w:t>Present data using tables or figures</w:t>
+      </w:r>
+    </w:p>
+    <w:p>
+      <w:pPr>
+        <w:numPr>
+          <w:ilvl w:val="0"/>
+          <w:numId w:val="5"/>
+        </w:numPr>
+        <w:rPr>
+          <w:rFonts w:ascii="Times New Roman" w:hAnsi="Times New Roman" w:cs="Times New Roman"/>
+        </w:rPr>
+      </w:pPr>
+      <w:r>
+        <w:rPr>
+          <w:rFonts w:ascii="Times New Roman" w:hAnsi="Times New Roman" w:cs="Times New Roman"/>
+        </w:rPr>
+        <w:t xml:space="preserve">Connect the empirical patterns to </w:t>
+      </w:r>
+      <w:proofErr w:type="gramStart"/>
+      <w:r>
+        <w:rPr>
+          <w:rFonts w:ascii="Times New Roman" w:hAnsi="Times New Roman" w:cs="Times New Roman"/>
+        </w:rPr>
+        <w:t>the theoretical</w:t>
+      </w:r>
+      <w:proofErr w:type="gramEnd"/>
+      <w:r>
+        <w:rPr>
+          <w:rFonts w:ascii="Times New Roman" w:hAnsi="Times New Roman" w:cs="Times New Roman"/>
+        </w:rPr>
+        <w:t xml:space="preserve"> mechanisms</w:t>
+      </w:r>
+    </w:p>
+    <w:p>
+      <w:pPr>
+        <w:rPr>
+          <w:rFonts w:ascii="Times New Roman" w:hAnsi="Times New Roman" w:cs="Times New Roman"/>
+        </w:rPr>
+      </w:pPr>
+      <w:r>
+        <w:rPr>
+          <w:rFonts w:ascii="Times New Roman" w:hAnsi="Times New Roman" w:cs="Times New Roman"/>
+        </w:rPr>
+        <w:t>The focus should be on economic reasoning, not simply describing the city.</w:t>
+      </w:r>
+    </w:p>
+    <w:p>
+      <w:pPr>
+        <w:rPr>
+          <w:rFonts w:ascii="Times New Roman" w:hAnsi="Times New Roman" w:cs="Times New Roman"/>
+        </w:rPr>
+      </w:pPr>
+      <w:r>
+        <w:rPr>
+          <w:rFonts w:ascii="Times New Roman" w:hAnsi="Times New Roman" w:cs="Times New Roman"/>
+          <w:b/>
+          <w:bCs/>
+        </w:rPr>
+        <w:t>Section II outline:</w:t>
+      </w:r>
+    </w:p>
+    <w:p>
+      <w:pPr>
+        <w:numPr>
+          <w:ilvl w:val="0"/>
+          <w:numId w:val="6"/>
+        </w:numPr>
+        <w:rPr>
+          <w:rFonts w:ascii="Times New Roman" w:hAnsi="Times New Roman" w:cs="Times New Roman"/>
+        </w:rPr>
+      </w:pPr>
+      <w:r>
+        <w:rPr>
+          <w:rFonts w:ascii="Times New Roman" w:hAnsi="Times New Roman" w:cs="Times New Roman"/>
+          <w:b/>
+          <w:bCs/>
+        </w:rPr>
+        <w:t>Baltimore's EZD implementation</w:t>
+      </w:r>
+      <w:r>
+        <w:rPr>
+          <w:rFonts w:ascii="Times New Roman" w:hAnsi="Times New Roman" w:cs="Times New Roman"/>
+        </w:rPr>
+        <w:t xml:space="preserve"> — designation history, which neighborhoods, the Focus Area tier, program scale in the city specifically.</w:t>
+      </w:r>
+    </w:p>
+    <w:p>
+      <w:pPr>
+        <w:numPr>
+          <w:ilvl w:val="0"/>
+          <w:numId w:val="6"/>
+        </w:numPr>
+        <w:rPr>
+          <w:rFonts w:ascii="Times New Roman" w:hAnsi="Times New Roman" w:cs="Times New Roman"/>
+        </w:rPr>
+      </w:pPr>
+      <w:r>
+        <w:rPr>
+          <w:rFonts w:ascii="Times New Roman" w:hAnsi="Times New Roman" w:cs="Times New Roman"/>
+          <w:b/>
+          <w:bCs/>
+        </w:rPr>
+        <w:t>Theoretical framework</w:t>
+      </w:r>
+      <w:r>
+        <w:rPr>
+          <w:rFonts w:ascii="Times New Roman" w:hAnsi="Times New Roman" w:cs="Times New Roman"/>
+        </w:rPr>
+        <w:t xml:space="preserve"> — the urban economic logic of place-based intervention (agglomeration, land rent gradients, labor market equilibrium), setting up what the model predicts should happen</w:t>
+      </w:r>
+      <w:r>
+        <w:rPr>
+          <w:rFonts w:ascii="Times New Roman" w:hAnsi="Times New Roman" w:cs="Times New Roman"/>
+        </w:rPr>
+        <w:t xml:space="preserve"> (literature review)</w:t>
+      </w:r>
+      <w:r>
+        <w:rPr>
+          <w:rFonts w:ascii="Times New Roman" w:hAnsi="Times New Roman" w:cs="Times New Roman"/>
+        </w:rPr>
+        <w:t>.</w:t>
+      </w:r>
+    </w:p>
+    <w:p>
+      <w:pPr>
+        <w:numPr>
+          <w:ilvl w:val="0"/>
+          <w:numId w:val="6"/>
+        </w:numPr>
+        <w:rPr>
+          <w:rFonts w:ascii="Times New Roman" w:hAnsi="Times New Roman" w:cs="Times New Roman"/>
+        </w:rPr>
+      </w:pPr>
+      <w:r>
+        <w:rPr>
+          <w:rFonts w:ascii="Times New Roman" w:hAnsi="Times New Roman" w:cs="Times New Roman"/>
+          <w:b/>
+          <w:bCs/>
+        </w:rPr>
+        <w:t>The math</w:t>
+      </w:r>
+      <w:r>
+        <w:rPr>
+          <w:rFonts w:ascii="Times New Roman" w:hAnsi="Times New Roman" w:cs="Times New Roman"/>
+        </w:rPr>
+        <w:t xml:space="preserve"> — formal model, probably a reduced-form specification or a difference-in-differences setup laying out the estimating equation.</w:t>
+      </w:r>
+      <w:r>
+        <w:rPr>
+          <w:rFonts w:ascii="Times New Roman" w:hAnsi="Times New Roman" w:cs="Times New Roman"/>
+        </w:rPr>
+        <w:t xml:space="preserve"> Marginal Social Cost, shifts in amenities, DWL, etc.</w:t>
+      </w:r>
+    </w:p>
+    <w:p>
+      <w:pPr>
+        <w:numPr>
+          <w:ilvl w:val="0"/>
+          <w:numId w:val="6"/>
+        </w:numPr>
+        <w:rPr>
+          <w:rFonts w:ascii="Times New Roman" w:hAnsi="Times New Roman" w:cs="Times New Roman"/>
+        </w:rPr>
+      </w:pPr>
+      <w:r>
+        <w:rPr>
+          <w:rFonts w:ascii="Times New Roman" w:hAnsi="Times New Roman" w:cs="Times New Roman"/>
+          <w:b/>
+          <w:bCs/>
+        </w:rPr>
+        <w:t>Data and empirical patterns</w:t>
+      </w:r>
+      <w:r>
+        <w:rPr>
+          <w:rFonts w:ascii="Times New Roman" w:hAnsi="Times New Roman" w:cs="Times New Roman"/>
+        </w:rPr>
+        <w:t xml:space="preserve"> — tables/figures connecting the Baltimore data to </w:t>
+      </w:r>
+      <w:proofErr w:type="gramStart"/>
+      <w:r>
+        <w:rPr>
+          <w:rFonts w:ascii="Times New Roman" w:hAnsi="Times New Roman" w:cs="Times New Roman"/>
+        </w:rPr>
+        <w:t>the theoretical</w:t>
+      </w:r>
+      <w:proofErr w:type="gramEnd"/>
+      <w:r>
+        <w:rPr>
+          <w:rFonts w:ascii="Times New Roman" w:hAnsi="Times New Roman" w:cs="Times New Roman"/>
+        </w:rPr>
+        <w:t xml:space="preserve"> predictions.</w:t>
+      </w:r>
+    </w:p>
+    <w:p>
+      <w:pPr>
+        <w:numPr>
+          <w:ilvl w:val="0"/>
+          <w:numId w:val="6"/>
+        </w:numPr>
+        <w:rPr>
+          <w:rFonts w:ascii="Times New Roman" w:hAnsi="Times New Roman" w:cs="Times New Roman"/>
+        </w:rPr>
+      </w:pPr>
+      <w:r>
+        <w:rPr>
+          <w:rFonts w:ascii="Times New Roman" w:hAnsi="Times New Roman" w:cs="Times New Roman"/>
+          <w:b/>
+          <w:bCs/>
+        </w:rPr>
+        <w:t>Results and interpretation</w:t>
+      </w:r>
+      <w:r>
+        <w:rPr>
+          <w:rFonts w:ascii="Times New Roman" w:hAnsi="Times New Roman" w:cs="Times New Roman"/>
+        </w:rPr>
+        <w:t xml:space="preserve"> — connecting empirical patterns back to the mechanisms from step 2.</w:t>
+      </w:r>
+    </w:p>
+    <w:p>
+      <w:pPr>
+        <w:rPr>
+          <w:rFonts w:ascii="Times New Roman" w:hAnsi="Times New Roman" w:cs="Times New Roman"/>
+        </w:rPr>
+      </w:pPr>
+      <w:r>
+        <w:rPr>
+          <w:rFonts w:ascii="Times New Roman" w:hAnsi="Times New Roman" w:cs="Times New Roman"/>
+        </w:rPr>
+        <w:t>Critically, this capitalization mechanism, while a failure from the perspective of firm cost relief, is precisely what assessed property values capture.</w:t>
+      </w:r>
+      <w:r>
+        <w:rPr>
+          <w:rFonts w:ascii="Times New Roman" w:hAnsi="Times New Roman" w:cs="Times New Roman"/>
+        </w:rPr>
+        <w:t xml:space="preserve"> </w:t>
+      </w:r>
+      <w:r>
+        <w:rPr>
+          <w:rFonts w:ascii="Times New Roman" w:hAnsi="Times New Roman" w:cs="Times New Roman"/>
+        </w:rPr>
+        <w:t>If EZ designation inflates assessed land values, that signal should be recoverable in parcel-level data regardless of whether employment outcomes improve.</w:t>
+      </w:r>
+    </w:p>
+    <w:p>
+      <w:pPr>
+        <w:pStyle w:val="Heading3"/>
+        <w:jc w:val="center"/>
+      </w:pPr>
+      <w:r>
+        <w:t>Section III: Conclusions</w:t>
+      </w:r>
+    </w:p>
+    <w:p>
+      <w:pPr>
+        <w:spacing w:after="0"/>
+      </w:pPr>
+      <w:r>
+        <w:t>3. Discussion and Conclusion (approximately 20%)</w:t>
+      </w:r>
+    </w:p>
+    <w:p>
+      <w:pPr>
+        <w:spacing w:after="0"/>
+      </w:pPr>
+      <w:r>
+        <w:t>Discuss:</w:t>
+      </w:r>
+    </w:p>
+    <w:p>
+      <w:pPr>
+        <w:numPr>
+          <w:ilvl w:val="0"/>
+          <w:numId w:val="4"/>
+        </w:numPr>
+        <w:spacing w:after="0"/>
+      </w:pPr>
+      <w:r>
+        <w:t>What the models suggest about the likely effects of the policy</w:t>
+      </w:r>
+    </w:p>
+    <w:p>
+      <w:pPr>
+        <w:numPr>
+          <w:ilvl w:val="0"/>
+          <w:numId w:val="4"/>
+        </w:numPr>
+        <w:spacing w:after="0"/>
+      </w:pPr>
+      <w:r>
+        <w:t>Trade-offs or unintended consequences</w:t>
+      </w:r>
+    </w:p>
+    <w:p>
+      <w:pPr>
+        <w:numPr>
+          <w:ilvl w:val="0"/>
+          <w:numId w:val="4"/>
+        </w:numPr>
+        <w:spacing w:after="0"/>
+      </w:pPr>
+      <w:r>
+        <w:lastRenderedPageBreak/>
+        <w:t>Limitations of the analysis</w:t>
+      </w:r>
+    </w:p>
+    <w:p>
+      <w:pPr>
+        <w:numPr>
+          <w:ilvl w:val="0"/>
+          <w:numId w:val="4"/>
+        </w:numPr>
+        <w:spacing w:after="0"/>
+      </w:pPr>
+      <w:r>
+        <w:t>Implications for future policy</w:t>
+      </w:r>
+    </w:p>
+    <w:p/>
+    <w:p>
+      <w:pPr>
+        <w:pStyle w:val="Heading3"/>
+        <w:jc w:val="center"/>
+      </w:pPr>
+      <w:r>
+        <w:t>References:</w:t>
+      </w:r>
+    </w:p>
+    <w:p>
+      <w:pPr>
+        <w:rPr>
+          <w:rFonts w:ascii="Times New Roman" w:hAnsi="Times New Roman" w:cs="Times New Roman"/>
+        </w:rPr>
+      </w:pPr>
+      <w:r>
+        <w:rPr>
+          <w:rFonts w:ascii="Times New Roman" w:hAnsi="Times New Roman" w:cs="Times New Roman"/>
+        </w:rPr>
+        <w:t xml:space="preserve">Stefano, M. L. (2017, May 4). </w:t>
+      </w:r>
+      <w:r>
+        <w:rPr>
+          <w:rFonts w:ascii="Times New Roman" w:hAnsi="Times New Roman" w:cs="Times New Roman"/>
+          <w:i/>
+          <w:iCs/>
+        </w:rPr>
+        <w:t>Industrial boom and bust: The living heritage of the Sparrows Point steel mill (Baltimore, MD)</w:t>
+      </w:r>
+      <w:r>
+        <w:rPr>
+          <w:rFonts w:ascii="Times New Roman" w:hAnsi="Times New Roman" w:cs="Times New Roman"/>
+        </w:rPr>
+        <w:t xml:space="preserve">. Library of Congress Folklife Today. </w:t>
+      </w:r>
+      <w:hyperlink r:id="rId8" w:history="1">
+        <w:r>
+          <w:rPr>
+            <w:rStyle w:val="Hyperlink"/>
+            <w:rFonts w:ascii="Times New Roman" w:hAnsi="Times New Roman" w:cs="Times New Roman"/>
+          </w:rPr>
+          <w:t>https://blogs.loc.gov/folklife/2017/05/industrial-boom-and-bust/</w:t>
+        </w:r>
+      </w:hyperlink>
+    </w:p>
+    <w:p>
+      <w:r>
+        <w:rPr>
+          <w:rFonts w:ascii="Times New Roman" w:hAnsi="Times New Roman" w:cs="Times New Roman"/>
+        </w:rPr>
+        <w:t xml:space="preserve">Bloomberg. (2019, May 15). </w:t>
+      </w:r>
+      <w:r>
+        <w:rPr>
+          <w:rFonts w:ascii="Times New Roman" w:hAnsi="Times New Roman" w:cs="Times New Roman"/>
+          <w:i/>
+          <w:iCs/>
+        </w:rPr>
+        <w:t>Photos: What Bethlehem Steel meant to Baltimore</w:t>
+      </w:r>
+      <w:r>
+        <w:rPr>
+          <w:rFonts w:ascii="Times New Roman" w:hAnsi="Times New Roman" w:cs="Times New Roman"/>
+        </w:rPr>
+        <w:t xml:space="preserve">. </w:t>
+      </w:r>
+      <w:hyperlink r:id="rId9" w:history="1">
+        <w:r>
+          <w:rPr>
+            <w:rStyle w:val="Hyperlink"/>
+            <w:rFonts w:ascii="Times New Roman" w:hAnsi="Times New Roman" w:cs="Times New Roman"/>
+          </w:rPr>
+          <w:t>https://www.bloomberg.com/news/articles/2019-05-15/photos-what-bethlehem-steel-meant-to-baltimore</w:t>
+        </w:r>
+      </w:hyperlink>
+    </w:p>
+    <w:p>
+      <w:pPr>
+        <w:rPr>
+          <w:rFonts w:ascii="Times New Roman" w:hAnsi="Times New Roman" w:cs="Times New Roman"/>
+        </w:rPr>
+      </w:pPr>
+      <w:r>
+        <w:rPr>
+          <w:rFonts w:ascii="Times New Roman" w:hAnsi="Times New Roman" w:cs="Times New Roman"/>
+        </w:rPr>
+        <w:t xml:space="preserve">Han, H.-S. (2014). The impact of abandoned properties on nearby property values. </w:t>
+      </w:r>
+      <w:r>
+        <w:rPr>
+          <w:rFonts w:ascii="Times New Roman" w:hAnsi="Times New Roman" w:cs="Times New Roman"/>
+          <w:i/>
+          <w:iCs/>
+        </w:rPr>
+        <w:t>Housing Policy Debate, 24</w:t>
+      </w:r>
+      <w:r>
+        <w:rPr>
+          <w:rFonts w:ascii="Times New Roman" w:hAnsi="Times New Roman" w:cs="Times New Roman"/>
+        </w:rPr>
+        <w:t xml:space="preserve">(2), 311–334. </w:t>
+      </w:r>
+      <w:hyperlink r:id="rId10" w:history="1">
+        <w:r>
+          <w:rPr>
+            <w:rStyle w:val="Hyperlink"/>
+            <w:rFonts w:ascii="Times New Roman" w:hAnsi="Times New Roman" w:cs="Times New Roman"/>
+          </w:rPr>
+          <w:t>https://doi.org/10.1080/10511482.2013.832350</w:t>
+        </w:r>
+      </w:hyperlink>
+    </w:p>
+    <w:p>
+      <w:pPr>
+        <w:rPr>
+          <w:rFonts w:ascii="Times New Roman" w:hAnsi="Times New Roman" w:cs="Times New Roman"/>
+        </w:rPr>
+      </w:pPr>
+      <w:r>
+        <w:rPr>
+          <w:rFonts w:ascii="Times New Roman" w:hAnsi="Times New Roman" w:cs="Times New Roman"/>
+        </w:rPr>
+        <w:t xml:space="preserve">The Pursuit of History. (2021, December 22). </w:t>
+      </w:r>
+      <w:r>
+        <w:rPr>
+          <w:rFonts w:ascii="Times New Roman" w:hAnsi="Times New Roman" w:cs="Times New Roman"/>
+          <w:i/>
+          <w:iCs/>
+        </w:rPr>
+        <w:t>Sparrows Point: From steelmaking to distribution center hub</w:t>
+      </w:r>
+      <w:r>
+        <w:rPr>
+          <w:rFonts w:ascii="Times New Roman" w:hAnsi="Times New Roman" w:cs="Times New Roman"/>
+        </w:rPr>
+        <w:t xml:space="preserve">. </w:t>
+      </w:r>
+      <w:hyperlink r:id="rId11" w:history="1">
+        <w:r>
+          <w:rPr>
+            <w:rStyle w:val="Hyperlink"/>
+            <w:rFonts w:ascii="Times New Roman" w:hAnsi="Times New Roman" w:cs="Times New Roman"/>
+          </w:rPr>
+          <w:t>https://thepursuitofhistory.org/2021/12/22/sparrows-point-from-steelmaking-to-distribution-center-hub/</w:t>
+        </w:r>
+      </w:hyperlink>
+    </w:p>
+    <w:p>
+      <w:pPr>
+        <w:rPr>
+          <w:rFonts w:ascii="Times New Roman" w:hAnsi="Times New Roman" w:cs="Times New Roman"/>
+        </w:rPr>
+      </w:pPr>
+      <w:r>
+        <w:rPr>
+          <w:rFonts w:ascii="Times New Roman" w:hAnsi="Times New Roman" w:cs="Times New Roman"/>
+        </w:rPr>
+        <w:t xml:space="preserve">U.S. Bureau of Labor Statistics. (n.d.). </w:t>
+      </w:r>
+      <w:r>
+        <w:rPr>
+          <w:rFonts w:ascii="Times New Roman" w:hAnsi="Times New Roman" w:cs="Times New Roman"/>
+          <w:i/>
+          <w:iCs/>
+        </w:rPr>
+        <w:t xml:space="preserve">Employed </w:t>
+      </w:r>
+      <w:proofErr w:type="gramStart"/>
+      <w:r>
+        <w:rPr>
+          <w:rFonts w:ascii="Times New Roman" w:hAnsi="Times New Roman" w:cs="Times New Roman"/>
+          <w:i/>
+          <w:iCs/>
+        </w:rPr>
+        <w:t>persons</w:t>
+      </w:r>
+      <w:proofErr w:type="gramEnd"/>
+      <w:r>
+        <w:rPr>
+          <w:rFonts w:ascii="Times New Roman" w:hAnsi="Times New Roman" w:cs="Times New Roman"/>
+          <w:i/>
+          <w:iCs/>
+        </w:rPr>
+        <w:t xml:space="preserve"> in Baltimore City, MD</w:t>
+      </w:r>
+      <w:r>
+        <w:rPr>
+          <w:rFonts w:ascii="Times New Roman" w:hAnsi="Times New Roman" w:cs="Times New Roman"/>
+        </w:rPr>
+        <w:t xml:space="preserve"> [LAUCN245100000000005A]. FRED, Federal Reserve Bank of St. Louis. </w:t>
+      </w:r>
+      <w:hyperlink r:id="rId12" w:history="1">
+        <w:r>
+          <w:rPr>
+            <w:rStyle w:val="Hyperlink"/>
+            <w:rFonts w:ascii="Times New Roman" w:hAnsi="Times New Roman" w:cs="Times New Roman"/>
+          </w:rPr>
+          <w:t>https://fred.stlouisfed.org/series/LAUCN245100000000005A</w:t>
+        </w:r>
+      </w:hyperlink>
+    </w:p>
+    <w:p>
+      <w:pPr>
+        <w:rPr>
+          <w:rFonts w:ascii="Times New Roman" w:hAnsi="Times New Roman" w:cs="Times New Roman"/>
+        </w:rPr>
+      </w:pPr>
+      <w:r>
+        <w:rPr>
+          <w:rFonts w:ascii="Times New Roman" w:hAnsi="Times New Roman" w:cs="Times New Roman"/>
+        </w:rPr>
+        <w:t xml:space="preserve">U.S. Bureau of Labor Statistics. (n.d.). </w:t>
+      </w:r>
+      <w:r>
+        <w:rPr>
+          <w:rFonts w:ascii="Times New Roman" w:hAnsi="Times New Roman" w:cs="Times New Roman"/>
+          <w:i/>
+          <w:iCs/>
+        </w:rPr>
+        <w:t>Civilian labor force in Baltimore City, MD</w:t>
+      </w:r>
+      <w:r>
+        <w:rPr>
+          <w:rFonts w:ascii="Times New Roman" w:hAnsi="Times New Roman" w:cs="Times New Roman"/>
+        </w:rPr>
+        <w:t xml:space="preserve"> [MDBALT5LFN]. FRED, Federal Reserve Bank of St. Louis. </w:t>
+      </w:r>
+      <w:hyperlink r:id="rId13" w:history="1">
+        <w:r>
+          <w:rPr>
+            <w:rStyle w:val="Hyperlink"/>
+            <w:rFonts w:ascii="Times New Roman" w:hAnsi="Times New Roman" w:cs="Times New Roman"/>
+          </w:rPr>
+          <w:t>https://fred.stlouisfed.org/series/MDBALT5LFN</w:t>
+        </w:r>
+      </w:hyperlink>
+    </w:p>
+    <w:p>
+      <w:pPr>
+        <w:rPr>
+          <w:rFonts w:ascii="Times New Roman" w:hAnsi="Times New Roman" w:cs="Times New Roman"/>
+        </w:rPr>
+      </w:pPr>
+      <w:r>
+        <w:rPr>
+          <w:rFonts w:ascii="Times New Roman" w:hAnsi="Times New Roman" w:cs="Times New Roman"/>
+        </w:rPr>
+        <w:t xml:space="preserve">U.S. Census Bureau. (n.d.). </w:t>
+      </w:r>
+      <w:r>
+        <w:rPr>
+          <w:rFonts w:ascii="Times New Roman" w:hAnsi="Times New Roman" w:cs="Times New Roman"/>
+          <w:i/>
+          <w:iCs/>
+        </w:rPr>
+        <w:t>Estimate of median household income for Baltimore City, MD</w:t>
+      </w:r>
+      <w:r>
+        <w:rPr>
+          <w:rFonts w:ascii="Times New Roman" w:hAnsi="Times New Roman" w:cs="Times New Roman"/>
+        </w:rPr>
+        <w:t xml:space="preserve"> [MHIMD24510A052NCEN]. FRED, Federal Reserve Bank of St. Louis. </w:t>
+      </w:r>
+      <w:hyperlink r:id="rId14" w:history="1">
+        <w:r>
+          <w:rPr>
+            <w:rStyle w:val="Hyperlink"/>
+            <w:rFonts w:ascii="Times New Roman" w:hAnsi="Times New Roman" w:cs="Times New Roman"/>
+          </w:rPr>
+          <w:t>https://fred.stlouisfed.org/series/MHIMD24510A052NCEN</w:t>
+        </w:r>
+      </w:hyperlink>
+    </w:p>
+    <w:p>
+      <w:pPr>
+        <w:rPr>
+          <w:rFonts w:ascii="Times New Roman" w:hAnsi="Times New Roman" w:cs="Times New Roman"/>
+        </w:rPr>
+      </w:pPr>
+      <w:r>
+        <w:rPr>
+          <w:rFonts w:ascii="Times New Roman" w:hAnsi="Times New Roman" w:cs="Times New Roman"/>
+        </w:rPr>
+        <w:t xml:space="preserve">U.S. Federal Housing Finance Agency. (n.d.). </w:t>
+      </w:r>
+      <w:r>
+        <w:rPr>
+          <w:rFonts w:ascii="Times New Roman" w:hAnsi="Times New Roman" w:cs="Times New Roman"/>
+          <w:i/>
+          <w:iCs/>
+        </w:rPr>
+        <w:t>All-transactions house price index for Baltimore City, MD</w:t>
+      </w:r>
+      <w:r>
+        <w:rPr>
+          <w:rFonts w:ascii="Times New Roman" w:hAnsi="Times New Roman" w:cs="Times New Roman"/>
+        </w:rPr>
+        <w:t xml:space="preserve"> [ATNHPIUS24510A]. FRED, Federal Reserve Bank of St. Louis. </w:t>
+      </w:r>
+      <w:hyperlink r:id="rId15" w:history="1">
+        <w:r>
+          <w:rPr>
+            <w:rStyle w:val="Hyperlink"/>
+            <w:rFonts w:ascii="Times New Roman" w:hAnsi="Times New Roman" w:cs="Times New Roman"/>
+          </w:rPr>
+          <w:t>https://fred.stlouisfed.org/series/ATNHPIUS24510A</w:t>
+        </w:r>
+      </w:hyperlink>
+    </w:p>
+    <w:p>
+      <w:pPr>
+        <w:rPr>
+          <w:rFonts w:ascii="Times New Roman" w:hAnsi="Times New Roman" w:cs="Times New Roman"/>
+        </w:rPr>
+      </w:pPr>
+      <w:r>
+        <w:rPr>
+          <w:rFonts w:ascii="Times New Roman" w:hAnsi="Times New Roman" w:cs="Times New Roman"/>
+        </w:rPr>
+        <w:t xml:space="preserve">U.S. Bureau of Labor Statistics. (n.d.). </w:t>
+      </w:r>
+      <w:r>
+        <w:rPr>
+          <w:rFonts w:ascii="Times New Roman" w:hAnsi="Times New Roman" w:cs="Times New Roman"/>
+          <w:i/>
+          <w:iCs/>
+        </w:rPr>
+        <w:t>Resident population in Baltimore City, MD</w:t>
+      </w:r>
+      <w:r>
+        <w:rPr>
+          <w:rFonts w:ascii="Times New Roman" w:hAnsi="Times New Roman" w:cs="Times New Roman"/>
+        </w:rPr>
+        <w:t xml:space="preserve"> [MDBALT5POP]. FRED, Federal Reserve Bank of St. Louis. </w:t>
+      </w:r>
+      <w:hyperlink r:id="rId16" w:history="1">
+        <w:r>
+          <w:rPr>
+            <w:rStyle w:val="Hyperlink"/>
+            <w:rFonts w:ascii="Times New Roman" w:hAnsi="Times New Roman" w:cs="Times New Roman"/>
+          </w:rPr>
+          <w:t>https://fred.stlouisfed.org/series/MDBALT5POP</w:t>
+        </w:r>
+      </w:hyperlink>
+    </w:p>
+    <w:p>
+      <w:pPr>
+        <w:rPr>
+          <w:rFonts w:ascii="Times New Roman" w:hAnsi="Times New Roman" w:cs="Times New Roman"/>
+        </w:rPr>
+      </w:pPr>
+      <w:r>
+        <w:rPr>
+          <w:rFonts w:ascii="Times New Roman" w:hAnsi="Times New Roman" w:cs="Times New Roman"/>
+        </w:rPr>
+        <w:t xml:space="preserve">U.S. Bureau of Labor Statistics. (n.d.). </w:t>
+      </w:r>
+      <w:r>
+        <w:rPr>
+          <w:rFonts w:ascii="Times New Roman" w:hAnsi="Times New Roman" w:cs="Times New Roman"/>
+          <w:i/>
+          <w:iCs/>
+        </w:rPr>
+        <w:t>Unemployment rate in Baltimore City, MD</w:t>
+      </w:r>
+      <w:r>
+        <w:rPr>
+          <w:rFonts w:ascii="Times New Roman" w:hAnsi="Times New Roman" w:cs="Times New Roman"/>
+        </w:rPr>
+        <w:t xml:space="preserve"> [MDBALT5URN]. FRED, Federal Reserve Bank of St. Louis. </w:t>
+      </w:r>
+      <w:hyperlink r:id="rId17" w:history="1">
+        <w:r>
+          <w:rPr>
+            <w:rStyle w:val="Hyperlink"/>
+            <w:rFonts w:ascii="Times New Roman" w:hAnsi="Times New Roman" w:cs="Times New Roman"/>
+          </w:rPr>
+          <w:t>https://fred.stlouisfed.org/series/MDBALT5URN</w:t>
+        </w:r>
+      </w:hyperlink>
+    </w:p>
+    <w:p>
+      <w:pPr>
+        <w:rPr>
+          <w:rFonts w:ascii="Times New Roman" w:hAnsi="Times New Roman" w:cs="Times New Roman"/>
+        </w:rPr>
+      </w:pPr>
+      <w:r>
+        <w:rPr>
+          <w:rFonts w:ascii="Times New Roman" w:hAnsi="Times New Roman" w:cs="Times New Roman"/>
+        </w:rPr>
+        <w:lastRenderedPageBreak/>
+        <w:t xml:space="preserve">Maryland Department of Commerce, Office of Finance Programs. (2025, December). </w:t>
+      </w:r>
+      <w:r>
+        <w:rPr>
+          <w:rFonts w:ascii="Times New Roman" w:hAnsi="Times New Roman" w:cs="Times New Roman"/>
+          <w:i/>
+          <w:iCs/>
+        </w:rPr>
+        <w:t>Enterprise zones annual status report: Calendar year 2025</w:t>
+      </w:r>
+      <w:r>
+        <w:rPr>
+          <w:rFonts w:ascii="Times New Roman" w:hAnsi="Times New Roman" w:cs="Times New Roman"/>
+        </w:rPr>
+        <w:t xml:space="preserve">. </w:t>
+      </w:r>
+      <w:hyperlink r:id="rId18" w:history="1">
+        <w:r>
+          <w:rPr>
+            <w:rStyle w:val="Hyperlink"/>
+            <w:rFonts w:ascii="Times New Roman" w:hAnsi="Times New Roman" w:cs="Times New Roman"/>
+          </w:rPr>
+          <w:t>https://commerce.maryland.gov/Documents/Enterprise.Zone.Annual.Report.2025.pdf</w:t>
+        </w:r>
+      </w:hyperlink>
+    </w:p>
+    <w:p>
+      <w:pPr>
+        <w:rPr>
+          <w:rFonts w:ascii="Times New Roman" w:hAnsi="Times New Roman" w:cs="Times New Roman"/>
+        </w:rPr>
+      </w:pPr>
+      <w:r>
+        <w:rPr>
+          <w:rFonts w:ascii="Times New Roman" w:hAnsi="Times New Roman" w:cs="Times New Roman"/>
+        </w:rPr>
+        <w:t xml:space="preserve">Billings, S. (2009). Do enterprise zones work? An analysis at the borders. </w:t>
+      </w:r>
+      <w:r>
+        <w:rPr>
+          <w:rFonts w:ascii="Times New Roman" w:hAnsi="Times New Roman" w:cs="Times New Roman"/>
+          <w:i/>
+          <w:iCs/>
+        </w:rPr>
+        <w:t>Public Finance Review, 37</w:t>
+      </w:r>
+      <w:r>
+        <w:rPr>
+          <w:rFonts w:ascii="Times New Roman" w:hAnsi="Times New Roman" w:cs="Times New Roman"/>
+        </w:rPr>
+        <w:t xml:space="preserve">(1), 68–93. </w:t>
+      </w:r>
+      <w:hyperlink r:id="rId19" w:history="1">
+        <w:r>
+          <w:rPr>
+            <w:rStyle w:val="Hyperlink"/>
+            <w:rFonts w:ascii="Times New Roman" w:hAnsi="Times New Roman" w:cs="Times New Roman"/>
+          </w:rPr>
+          <w:t>https://doi.org/10.1177/1091142108321238</w:t>
+        </w:r>
+      </w:hyperlink>
+    </w:p>
+    <w:p>
+      <w:pPr>
+        <w:rPr>
+          <w:rFonts w:ascii="Times New Roman" w:hAnsi="Times New Roman" w:cs="Times New Roman"/>
+        </w:rPr>
+      </w:pPr>
+      <w:proofErr w:type="spellStart"/>
+      <w:r>
+        <w:rPr>
+          <w:rFonts w:ascii="Times New Roman" w:hAnsi="Times New Roman" w:cs="Times New Roman"/>
+        </w:rPr>
+        <w:t>Boarnet</w:t>
+      </w:r>
+      <w:proofErr w:type="spellEnd"/>
+      <w:r>
+        <w:rPr>
+          <w:rFonts w:ascii="Times New Roman" w:hAnsi="Times New Roman" w:cs="Times New Roman"/>
+        </w:rPr>
+        <w:t xml:space="preserve">, M. G., &amp; Bogart, W. T. (1996). Enterprise zones and employment: Evidence from New Jersey. </w:t>
+      </w:r>
+      <w:r>
+        <w:rPr>
+          <w:rFonts w:ascii="Times New Roman" w:hAnsi="Times New Roman" w:cs="Times New Roman"/>
+          <w:i/>
+          <w:iCs/>
+        </w:rPr>
+        <w:t>Journal of Urban Economics, 40</w:t>
+      </w:r>
+      <w:r>
+        <w:rPr>
+          <w:rFonts w:ascii="Times New Roman" w:hAnsi="Times New Roman" w:cs="Times New Roman"/>
+        </w:rPr>
+        <w:t xml:space="preserve">(2), 198–215. </w:t>
+      </w:r>
+      <w:hyperlink r:id="rId20" w:history="1">
+        <w:r>
+          <w:rPr>
+            <w:rStyle w:val="Hyperlink"/>
+            <w:rFonts w:ascii="Times New Roman" w:hAnsi="Times New Roman" w:cs="Times New Roman"/>
+          </w:rPr>
+          <w:t>https://doi.org/10.1006/juec.1996.0029</w:t>
+        </w:r>
+      </w:hyperlink>
+    </w:p>
+    <w:p>
+      <w:pPr>
+        <w:rPr>
+          <w:rFonts w:ascii="Times New Roman" w:hAnsi="Times New Roman" w:cs="Times New Roman"/>
+        </w:rPr>
+      </w:pPr>
+      <w:r>
+        <w:rPr>
+          <w:rFonts w:ascii="Times New Roman" w:hAnsi="Times New Roman" w:cs="Times New Roman"/>
+        </w:rPr>
+        <w:t xml:space="preserve">Bondonio, D., &amp; Engberg, J. (2000). Enterprise zones and local employment: Evidence from the states' programs. </w:t>
+      </w:r>
+      <w:r>
+        <w:rPr>
+          <w:rFonts w:ascii="Times New Roman" w:hAnsi="Times New Roman" w:cs="Times New Roman"/>
+          <w:i/>
+          <w:iCs/>
+        </w:rPr>
+        <w:t>Regional Science and Urban Economics, 30</w:t>
+      </w:r>
+      <w:r>
+        <w:rPr>
+          <w:rFonts w:ascii="Times New Roman" w:hAnsi="Times New Roman" w:cs="Times New Roman"/>
+        </w:rPr>
+        <w:t xml:space="preserve">(5), 519–549. </w:t>
+      </w:r>
+      <w:hyperlink r:id="rId21" w:history="1">
+        <w:r>
+          <w:rPr>
+            <w:rStyle w:val="Hyperlink"/>
+            <w:rFonts w:ascii="Times New Roman" w:hAnsi="Times New Roman" w:cs="Times New Roman"/>
+          </w:rPr>
+          <w:t>https://doi.org/10.1016/S0166-0462(00)00042-9</w:t>
+        </w:r>
+      </w:hyperlink>
+    </w:p>
+    <w:p>
+      <w:pPr>
+        <w:rPr>
+          <w:rFonts w:ascii="Times New Roman" w:hAnsi="Times New Roman" w:cs="Times New Roman"/>
+        </w:rPr>
+      </w:pPr>
+      <w:r>
+        <w:rPr>
+          <w:rFonts w:ascii="Times New Roman" w:hAnsi="Times New Roman" w:cs="Times New Roman"/>
+        </w:rPr>
+        <w:t xml:space="preserve">Brintnall, M. A., &amp; Green, R. E. (1988). Comparing state enterprise zone programs: Variations in structure and coverage. </w:t>
+      </w:r>
+      <w:r>
+        <w:rPr>
+          <w:rFonts w:ascii="Times New Roman" w:hAnsi="Times New Roman" w:cs="Times New Roman"/>
+          <w:i/>
+          <w:iCs/>
+        </w:rPr>
+        <w:t>Economic Development Quarterly, 2</w:t>
+      </w:r>
+      <w:r>
+        <w:rPr>
+          <w:rFonts w:ascii="Times New Roman" w:hAnsi="Times New Roman" w:cs="Times New Roman"/>
+        </w:rPr>
+        <w:t xml:space="preserve">(1), 50–68. </w:t>
+      </w:r>
+      <w:hyperlink r:id="rId22" w:history="1">
+        <w:r>
+          <w:rPr>
+            <w:rStyle w:val="Hyperlink"/>
+            <w:rFonts w:ascii="Times New Roman" w:hAnsi="Times New Roman" w:cs="Times New Roman"/>
+          </w:rPr>
+          <w:t>https://doi.org/10.1177/089124248800200106</w:t>
+        </w:r>
+      </w:hyperlink>
+    </w:p>
+    <w:p>
+      <w:pPr>
+        <w:rPr>
+          <w:rFonts w:ascii="Times New Roman" w:hAnsi="Times New Roman" w:cs="Times New Roman"/>
+        </w:rPr>
+      </w:pPr>
+      <w:r>
+        <w:rPr>
+          <w:rFonts w:ascii="Times New Roman" w:hAnsi="Times New Roman" w:cs="Times New Roman"/>
+        </w:rPr>
+        <w:t xml:space="preserve">Busso, M., Gregory, J., &amp; Kline, P. (2013). Assessing the incidence and efficiency of a prominent place-based policy. </w:t>
+      </w:r>
+      <w:r>
+        <w:rPr>
+          <w:rFonts w:ascii="Times New Roman" w:hAnsi="Times New Roman" w:cs="Times New Roman"/>
+          <w:i/>
+          <w:iCs/>
+        </w:rPr>
+        <w:t>American Economic Review, 103</w:t>
+      </w:r>
+      <w:r>
+        <w:rPr>
+          <w:rFonts w:ascii="Times New Roman" w:hAnsi="Times New Roman" w:cs="Times New Roman"/>
+        </w:rPr>
+        <w:t xml:space="preserve">(2), 897–947. </w:t>
+      </w:r>
+      <w:hyperlink r:id="rId23" w:history="1">
+        <w:r>
+          <w:rPr>
+            <w:rStyle w:val="Hyperlink"/>
+            <w:rFonts w:ascii="Times New Roman" w:hAnsi="Times New Roman" w:cs="Times New Roman"/>
+          </w:rPr>
+          <w:t>https://doi.org/10.1257/aer.103.2.897</w:t>
+        </w:r>
+      </w:hyperlink>
+    </w:p>
+    <w:p>
+      <w:pPr>
+        <w:rPr>
+          <w:rFonts w:ascii="Times New Roman" w:hAnsi="Times New Roman" w:cs="Times New Roman"/>
+        </w:rPr>
+      </w:pPr>
+      <w:r>
+        <w:rPr>
+          <w:rFonts w:ascii="Times New Roman" w:hAnsi="Times New Roman" w:cs="Times New Roman"/>
+        </w:rPr>
+        <w:t xml:space="preserve">Jones, E. (1985). </w:t>
+      </w:r>
+      <w:r>
+        <w:rPr>
+          <w:rFonts w:ascii="Times New Roman" w:hAnsi="Times New Roman" w:cs="Times New Roman"/>
+          <w:i/>
+          <w:iCs/>
+        </w:rPr>
+        <w:t>Enterprise zone study: Bridgeport, Connecticut</w:t>
+      </w:r>
+      <w:r>
+        <w:rPr>
+          <w:rFonts w:ascii="Times New Roman" w:hAnsi="Times New Roman" w:cs="Times New Roman"/>
+        </w:rPr>
+        <w:t>. [Details not recoverable from available sources; cite as personal communication or secondary citation via Wilder &amp; Rubin, 1996 if original is unavailable.]</w:t>
+      </w:r>
+    </w:p>
+    <w:p>
+      <w:pPr>
+        <w:rPr>
+          <w:rFonts w:ascii="Times New Roman" w:hAnsi="Times New Roman" w:cs="Times New Roman"/>
+        </w:rPr>
+      </w:pPr>
+      <w:r>
+        <w:rPr>
+          <w:rFonts w:ascii="Times New Roman" w:hAnsi="Times New Roman" w:cs="Times New Roman"/>
+        </w:rPr>
+        <w:t xml:space="preserve">Jones, E. (1987). </w:t>
+      </w:r>
+      <w:r>
+        <w:rPr>
+          <w:rFonts w:ascii="Times New Roman" w:hAnsi="Times New Roman" w:cs="Times New Roman"/>
+          <w:i/>
+          <w:iCs/>
+        </w:rPr>
+        <w:t>Enterprise zone study: Decatur, Illinois</w:t>
+      </w:r>
+      <w:r>
+        <w:rPr>
+          <w:rFonts w:ascii="Times New Roman" w:hAnsi="Times New Roman" w:cs="Times New Roman"/>
+        </w:rPr>
+        <w:t>. [Same caveat as above.]</w:t>
+      </w:r>
+    </w:p>
+    <w:p>
+      <w:pPr>
+        <w:rPr>
+          <w:rFonts w:ascii="Times New Roman" w:hAnsi="Times New Roman" w:cs="Times New Roman"/>
+        </w:rPr>
+      </w:pPr>
+      <w:r>
+        <w:rPr>
+          <w:rFonts w:ascii="Times New Roman" w:hAnsi="Times New Roman" w:cs="Times New Roman"/>
+        </w:rPr>
+        <w:t xml:space="preserve">Neumark, D., &amp; Kolko, J. (2010). Do enterprise zones create jobs? Evidence from California's enterprise zone program. </w:t>
+      </w:r>
+      <w:r>
+        <w:rPr>
+          <w:rFonts w:ascii="Times New Roman" w:hAnsi="Times New Roman" w:cs="Times New Roman"/>
+          <w:i/>
+          <w:iCs/>
+        </w:rPr>
+        <w:t>Journal of Urban Economics, 68</w:t>
+      </w:r>
+      <w:r>
+        <w:rPr>
+          <w:rFonts w:ascii="Times New Roman" w:hAnsi="Times New Roman" w:cs="Times New Roman"/>
+        </w:rPr>
+        <w:t xml:space="preserve">(1), 1–19. </w:t>
+      </w:r>
+      <w:hyperlink r:id="rId24" w:history="1">
+        <w:r>
+          <w:rPr>
+            <w:rStyle w:val="Hyperlink"/>
+            <w:rFonts w:ascii="Times New Roman" w:hAnsi="Times New Roman" w:cs="Times New Roman"/>
+          </w:rPr>
+          <w:t>https://doi.org/10.1016/j.jue.2010.01.002</w:t>
+        </w:r>
+      </w:hyperlink>
+    </w:p>
+    <w:p>
+      <w:pPr>
+        <w:rPr>
+          <w:rFonts w:ascii="Times New Roman" w:hAnsi="Times New Roman" w:cs="Times New Roman"/>
+        </w:rPr>
+      </w:pPr>
+      <w:r>
+        <w:rPr>
+          <w:rFonts w:ascii="Times New Roman" w:hAnsi="Times New Roman" w:cs="Times New Roman"/>
+        </w:rPr>
+        <w:t xml:space="preserve">Neumark, D., &amp; Young, T. (2021). Heterogeneous effects of state enterprise zone programs in the shorter run and longer run. </w:t>
+      </w:r>
+      <w:r>
+        <w:rPr>
+          <w:rFonts w:ascii="Times New Roman" w:hAnsi="Times New Roman" w:cs="Times New Roman"/>
+          <w:i/>
+          <w:iCs/>
+        </w:rPr>
+        <w:t>Economic Development Quarterly, 35</w:t>
+      </w:r>
+      <w:r>
+        <w:rPr>
+          <w:rFonts w:ascii="Times New Roman" w:hAnsi="Times New Roman" w:cs="Times New Roman"/>
+        </w:rPr>
+        <w:t xml:space="preserve">(2), 91–107. </w:t>
+      </w:r>
+      <w:hyperlink r:id="rId25" w:history="1">
+        <w:r>
+          <w:rPr>
+            <w:rStyle w:val="Hyperlink"/>
+            <w:rFonts w:ascii="Times New Roman" w:hAnsi="Times New Roman" w:cs="Times New Roman"/>
+          </w:rPr>
+          <w:t>https://doi.org/10.1177/0891242420982341</w:t>
+        </w:r>
+      </w:hyperlink>
+    </w:p>
+    <w:p>
+      <w:pPr>
+        <w:rPr>
+          <w:rFonts w:ascii="Times New Roman" w:hAnsi="Times New Roman" w:cs="Times New Roman"/>
+        </w:rPr>
+      </w:pPr>
+      <w:r>
+        <w:rPr>
+          <w:rFonts w:ascii="Times New Roman" w:hAnsi="Times New Roman" w:cs="Times New Roman"/>
+        </w:rPr>
+        <w:t xml:space="preserve">Papke, L. E. (1994). Tax policy and urban development: Evidence from the Indiana enterprise zone program. </w:t>
+      </w:r>
+      <w:r>
+        <w:rPr>
+          <w:rFonts w:ascii="Times New Roman" w:hAnsi="Times New Roman" w:cs="Times New Roman"/>
+          <w:i/>
+          <w:iCs/>
+        </w:rPr>
+        <w:t>Journal of Public Economics, 54</w:t>
+      </w:r>
+      <w:r>
+        <w:rPr>
+          <w:rFonts w:ascii="Times New Roman" w:hAnsi="Times New Roman" w:cs="Times New Roman"/>
+        </w:rPr>
+        <w:t xml:space="preserve">(1), 37–49. </w:t>
+      </w:r>
+      <w:hyperlink r:id="rId26" w:history="1">
+        <w:r>
+          <w:rPr>
+            <w:rStyle w:val="Hyperlink"/>
+            <w:rFonts w:ascii="Times New Roman" w:hAnsi="Times New Roman" w:cs="Times New Roman"/>
+          </w:rPr>
+          <w:t>https://doi.org/10.1016/0047-2727(94)90069-8</w:t>
+        </w:r>
+      </w:hyperlink>
+    </w:p>
+    <w:p>
+      <w:pPr>
+        <w:rPr>
+          <w:rFonts w:ascii="Times New Roman" w:hAnsi="Times New Roman" w:cs="Times New Roman"/>
+        </w:rPr>
+      </w:pPr>
+      <w:r>
+        <w:rPr>
+          <w:rFonts w:ascii="Times New Roman" w:hAnsi="Times New Roman" w:cs="Times New Roman"/>
+        </w:rPr>
+        <w:t xml:space="preserve">U.S. Department of Housing and Urban Development. (1986). </w:t>
+      </w:r>
+      <w:r>
+        <w:rPr>
+          <w:rFonts w:ascii="Times New Roman" w:hAnsi="Times New Roman" w:cs="Times New Roman"/>
+          <w:i/>
+          <w:iCs/>
+        </w:rPr>
+        <w:t>Enterprise zones: Lessons from the field</w:t>
+      </w:r>
+      <w:r>
+        <w:rPr>
+          <w:rFonts w:ascii="Times New Roman" w:hAnsi="Times New Roman" w:cs="Times New Roman"/>
+        </w:rPr>
+        <w:t>. U.S. Government Printing Office.</w:t>
+      </w:r>
+    </w:p>
+    <w:p>
+      <w:pPr>
+        <w:rPr>
+          <w:rFonts w:ascii="Times New Roman" w:hAnsi="Times New Roman" w:cs="Times New Roman"/>
+        </w:rPr>
+      </w:pPr>
+      <w:r>
+        <w:rPr>
+          <w:rFonts w:ascii="Times New Roman" w:hAnsi="Times New Roman" w:cs="Times New Roman"/>
+        </w:rPr>
+        <w:t xml:space="preserve">Wilder, M. G., &amp; Rubin, B. M. (1996). Rhetoric versus reality: A review of studies on state enterprise zone programs. </w:t>
+      </w:r>
+      <w:r>
+        <w:rPr>
+          <w:rFonts w:ascii="Times New Roman" w:hAnsi="Times New Roman" w:cs="Times New Roman"/>
+          <w:i/>
+          <w:iCs/>
+        </w:rPr>
+        <w:t>Journal of the American Planning Association, 62</w:t>
+      </w:r>
+      <w:r>
+        <w:rPr>
+          <w:rFonts w:ascii="Times New Roman" w:hAnsi="Times New Roman" w:cs="Times New Roman"/>
+        </w:rPr>
+        <w:t xml:space="preserve">(4), 472–492. </w:t>
+      </w:r>
+      <w:hyperlink r:id="rId27" w:history="1">
+        <w:r>
+          <w:rPr>
+            <w:rStyle w:val="Hyperlink"/>
+            <w:rFonts w:ascii="Times New Roman" w:hAnsi="Times New Roman" w:cs="Times New Roman"/>
+          </w:rPr>
+          <w:t>https://doi.org/10.1080/01944369608975709</w:t>
+        </w:r>
+      </w:hyperlink>
+    </w:p>
+    <w:p>
+      <w:pPr>
+        <w:rPr>
+          <w:rFonts w:ascii="Times New Roman" w:hAnsi="Times New Roman" w:cs="Times New Roman"/>
+        </w:rPr>
+      </w:pPr>
     </w:p>
     <w:sectPr>
+      <w:headerReference w:type="even" r:id="rId28"/>
+      <w:headerReference w:type="default" r:id="rId29"/>
+      <w:footerReference w:type="even" r:id="rId30"/>
+      <w:footerReference w:type="default" r:id="rId31"/>
+      <w:headerReference w:type="first" r:id="rId32"/>
+      <w:footerReference w:type="first" r:id="rId33"/>
       <w:pgSz w:w="12240" w:h="15840"/>
       <w:pgMar w:top="1440" w:right="1440" w:bottom="1440" w:left="1440" w:header="720" w:footer="720" w:gutter="0"/>
       <w:cols w:space="720"/>
@@ -171,101 +6853,185 @@
 </w:document>
 </file>
 
+<file path=word/endnotes.xml><?xml version="1.0" encoding="utf-8"?>
+<w:endnotes xmlns:wpc="http://schemas.microsoft.com/office/word/2010/wordprocessingCanvas" xmlns:cx="http://schemas.microsoft.com/office/drawing/2014/chartex" xmlns:cx1="http://schemas.microsoft.com/office/drawing/2015/9/8/chartex" xmlns:cx2="http://schemas.microsoft.com/office/drawing/2015/10/21/chartex" xmlns:cx3="http://schemas.microsoft.com/office/drawing/2016/5/9/chartex" xmlns:cx4="http://schemas.microsoft.com/office/drawing/2016/5/10/chartex" xmlns:cx5="http://schemas.microsoft.com/office/drawing/2016/5/11/chartex" xmlns:cx6="http://schemas.microsoft.com/office/drawing/2016/5/12/chartex" xmlns:cx7="http://schemas.microsoft.com/office/drawing/2016/5/13/chartex" xmlns:cx8="http://schemas.microsoft.com/office/drawing/2016/5/14/chartex" xmlns:mc="http://schemas.openxmlformats.org/markup-compatibility/2006" xmlns:aink="http://schemas.microsoft.com/office/drawing/2016/ink" xmlns:am3d="http://schemas.microsoft.com/office/drawing/2017/model3d" xmlns:o="urn:schemas-microsoft-com:office:office" xmlns:oel="http://schemas.microsoft.com/office/2019/extlst" xmlns:r="http://schemas.openxmlformats.org/officeDocument/2006/relationships" xmlns:m="http://schemas.openxmlformats.org/officeDocument/2006/math" xmlns:v="urn:schemas-microsoft-com:vml" xmlns:wp14="http://schemas.microsoft.com/office/word/2010/wordprocessingDrawing" xmlns:wp="http://schemas.openxmlformats.org/drawingml/2006/wordprocessingDrawing" xmlns:w10="urn:schemas-microsoft-com:office:word" xmlns:w="http://schemas.openxmlformats.org/wordprocessingml/2006/main" xmlns:w14="http://schemas.microsoft.com/office/word/2010/wordml" xmlns:w15="http://schemas.microsoft.com/office/word/2012/wordml" xmlns:w16cex="http://schemas.microsoft.com/office/word/2018/wordml/cex" xmlns:w16cid="http://schemas.microsoft.com/office/word/2016/wordml/cid" xmlns:w16="http://schemas.microsoft.com/office/word/2018/wordml" xmlns:w16du="http://schemas.microsoft.com/office/word/2023/wordml/word16du" xmlns:w16sdtdh="http://schemas.microsoft.com/office/word/2020/wordml/sdtdatahash" xmlns:w16sdtfl="http://schemas.microsoft.com/office/word/2024/wordml/sdtformatlock" xmlns:w16se="http://schemas.microsoft.com/office/word/2015/wordml/symex" xmlns:wpg="http://schemas.microsoft.com/office/word/2010/wordprocessingGroup" xmlns:wpi="http://schemas.microsoft.com/office/word/2010/wordprocessingInk" xmlns:wne="http://schemas.microsoft.com/office/word/2006/wordml" xmlns:wps="http://schemas.microsoft.com/office/word/2010/wordprocessingShape" mc:Ignorable="w14 w15 w16se w16cid w16 w16cex w16sdtdh w16sdtfl w16du wp14">
+  <w:endnote w:type="separator" w:id="-1">
+    <w:p>
+      <w:pPr>
+        <w:spacing w:after="0" w:line="240" w:lineRule="auto"/>
+      </w:pPr>
+      <w:r>
+        <w:separator/>
+      </w:r>
+    </w:p>
+  </w:endnote>
+  <w:endnote w:type="continuationSeparator" w:id="0">
+    <w:p>
+      <w:pPr>
+        <w:spacing w:after="0" w:line="240" w:lineRule="auto"/>
+      </w:pPr>
+      <w:r>
+        <w:continuationSeparator/>
+      </w:r>
+    </w:p>
+  </w:endnote>
+</w:endnotes>
+</file>
+
+<file path=word/footer1.xml><?xml version="1.0" encoding="utf-8"?>
+<w:ftr xmlns:wpc="http://schemas.microsoft.com/office/word/2010/wordprocessingCanvas" xmlns:cx="http://schemas.microsoft.com/office/drawing/2014/chartex" xmlns:cx1="http://schemas.microsoft.com/office/drawing/2015/9/8/chartex" xmlns:cx2="http://schemas.microsoft.com/office/drawing/2015/10/21/chartex" xmlns:cx3="http://schemas.microsoft.com/office/drawing/2016/5/9/chartex" xmlns:cx4="http://schemas.microsoft.com/office/drawing/2016/5/10/chartex" xmlns:cx5="http://schemas.microsoft.com/office/drawing/2016/5/11/chartex" xmlns:cx6="http://schemas.microsoft.com/office/drawing/2016/5/12/chartex" xmlns:cx7="http://schemas.microsoft.com/office/drawing/2016/5/13/chartex" xmlns:cx8="http://schemas.microsoft.com/office/drawing/2016/5/14/chartex" xmlns:mc="http://schemas.openxmlformats.org/markup-compatibility/2006" xmlns:aink="http://schemas.microsoft.com/office/drawing/2016/ink" xmlns:am3d="http://schemas.microsoft.com/office/drawing/2017/model3d" xmlns:o="urn:schemas-microsoft-com:office:office" xmlns:oel="http://schemas.microsoft.com/office/2019/extlst" xmlns:r="http://schemas.openxmlformats.org/officeDocument/2006/relationships" xmlns:m="http://schemas.openxmlformats.org/officeDocument/2006/math" xmlns:v="urn:schemas-microsoft-com:vml" xmlns:wp14="http://schemas.microsoft.com/office/word/2010/wordprocessingDrawing" xmlns:wp="http://schemas.openxmlformats.org/drawingml/2006/wordprocessingDrawing" xmlns:w10="urn:schemas-microsoft-com:office:word" xmlns:w="http://schemas.openxmlformats.org/wordprocessingml/2006/main" xmlns:w14="http://schemas.microsoft.com/office/word/2010/wordml" xmlns:w15="http://schemas.microsoft.com/office/word/2012/wordml" xmlns:w16cex="http://schemas.microsoft.com/office/word/2018/wordml/cex" xmlns:w16cid="http://schemas.microsoft.com/office/word/2016/wordml/cid" xmlns:w16="http://schemas.microsoft.com/office/word/2018/wordml" xmlns:w16du="http://schemas.microsoft.com/office/word/2023/wordml/word16du" xmlns:w16sdtdh="http://schemas.microsoft.com/office/word/2020/wordml/sdtdatahash" xmlns:w16sdtfl="http://schemas.microsoft.com/office/word/2024/wordml/sdtformatlock" xmlns:w16se="http://schemas.microsoft.com/office/word/2015/wordml/symex" xmlns:wpg="http://schemas.microsoft.com/office/word/2010/wordprocessingGroup" xmlns:wpi="http://schemas.microsoft.com/office/word/2010/wordprocessingInk" xmlns:wne="http://schemas.microsoft.com/office/word/2006/wordml" xmlns:wps="http://schemas.microsoft.com/office/word/2010/wordprocessingShape" mc:Ignorable="w14 w15 w16se w16cid w16 w16cex w16sdtdh w16sdtfl w16du wp14">
+  <w:p>
+    <w:pPr>
+      <w:pStyle w:val="Footer"/>
+    </w:pPr>
+  </w:p>
+</w:ftr>
+</file>
+
+<file path=word/footer2.xml><?xml version="1.0" encoding="utf-8"?>
+<w:ftr xmlns:wpc="http://schemas.microsoft.com/office/word/2010/wordprocessingCanvas" xmlns:cx="http://schemas.microsoft.com/office/drawing/2014/chartex" xmlns:cx1="http://schemas.microsoft.com/office/drawing/2015/9/8/chartex" xmlns:cx2="http://schemas.microsoft.com/office/drawing/2015/10/21/chartex" xmlns:cx3="http://schemas.microsoft.com/office/drawing/2016/5/9/chartex" xmlns:cx4="http://schemas.microsoft.com/office/drawing/2016/5/10/chartex" xmlns:cx5="http://schemas.microsoft.com/office/drawing/2016/5/11/chartex" xmlns:cx6="http://schemas.microsoft.com/office/drawing/2016/5/12/chartex" xmlns:cx7="http://schemas.microsoft.com/office/drawing/2016/5/13/chartex" xmlns:cx8="http://schemas.microsoft.com/office/drawing/2016/5/14/chartex" xmlns:mc="http://schemas.openxmlformats.org/markup-compatibility/2006" xmlns:aink="http://schemas.microsoft.com/office/drawing/2016/ink" xmlns:am3d="http://schemas.microsoft.com/office/drawing/2017/model3d" xmlns:o="urn:schemas-microsoft-com:office:office" xmlns:oel="http://schemas.microsoft.com/office/2019/extlst" xmlns:r="http://schemas.openxmlformats.org/officeDocument/2006/relationships" xmlns:m="http://schemas.openxmlformats.org/officeDocument/2006/math" xmlns:v="urn:schemas-microsoft-com:vml" xmlns:wp14="http://schemas.microsoft.com/office/word/2010/wordprocessingDrawing" xmlns:wp="http://schemas.openxmlformats.org/drawingml/2006/wordprocessingDrawing" xmlns:w10="urn:schemas-microsoft-com:office:word" xmlns:w="http://schemas.openxmlformats.org/wordprocessingml/2006/main" xmlns:w14="http://schemas.microsoft.com/office/word/2010/wordml" xmlns:w15="http://schemas.microsoft.com/office/word/2012/wordml" xmlns:w16cex="http://schemas.microsoft.com/office/word/2018/wordml/cex" xmlns:w16cid="http://schemas.microsoft.com/office/word/2016/wordml/cid" xmlns:w16="http://schemas.microsoft.com/office/word/2018/wordml" xmlns:w16du="http://schemas.microsoft.com/office/word/2023/wordml/word16du" xmlns:w16sdtdh="http://schemas.microsoft.com/office/word/2020/wordml/sdtdatahash" xmlns:w16sdtfl="http://schemas.microsoft.com/office/word/2024/wordml/sdtformatlock" xmlns:w16se="http://schemas.microsoft.com/office/word/2015/wordml/symex" xmlns:wpg="http://schemas.microsoft.com/office/word/2010/wordprocessingGroup" xmlns:wpi="http://schemas.microsoft.com/office/word/2010/wordprocessingInk" xmlns:wne="http://schemas.microsoft.com/office/word/2006/wordml" xmlns:wps="http://schemas.microsoft.com/office/word/2010/wordprocessingShape" mc:Ignorable="w14 w15 w16se w16cid w16 w16cex w16sdtdh w16sdtfl w16du wp14">
+  <w:sdt>
+    <w:sdtPr>
+      <w:rPr>
+        <w:rFonts w:ascii="Times New Roman" w:hAnsi="Times New Roman" w:cs="Times New Roman"/>
+      </w:rPr>
+      <w:id w:val="1600371056"/>
+      <w:docPartObj>
+        <w:docPartGallery w:val="Page Numbers (Bottom of Page)"/>
+        <w:docPartUnique/>
+      </w:docPartObj>
+    </w:sdtPr>
+    <w:sdtEndPr>
+      <w:rPr>
+        <w:noProof/>
+      </w:rPr>
+    </w:sdtEndPr>
+    <w:sdtContent>
+      <w:p>
+        <w:pPr>
+          <w:pStyle w:val="Footer"/>
+          <w:jc w:val="center"/>
+          <w:rPr>
+            <w:rFonts w:ascii="Times New Roman" w:hAnsi="Times New Roman" w:cs="Times New Roman"/>
+          </w:rPr>
+        </w:pPr>
+        <w:r>
+          <w:rPr>
+            <w:rFonts w:ascii="Times New Roman" w:hAnsi="Times New Roman" w:cs="Times New Roman"/>
+          </w:rPr>
+          <w:fldChar w:fldCharType="begin"/>
+        </w:r>
+        <w:r>
+          <w:rPr>
+            <w:rFonts w:ascii="Times New Roman" w:hAnsi="Times New Roman" w:cs="Times New Roman"/>
+          </w:rPr>
+          <w:instrText xml:space="preserve"> PAGE   \* MERGEFORMAT </w:instrText>
+        </w:r>
+        <w:r>
+          <w:rPr>
+            <w:rFonts w:ascii="Times New Roman" w:hAnsi="Times New Roman" w:cs="Times New Roman"/>
+          </w:rPr>
+          <w:fldChar w:fldCharType="separate"/>
+        </w:r>
+        <w:r>
+          <w:rPr>
+            <w:rFonts w:ascii="Times New Roman" w:hAnsi="Times New Roman" w:cs="Times New Roman"/>
+            <w:noProof/>
+          </w:rPr>
+          <w:t>2</w:t>
+        </w:r>
+        <w:r>
+          <w:rPr>
+            <w:rFonts w:ascii="Times New Roman" w:hAnsi="Times New Roman" w:cs="Times New Roman"/>
+            <w:noProof/>
+          </w:rPr>
+          <w:fldChar w:fldCharType="end"/>
+        </w:r>
+      </w:p>
+    </w:sdtContent>
+  </w:sdt>
+  <w:p>
+    <w:pPr>
+      <w:pStyle w:val="Footer"/>
+      <w:rPr>
+        <w:rFonts w:ascii="Times New Roman" w:hAnsi="Times New Roman" w:cs="Times New Roman"/>
+      </w:rPr>
+    </w:pPr>
+  </w:p>
+</w:ftr>
+</file>
+
+<file path=word/footer3.xml><?xml version="1.0" encoding="utf-8"?>
+<w:ftr xmlns:wpc="http://schemas.microsoft.com/office/word/2010/wordprocessingCanvas" xmlns:cx="http://schemas.microsoft.com/office/drawing/2014/chartex" xmlns:cx1="http://schemas.microsoft.com/office/drawing/2015/9/8/chartex" xmlns:cx2="http://schemas.microsoft.com/office/drawing/2015/10/21/chartex" xmlns:cx3="http://schemas.microsoft.com/office/drawing/2016/5/9/chartex" xmlns:cx4="http://schemas.microsoft.com/office/drawing/2016/5/10/chartex" xmlns:cx5="http://schemas.microsoft.com/office/drawing/2016/5/11/chartex" xmlns:cx6="http://schemas.microsoft.com/office/drawing/2016/5/12/chartex" xmlns:cx7="http://schemas.microsoft.com/office/drawing/2016/5/13/chartex" xmlns:cx8="http://schemas.microsoft.com/office/drawing/2016/5/14/chartex" xmlns:mc="http://schemas.openxmlformats.org/markup-compatibility/2006" xmlns:aink="http://schemas.microsoft.com/office/drawing/2016/ink" xmlns:am3d="http://schemas.microsoft.com/office/drawing/2017/model3d" xmlns:o="urn:schemas-microsoft-com:office:office" xmlns:oel="http://schemas.microsoft.com/office/2019/extlst" xmlns:r="http://schemas.openxmlformats.org/officeDocument/2006/relationships" xmlns:m="http://schemas.openxmlformats.org/officeDocument/2006/math" xmlns:v="urn:schemas-microsoft-com:vml" xmlns:wp14="http://schemas.microsoft.com/office/word/2010/wordprocessingDrawing" xmlns:wp="http://schemas.openxmlformats.org/drawingml/2006/wordprocessingDrawing" xmlns:w10="urn:schemas-microsoft-com:office:word" xmlns:w="http://schemas.openxmlformats.org/wordprocessingml/2006/main" xmlns:w14="http://schemas.microsoft.com/office/word/2010/wordml" xmlns:w15="http://schemas.microsoft.com/office/word/2012/wordml" xmlns:w16cex="http://schemas.microsoft.com/office/word/2018/wordml/cex" xmlns:w16cid="http://schemas.microsoft.com/office/word/2016/wordml/cid" xmlns:w16="http://schemas.microsoft.com/office/word/2018/wordml" xmlns:w16du="http://schemas.microsoft.com/office/word/2023/wordml/word16du" xmlns:w16sdtdh="http://schemas.microsoft.com/office/word/2020/wordml/sdtdatahash" xmlns:w16sdtfl="http://schemas.microsoft.com/office/word/2024/wordml/sdtformatlock" xmlns:w16se="http://schemas.microsoft.com/office/word/2015/wordml/symex" xmlns:wpg="http://schemas.microsoft.com/office/word/2010/wordprocessingGroup" xmlns:wpi="http://schemas.microsoft.com/office/word/2010/wordprocessingInk" xmlns:wne="http://schemas.microsoft.com/office/word/2006/wordml" xmlns:wps="http://schemas.microsoft.com/office/word/2010/wordprocessingShape" mc:Ignorable="w14 w15 w16se w16cid w16 w16cex w16sdtdh w16sdtfl w16du wp14">
+  <w:p>
+    <w:pPr>
+      <w:pStyle w:val="Footer"/>
+    </w:pPr>
+  </w:p>
+</w:ftr>
+</file>
+
+<file path=word/footnotes.xml><?xml version="1.0" encoding="utf-8"?>
+<w:footnotes xmlns:wpc="http://schemas.microsoft.com/office/word/2010/wordprocessingCanvas" xmlns:cx="http://schemas.microsoft.com/office/drawing/2014/chartex" xmlns:cx1="http://schemas.microsoft.com/office/drawing/2015/9/8/chartex" xmlns:cx2="http://schemas.microsoft.com/office/drawing/2015/10/21/chartex" xmlns:cx3="http://schemas.microsoft.com/office/drawing/2016/5/9/chartex" xmlns:cx4="http://schemas.microsoft.com/office/drawing/2016/5/10/chartex" xmlns:cx5="http://schemas.microsoft.com/office/drawing/2016/5/11/chartex" xmlns:cx6="http://schemas.microsoft.com/office/drawing/2016/5/12/chartex" xmlns:cx7="http://schemas.microsoft.com/office/drawing/2016/5/13/chartex" xmlns:cx8="http://schemas.microsoft.com/office/drawing/2016/5/14/chartex" xmlns:mc="http://schemas.openxmlformats.org/markup-compatibility/2006" xmlns:aink="http://schemas.microsoft.com/office/drawing/2016/ink" xmlns:am3d="http://schemas.microsoft.com/office/drawing/2017/model3d" xmlns:o="urn:schemas-microsoft-com:office:office" xmlns:oel="http://schemas.microsoft.com/office/2019/extlst" xmlns:r="http://schemas.openxmlformats.org/officeDocument/2006/relationships" xmlns:m="http://schemas.openxmlformats.org/officeDocument/2006/math" xmlns:v="urn:schemas-microsoft-com:vml" xmlns:wp14="http://schemas.microsoft.com/office/word/2010/wordprocessingDrawing" xmlns:wp="http://schemas.openxmlformats.org/drawingml/2006/wordprocessingDrawing" xmlns:w10="urn:schemas-microsoft-com:office:word" xmlns:w="http://schemas.openxmlformats.org/wordprocessingml/2006/main" xmlns:w14="http://schemas.microsoft.com/office/word/2010/wordml" xmlns:w15="http://schemas.microsoft.com/office/word/2012/wordml" xmlns:w16cex="http://schemas.microsoft.com/office/word/2018/wordml/cex" xmlns:w16cid="http://schemas.microsoft.com/office/word/2016/wordml/cid" xmlns:w16="http://schemas.microsoft.com/office/word/2018/wordml" xmlns:w16du="http://schemas.microsoft.com/office/word/2023/wordml/word16du" xmlns:w16sdtdh="http://schemas.microsoft.com/office/word/2020/wordml/sdtdatahash" xmlns:w16sdtfl="http://schemas.microsoft.com/office/word/2024/wordml/sdtformatlock" xmlns:w16se="http://schemas.microsoft.com/office/word/2015/wordml/symex" xmlns:wpg="http://schemas.microsoft.com/office/word/2010/wordprocessingGroup" xmlns:wpi="http://schemas.microsoft.com/office/word/2010/wordprocessingInk" xmlns:wne="http://schemas.microsoft.com/office/word/2006/wordml" xmlns:wps="http://schemas.microsoft.com/office/word/2010/wordprocessingShape" mc:Ignorable="w14 w15 w16se w16cid w16 w16cex w16sdtdh w16sdtfl w16du wp14">
+  <w:footnote w:type="separator" w:id="-1">
+    <w:p>
+      <w:pPr>
+        <w:spacing w:after="0" w:line="240" w:lineRule="auto"/>
+      </w:pPr>
+      <w:r>
+        <w:separator/>
+      </w:r>
+    </w:p>
+  </w:footnote>
+  <w:footnote w:type="continuationSeparator" w:id="0">
+    <w:p>
+      <w:pPr>
+        <w:spacing w:after="0" w:line="240" w:lineRule="auto"/>
+      </w:pPr>
+      <w:r>
+        <w:continuationSeparator/>
+      </w:r>
+    </w:p>
+  </w:footnote>
+</w:footnotes>
+</file>
+
+<file path=word/header1.xml><?xml version="1.0" encoding="utf-8"?>
+<w:hdr xmlns:wpc="http://schemas.microsoft.com/office/word/2010/wordprocessingCanvas" xmlns:cx="http://schemas.microsoft.com/office/drawing/2014/chartex" xmlns:cx1="http://schemas.microsoft.com/office/drawing/2015/9/8/chartex" xmlns:cx2="http://schemas.microsoft.com/office/drawing/2015/10/21/chartex" xmlns:cx3="http://schemas.microsoft.com/office/drawing/2016/5/9/chartex" xmlns:cx4="http://schemas.microsoft.com/office/drawing/2016/5/10/chartex" xmlns:cx5="http://schemas.microsoft.com/office/drawing/2016/5/11/chartex" xmlns:cx6="http://schemas.microsoft.com/office/drawing/2016/5/12/chartex" xmlns:cx7="http://schemas.microsoft.com/office/drawing/2016/5/13/chartex" xmlns:cx8="http://schemas.microsoft.com/office/drawing/2016/5/14/chartex" xmlns:mc="http://schemas.openxmlformats.org/markup-compatibility/2006" xmlns:aink="http://schemas.microsoft.com/office/drawing/2016/ink" xmlns:am3d="http://schemas.microsoft.com/office/drawing/2017/model3d" xmlns:o="urn:schemas-microsoft-com:office:office" xmlns:oel="http://schemas.microsoft.com/office/2019/extlst" xmlns:r="http://schemas.openxmlformats.org/officeDocument/2006/relationships" xmlns:m="http://schemas.openxmlformats.org/officeDocument/2006/math" xmlns:v="urn:schemas-microsoft-com:vml" xmlns:wp14="http://schemas.microsoft.com/office/word/2010/wordprocessingDrawing" xmlns:wp="http://schemas.openxmlformats.org/drawingml/2006/wordprocessingDrawing" xmlns:w10="urn:schemas-microsoft-com:office:word" xmlns:w="http://schemas.openxmlformats.org/wordprocessingml/2006/main" xmlns:w14="http://schemas.microsoft.com/office/word/2010/wordml" xmlns:w15="http://schemas.microsoft.com/office/word/2012/wordml" xmlns:w16cex="http://schemas.microsoft.com/office/word/2018/wordml/cex" xmlns:w16cid="http://schemas.microsoft.com/office/word/2016/wordml/cid" xmlns:w16="http://schemas.microsoft.com/office/word/2018/wordml" xmlns:w16du="http://schemas.microsoft.com/office/word/2023/wordml/word16du" xmlns:w16sdtdh="http://schemas.microsoft.com/office/word/2020/wordml/sdtdatahash" xmlns:w16sdtfl="http://schemas.microsoft.com/office/word/2024/wordml/sdtformatlock" xmlns:w16se="http://schemas.microsoft.com/office/word/2015/wordml/symex" xmlns:wpg="http://schemas.microsoft.com/office/word/2010/wordprocessingGroup" xmlns:wpi="http://schemas.microsoft.com/office/word/2010/wordprocessingInk" xmlns:wne="http://schemas.microsoft.com/office/word/2006/wordml" xmlns:wps="http://schemas.microsoft.com/office/word/2010/wordprocessingShape" mc:Ignorable="w14 w15 w16se w16cid w16 w16cex w16sdtdh w16sdtfl w16du wp14">
+  <w:p>
+    <w:pPr>
+      <w:pStyle w:val="Header"/>
+    </w:pPr>
+  </w:p>
+</w:hdr>
+</file>
+
+<file path=word/header2.xml><?xml version="1.0" encoding="utf-8"?>
+<w:hdr xmlns:wpc="http://schemas.microsoft.com/office/word/2010/wordprocessingCanvas" xmlns:cx="http://schemas.microsoft.com/office/drawing/2014/chartex" xmlns:cx1="http://schemas.microsoft.com/office/drawing/2015/9/8/chartex" xmlns:cx2="http://schemas.microsoft.com/office/drawing/2015/10/21/chartex" xmlns:cx3="http://schemas.microsoft.com/office/drawing/2016/5/9/chartex" xmlns:cx4="http://schemas.microsoft.com/office/drawing/2016/5/10/chartex" xmlns:cx5="http://schemas.microsoft.com/office/drawing/2016/5/11/chartex" xmlns:cx6="http://schemas.microsoft.com/office/drawing/2016/5/12/chartex" xmlns:cx7="http://schemas.microsoft.com/office/drawing/2016/5/13/chartex" xmlns:cx8="http://schemas.microsoft.com/office/drawing/2016/5/14/chartex" xmlns:mc="http://schemas.openxmlformats.org/markup-compatibility/2006" xmlns:aink="http://schemas.microsoft.com/office/drawing/2016/ink" xmlns:am3d="http://schemas.microsoft.com/office/drawing/2017/model3d" xmlns:o="urn:schemas-microsoft-com:office:office" xmlns:oel="http://schemas.microsoft.com/office/2019/extlst" xmlns:r="http://schemas.openxmlformats.org/officeDocument/2006/relationships" xmlns:m="http://schemas.openxmlformats.org/officeDocument/2006/math" xmlns:v="urn:schemas-microsoft-com:vml" xmlns:wp14="http://schemas.microsoft.com/office/word/2010/wordprocessingDrawing" xmlns:wp="http://schemas.openxmlformats.org/drawingml/2006/wordprocessingDrawing" xmlns:w10="urn:schemas-microsoft-com:office:word" xmlns:w="http://schemas.openxmlformats.org/wordprocessingml/2006/main" xmlns:w14="http://schemas.microsoft.com/office/word/2010/wordml" xmlns:w15="http://schemas.microsoft.com/office/word/2012/wordml" xmlns:w16cex="http://schemas.microsoft.com/office/word/2018/wordml/cex" xmlns:w16cid="http://schemas.microsoft.com/office/word/2016/wordml/cid" xmlns:w16="http://schemas.microsoft.com/office/word/2018/wordml" xmlns:w16du="http://schemas.microsoft.com/office/word/2023/wordml/word16du" xmlns:w16sdtdh="http://schemas.microsoft.com/office/word/2020/wordml/sdtdatahash" xmlns:w16sdtfl="http://schemas.microsoft.com/office/word/2024/wordml/sdtformatlock" xmlns:w16se="http://schemas.microsoft.com/office/word/2015/wordml/symex" xmlns:wpg="http://schemas.microsoft.com/office/word/2010/wordprocessingGroup" xmlns:wpi="http://schemas.microsoft.com/office/word/2010/wordprocessingInk" xmlns:wne="http://schemas.microsoft.com/office/word/2006/wordml" xmlns:wps="http://schemas.microsoft.com/office/word/2010/wordprocessingShape" mc:Ignorable="w14 w15 w16se w16cid w16 w16cex w16sdtdh w16sdtfl w16du wp14">
+  <w:p>
+    <w:pPr>
+      <w:pStyle w:val="Header"/>
+    </w:pPr>
+  </w:p>
+</w:hdr>
+</file>
+
+<file path=word/header3.xml><?xml version="1.0" encoding="utf-8"?>
+<w:hdr xmlns:wpc="http://schemas.microsoft.com/office/word/2010/wordprocessingCanvas" xmlns:cx="http://schemas.microsoft.com/office/drawing/2014/chartex" xmlns:cx1="http://schemas.microsoft.com/office/drawing/2015/9/8/chartex" xmlns:cx2="http://schemas.microsoft.com/office/drawing/2015/10/21/chartex" xmlns:cx3="http://schemas.microsoft.com/office/drawing/2016/5/9/chartex" xmlns:cx4="http://schemas.microsoft.com/office/drawing/2016/5/10/chartex" xmlns:cx5="http://schemas.microsoft.com/office/drawing/2016/5/11/chartex" xmlns:cx6="http://schemas.microsoft.com/office/drawing/2016/5/12/chartex" xmlns:cx7="http://schemas.microsoft.com/office/drawing/2016/5/13/chartex" xmlns:cx8="http://schemas.microsoft.com/office/drawing/2016/5/14/chartex" xmlns:mc="http://schemas.openxmlformats.org/markup-compatibility/2006" xmlns:aink="http://schemas.microsoft.com/office/drawing/2016/ink" xmlns:am3d="http://schemas.microsoft.com/office/drawing/2017/model3d" xmlns:o="urn:schemas-microsoft-com:office:office" xmlns:oel="http://schemas.microsoft.com/office/2019/extlst" xmlns:r="http://schemas.openxmlformats.org/officeDocument/2006/relationships" xmlns:m="http://schemas.openxmlformats.org/officeDocument/2006/math" xmlns:v="urn:schemas-microsoft-com:vml" xmlns:wp14="http://schemas.microsoft.com/office/word/2010/wordprocessingDrawing" xmlns:wp="http://schemas.openxmlformats.org/drawingml/2006/wordprocessingDrawing" xmlns:w10="urn:schemas-microsoft-com:office:word" xmlns:w="http://schemas.openxmlformats.org/wordprocessingml/2006/main" xmlns:w14="http://schemas.microsoft.com/office/word/2010/wordml" xmlns:w15="http://schemas.microsoft.com/office/word/2012/wordml" xmlns:w16cex="http://schemas.microsoft.com/office/word/2018/wordml/cex" xmlns:w16cid="http://schemas.microsoft.com/office/word/2016/wordml/cid" xmlns:w16="http://schemas.microsoft.com/office/word/2018/wordml" xmlns:w16du="http://schemas.microsoft.com/office/word/2023/wordml/word16du" xmlns:w16sdtdh="http://schemas.microsoft.com/office/word/2020/wordml/sdtdatahash" xmlns:w16sdtfl="http://schemas.microsoft.com/office/word/2024/wordml/sdtformatlock" xmlns:w16se="http://schemas.microsoft.com/office/word/2015/wordml/symex" xmlns:wpg="http://schemas.microsoft.com/office/word/2010/wordprocessingGroup" xmlns:wpi="http://schemas.microsoft.com/office/word/2010/wordprocessingInk" xmlns:wne="http://schemas.microsoft.com/office/word/2006/wordml" xmlns:wps="http://schemas.microsoft.com/office/word/2010/wordprocessingShape" mc:Ignorable="w14 w15 w16se w16cid w16 w16cex w16sdtdh w16sdtfl w16du wp14">
+  <w:p>
+    <w:pPr>
+      <w:pStyle w:val="Header"/>
+    </w:pPr>
+  </w:p>
+</w:hdr>
+</file>
+
 <file path=word/numbering.xml><?xml version="1.0" encoding="utf-8"?>
 <w:numbering xmlns:wpc="http://schemas.microsoft.com/office/word/2010/wordprocessingCanvas" xmlns:cx="http://schemas.microsoft.com/office/drawing/2014/chartex" xmlns:cx1="http://schemas.microsoft.com/office/drawing/2015/9/8/chartex" xmlns:cx2="http://schemas.microsoft.com/office/drawing/2015/10/21/chartex" xmlns:cx3="http://schemas.microsoft.com/office/drawing/2016/5/9/chartex" xmlns:cx4="http://schemas.microsoft.com/office/drawing/2016/5/10/chartex" xmlns:cx5="http://schemas.microsoft.com/office/drawing/2016/5/11/chartex" xmlns:cx6="http://schemas.microsoft.com/office/drawing/2016/5/12/chartex" xmlns:cx7="http://schemas.microsoft.com/office/drawing/2016/5/13/chartex" xmlns:cx8="http://schemas.microsoft.com/office/drawing/2016/5/14/chartex" xmlns:mc="http://schemas.openxmlformats.org/markup-compatibility/2006" xmlns:aink="http://schemas.microsoft.com/office/drawing/2016/ink" xmlns:am3d="http://schemas.microsoft.com/office/drawing/2017/model3d" xmlns:o="urn:schemas-microsoft-com:office:office" xmlns:oel="http://schemas.microsoft.com/office/2019/extlst" xmlns:r="http://schemas.openxmlformats.org/officeDocument/2006/relationships" xmlns:m="http://schemas.openxmlformats.org/officeDocument/2006/math" xmlns:v="urn:schemas-microsoft-com:vml" xmlns:wp14="http://schemas.microsoft.com/office/word/2010/wordprocessingDrawing" xmlns:wp="http://schemas.openxmlformats.org/drawingml/2006/wordprocessingDrawing" xmlns:w10="urn:schemas-microsoft-com:office:word" xmlns:w="http://schemas.openxmlformats.org/wordprocessingml/2006/main" xmlns:w14="http://schemas.microsoft.com/office/word/2010/wordml" xmlns:w15="http://schemas.microsoft.com/office/word/2012/wordml" xmlns:w16cex="http://schemas.microsoft.com/office/word/2018/wordml/cex" xmlns:w16cid="http://schemas.microsoft.com/office/word/2016/wordml/cid" xmlns:w16="http://schemas.microsoft.com/office/word/2018/wordml" xmlns:w16du="http://schemas.microsoft.com/office/word/2023/wordml/word16du" xmlns:w16sdtdh="http://schemas.microsoft.com/office/word/2020/wordml/sdtdatahash" xmlns:w16sdtfl="http://schemas.microsoft.com/office/word/2024/wordml/sdtformatlock" xmlns:w16se="http://schemas.microsoft.com/office/word/2015/wordml/symex" xmlns:wpg="http://schemas.microsoft.com/office/word/2010/wordprocessingGroup" xmlns:wpi="http://schemas.microsoft.com/office/word/2010/wordprocessingInk" xmlns:wne="http://schemas.microsoft.com/office/word/2006/wordml" xmlns:wps="http://schemas.microsoft.com/office/word/2010/wordprocessingShape" mc:Ignorable="w14 w15 w16se w16cid w16 w16cex w16sdtdh w16sdtfl w16du wp14">
   <w:abstractNum w:abstractNumId="0" w15:restartNumberingAfterBreak="0">
-    <w:nsid w:val="42311552"/>
-    <w:multiLevelType w:val="hybridMultilevel"/>
-    <w:tmpl w:val="6E0ACDA6"/>
-    <w:lvl w:ilvl="0" w:tplc="0409000F">
-      <w:start w:val="1"/>
-      <w:numFmt w:val="decimal"/>
-      <w:lvlText w:val="%1."/>
-      <w:lvlJc w:val="left"/>
-      <w:pPr>
-        <w:ind w:left="720" w:hanging="360"/>
-      </w:pPr>
-      <w:rPr>
-        <w:rFonts w:hint="default"/>
-      </w:rPr>
-    </w:lvl>
-    <w:lvl w:ilvl="1" w:tplc="04090019" w:tentative="1">
-      <w:start w:val="1"/>
-      <w:numFmt w:val="lowerLetter"/>
-      <w:lvlText w:val="%2."/>
-      <w:lvlJc w:val="left"/>
-      <w:pPr>
-        <w:ind w:left="1440" w:hanging="360"/>
-      </w:pPr>
-    </w:lvl>
-    <w:lvl w:ilvl="2" w:tplc="0409001B" w:tentative="1">
-      <w:start w:val="1"/>
-      <w:numFmt w:val="lowerRoman"/>
-      <w:lvlText w:val="%3."/>
-      <w:lvlJc w:val="right"/>
-      <w:pPr>
-        <w:ind w:left="2160" w:hanging="180"/>
-      </w:pPr>
-    </w:lvl>
-    <w:lvl w:ilvl="3" w:tplc="0409000F" w:tentative="1">
-      <w:start w:val="1"/>
-      <w:numFmt w:val="decimal"/>
-      <w:lvlText w:val="%4."/>
-      <w:lvlJc w:val="left"/>
-      <w:pPr>
-        <w:ind w:left="2880" w:hanging="360"/>
-      </w:pPr>
-    </w:lvl>
-    <w:lvl w:ilvl="4" w:tplc="04090019" w:tentative="1">
-      <w:start w:val="1"/>
-      <w:numFmt w:val="lowerLetter"/>
-      <w:lvlText w:val="%5."/>
-      <w:lvlJc w:val="left"/>
-      <w:pPr>
-        <w:ind w:left="3600" w:hanging="360"/>
-      </w:pPr>
-    </w:lvl>
-    <w:lvl w:ilvl="5" w:tplc="0409001B" w:tentative="1">
-      <w:start w:val="1"/>
-      <w:numFmt w:val="lowerRoman"/>
-      <w:lvlText w:val="%6."/>
-      <w:lvlJc w:val="right"/>
-      <w:pPr>
-        <w:ind w:left="4320" w:hanging="180"/>
-      </w:pPr>
-    </w:lvl>
-    <w:lvl w:ilvl="6" w:tplc="0409000F" w:tentative="1">
-      <w:start w:val="1"/>
-      <w:numFmt w:val="decimal"/>
-      <w:lvlText w:val="%7."/>
-      <w:lvlJc w:val="left"/>
-      <w:pPr>
-        <w:ind w:left="5040" w:hanging="360"/>
-      </w:pPr>
-    </w:lvl>
-    <w:lvl w:ilvl="7" w:tplc="04090019" w:tentative="1">
-      <w:start w:val="1"/>
-      <w:numFmt w:val="lowerLetter"/>
-      <w:lvlText w:val="%8."/>
-      <w:lvlJc w:val="left"/>
-      <w:pPr>
-        <w:ind w:left="5760" w:hanging="360"/>
-      </w:pPr>
-    </w:lvl>
-    <w:lvl w:ilvl="8" w:tplc="0409001B" w:tentative="1">
-      <w:start w:val="1"/>
-      <w:numFmt w:val="lowerRoman"/>
-      <w:lvlText w:val="%9."/>
-      <w:lvlJc w:val="right"/>
-      <w:pPr>
-        <w:ind w:left="6480" w:hanging="180"/>
-      </w:pPr>
-    </w:lvl>
-  </w:abstractNum>
-  <w:abstractNum w:abstractNumId="1" w15:restartNumberingAfterBreak="0">
-    <w:nsid w:val="70B76EC9"/>
+    <w:nsid w:val="1B6D628E"/>
     <w:multiLevelType w:val="multilevel"/>
-    <w:tmpl w:val="E2A094F2"/>
+    <w:tmpl w:val="56488CFE"/>
     <w:lvl w:ilvl="0">
       <w:start w:val="1"/>
       <w:numFmt w:val="bullet"/>
@@ -411,11 +7177,672 @@
       </w:rPr>
     </w:lvl>
   </w:abstractNum>
+  <w:abstractNum w:abstractNumId="1" w15:restartNumberingAfterBreak="0">
+    <w:nsid w:val="34747230"/>
+    <w:multiLevelType w:val="multilevel"/>
+    <w:tmpl w:val="CEF6347E"/>
+    <w:lvl w:ilvl="0">
+      <w:start w:val="1"/>
+      <w:numFmt w:val="bullet"/>
+      <w:lvlText w:val=""/>
+      <w:lvlJc w:val="left"/>
+      <w:pPr>
+        <w:tabs>
+          <w:tab w:val="num" w:pos="720"/>
+        </w:tabs>
+        <w:ind w:left="720" w:hanging="360"/>
+      </w:pPr>
+      <w:rPr>
+        <w:rFonts w:ascii="Symbol" w:hAnsi="Symbol" w:hint="default"/>
+        <w:sz w:val="20"/>
+      </w:rPr>
+    </w:lvl>
+    <w:lvl w:ilvl="1" w:tentative="1">
+      <w:start w:val="1"/>
+      <w:numFmt w:val="bullet"/>
+      <w:lvlText w:val="o"/>
+      <w:lvlJc w:val="left"/>
+      <w:pPr>
+        <w:tabs>
+          <w:tab w:val="num" w:pos="1440"/>
+        </w:tabs>
+        <w:ind w:left="1440" w:hanging="360"/>
+      </w:pPr>
+      <w:rPr>
+        <w:rFonts w:ascii="Courier New" w:hAnsi="Courier New" w:hint="default"/>
+        <w:sz w:val="20"/>
+      </w:rPr>
+    </w:lvl>
+    <w:lvl w:ilvl="2" w:tentative="1">
+      <w:start w:val="1"/>
+      <w:numFmt w:val="bullet"/>
+      <w:lvlText w:val=""/>
+      <w:lvlJc w:val="left"/>
+      <w:pPr>
+        <w:tabs>
+          <w:tab w:val="num" w:pos="2160"/>
+        </w:tabs>
+        <w:ind w:left="2160" w:hanging="360"/>
+      </w:pPr>
+      <w:rPr>
+        <w:rFonts w:ascii="Wingdings" w:hAnsi="Wingdings" w:hint="default"/>
+        <w:sz w:val="20"/>
+      </w:rPr>
+    </w:lvl>
+    <w:lvl w:ilvl="3" w:tentative="1">
+      <w:start w:val="1"/>
+      <w:numFmt w:val="bullet"/>
+      <w:lvlText w:val=""/>
+      <w:lvlJc w:val="left"/>
+      <w:pPr>
+        <w:tabs>
+          <w:tab w:val="num" w:pos="2880"/>
+        </w:tabs>
+        <w:ind w:left="2880" w:hanging="360"/>
+      </w:pPr>
+      <w:rPr>
+        <w:rFonts w:ascii="Wingdings" w:hAnsi="Wingdings" w:hint="default"/>
+        <w:sz w:val="20"/>
+      </w:rPr>
+    </w:lvl>
+    <w:lvl w:ilvl="4" w:tentative="1">
+      <w:start w:val="1"/>
+      <w:numFmt w:val="bullet"/>
+      <w:lvlText w:val=""/>
+      <w:lvlJc w:val="left"/>
+      <w:pPr>
+        <w:tabs>
+          <w:tab w:val="num" w:pos="3600"/>
+        </w:tabs>
+        <w:ind w:left="3600" w:hanging="360"/>
+      </w:pPr>
+      <w:rPr>
+        <w:rFonts w:ascii="Wingdings" w:hAnsi="Wingdings" w:hint="default"/>
+        <w:sz w:val="20"/>
+      </w:rPr>
+    </w:lvl>
+    <w:lvl w:ilvl="5" w:tentative="1">
+      <w:start w:val="1"/>
+      <w:numFmt w:val="bullet"/>
+      <w:lvlText w:val=""/>
+      <w:lvlJc w:val="left"/>
+      <w:pPr>
+        <w:tabs>
+          <w:tab w:val="num" w:pos="4320"/>
+        </w:tabs>
+        <w:ind w:left="4320" w:hanging="360"/>
+      </w:pPr>
+      <w:rPr>
+        <w:rFonts w:ascii="Wingdings" w:hAnsi="Wingdings" w:hint="default"/>
+        <w:sz w:val="20"/>
+      </w:rPr>
+    </w:lvl>
+    <w:lvl w:ilvl="6" w:tentative="1">
+      <w:start w:val="1"/>
+      <w:numFmt w:val="bullet"/>
+      <w:lvlText w:val=""/>
+      <w:lvlJc w:val="left"/>
+      <w:pPr>
+        <w:tabs>
+          <w:tab w:val="num" w:pos="5040"/>
+        </w:tabs>
+        <w:ind w:left="5040" w:hanging="360"/>
+      </w:pPr>
+      <w:rPr>
+        <w:rFonts w:ascii="Wingdings" w:hAnsi="Wingdings" w:hint="default"/>
+        <w:sz w:val="20"/>
+      </w:rPr>
+    </w:lvl>
+    <w:lvl w:ilvl="7" w:tentative="1">
+      <w:start w:val="1"/>
+      <w:numFmt w:val="bullet"/>
+      <w:lvlText w:val=""/>
+      <w:lvlJc w:val="left"/>
+      <w:pPr>
+        <w:tabs>
+          <w:tab w:val="num" w:pos="5760"/>
+        </w:tabs>
+        <w:ind w:left="5760" w:hanging="360"/>
+      </w:pPr>
+      <w:rPr>
+        <w:rFonts w:ascii="Wingdings" w:hAnsi="Wingdings" w:hint="default"/>
+        <w:sz w:val="20"/>
+      </w:rPr>
+    </w:lvl>
+    <w:lvl w:ilvl="8" w:tentative="1">
+      <w:start w:val="1"/>
+      <w:numFmt w:val="bullet"/>
+      <w:lvlText w:val=""/>
+      <w:lvlJc w:val="left"/>
+      <w:pPr>
+        <w:tabs>
+          <w:tab w:val="num" w:pos="6480"/>
+        </w:tabs>
+        <w:ind w:left="6480" w:hanging="360"/>
+      </w:pPr>
+      <w:rPr>
+        <w:rFonts w:ascii="Wingdings" w:hAnsi="Wingdings" w:hint="default"/>
+        <w:sz w:val="20"/>
+      </w:rPr>
+    </w:lvl>
+  </w:abstractNum>
+  <w:abstractNum w:abstractNumId="2" w15:restartNumberingAfterBreak="0">
+    <w:nsid w:val="42311552"/>
+    <w:multiLevelType w:val="hybridMultilevel"/>
+    <w:tmpl w:val="6E0ACDA6"/>
+    <w:lvl w:ilvl="0" w:tplc="0409000F">
+      <w:start w:val="1"/>
+      <w:numFmt w:val="decimal"/>
+      <w:lvlText w:val="%1."/>
+      <w:lvlJc w:val="left"/>
+      <w:pPr>
+        <w:ind w:left="720" w:hanging="360"/>
+      </w:pPr>
+      <w:rPr>
+        <w:rFonts w:hint="default"/>
+      </w:rPr>
+    </w:lvl>
+    <w:lvl w:ilvl="1" w:tplc="04090019" w:tentative="1">
+      <w:start w:val="1"/>
+      <w:numFmt w:val="lowerLetter"/>
+      <w:lvlText w:val="%2."/>
+      <w:lvlJc w:val="left"/>
+      <w:pPr>
+        <w:ind w:left="1440" w:hanging="360"/>
+      </w:pPr>
+    </w:lvl>
+    <w:lvl w:ilvl="2" w:tplc="0409001B" w:tentative="1">
+      <w:start w:val="1"/>
+      <w:numFmt w:val="lowerRoman"/>
+      <w:lvlText w:val="%3."/>
+      <w:lvlJc w:val="right"/>
+      <w:pPr>
+        <w:ind w:left="2160" w:hanging="180"/>
+      </w:pPr>
+    </w:lvl>
+    <w:lvl w:ilvl="3" w:tplc="0409000F" w:tentative="1">
+      <w:start w:val="1"/>
+      <w:numFmt w:val="decimal"/>
+      <w:lvlText w:val="%4."/>
+      <w:lvlJc w:val="left"/>
+      <w:pPr>
+        <w:ind w:left="2880" w:hanging="360"/>
+      </w:pPr>
+    </w:lvl>
+    <w:lvl w:ilvl="4" w:tplc="04090019" w:tentative="1">
+      <w:start w:val="1"/>
+      <w:numFmt w:val="lowerLetter"/>
+      <w:lvlText w:val="%5."/>
+      <w:lvlJc w:val="left"/>
+      <w:pPr>
+        <w:ind w:left="3600" w:hanging="360"/>
+      </w:pPr>
+    </w:lvl>
+    <w:lvl w:ilvl="5" w:tplc="0409001B" w:tentative="1">
+      <w:start w:val="1"/>
+      <w:numFmt w:val="lowerRoman"/>
+      <w:lvlText w:val="%6."/>
+      <w:lvlJc w:val="right"/>
+      <w:pPr>
+        <w:ind w:left="4320" w:hanging="180"/>
+      </w:pPr>
+    </w:lvl>
+    <w:lvl w:ilvl="6" w:tplc="0409000F" w:tentative="1">
+      <w:start w:val="1"/>
+      <w:numFmt w:val="decimal"/>
+      <w:lvlText w:val="%7."/>
+      <w:lvlJc w:val="left"/>
+      <w:pPr>
+        <w:ind w:left="5040" w:hanging="360"/>
+      </w:pPr>
+    </w:lvl>
+    <w:lvl w:ilvl="7" w:tplc="04090019" w:tentative="1">
+      <w:start w:val="1"/>
+      <w:numFmt w:val="lowerLetter"/>
+      <w:lvlText w:val="%8."/>
+      <w:lvlJc w:val="left"/>
+      <w:pPr>
+        <w:ind w:left="5760" w:hanging="360"/>
+      </w:pPr>
+    </w:lvl>
+    <w:lvl w:ilvl="8" w:tplc="0409001B" w:tentative="1">
+      <w:start w:val="1"/>
+      <w:numFmt w:val="lowerRoman"/>
+      <w:lvlText w:val="%9."/>
+      <w:lvlJc w:val="right"/>
+      <w:pPr>
+        <w:ind w:left="6480" w:hanging="180"/>
+      </w:pPr>
+    </w:lvl>
+  </w:abstractNum>
+  <w:abstractNum w:abstractNumId="3" w15:restartNumberingAfterBreak="0">
+    <w:nsid w:val="4B391A8B"/>
+    <w:multiLevelType w:val="multilevel"/>
+    <w:tmpl w:val="DA4A0434"/>
+    <w:lvl w:ilvl="0">
+      <w:start w:val="1"/>
+      <w:numFmt w:val="bullet"/>
+      <w:lvlText w:val=""/>
+      <w:lvlJc w:val="left"/>
+      <w:pPr>
+        <w:tabs>
+          <w:tab w:val="num" w:pos="720"/>
+        </w:tabs>
+        <w:ind w:left="720" w:hanging="360"/>
+      </w:pPr>
+      <w:rPr>
+        <w:rFonts w:ascii="Symbol" w:hAnsi="Symbol" w:hint="default"/>
+        <w:sz w:val="20"/>
+      </w:rPr>
+    </w:lvl>
+    <w:lvl w:ilvl="1" w:tentative="1">
+      <w:start w:val="1"/>
+      <w:numFmt w:val="bullet"/>
+      <w:lvlText w:val="o"/>
+      <w:lvlJc w:val="left"/>
+      <w:pPr>
+        <w:tabs>
+          <w:tab w:val="num" w:pos="1440"/>
+        </w:tabs>
+        <w:ind w:left="1440" w:hanging="360"/>
+      </w:pPr>
+      <w:rPr>
+        <w:rFonts w:ascii="Courier New" w:hAnsi="Courier New" w:hint="default"/>
+        <w:sz w:val="20"/>
+      </w:rPr>
+    </w:lvl>
+    <w:lvl w:ilvl="2" w:tentative="1">
+      <w:start w:val="1"/>
+      <w:numFmt w:val="bullet"/>
+      <w:lvlText w:val=""/>
+      <w:lvlJc w:val="left"/>
+      <w:pPr>
+        <w:tabs>
+          <w:tab w:val="num" w:pos="2160"/>
+        </w:tabs>
+        <w:ind w:left="2160" w:hanging="360"/>
+      </w:pPr>
+      <w:rPr>
+        <w:rFonts w:ascii="Wingdings" w:hAnsi="Wingdings" w:hint="default"/>
+        <w:sz w:val="20"/>
+      </w:rPr>
+    </w:lvl>
+    <w:lvl w:ilvl="3" w:tentative="1">
+      <w:start w:val="1"/>
+      <w:numFmt w:val="bullet"/>
+      <w:lvlText w:val=""/>
+      <w:lvlJc w:val="left"/>
+      <w:pPr>
+        <w:tabs>
+          <w:tab w:val="num" w:pos="2880"/>
+        </w:tabs>
+        <w:ind w:left="2880" w:hanging="360"/>
+      </w:pPr>
+      <w:rPr>
+        <w:rFonts w:ascii="Wingdings" w:hAnsi="Wingdings" w:hint="default"/>
+        <w:sz w:val="20"/>
+      </w:rPr>
+    </w:lvl>
+    <w:lvl w:ilvl="4" w:tentative="1">
+      <w:start w:val="1"/>
+      <w:numFmt w:val="bullet"/>
+      <w:lvlText w:val=""/>
+      <w:lvlJc w:val="left"/>
+      <w:pPr>
+        <w:tabs>
+          <w:tab w:val="num" w:pos="3600"/>
+        </w:tabs>
+        <w:ind w:left="3600" w:hanging="360"/>
+      </w:pPr>
+      <w:rPr>
+        <w:rFonts w:ascii="Wingdings" w:hAnsi="Wingdings" w:hint="default"/>
+        <w:sz w:val="20"/>
+      </w:rPr>
+    </w:lvl>
+    <w:lvl w:ilvl="5" w:tentative="1">
+      <w:start w:val="1"/>
+      <w:numFmt w:val="bullet"/>
+      <w:lvlText w:val=""/>
+      <w:lvlJc w:val="left"/>
+      <w:pPr>
+        <w:tabs>
+          <w:tab w:val="num" w:pos="4320"/>
+        </w:tabs>
+        <w:ind w:left="4320" w:hanging="360"/>
+      </w:pPr>
+      <w:rPr>
+        <w:rFonts w:ascii="Wingdings" w:hAnsi="Wingdings" w:hint="default"/>
+        <w:sz w:val="20"/>
+      </w:rPr>
+    </w:lvl>
+    <w:lvl w:ilvl="6" w:tentative="1">
+      <w:start w:val="1"/>
+      <w:numFmt w:val="bullet"/>
+      <w:lvlText w:val=""/>
+      <w:lvlJc w:val="left"/>
+      <w:pPr>
+        <w:tabs>
+          <w:tab w:val="num" w:pos="5040"/>
+        </w:tabs>
+        <w:ind w:left="5040" w:hanging="360"/>
+      </w:pPr>
+      <w:rPr>
+        <w:rFonts w:ascii="Wingdings" w:hAnsi="Wingdings" w:hint="default"/>
+        <w:sz w:val="20"/>
+      </w:rPr>
+    </w:lvl>
+    <w:lvl w:ilvl="7" w:tentative="1">
+      <w:start w:val="1"/>
+      <w:numFmt w:val="bullet"/>
+      <w:lvlText w:val=""/>
+      <w:lvlJc w:val="left"/>
+      <w:pPr>
+        <w:tabs>
+          <w:tab w:val="num" w:pos="5760"/>
+        </w:tabs>
+        <w:ind w:left="5760" w:hanging="360"/>
+      </w:pPr>
+      <w:rPr>
+        <w:rFonts w:ascii="Wingdings" w:hAnsi="Wingdings" w:hint="default"/>
+        <w:sz w:val="20"/>
+      </w:rPr>
+    </w:lvl>
+    <w:lvl w:ilvl="8" w:tentative="1">
+      <w:start w:val="1"/>
+      <w:numFmt w:val="bullet"/>
+      <w:lvlText w:val=""/>
+      <w:lvlJc w:val="left"/>
+      <w:pPr>
+        <w:tabs>
+          <w:tab w:val="num" w:pos="6480"/>
+        </w:tabs>
+        <w:ind w:left="6480" w:hanging="360"/>
+      </w:pPr>
+      <w:rPr>
+        <w:rFonts w:ascii="Wingdings" w:hAnsi="Wingdings" w:hint="default"/>
+        <w:sz w:val="20"/>
+      </w:rPr>
+    </w:lvl>
+  </w:abstractNum>
+  <w:abstractNum w:abstractNumId="4" w15:restartNumberingAfterBreak="0">
+    <w:nsid w:val="70B76EC9"/>
+    <w:multiLevelType w:val="multilevel"/>
+    <w:tmpl w:val="E2A094F2"/>
+    <w:lvl w:ilvl="0">
+      <w:start w:val="1"/>
+      <w:numFmt w:val="bullet"/>
+      <w:lvlText w:val=""/>
+      <w:lvlJc w:val="left"/>
+      <w:pPr>
+        <w:tabs>
+          <w:tab w:val="num" w:pos="720"/>
+        </w:tabs>
+        <w:ind w:left="720" w:hanging="360"/>
+      </w:pPr>
+      <w:rPr>
+        <w:rFonts w:ascii="Symbol" w:hAnsi="Symbol" w:hint="default"/>
+        <w:sz w:val="20"/>
+      </w:rPr>
+    </w:lvl>
+    <w:lvl w:ilvl="1" w:tentative="1">
+      <w:start w:val="1"/>
+      <w:numFmt w:val="bullet"/>
+      <w:lvlText w:val="o"/>
+      <w:lvlJc w:val="left"/>
+      <w:pPr>
+        <w:tabs>
+          <w:tab w:val="num" w:pos="1440"/>
+        </w:tabs>
+        <w:ind w:left="1440" w:hanging="360"/>
+      </w:pPr>
+      <w:rPr>
+        <w:rFonts w:ascii="Courier New" w:hAnsi="Courier New" w:hint="default"/>
+        <w:sz w:val="20"/>
+      </w:rPr>
+    </w:lvl>
+    <w:lvl w:ilvl="2" w:tentative="1">
+      <w:start w:val="1"/>
+      <w:numFmt w:val="bullet"/>
+      <w:lvlText w:val=""/>
+      <w:lvlJc w:val="left"/>
+      <w:pPr>
+        <w:tabs>
+          <w:tab w:val="num" w:pos="2160"/>
+        </w:tabs>
+        <w:ind w:left="2160" w:hanging="360"/>
+      </w:pPr>
+      <w:rPr>
+        <w:rFonts w:ascii="Wingdings" w:hAnsi="Wingdings" w:hint="default"/>
+        <w:sz w:val="20"/>
+      </w:rPr>
+    </w:lvl>
+    <w:lvl w:ilvl="3" w:tentative="1">
+      <w:start w:val="1"/>
+      <w:numFmt w:val="bullet"/>
+      <w:lvlText w:val=""/>
+      <w:lvlJc w:val="left"/>
+      <w:pPr>
+        <w:tabs>
+          <w:tab w:val="num" w:pos="2880"/>
+        </w:tabs>
+        <w:ind w:left="2880" w:hanging="360"/>
+      </w:pPr>
+      <w:rPr>
+        <w:rFonts w:ascii="Wingdings" w:hAnsi="Wingdings" w:hint="default"/>
+        <w:sz w:val="20"/>
+      </w:rPr>
+    </w:lvl>
+    <w:lvl w:ilvl="4" w:tentative="1">
+      <w:start w:val="1"/>
+      <w:numFmt w:val="bullet"/>
+      <w:lvlText w:val=""/>
+      <w:lvlJc w:val="left"/>
+      <w:pPr>
+        <w:tabs>
+          <w:tab w:val="num" w:pos="3600"/>
+        </w:tabs>
+        <w:ind w:left="3600" w:hanging="360"/>
+      </w:pPr>
+      <w:rPr>
+        <w:rFonts w:ascii="Wingdings" w:hAnsi="Wingdings" w:hint="default"/>
+        <w:sz w:val="20"/>
+      </w:rPr>
+    </w:lvl>
+    <w:lvl w:ilvl="5" w:tentative="1">
+      <w:start w:val="1"/>
+      <w:numFmt w:val="bullet"/>
+      <w:lvlText w:val=""/>
+      <w:lvlJc w:val="left"/>
+      <w:pPr>
+        <w:tabs>
+          <w:tab w:val="num" w:pos="4320"/>
+        </w:tabs>
+        <w:ind w:left="4320" w:hanging="360"/>
+      </w:pPr>
+      <w:rPr>
+        <w:rFonts w:ascii="Wingdings" w:hAnsi="Wingdings" w:hint="default"/>
+        <w:sz w:val="20"/>
+      </w:rPr>
+    </w:lvl>
+    <w:lvl w:ilvl="6" w:tentative="1">
+      <w:start w:val="1"/>
+      <w:numFmt w:val="bullet"/>
+      <w:lvlText w:val=""/>
+      <w:lvlJc w:val="left"/>
+      <w:pPr>
+        <w:tabs>
+          <w:tab w:val="num" w:pos="5040"/>
+        </w:tabs>
+        <w:ind w:left="5040" w:hanging="360"/>
+      </w:pPr>
+      <w:rPr>
+        <w:rFonts w:ascii="Wingdings" w:hAnsi="Wingdings" w:hint="default"/>
+        <w:sz w:val="20"/>
+      </w:rPr>
+    </w:lvl>
+    <w:lvl w:ilvl="7" w:tentative="1">
+      <w:start w:val="1"/>
+      <w:numFmt w:val="bullet"/>
+      <w:lvlText w:val=""/>
+      <w:lvlJc w:val="left"/>
+      <w:pPr>
+        <w:tabs>
+          <w:tab w:val="num" w:pos="5760"/>
+        </w:tabs>
+        <w:ind w:left="5760" w:hanging="360"/>
+      </w:pPr>
+      <w:rPr>
+        <w:rFonts w:ascii="Wingdings" w:hAnsi="Wingdings" w:hint="default"/>
+        <w:sz w:val="20"/>
+      </w:rPr>
+    </w:lvl>
+    <w:lvl w:ilvl="8" w:tentative="1">
+      <w:start w:val="1"/>
+      <w:numFmt w:val="bullet"/>
+      <w:lvlText w:val=""/>
+      <w:lvlJc w:val="left"/>
+      <w:pPr>
+        <w:tabs>
+          <w:tab w:val="num" w:pos="6480"/>
+        </w:tabs>
+        <w:ind w:left="6480" w:hanging="360"/>
+      </w:pPr>
+      <w:rPr>
+        <w:rFonts w:ascii="Wingdings" w:hAnsi="Wingdings" w:hint="default"/>
+        <w:sz w:val="20"/>
+      </w:rPr>
+    </w:lvl>
+  </w:abstractNum>
+  <w:abstractNum w:abstractNumId="5" w15:restartNumberingAfterBreak="0">
+    <w:nsid w:val="7AD22208"/>
+    <w:multiLevelType w:val="multilevel"/>
+    <w:tmpl w:val="9C9823FC"/>
+    <w:lvl w:ilvl="0">
+      <w:start w:val="1"/>
+      <w:numFmt w:val="decimal"/>
+      <w:lvlText w:val="%1."/>
+      <w:lvlJc w:val="left"/>
+      <w:pPr>
+        <w:tabs>
+          <w:tab w:val="num" w:pos="720"/>
+        </w:tabs>
+        <w:ind w:left="720" w:hanging="360"/>
+      </w:pPr>
+    </w:lvl>
+    <w:lvl w:ilvl="1" w:tentative="1">
+      <w:start w:val="1"/>
+      <w:numFmt w:val="decimal"/>
+      <w:lvlText w:val="%2."/>
+      <w:lvlJc w:val="left"/>
+      <w:pPr>
+        <w:tabs>
+          <w:tab w:val="num" w:pos="1440"/>
+        </w:tabs>
+        <w:ind w:left="1440" w:hanging="360"/>
+      </w:pPr>
+    </w:lvl>
+    <w:lvl w:ilvl="2" w:tentative="1">
+      <w:start w:val="1"/>
+      <w:numFmt w:val="decimal"/>
+      <w:lvlText w:val="%3."/>
+      <w:lvlJc w:val="left"/>
+      <w:pPr>
+        <w:tabs>
+          <w:tab w:val="num" w:pos="2160"/>
+        </w:tabs>
+        <w:ind w:left="2160" w:hanging="360"/>
+      </w:pPr>
+    </w:lvl>
+    <w:lvl w:ilvl="3" w:tentative="1">
+      <w:start w:val="1"/>
+      <w:numFmt w:val="decimal"/>
+      <w:lvlText w:val="%4."/>
+      <w:lvlJc w:val="left"/>
+      <w:pPr>
+        <w:tabs>
+          <w:tab w:val="num" w:pos="2880"/>
+        </w:tabs>
+        <w:ind w:left="2880" w:hanging="360"/>
+      </w:pPr>
+    </w:lvl>
+    <w:lvl w:ilvl="4" w:tentative="1">
+      <w:start w:val="1"/>
+      <w:numFmt w:val="decimal"/>
+      <w:lvlText w:val="%5."/>
+      <w:lvlJc w:val="left"/>
+      <w:pPr>
+        <w:tabs>
+          <w:tab w:val="num" w:pos="3600"/>
+        </w:tabs>
+        <w:ind w:left="3600" w:hanging="360"/>
+      </w:pPr>
+    </w:lvl>
+    <w:lvl w:ilvl="5" w:tentative="1">
+      <w:start w:val="1"/>
+      <w:numFmt w:val="decimal"/>
+      <w:lvlText w:val="%6."/>
+      <w:lvlJc w:val="left"/>
+      <w:pPr>
+        <w:tabs>
+          <w:tab w:val="num" w:pos="4320"/>
+        </w:tabs>
+        <w:ind w:left="4320" w:hanging="360"/>
+      </w:pPr>
+    </w:lvl>
+    <w:lvl w:ilvl="6" w:tentative="1">
+      <w:start w:val="1"/>
+      <w:numFmt w:val="decimal"/>
+      <w:lvlText w:val="%7."/>
+      <w:lvlJc w:val="left"/>
+      <w:pPr>
+        <w:tabs>
+          <w:tab w:val="num" w:pos="5040"/>
+        </w:tabs>
+        <w:ind w:left="5040" w:hanging="360"/>
+      </w:pPr>
+    </w:lvl>
+    <w:lvl w:ilvl="7" w:tentative="1">
+      <w:start w:val="1"/>
+      <w:numFmt w:val="decimal"/>
+      <w:lvlText w:val="%8."/>
+      <w:lvlJc w:val="left"/>
+      <w:pPr>
+        <w:tabs>
+          <w:tab w:val="num" w:pos="5760"/>
+        </w:tabs>
+        <w:ind w:left="5760" w:hanging="360"/>
+      </w:pPr>
+    </w:lvl>
+    <w:lvl w:ilvl="8" w:tentative="1">
+      <w:start w:val="1"/>
+      <w:numFmt w:val="decimal"/>
+      <w:lvlText w:val="%9."/>
+      <w:lvlJc w:val="left"/>
+      <w:pPr>
+        <w:tabs>
+          <w:tab w:val="num" w:pos="6480"/>
+        </w:tabs>
+        <w:ind w:left="6480" w:hanging="360"/>
+      </w:pPr>
+    </w:lvl>
+  </w:abstractNum>
   <w:num w:numId="1" w16cid:durableId="1328900654">
+    <w:abstractNumId w:val="2"/>
+  </w:num>
+  <w:num w:numId="2" w16cid:durableId="1394429530">
+    <w:abstractNumId w:val="4"/>
+  </w:num>
+  <w:num w:numId="3" w16cid:durableId="603852573">
+    <w:abstractNumId w:val="1"/>
+  </w:num>
+  <w:num w:numId="4" w16cid:durableId="1248733003">
     <w:abstractNumId w:val="0"/>
   </w:num>
-  <w:num w:numId="2" w16cid:durableId="1394429530">
-    <w:abstractNumId w:val="1"/>
+  <w:num w:numId="5" w16cid:durableId="1068847331">
+    <w:abstractNumId w:val="3"/>
+  </w:num>
+  <w:num w:numId="6" w16cid:durableId="1616594275">
+    <w:abstractNumId w:val="5"/>
   </w:num>
 </w:numbering>
 </file>
@@ -594,7 +8021,7 @@
     <w:lsdException w:name="Table Web 2" w:semiHidden="1" w:unhideWhenUsed="1"/>
     <w:lsdException w:name="Table Web 3" w:semiHidden="1" w:unhideWhenUsed="1"/>
     <w:lsdException w:name="Balloon Text" w:semiHidden="1" w:unhideWhenUsed="1"/>
-    <w:lsdException w:name="Table Grid" w:uiPriority="39"/>
+    <w:lsdException w:name="Table Grid" w:uiPriority="59"/>
     <w:lsdException w:name="Table Theme" w:semiHidden="1" w:unhideWhenUsed="1"/>
     <w:lsdException w:name="Placeholder Text" w:semiHidden="1"/>
     <w:lsdException w:name="No Spacing" w:uiPriority="1" w:qFormat="1"/>
@@ -872,7 +8299,7 @@
     <w:uiPriority w:val="9"/>
     <w:unhideWhenUsed/>
     <w:qFormat/>
-    <w:rsid w:val="00AA0AC2"/>
+    <w:rsid w:val="00A25FE0"/>
     <w:pPr>
       <w:keepNext/>
       <w:keepLines/>
@@ -881,7 +8308,7 @@
     </w:pPr>
     <w:rPr>
       <w:rFonts w:ascii="Times New Roman" w:eastAsiaTheme="majorEastAsia" w:hAnsi="Times New Roman" w:cstheme="majorBidi"/>
-      <w:sz w:val="28"/>
+      <w:sz w:val="32"/>
       <w:szCs w:val="28"/>
     </w:rPr>
   </w:style>
@@ -891,7 +8318,6 @@
     <w:next w:val="Normal"/>
     <w:link w:val="Heading4Char"/>
     <w:uiPriority w:val="9"/>
-    <w:semiHidden/>
     <w:unhideWhenUsed/>
     <w:qFormat/>
     <w:rsid w:val="00AA0AC2"/>
@@ -914,10 +8340,9 @@
     <w:next w:val="Normal"/>
     <w:link w:val="Heading5Char"/>
     <w:uiPriority w:val="9"/>
-    <w:semiHidden/>
     <w:unhideWhenUsed/>
     <w:qFormat/>
-    <w:rsid w:val="00AA0AC2"/>
+    <w:rsid w:val="00474F16"/>
     <w:pPr>
       <w:keepNext/>
       <w:keepLines/>
@@ -925,8 +8350,8 @@
       <w:outlineLvl w:val="4"/>
     </w:pPr>
     <w:rPr>
-      <w:rFonts w:eastAsiaTheme="majorEastAsia" w:cstheme="majorBidi"/>
-      <w:color w:val="0F4761" w:themeColor="accent1" w:themeShade="BF"/>
+      <w:rFonts w:ascii="Times New Roman" w:eastAsiaTheme="majorEastAsia" w:hAnsi="Times New Roman" w:cstheme="majorBidi"/>
+      <w:sz w:val="26"/>
     </w:rPr>
   </w:style>
   <w:style w:type="paragraph" w:styleId="Heading6">
@@ -1074,10 +8499,10 @@
     <w:basedOn w:val="DefaultParagraphFont"/>
     <w:link w:val="Heading3"/>
     <w:uiPriority w:val="9"/>
-    <w:rsid w:val="00AA0AC2"/>
+    <w:rsid w:val="00A25FE0"/>
     <w:rPr>
       <w:rFonts w:ascii="Times New Roman" w:eastAsiaTheme="majorEastAsia" w:hAnsi="Times New Roman" w:cstheme="majorBidi"/>
-      <w:sz w:val="28"/>
+      <w:sz w:val="32"/>
       <w:szCs w:val="28"/>
     </w:rPr>
   </w:style>
@@ -1086,7 +8511,6 @@
     <w:basedOn w:val="DefaultParagraphFont"/>
     <w:link w:val="Heading4"/>
     <w:uiPriority w:val="9"/>
-    <w:semiHidden/>
     <w:rsid w:val="00AA0AC2"/>
     <w:rPr>
       <w:rFonts w:eastAsiaTheme="majorEastAsia" w:cstheme="majorBidi"/>
@@ -1100,11 +8524,10 @@
     <w:basedOn w:val="DefaultParagraphFont"/>
     <w:link w:val="Heading5"/>
     <w:uiPriority w:val="9"/>
-    <w:semiHidden/>
-    <w:rsid w:val="00AA0AC2"/>
+    <w:rsid w:val="00474F16"/>
     <w:rPr>
-      <w:rFonts w:eastAsiaTheme="majorEastAsia" w:cstheme="majorBidi"/>
-      <w:color w:val="0F4761" w:themeColor="accent1" w:themeShade="BF"/>
+      <w:rFonts w:ascii="Times New Roman" w:eastAsiaTheme="majorEastAsia" w:hAnsi="Times New Roman" w:cstheme="majorBidi"/>
+      <w:sz w:val="26"/>
     </w:rPr>
   </w:style>
   <w:style w:type="character" w:customStyle="1" w:styleId="Heading6Char">
@@ -1328,6 +8751,121 @@
       <w:smallCaps/>
       <w:color w:val="0F4761" w:themeColor="accent1" w:themeShade="BF"/>
       <w:spacing w:val="5"/>
+    </w:rPr>
+  </w:style>
+  <w:style w:type="table" w:styleId="TableGrid">
+    <w:name w:val="Table Grid"/>
+    <w:basedOn w:val="TableNormal"/>
+    <w:uiPriority w:val="59"/>
+    <w:rsid w:val="00680683"/>
+    <w:pPr>
+      <w:spacing w:after="0" w:line="240" w:lineRule="auto"/>
+    </w:pPr>
+    <w:rPr>
+      <w:rFonts w:eastAsiaTheme="minorEastAsia"/>
+      <w:kern w:val="0"/>
+      <w:sz w:val="22"/>
+      <w:szCs w:val="22"/>
+      <w14:ligatures w14:val="none"/>
+    </w:rPr>
+    <w:tblPr>
+      <w:tblBorders>
+        <w:top w:val="single" w:sz="4" w:space="0" w:color="auto"/>
+        <w:left w:val="single" w:sz="4" w:space="0" w:color="auto"/>
+        <w:bottom w:val="single" w:sz="4" w:space="0" w:color="auto"/>
+        <w:right w:val="single" w:sz="4" w:space="0" w:color="auto"/>
+        <w:insideH w:val="single" w:sz="4" w:space="0" w:color="auto"/>
+        <w:insideV w:val="single" w:sz="4" w:space="0" w:color="auto"/>
+      </w:tblBorders>
+    </w:tblPr>
+  </w:style>
+  <w:style w:type="character" w:styleId="Hyperlink">
+    <w:name w:val="Hyperlink"/>
+    <w:basedOn w:val="DefaultParagraphFont"/>
+    <w:uiPriority w:val="99"/>
+    <w:unhideWhenUsed/>
+    <w:rsid w:val="00680683"/>
+    <w:rPr>
+      <w:color w:val="467886" w:themeColor="hyperlink"/>
+      <w:u w:val="single"/>
+    </w:rPr>
+  </w:style>
+  <w:style w:type="character" w:styleId="UnresolvedMention">
+    <w:name w:val="Unresolved Mention"/>
+    <w:basedOn w:val="DefaultParagraphFont"/>
+    <w:uiPriority w:val="99"/>
+    <w:semiHidden/>
+    <w:unhideWhenUsed/>
+    <w:rsid w:val="00680683"/>
+    <w:rPr>
+      <w:color w:val="605E5C"/>
+      <w:shd w:val="clear" w:color="auto" w:fill="E1DFDD"/>
+    </w:rPr>
+  </w:style>
+  <w:style w:type="character" w:styleId="FollowedHyperlink">
+    <w:name w:val="FollowedHyperlink"/>
+    <w:basedOn w:val="DefaultParagraphFont"/>
+    <w:uiPriority w:val="99"/>
+    <w:semiHidden/>
+    <w:unhideWhenUsed/>
+    <w:rsid w:val="001C42D6"/>
+    <w:rPr>
+      <w:color w:val="96607D" w:themeColor="followedHyperlink"/>
+      <w:u w:val="single"/>
+    </w:rPr>
+  </w:style>
+  <w:style w:type="paragraph" w:styleId="Header">
+    <w:name w:val="header"/>
+    <w:basedOn w:val="Normal"/>
+    <w:link w:val="HeaderChar"/>
+    <w:uiPriority w:val="99"/>
+    <w:unhideWhenUsed/>
+    <w:rsid w:val="00D86C52"/>
+    <w:pPr>
+      <w:tabs>
+        <w:tab w:val="center" w:pos="4680"/>
+        <w:tab w:val="right" w:pos="9360"/>
+      </w:tabs>
+      <w:spacing w:after="0" w:line="240" w:lineRule="auto"/>
+    </w:pPr>
+  </w:style>
+  <w:style w:type="character" w:customStyle="1" w:styleId="HeaderChar">
+    <w:name w:val="Header Char"/>
+    <w:basedOn w:val="DefaultParagraphFont"/>
+    <w:link w:val="Header"/>
+    <w:uiPriority w:val="99"/>
+    <w:rsid w:val="00D86C52"/>
+  </w:style>
+  <w:style w:type="paragraph" w:styleId="Footer">
+    <w:name w:val="footer"/>
+    <w:basedOn w:val="Normal"/>
+    <w:link w:val="FooterChar"/>
+    <w:uiPriority w:val="99"/>
+    <w:unhideWhenUsed/>
+    <w:rsid w:val="00D86C52"/>
+    <w:pPr>
+      <w:tabs>
+        <w:tab w:val="center" w:pos="4680"/>
+        <w:tab w:val="right" w:pos="9360"/>
+      </w:tabs>
+      <w:spacing w:after="0" w:line="240" w:lineRule="auto"/>
+    </w:pPr>
+  </w:style>
+  <w:style w:type="character" w:customStyle="1" w:styleId="FooterChar">
+    <w:name w:val="Footer Char"/>
+    <w:basedOn w:val="DefaultParagraphFont"/>
+    <w:link w:val="Footer"/>
+    <w:uiPriority w:val="99"/>
+    <w:rsid w:val="00D86C52"/>
+  </w:style>
+  <w:style w:type="character" w:styleId="PlaceholderText">
+    <w:name w:val="Placeholder Text"/>
+    <w:basedOn w:val="DefaultParagraphFont"/>
+    <w:uiPriority w:val="99"/>
+    <w:semiHidden/>
+    <w:rsid w:val="004701A3"/>
+    <w:rPr>
+      <w:color w:val="666666"/>
     </w:rPr>
   </w:style>
 </w:styles>
@@ -1626,4 +9164,16 @@
     </a:ext>
   </a:extLst>
 </a:theme>
+</file>
+
+<file path=customXml/item1.xml><?xml version="1.0" encoding="utf-8"?>
+<b:Sources xmlns:b="http://schemas.openxmlformats.org/officeDocument/2006/bibliography" xmlns="http://schemas.openxmlformats.org/officeDocument/2006/bibliography" SelectedStyle="\APASixthEditionOfficeOnline.xsl" StyleName="APA" Version="6"/>
+</file>
+
+<file path=customXml/itemProps1.xml><?xml version="1.0" encoding="utf-8"?>
+<ds:datastoreItem xmlns:ds="http://schemas.openxmlformats.org/officeDocument/2006/customXml" ds:itemID="{26F11752-959A-4DC9-8E8C-DA3406186A1A}">
+  <ds:schemaRefs>
+    <ds:schemaRef ds:uri="http://schemas.openxmlformats.org/officeDocument/2006/bibliography"/>
+  </ds:schemaRefs>
+</ds:datastoreItem>
 </file>
--- a/file_transit/FinalPaper.docx
+++ b/file_transit/FinalPaper.docx
@@ -14,145 +14,67 @@
     <w:p>
       <w:pPr>
         <w:pStyle w:val="Heading5"/>
-        <w:rPr>
-          <w:rFonts w:cs="Times New Roman"/>
-        </w:rPr>
-      </w:pPr>
-      <w:r>
-        <w:rPr>
-          <w:rFonts w:cs="Times New Roman"/>
-        </w:rPr>
+        <w:ind w:firstLine="0"/>
+      </w:pPr>
+      <w:r>
         <w:t>Deindustrialization and Disinvestment in Baltimore</w:t>
       </w:r>
       <w:r>
-        <w:rPr>
-          <w:rFonts w:cs="Times New Roman"/>
-        </w:rPr>
         <w:t>, Maryland</w:t>
       </w:r>
       <w:r>
-        <w:rPr>
-          <w:rFonts w:cs="Times New Roman"/>
-        </w:rPr>
         <w:t>:</w:t>
       </w:r>
     </w:p>
     <w:p>
-      <w:pPr>
-        <w:spacing w:line="276" w:lineRule="auto"/>
-        <w:ind w:firstLine="720"/>
-        <w:rPr>
-          <w:rFonts w:ascii="Times New Roman" w:hAnsi="Times New Roman" w:cs="Times New Roman"/>
-        </w:rPr>
-      </w:pPr>
-      <w:r>
-        <w:rPr>
-          <w:rFonts w:ascii="Times New Roman" w:hAnsi="Times New Roman" w:cs="Times New Roman"/>
-        </w:rPr>
+      <w:r>
         <w:t xml:space="preserve">Baltimore, Maryland occupies a distinctive place in American urban history: once among the nation's foremost industrial, maritime, and shipping centers, the city has spent the better part of </w:t>
       </w:r>
       <w:r>
-        <w:rPr>
-          <w:rFonts w:ascii="Times New Roman" w:hAnsi="Times New Roman" w:cs="Times New Roman"/>
-        </w:rPr>
         <w:t>the last century</w:t>
       </w:r>
       <w:r>
-        <w:rPr>
-          <w:rFonts w:ascii="Times New Roman" w:hAnsi="Times New Roman" w:cs="Times New Roman"/>
-        </w:rPr>
         <w:t xml:space="preserve"> navigating the consequences of deindustrialization, population loss, and concentrated neighborhood disinvestment.</w:t>
       </w:r>
       <w:r>
-        <w:rPr>
-          <w:rFonts w:ascii="Times New Roman" w:hAnsi="Times New Roman" w:cs="Times New Roman"/>
-        </w:rPr>
         <w:t xml:space="preserve"> </w:t>
       </w:r>
       <w:r>
-        <w:rPr>
-          <w:rFonts w:ascii="Times New Roman" w:hAnsi="Times New Roman" w:cs="Times New Roman"/>
-        </w:rPr>
         <w:t>Sparrows Point was once the world's largest steel producer, supporting over 30,000 families across the Baltimore region at its mid-century peak. By the time the facility finally ceased operations in 2012, after passing through five owners in the span of a decade, fewer than 2,000 workers remained on the floor (Stefano, 2017; Bloomberg, 2019). The collapse of Sparrows Point was not an isolated event but rather the most visible manifestation of a broader deindustrialization that had been hollowing out Baltimore's economic base since the 1970s</w:t>
       </w:r>
       <w:r>
-        <w:rPr>
-          <w:rFonts w:ascii="Times New Roman" w:hAnsi="Times New Roman" w:cs="Times New Roman"/>
-        </w:rPr>
         <w:t xml:space="preserve"> </w:t>
       </w:r>
       <w:r>
-        <w:rPr>
-          <w:rFonts w:ascii="Times New Roman" w:hAnsi="Times New Roman" w:cs="Times New Roman"/>
-        </w:rPr>
         <w:t>(Pursuit of History, 2021)</w:t>
       </w:r>
       <w:r>
-        <w:rPr>
-          <w:rFonts w:ascii="Times New Roman" w:hAnsi="Times New Roman" w:cs="Times New Roman"/>
-        </w:rPr>
         <w:t xml:space="preserve">. As manufacturing employment eroded, the city's population followed. Baltimore shed nearly 80,000 residents between 2000 and 2022 alone, a continuation of a decades-long exodus that has reduced the city from a </w:t>
       </w:r>
       <w:r>
-        <w:rPr>
-          <w:rFonts w:ascii="Times New Roman" w:hAnsi="Times New Roman" w:cs="Times New Roman"/>
-        </w:rPr>
         <w:t>mid</w:t>
       </w:r>
       <w:r>
-        <w:rPr>
-          <w:rFonts w:ascii="Times New Roman" w:hAnsi="Times New Roman" w:cs="Times New Roman"/>
-        </w:rPr>
         <w:t>-</w:t>
       </w:r>
       <w:r>
-        <w:rPr>
-          <w:rFonts w:ascii="Times New Roman" w:hAnsi="Times New Roman" w:cs="Times New Roman"/>
-        </w:rPr>
         <w:t>century</w:t>
       </w:r>
       <w:r>
-        <w:rPr>
-          <w:rFonts w:ascii="Times New Roman" w:hAnsi="Times New Roman" w:cs="Times New Roman"/>
-        </w:rPr>
         <w:t xml:space="preserve"> </w:t>
       </w:r>
       <w:r>
-        <w:rPr>
-          <w:rFonts w:ascii="Times New Roman" w:hAnsi="Times New Roman" w:cs="Times New Roman"/>
-        </w:rPr>
         <w:t>population of nearly 950,000 to fewer than 575,000 today (</w:t>
       </w:r>
       <w:r>
-        <w:rPr>
-          <w:rFonts w:ascii="Times New Roman" w:hAnsi="Times New Roman" w:cs="Times New Roman"/>
-        </w:rPr>
         <w:t>FRED, 2026</w:t>
       </w:r>
       <w:r>
-        <w:rPr>
-          <w:rFonts w:ascii="Times New Roman" w:hAnsi="Times New Roman" w:cs="Times New Roman"/>
-        </w:rPr>
-        <w:t xml:space="preserve">). The departure of residents and employers was neither random nor evenly distributed across the city's geography. Disinvestment concentrated in the same working-class neighborhoods that had once organized their lives around the steel mills, the shipyards, and the port, leaving behind </w:t>
-      </w:r>
-      <w:proofErr w:type="gramStart"/>
-      <w:r>
-        <w:rPr>
-          <w:rFonts w:ascii="Times New Roman" w:hAnsi="Times New Roman" w:cs="Times New Roman"/>
-        </w:rPr>
-        <w:t>vacancy</w:t>
-      </w:r>
-      <w:proofErr w:type="gramEnd"/>
-      <w:r>
-        <w:rPr>
-          <w:rFonts w:ascii="Times New Roman" w:hAnsi="Times New Roman" w:cs="Times New Roman"/>
-        </w:rPr>
-        <w:t>, eroded property values, and a diminished tax base that compounded the fiscal pressures facing city government.</w:t>
-      </w:r>
-    </w:p>
-    <w:p>
-      <w:pPr>
-        <w:ind w:firstLine="720"/>
+        <w:t>). The departure of residents and employers was neither random nor evenly distributed across the city's geography. Disinvestment concentrated in the same working-class neighborhoods that had once organized their lives around the steel mills, the shipyards, and the port, leaving behind vacancy, eroded property values, and a diminished tax base that compounded the fiscal pressures facing city government.</w:t>
+      </w:r>
+    </w:p>
+    <w:p>
+      <w:pPr>
         <w:rPr>
           <w:rFonts w:ascii="Aptos" w:hAnsi="Aptos"/>
           <w:i/>
@@ -161,109 +83,39 @@
         </w:rPr>
       </w:pPr>
       <w:r>
-        <w:rPr>
-          <w:rFonts w:ascii="Times New Roman" w:hAnsi="Times New Roman" w:cs="Times New Roman"/>
-        </w:rPr>
-        <w:t xml:space="preserve">Table 1 presents key socioeconomic indicators for Baltimore City over the last three decades, painting a picture of persistent and compounding decline. Population fell by over 165,000 </w:t>
-      </w:r>
-      <w:proofErr w:type="gramStart"/>
-      <w:r>
-        <w:rPr>
-          <w:rFonts w:ascii="Times New Roman" w:hAnsi="Times New Roman" w:cs="Times New Roman"/>
-        </w:rPr>
-        <w:t>persons</w:t>
-      </w:r>
-      <w:proofErr w:type="gramEnd"/>
-      <w:r>
-        <w:rPr>
-          <w:rFonts w:ascii="Times New Roman" w:hAnsi="Times New Roman" w:cs="Times New Roman"/>
-        </w:rPr>
-        <w:t xml:space="preserve"> between 1990 and 2024, nearly a quarter of the city's residents, while total employed persons declined by more than 40,000 over the same period. Together these trends reflect a steadily eroding tax base that has compounded the fiscal pressures on city government </w:t>
-      </w:r>
-      <w:r>
-        <w:rPr>
-          <w:rFonts w:ascii="Times New Roman" w:hAnsi="Times New Roman" w:cs="Times New Roman"/>
-        </w:rPr>
+        <w:t xml:space="preserve">Table 1 presents key socioeconomic indicators for Baltimore City over the last three decades, painting a picture of persistent and compounding decline. Population fell by over 165,000 persons between 1990 and 2024, nearly a quarter of the city's residents, while total employed persons declined by more than 40,000 over the same period. Together these trends reflect a steadily eroding tax base that has compounded the fiscal pressures on city government </w:t>
+      </w:r>
+      <w:r>
         <w:t>as described above</w:t>
       </w:r>
       <w:r>
-        <w:rPr>
-          <w:rFonts w:ascii="Times New Roman" w:hAnsi="Times New Roman" w:cs="Times New Roman"/>
-        </w:rPr>
         <w:t>. The unemployment rate, already elevated at 7.6% in 1990, reached 11.3% at the height of the Great Recession in 2010 and has remained structurally above national averages throughout the panel window (</w:t>
       </w:r>
       <w:r>
-        <w:rPr>
-          <w:rFonts w:ascii="Times New Roman" w:hAnsi="Times New Roman" w:cs="Times New Roman"/>
-        </w:rPr>
         <w:t>FRED</w:t>
       </w:r>
       <w:r>
-        <w:rPr>
-          <w:rFonts w:ascii="Times New Roman" w:hAnsi="Times New Roman" w:cs="Times New Roman"/>
-        </w:rPr>
         <w:t>, 202</w:t>
       </w:r>
       <w:r>
-        <w:rPr>
-          <w:rFonts w:ascii="Times New Roman" w:hAnsi="Times New Roman" w:cs="Times New Roman"/>
-        </w:rPr>
         <w:t>6</w:t>
       </w:r>
       <w:r>
-        <w:rPr>
-          <w:rFonts w:ascii="Times New Roman" w:hAnsi="Times New Roman" w:cs="Times New Roman"/>
-        </w:rPr>
         <w:t>). Perhaps most striking is the divergence between housing costs and household purchasing power. The All-Transactions House Price Index, indexed to 100 in 2000, reached 266.7 by 2024, representing a near tripling of nominal housing costs over the analysis window. Real median household income, by contrast, increased by less than $8,000 in inflation-adjusted terms over the same period, oscillating narrowly between roughly $52,000 and $63,000. The result is a city where housing has become dramatically more expensive relative to the incomes of the residents who remain, a dynamic that both reflects and reinforces the spatial concentration of disinvestment.</w:t>
       </w:r>
     </w:p>
-    <w:p>
-      <w:pPr>
-        <w:spacing w:after="0"/>
-        <w:jc w:val="center"/>
-        <w:rPr>
-          <w:rFonts w:ascii="Times New Roman" w:hAnsi="Times New Roman" w:cs="Times New Roman"/>
-        </w:rPr>
-      </w:pPr>
-    </w:p>
-    <w:p>
-      <w:pPr>
-        <w:spacing w:after="0"/>
-        <w:jc w:val="center"/>
-        <w:rPr>
-          <w:rFonts w:ascii="Times New Roman" w:hAnsi="Times New Roman" w:cs="Times New Roman"/>
-        </w:rPr>
-      </w:pPr>
-    </w:p>
-    <w:p>
-      <w:pPr>
-        <w:spacing w:after="0"/>
-        <w:jc w:val="center"/>
-        <w:rPr>
-          <w:rFonts w:ascii="Times New Roman" w:hAnsi="Times New Roman" w:cs="Times New Roman"/>
-        </w:rPr>
-      </w:pPr>
-    </w:p>
-    <w:p>
-      <w:pPr>
-        <w:spacing w:after="0"/>
-        <w:jc w:val="center"/>
-      </w:pPr>
-      <w:r>
-        <w:rPr>
-          <w:rFonts w:ascii="Aptos" w:hAnsi="Aptos"/>
-          <w:i/>
-          <w:color w:val="444444"/>
-          <w:sz w:val="20"/>
-        </w:rPr>
-        <w:lastRenderedPageBreak/>
+    <w:p/>
+    <w:p/>
+    <w:p/>
+    <w:p>
+      <w:r>
         <w:t>Table 1. Baltimore City Socioeconomic Indicators, Selected Years</w:t>
       </w:r>
     </w:p>
     <w:tbl>
       <w:tblPr>
         <w:tblStyle w:val="TableGrid"/>
-        <w:tblW w:w="0" w:type="auto"/>
+        <w:tblW w:w="10080" w:type="dxa"/>
         <w:jc w:val="center"/>
         <w:tblLayout w:type="fixed"/>
         <w:tblLook w:val="04A0" w:firstRow="1" w:lastRow="0" w:firstColumn="1" w:lastColumn="0" w:noHBand="0" w:noVBand="1"/>
@@ -271,8 +123,8 @@
       <w:tblGrid>
         <w:gridCol w:w="1440"/>
         <w:gridCol w:w="1440"/>
-        <w:gridCol w:w="1440"/>
-        <w:gridCol w:w="1440"/>
+        <w:gridCol w:w="1340"/>
+        <w:gridCol w:w="1540"/>
         <w:gridCol w:w="1440"/>
         <w:gridCol w:w="1440"/>
         <w:gridCol w:w="1440"/>
@@ -290,19 +142,20 @@
               <w:bottom w:val="single" w:sz="4" w:space="0" w:color="000000"/>
               <w:right w:val="single" w:sz="4" w:space="0" w:color="000000"/>
             </w:tcBorders>
-            <w:shd w:val="clear" w:color="auto" w:fill="1F4E79"/>
+            <w:shd w:val="clear" w:color="auto" w:fill="BFBFBF" w:themeFill="background1" w:themeFillShade="BF"/>
             <w:vAlign w:val="center"/>
           </w:tcPr>
           <w:p>
             <w:pPr>
+              <w:ind w:firstLine="0"/>
               <w:jc w:val="center"/>
+              <w:rPr>
+                <w:color w:val="000000" w:themeColor="text1"/>
+              </w:rPr>
             </w:pPr>
             <w:r>
               <w:rPr>
-                <w:rFonts w:ascii="Aptos" w:hAnsi="Aptos"/>
-                <w:b/>
-                <w:color w:val="FFFFFF"/>
-                <w:sz w:val="18"/>
+                <w:color w:val="000000" w:themeColor="text1"/>
               </w:rPr>
               <w:t>Year</w:t>
             </w:r>
@@ -317,21 +170,78 @@
               <w:bottom w:val="single" w:sz="4" w:space="0" w:color="000000"/>
               <w:right w:val="single" w:sz="4" w:space="0" w:color="000000"/>
             </w:tcBorders>
-            <w:shd w:val="clear" w:color="auto" w:fill="1F4E79"/>
+            <w:shd w:val="clear" w:color="auto" w:fill="BFBFBF" w:themeFill="background1" w:themeFillShade="BF"/>
             <w:vAlign w:val="center"/>
           </w:tcPr>
           <w:p>
             <w:pPr>
+              <w:ind w:firstLine="0"/>
               <w:jc w:val="center"/>
+              <w:rPr>
+                <w:color w:val="000000" w:themeColor="text1"/>
+              </w:rPr>
             </w:pPr>
             <w:r>
               <w:rPr>
-                <w:rFonts w:ascii="Aptos" w:hAnsi="Aptos"/>
-                <w:b/>
-                <w:color w:val="FFFFFF"/>
-                <w:sz w:val="18"/>
+                <w:color w:val="000000" w:themeColor="text1"/>
               </w:rPr>
               <w:t>Population</w:t>
+            </w:r>
+          </w:p>
+        </w:tc>
+        <w:tc>
+          <w:tcPr>
+            <w:tcW w:w="1340" w:type="dxa"/>
+            <w:tcBorders>
+              <w:top w:val="single" w:sz="8" w:space="0" w:color="000000"/>
+              <w:left w:val="single" w:sz="4" w:space="0" w:color="000000"/>
+              <w:bottom w:val="single" w:sz="4" w:space="0" w:color="000000"/>
+              <w:right w:val="single" w:sz="4" w:space="0" w:color="000000"/>
+            </w:tcBorders>
+            <w:shd w:val="clear" w:color="auto" w:fill="BFBFBF" w:themeFill="background1" w:themeFillShade="BF"/>
+            <w:vAlign w:val="center"/>
+          </w:tcPr>
+          <w:p>
+            <w:pPr>
+              <w:ind w:firstLine="0"/>
+              <w:jc w:val="center"/>
+              <w:rPr>
+                <w:color w:val="000000" w:themeColor="text1"/>
+              </w:rPr>
+            </w:pPr>
+            <w:r>
+              <w:rPr>
+                <w:color w:val="000000" w:themeColor="text1"/>
+              </w:rPr>
+              <w:t>Labor Force</w:t>
+            </w:r>
+          </w:p>
+        </w:tc>
+        <w:tc>
+          <w:tcPr>
+            <w:tcW w:w="1540" w:type="dxa"/>
+            <w:tcBorders>
+              <w:top w:val="single" w:sz="8" w:space="0" w:color="000000"/>
+              <w:left w:val="single" w:sz="4" w:space="0" w:color="000000"/>
+              <w:bottom w:val="single" w:sz="4" w:space="0" w:color="000000"/>
+              <w:right w:val="single" w:sz="4" w:space="0" w:color="000000"/>
+            </w:tcBorders>
+            <w:shd w:val="clear" w:color="auto" w:fill="BFBFBF" w:themeFill="background1" w:themeFillShade="BF"/>
+            <w:vAlign w:val="center"/>
+          </w:tcPr>
+          <w:p>
+            <w:pPr>
+              <w:ind w:firstLine="0"/>
+              <w:jc w:val="center"/>
+              <w:rPr>
+                <w:color w:val="000000" w:themeColor="text1"/>
+              </w:rPr>
+            </w:pPr>
+            <w:r>
+              <w:rPr>
+                <w:color w:val="000000" w:themeColor="text1"/>
+              </w:rPr>
+              <w:t>Employed Persons</w:t>
             </w:r>
           </w:p>
         </w:tc>
@@ -344,21 +254,30 @@
               <w:bottom w:val="single" w:sz="4" w:space="0" w:color="000000"/>
               <w:right w:val="single" w:sz="4" w:space="0" w:color="000000"/>
             </w:tcBorders>
-            <w:shd w:val="clear" w:color="auto" w:fill="1F4E79"/>
+            <w:shd w:val="clear" w:color="auto" w:fill="BFBFBF" w:themeFill="background1" w:themeFillShade="BF"/>
             <w:vAlign w:val="center"/>
           </w:tcPr>
           <w:p>
             <w:pPr>
+              <w:ind w:firstLine="0"/>
               <w:jc w:val="center"/>
+              <w:rPr>
+                <w:color w:val="000000" w:themeColor="text1"/>
+              </w:rPr>
             </w:pPr>
+            <w:proofErr w:type="spellStart"/>
             <w:r>
               <w:rPr>
-                <w:rFonts w:ascii="Aptos" w:hAnsi="Aptos"/>
-                <w:b/>
-                <w:color w:val="FFFFFF"/>
-                <w:sz w:val="18"/>
+                <w:color w:val="000000" w:themeColor="text1"/>
               </w:rPr>
-              <w:t>Labor Force</w:t>
+              <w:t>Unemp</w:t>
+            </w:r>
+            <w:proofErr w:type="spellEnd"/>
+            <w:r>
+              <w:rPr>
+                <w:color w:val="000000" w:themeColor="text1"/>
+              </w:rPr>
+              <w:t>. Rate (%)</w:t>
             </w:r>
           </w:p>
         </w:tc>
@@ -371,95 +290,33 @@
               <w:bottom w:val="single" w:sz="4" w:space="0" w:color="000000"/>
               <w:right w:val="single" w:sz="4" w:space="0" w:color="000000"/>
             </w:tcBorders>
-            <w:shd w:val="clear" w:color="auto" w:fill="1F4E79"/>
+            <w:shd w:val="clear" w:color="auto" w:fill="BFBFBF" w:themeFill="background1" w:themeFillShade="BF"/>
             <w:vAlign w:val="center"/>
           </w:tcPr>
           <w:p>
             <w:pPr>
+              <w:ind w:firstLine="0"/>
               <w:jc w:val="center"/>
+              <w:rPr>
+                <w:color w:val="000000" w:themeColor="text1"/>
+              </w:rPr>
             </w:pPr>
             <w:r>
               <w:rPr>
-                <w:rFonts w:ascii="Aptos" w:hAnsi="Aptos"/>
-                <w:b/>
-                <w:color w:val="FFFFFF"/>
-                <w:sz w:val="18"/>
-              </w:rPr>
-              <w:t>Employed Persons</w:t>
-            </w:r>
-          </w:p>
-        </w:tc>
-        <w:tc>
-          <w:tcPr>
-            <w:tcW w:w="1440" w:type="dxa"/>
-            <w:tcBorders>
-              <w:top w:val="single" w:sz="8" w:space="0" w:color="000000"/>
-              <w:left w:val="single" w:sz="4" w:space="0" w:color="000000"/>
-              <w:bottom w:val="single" w:sz="4" w:space="0" w:color="000000"/>
-              <w:right w:val="single" w:sz="4" w:space="0" w:color="000000"/>
-            </w:tcBorders>
-            <w:shd w:val="clear" w:color="auto" w:fill="1F4E79"/>
-            <w:vAlign w:val="center"/>
-          </w:tcPr>
-          <w:p>
-            <w:pPr>
-              <w:jc w:val="center"/>
-            </w:pPr>
-            <w:proofErr w:type="spellStart"/>
-            <w:r>
-              <w:rPr>
-                <w:rFonts w:ascii="Aptos" w:hAnsi="Aptos"/>
-                <w:b/>
-                <w:color w:val="FFFFFF"/>
-                <w:sz w:val="18"/>
-              </w:rPr>
-              <w:t>Unemp</w:t>
-            </w:r>
-            <w:proofErr w:type="spellEnd"/>
-            <w:r>
-              <w:rPr>
-                <w:rFonts w:ascii="Aptos" w:hAnsi="Aptos"/>
-                <w:b/>
-                <w:color w:val="FFFFFF"/>
-                <w:sz w:val="18"/>
-              </w:rPr>
-              <w:t>. Rate (%)</w:t>
-            </w:r>
-          </w:p>
-        </w:tc>
-        <w:tc>
-          <w:tcPr>
-            <w:tcW w:w="1440" w:type="dxa"/>
-            <w:tcBorders>
-              <w:top w:val="single" w:sz="8" w:space="0" w:color="000000"/>
-              <w:left w:val="single" w:sz="4" w:space="0" w:color="000000"/>
-              <w:bottom w:val="single" w:sz="4" w:space="0" w:color="000000"/>
-              <w:right w:val="single" w:sz="4" w:space="0" w:color="000000"/>
-            </w:tcBorders>
-            <w:shd w:val="clear" w:color="auto" w:fill="1F4E79"/>
-            <w:vAlign w:val="center"/>
-          </w:tcPr>
-          <w:p>
-            <w:pPr>
-              <w:jc w:val="center"/>
-            </w:pPr>
-            <w:r>
-              <w:rPr>
-                <w:rFonts w:ascii="Aptos" w:hAnsi="Aptos"/>
-                <w:b/>
-                <w:color w:val="FFFFFF"/>
-                <w:sz w:val="18"/>
+                <w:color w:val="000000" w:themeColor="text1"/>
               </w:rPr>
               <w:t>Median HH Income</w:t>
             </w:r>
             <w:r>
               <w:rPr>
-                <w:rFonts w:ascii="Aptos" w:hAnsi="Aptos"/>
-                <w:b/>
-                <w:color w:val="FFFFFF"/>
-                <w:sz w:val="18"/>
+                <w:color w:val="000000" w:themeColor="text1"/>
               </w:rPr>
-              <w:br/>
+              <w:t xml:space="preserve"> </w:t>
+            </w:r>
+            <w:r>
+              <w:rPr>
+                <w:color w:val="000000" w:themeColor="text1"/>
+              </w:rPr>
               <w:t>(Real 2024$)</w:t>
             </w:r>
           </w:p>
@@ -473,30 +330,33 @@
               <w:bottom w:val="single" w:sz="4" w:space="0" w:color="000000"/>
               <w:right w:val="single" w:sz="8" w:space="0" w:color="000000"/>
             </w:tcBorders>
-            <w:shd w:val="clear" w:color="auto" w:fill="1F4E79"/>
+            <w:shd w:val="clear" w:color="auto" w:fill="BFBFBF" w:themeFill="background1" w:themeFillShade="BF"/>
             <w:vAlign w:val="center"/>
           </w:tcPr>
           <w:p>
             <w:pPr>
+              <w:ind w:firstLine="0"/>
               <w:jc w:val="center"/>
+              <w:rPr>
+                <w:color w:val="000000" w:themeColor="text1"/>
+              </w:rPr>
             </w:pPr>
             <w:r>
               <w:rPr>
-                <w:rFonts w:ascii="Aptos" w:hAnsi="Aptos"/>
-                <w:b/>
-                <w:color w:val="FFFFFF"/>
-                <w:sz w:val="18"/>
+                <w:color w:val="000000" w:themeColor="text1"/>
               </w:rPr>
               <w:t>House Price</w:t>
             </w:r>
             <w:r>
               <w:rPr>
-                <w:rFonts w:ascii="Aptos" w:hAnsi="Aptos"/>
-                <w:b/>
-                <w:color w:val="FFFFFF"/>
-                <w:sz w:val="18"/>
+                <w:color w:val="000000" w:themeColor="text1"/>
               </w:rPr>
-              <w:br/>
+              <w:t xml:space="preserve"> </w:t>
+            </w:r>
+            <w:r>
+              <w:rPr>
+                <w:color w:val="000000" w:themeColor="text1"/>
+              </w:rPr>
               <w:t>Index</w:t>
             </w:r>
           </w:p>
@@ -520,13 +380,10 @@
           </w:tcPr>
           <w:p>
             <w:pPr>
+              <w:ind w:firstLine="0"/>
               <w:jc w:val="center"/>
             </w:pPr>
             <w:r>
-              <w:rPr>
-                <w:rFonts w:ascii="Aptos" w:hAnsi="Aptos"/>
-                <w:sz w:val="18"/>
-              </w:rPr>
               <w:t>1990</w:t>
             </w:r>
           </w:p>
@@ -545,14 +402,55 @@
           </w:tcPr>
           <w:p>
             <w:pPr>
+              <w:ind w:firstLine="0"/>
               <w:jc w:val="center"/>
             </w:pPr>
             <w:r>
-              <w:rPr>
-                <w:rFonts w:ascii="Aptos" w:hAnsi="Aptos"/>
-                <w:sz w:val="18"/>
-              </w:rPr>
               <w:t>735,632</w:t>
+            </w:r>
+          </w:p>
+        </w:tc>
+        <w:tc>
+          <w:tcPr>
+            <w:tcW w:w="1340" w:type="dxa"/>
+            <w:tcBorders>
+              <w:top w:val="single" w:sz="4" w:space="0" w:color="000000"/>
+              <w:left w:val="single" w:sz="4" w:space="0" w:color="000000"/>
+              <w:bottom w:val="single" w:sz="4" w:space="0" w:color="000000"/>
+              <w:right w:val="single" w:sz="4" w:space="0" w:color="000000"/>
+            </w:tcBorders>
+            <w:shd w:val="clear" w:color="auto" w:fill="F2F2F2"/>
+            <w:vAlign w:val="center"/>
+          </w:tcPr>
+          <w:p>
+            <w:pPr>
+              <w:ind w:firstLine="0"/>
+              <w:jc w:val="center"/>
+            </w:pPr>
+            <w:r>
+              <w:t>337,841</w:t>
+            </w:r>
+          </w:p>
+        </w:tc>
+        <w:tc>
+          <w:tcPr>
+            <w:tcW w:w="1540" w:type="dxa"/>
+            <w:tcBorders>
+              <w:top w:val="single" w:sz="4" w:space="0" w:color="000000"/>
+              <w:left w:val="single" w:sz="4" w:space="0" w:color="000000"/>
+              <w:bottom w:val="single" w:sz="4" w:space="0" w:color="000000"/>
+              <w:right w:val="single" w:sz="4" w:space="0" w:color="000000"/>
+            </w:tcBorders>
+            <w:shd w:val="clear" w:color="auto" w:fill="F2F2F2"/>
+            <w:vAlign w:val="center"/>
+          </w:tcPr>
+          <w:p>
+            <w:pPr>
+              <w:ind w:firstLine="0"/>
+              <w:jc w:val="center"/>
+            </w:pPr>
+            <w:r>
+              <w:t>312,117</w:t>
             </w:r>
           </w:p>
         </w:tc>
@@ -570,14 +468,11 @@
           </w:tcPr>
           <w:p>
             <w:pPr>
+              <w:ind w:firstLine="0"/>
               <w:jc w:val="center"/>
             </w:pPr>
             <w:r>
-              <w:rPr>
-                <w:rFonts w:ascii="Aptos" w:hAnsi="Aptos"/>
-                <w:sz w:val="18"/>
-              </w:rPr>
-              <w:t>337,841</w:t>
+              <w:t>7.6%</w:t>
             </w:r>
           </w:p>
         </w:tc>
@@ -595,63 +490,10 @@
           </w:tcPr>
           <w:p>
             <w:pPr>
+              <w:ind w:firstLine="0"/>
               <w:jc w:val="center"/>
             </w:pPr>
             <w:r>
-              <w:rPr>
-                <w:rFonts w:ascii="Aptos" w:hAnsi="Aptos"/>
-                <w:sz w:val="18"/>
-              </w:rPr>
-              <w:t>312,117</w:t>
-            </w:r>
-          </w:p>
-        </w:tc>
-        <w:tc>
-          <w:tcPr>
-            <w:tcW w:w="1440" w:type="dxa"/>
-            <w:tcBorders>
-              <w:top w:val="single" w:sz="4" w:space="0" w:color="000000"/>
-              <w:left w:val="single" w:sz="4" w:space="0" w:color="000000"/>
-              <w:bottom w:val="single" w:sz="4" w:space="0" w:color="000000"/>
-              <w:right w:val="single" w:sz="4" w:space="0" w:color="000000"/>
-            </w:tcBorders>
-            <w:shd w:val="clear" w:color="auto" w:fill="F2F2F2"/>
-            <w:vAlign w:val="center"/>
-          </w:tcPr>
-          <w:p>
-            <w:pPr>
-              <w:jc w:val="center"/>
-            </w:pPr>
-            <w:r>
-              <w:rPr>
-                <w:rFonts w:ascii="Aptos" w:hAnsi="Aptos"/>
-                <w:sz w:val="18"/>
-              </w:rPr>
-              <w:t>7.6%</w:t>
-            </w:r>
-          </w:p>
-        </w:tc>
-        <w:tc>
-          <w:tcPr>
-            <w:tcW w:w="1440" w:type="dxa"/>
-            <w:tcBorders>
-              <w:top w:val="single" w:sz="4" w:space="0" w:color="000000"/>
-              <w:left w:val="single" w:sz="4" w:space="0" w:color="000000"/>
-              <w:bottom w:val="single" w:sz="4" w:space="0" w:color="000000"/>
-              <w:right w:val="single" w:sz="4" w:space="0" w:color="000000"/>
-            </w:tcBorders>
-            <w:shd w:val="clear" w:color="auto" w:fill="F2F2F2"/>
-            <w:vAlign w:val="center"/>
-          </w:tcPr>
-          <w:p>
-            <w:pPr>
-              <w:jc w:val="center"/>
-            </w:pPr>
-            <w:r>
-              <w:rPr>
-                <w:rFonts w:ascii="Aptos" w:hAnsi="Aptos"/>
-                <w:sz w:val="18"/>
-              </w:rPr>
               <w:t>—</w:t>
             </w:r>
           </w:p>
@@ -670,13 +512,10 @@
           </w:tcPr>
           <w:p>
             <w:pPr>
+              <w:ind w:firstLine="0"/>
               <w:jc w:val="center"/>
             </w:pPr>
             <w:r>
-              <w:rPr>
-                <w:rFonts w:ascii="Aptos" w:hAnsi="Aptos"/>
-                <w:sz w:val="18"/>
-              </w:rPr>
               <w:t>77.1</w:t>
             </w:r>
           </w:p>
@@ -700,13 +539,10 @@
           </w:tcPr>
           <w:p>
             <w:pPr>
+              <w:ind w:firstLine="0"/>
               <w:jc w:val="center"/>
             </w:pPr>
             <w:r>
-              <w:rPr>
-                <w:rFonts w:ascii="Aptos" w:hAnsi="Aptos"/>
-                <w:sz w:val="18"/>
-              </w:rPr>
               <w:t>1995</w:t>
             </w:r>
           </w:p>
@@ -725,14 +561,55 @@
           </w:tcPr>
           <w:p>
             <w:pPr>
+              <w:ind w:firstLine="0"/>
               <w:jc w:val="center"/>
             </w:pPr>
             <w:r>
-              <w:rPr>
-                <w:rFonts w:ascii="Aptos" w:hAnsi="Aptos"/>
-                <w:sz w:val="18"/>
-              </w:rPr>
               <w:t>701,685</w:t>
+            </w:r>
+          </w:p>
+        </w:tc>
+        <w:tc>
+          <w:tcPr>
+            <w:tcW w:w="1340" w:type="dxa"/>
+            <w:tcBorders>
+              <w:top w:val="single" w:sz="4" w:space="0" w:color="000000"/>
+              <w:left w:val="single" w:sz="4" w:space="0" w:color="000000"/>
+              <w:bottom w:val="single" w:sz="4" w:space="0" w:color="000000"/>
+              <w:right w:val="single" w:sz="4" w:space="0" w:color="000000"/>
+            </w:tcBorders>
+            <w:shd w:val="clear" w:color="auto" w:fill="FFFFFF"/>
+            <w:vAlign w:val="center"/>
+          </w:tcPr>
+          <w:p>
+            <w:pPr>
+              <w:ind w:firstLine="0"/>
+              <w:jc w:val="center"/>
+            </w:pPr>
+            <w:r>
+              <w:t>313,158</w:t>
+            </w:r>
+          </w:p>
+        </w:tc>
+        <w:tc>
+          <w:tcPr>
+            <w:tcW w:w="1540" w:type="dxa"/>
+            <w:tcBorders>
+              <w:top w:val="single" w:sz="4" w:space="0" w:color="000000"/>
+              <w:left w:val="single" w:sz="4" w:space="0" w:color="000000"/>
+              <w:bottom w:val="single" w:sz="4" w:space="0" w:color="000000"/>
+              <w:right w:val="single" w:sz="4" w:space="0" w:color="000000"/>
+            </w:tcBorders>
+            <w:shd w:val="clear" w:color="auto" w:fill="FFFFFF"/>
+            <w:vAlign w:val="center"/>
+          </w:tcPr>
+          <w:p>
+            <w:pPr>
+              <w:ind w:firstLine="0"/>
+              <w:jc w:val="center"/>
+            </w:pPr>
+            <w:r>
+              <w:t>287,332</w:t>
             </w:r>
           </w:p>
         </w:tc>
@@ -750,14 +627,11 @@
           </w:tcPr>
           <w:p>
             <w:pPr>
+              <w:ind w:firstLine="0"/>
               <w:jc w:val="center"/>
             </w:pPr>
             <w:r>
-              <w:rPr>
-                <w:rFonts w:ascii="Aptos" w:hAnsi="Aptos"/>
-                <w:sz w:val="18"/>
-              </w:rPr>
-              <w:t>313,158</w:t>
+              <w:t>8.3%</w:t>
             </w:r>
           </w:p>
         </w:tc>
@@ -775,63 +649,10 @@
           </w:tcPr>
           <w:p>
             <w:pPr>
+              <w:ind w:firstLine="0"/>
               <w:jc w:val="center"/>
             </w:pPr>
             <w:r>
-              <w:rPr>
-                <w:rFonts w:ascii="Aptos" w:hAnsi="Aptos"/>
-                <w:sz w:val="18"/>
-              </w:rPr>
-              <w:t>287,332</w:t>
-            </w:r>
-          </w:p>
-        </w:tc>
-        <w:tc>
-          <w:tcPr>
-            <w:tcW w:w="1440" w:type="dxa"/>
-            <w:tcBorders>
-              <w:top w:val="single" w:sz="4" w:space="0" w:color="000000"/>
-              <w:left w:val="single" w:sz="4" w:space="0" w:color="000000"/>
-              <w:bottom w:val="single" w:sz="4" w:space="0" w:color="000000"/>
-              <w:right w:val="single" w:sz="4" w:space="0" w:color="000000"/>
-            </w:tcBorders>
-            <w:shd w:val="clear" w:color="auto" w:fill="FFFFFF"/>
-            <w:vAlign w:val="center"/>
-          </w:tcPr>
-          <w:p>
-            <w:pPr>
-              <w:jc w:val="center"/>
-            </w:pPr>
-            <w:r>
-              <w:rPr>
-                <w:rFonts w:ascii="Aptos" w:hAnsi="Aptos"/>
-                <w:sz w:val="18"/>
-              </w:rPr>
-              <w:t>8.3%</w:t>
-            </w:r>
-          </w:p>
-        </w:tc>
-        <w:tc>
-          <w:tcPr>
-            <w:tcW w:w="1440" w:type="dxa"/>
-            <w:tcBorders>
-              <w:top w:val="single" w:sz="4" w:space="0" w:color="000000"/>
-              <w:left w:val="single" w:sz="4" w:space="0" w:color="000000"/>
-              <w:bottom w:val="single" w:sz="4" w:space="0" w:color="000000"/>
-              <w:right w:val="single" w:sz="4" w:space="0" w:color="000000"/>
-            </w:tcBorders>
-            <w:shd w:val="clear" w:color="auto" w:fill="FFFFFF"/>
-            <w:vAlign w:val="center"/>
-          </w:tcPr>
-          <w:p>
-            <w:pPr>
-              <w:jc w:val="center"/>
-            </w:pPr>
-            <w:r>
-              <w:rPr>
-                <w:rFonts w:ascii="Aptos" w:hAnsi="Aptos"/>
-                <w:sz w:val="18"/>
-              </w:rPr>
               <w:t>—</w:t>
             </w:r>
           </w:p>
@@ -850,13 +671,10 @@
           </w:tcPr>
           <w:p>
             <w:pPr>
+              <w:ind w:firstLine="0"/>
               <w:jc w:val="center"/>
             </w:pPr>
             <w:r>
-              <w:rPr>
-                <w:rFonts w:ascii="Aptos" w:hAnsi="Aptos"/>
-                <w:sz w:val="18"/>
-              </w:rPr>
               <w:t>81.0</w:t>
             </w:r>
           </w:p>
@@ -880,13 +698,10 @@
           </w:tcPr>
           <w:p>
             <w:pPr>
+              <w:ind w:firstLine="0"/>
               <w:jc w:val="center"/>
             </w:pPr>
             <w:r>
-              <w:rPr>
-                <w:rFonts w:ascii="Aptos" w:hAnsi="Aptos"/>
-                <w:sz w:val="18"/>
-              </w:rPr>
               <w:t>2000</w:t>
             </w:r>
           </w:p>
@@ -905,14 +720,55 @@
           </w:tcPr>
           <w:p>
             <w:pPr>
+              <w:ind w:firstLine="0"/>
               <w:jc w:val="center"/>
             </w:pPr>
             <w:r>
-              <w:rPr>
-                <w:rFonts w:ascii="Aptos" w:hAnsi="Aptos"/>
-                <w:sz w:val="18"/>
-              </w:rPr>
               <w:t>648,746</w:t>
+            </w:r>
+          </w:p>
+        </w:tc>
+        <w:tc>
+          <w:tcPr>
+            <w:tcW w:w="1340" w:type="dxa"/>
+            <w:tcBorders>
+              <w:top w:val="single" w:sz="4" w:space="0" w:color="000000"/>
+              <w:left w:val="single" w:sz="4" w:space="0" w:color="000000"/>
+              <w:bottom w:val="single" w:sz="4" w:space="0" w:color="000000"/>
+              <w:right w:val="single" w:sz="4" w:space="0" w:color="000000"/>
+            </w:tcBorders>
+            <w:shd w:val="clear" w:color="auto" w:fill="F2F2F2"/>
+            <w:vAlign w:val="center"/>
+          </w:tcPr>
+          <w:p>
+            <w:pPr>
+              <w:ind w:firstLine="0"/>
+              <w:jc w:val="center"/>
+            </w:pPr>
+            <w:r>
+              <w:t>280,104</w:t>
+            </w:r>
+          </w:p>
+        </w:tc>
+        <w:tc>
+          <w:tcPr>
+            <w:tcW w:w="1540" w:type="dxa"/>
+            <w:tcBorders>
+              <w:top w:val="single" w:sz="4" w:space="0" w:color="000000"/>
+              <w:left w:val="single" w:sz="4" w:space="0" w:color="000000"/>
+              <w:bottom w:val="single" w:sz="4" w:space="0" w:color="000000"/>
+              <w:right w:val="single" w:sz="4" w:space="0" w:color="000000"/>
+            </w:tcBorders>
+            <w:shd w:val="clear" w:color="auto" w:fill="F2F2F2"/>
+            <w:vAlign w:val="center"/>
+          </w:tcPr>
+          <w:p>
+            <w:pPr>
+              <w:ind w:firstLine="0"/>
+              <w:jc w:val="center"/>
+            </w:pPr>
+            <w:r>
+              <w:t>263,514</w:t>
             </w:r>
           </w:p>
         </w:tc>
@@ -930,14 +786,11 @@
           </w:tcPr>
           <w:p>
             <w:pPr>
+              <w:ind w:firstLine="0"/>
               <w:jc w:val="center"/>
             </w:pPr>
             <w:r>
-              <w:rPr>
-                <w:rFonts w:ascii="Aptos" w:hAnsi="Aptos"/>
-                <w:sz w:val="18"/>
-              </w:rPr>
-              <w:t>280,104</w:t>
+              <w:t>5.9%</w:t>
             </w:r>
           </w:p>
         </w:tc>
@@ -955,63 +808,10 @@
           </w:tcPr>
           <w:p>
             <w:pPr>
+              <w:ind w:firstLine="0"/>
               <w:jc w:val="center"/>
             </w:pPr>
             <w:r>
-              <w:rPr>
-                <w:rFonts w:ascii="Aptos" w:hAnsi="Aptos"/>
-                <w:sz w:val="18"/>
-              </w:rPr>
-              <w:t>263,514</w:t>
-            </w:r>
-          </w:p>
-        </w:tc>
-        <w:tc>
-          <w:tcPr>
-            <w:tcW w:w="1440" w:type="dxa"/>
-            <w:tcBorders>
-              <w:top w:val="single" w:sz="4" w:space="0" w:color="000000"/>
-              <w:left w:val="single" w:sz="4" w:space="0" w:color="000000"/>
-              <w:bottom w:val="single" w:sz="4" w:space="0" w:color="000000"/>
-              <w:right w:val="single" w:sz="4" w:space="0" w:color="000000"/>
-            </w:tcBorders>
-            <w:shd w:val="clear" w:color="auto" w:fill="F2F2F2"/>
-            <w:vAlign w:val="center"/>
-          </w:tcPr>
-          <w:p>
-            <w:pPr>
-              <w:jc w:val="center"/>
-            </w:pPr>
-            <w:r>
-              <w:rPr>
-                <w:rFonts w:ascii="Aptos" w:hAnsi="Aptos"/>
-                <w:sz w:val="18"/>
-              </w:rPr>
-              <w:t>5.9%</w:t>
-            </w:r>
-          </w:p>
-        </w:tc>
-        <w:tc>
-          <w:tcPr>
-            <w:tcW w:w="1440" w:type="dxa"/>
-            <w:tcBorders>
-              <w:top w:val="single" w:sz="4" w:space="0" w:color="000000"/>
-              <w:left w:val="single" w:sz="4" w:space="0" w:color="000000"/>
-              <w:bottom w:val="single" w:sz="4" w:space="0" w:color="000000"/>
-              <w:right w:val="single" w:sz="4" w:space="0" w:color="000000"/>
-            </w:tcBorders>
-            <w:shd w:val="clear" w:color="auto" w:fill="F2F2F2"/>
-            <w:vAlign w:val="center"/>
-          </w:tcPr>
-          <w:p>
-            <w:pPr>
-              <w:jc w:val="center"/>
-            </w:pPr>
-            <w:r>
-              <w:rPr>
-                <w:rFonts w:ascii="Aptos" w:hAnsi="Aptos"/>
-                <w:sz w:val="18"/>
-              </w:rPr>
               <w:t>$55,903</w:t>
             </w:r>
           </w:p>
@@ -1030,13 +830,10 @@
           </w:tcPr>
           <w:p>
             <w:pPr>
+              <w:ind w:firstLine="0"/>
               <w:jc w:val="center"/>
             </w:pPr>
             <w:r>
-              <w:rPr>
-                <w:rFonts w:ascii="Aptos" w:hAnsi="Aptos"/>
-                <w:sz w:val="18"/>
-              </w:rPr>
               <w:t>100.0</w:t>
             </w:r>
           </w:p>
@@ -1060,13 +857,10 @@
           </w:tcPr>
           <w:p>
             <w:pPr>
+              <w:ind w:firstLine="0"/>
               <w:jc w:val="center"/>
             </w:pPr>
             <w:r>
-              <w:rPr>
-                <w:rFonts w:ascii="Aptos" w:hAnsi="Aptos"/>
-                <w:sz w:val="18"/>
-              </w:rPr>
               <w:t>2002</w:t>
             </w:r>
           </w:p>
@@ -1085,14 +879,55 @@
           </w:tcPr>
           <w:p>
             <w:pPr>
+              <w:ind w:firstLine="0"/>
               <w:jc w:val="center"/>
             </w:pPr>
             <w:r>
-              <w:rPr>
-                <w:rFonts w:ascii="Aptos" w:hAnsi="Aptos"/>
-                <w:sz w:val="18"/>
-              </w:rPr>
               <w:t>642,514</w:t>
+            </w:r>
+          </w:p>
+        </w:tc>
+        <w:tc>
+          <w:tcPr>
+            <w:tcW w:w="1340" w:type="dxa"/>
+            <w:tcBorders>
+              <w:top w:val="single" w:sz="4" w:space="0" w:color="000000"/>
+              <w:left w:val="single" w:sz="4" w:space="0" w:color="000000"/>
+              <w:bottom w:val="single" w:sz="4" w:space="0" w:color="000000"/>
+              <w:right w:val="single" w:sz="4" w:space="0" w:color="000000"/>
+            </w:tcBorders>
+            <w:shd w:val="clear" w:color="auto" w:fill="FFFFFF"/>
+            <w:vAlign w:val="center"/>
+          </w:tcPr>
+          <w:p>
+            <w:pPr>
+              <w:ind w:firstLine="0"/>
+              <w:jc w:val="center"/>
+            </w:pPr>
+            <w:r>
+              <w:t>275,376</w:t>
+            </w:r>
+          </w:p>
+        </w:tc>
+        <w:tc>
+          <w:tcPr>
+            <w:tcW w:w="1540" w:type="dxa"/>
+            <w:tcBorders>
+              <w:top w:val="single" w:sz="4" w:space="0" w:color="000000"/>
+              <w:left w:val="single" w:sz="4" w:space="0" w:color="000000"/>
+              <w:bottom w:val="single" w:sz="4" w:space="0" w:color="000000"/>
+              <w:right w:val="single" w:sz="4" w:space="0" w:color="000000"/>
+            </w:tcBorders>
+            <w:shd w:val="clear" w:color="auto" w:fill="FFFFFF"/>
+            <w:vAlign w:val="center"/>
+          </w:tcPr>
+          <w:p>
+            <w:pPr>
+              <w:ind w:firstLine="0"/>
+              <w:jc w:val="center"/>
+            </w:pPr>
+            <w:r>
+              <w:t>255,735</w:t>
             </w:r>
           </w:p>
         </w:tc>
@@ -1110,14 +945,11 @@
           </w:tcPr>
           <w:p>
             <w:pPr>
+              <w:ind w:firstLine="0"/>
               <w:jc w:val="center"/>
             </w:pPr>
             <w:r>
-              <w:rPr>
-                <w:rFonts w:ascii="Aptos" w:hAnsi="Aptos"/>
-                <w:sz w:val="18"/>
-              </w:rPr>
-              <w:t>275,376</w:t>
+              <w:t>7.1%</w:t>
             </w:r>
           </w:p>
         </w:tc>
@@ -1135,63 +967,10 @@
           </w:tcPr>
           <w:p>
             <w:pPr>
+              <w:ind w:firstLine="0"/>
               <w:jc w:val="center"/>
             </w:pPr>
             <w:r>
-              <w:rPr>
-                <w:rFonts w:ascii="Aptos" w:hAnsi="Aptos"/>
-                <w:sz w:val="18"/>
-              </w:rPr>
-              <w:t>255,735</w:t>
-            </w:r>
-          </w:p>
-        </w:tc>
-        <w:tc>
-          <w:tcPr>
-            <w:tcW w:w="1440" w:type="dxa"/>
-            <w:tcBorders>
-              <w:top w:val="single" w:sz="4" w:space="0" w:color="000000"/>
-              <w:left w:val="single" w:sz="4" w:space="0" w:color="000000"/>
-              <w:bottom w:val="single" w:sz="4" w:space="0" w:color="000000"/>
-              <w:right w:val="single" w:sz="4" w:space="0" w:color="000000"/>
-            </w:tcBorders>
-            <w:shd w:val="clear" w:color="auto" w:fill="FFFFFF"/>
-            <w:vAlign w:val="center"/>
-          </w:tcPr>
-          <w:p>
-            <w:pPr>
-              <w:jc w:val="center"/>
-            </w:pPr>
-            <w:r>
-              <w:rPr>
-                <w:rFonts w:ascii="Aptos" w:hAnsi="Aptos"/>
-                <w:sz w:val="18"/>
-              </w:rPr>
-              <w:t>7.1%</w:t>
-            </w:r>
-          </w:p>
-        </w:tc>
-        <w:tc>
-          <w:tcPr>
-            <w:tcW w:w="1440" w:type="dxa"/>
-            <w:tcBorders>
-              <w:top w:val="single" w:sz="4" w:space="0" w:color="000000"/>
-              <w:left w:val="single" w:sz="4" w:space="0" w:color="000000"/>
-              <w:bottom w:val="single" w:sz="4" w:space="0" w:color="000000"/>
-              <w:right w:val="single" w:sz="4" w:space="0" w:color="000000"/>
-            </w:tcBorders>
-            <w:shd w:val="clear" w:color="auto" w:fill="FFFFFF"/>
-            <w:vAlign w:val="center"/>
-          </w:tcPr>
-          <w:p>
-            <w:pPr>
-              <w:jc w:val="center"/>
-            </w:pPr>
-            <w:r>
-              <w:rPr>
-                <w:rFonts w:ascii="Aptos" w:hAnsi="Aptos"/>
-                <w:sz w:val="18"/>
-              </w:rPr>
               <w:t>$51,804</w:t>
             </w:r>
           </w:p>
@@ -1210,13 +989,10 @@
           </w:tcPr>
           <w:p>
             <w:pPr>
+              <w:ind w:firstLine="0"/>
               <w:jc w:val="center"/>
             </w:pPr>
             <w:r>
-              <w:rPr>
-                <w:rFonts w:ascii="Aptos" w:hAnsi="Aptos"/>
-                <w:sz w:val="18"/>
-              </w:rPr>
               <w:t>119.8</w:t>
             </w:r>
           </w:p>
@@ -1240,13 +1016,10 @@
           </w:tcPr>
           <w:p>
             <w:pPr>
+              <w:ind w:firstLine="0"/>
               <w:jc w:val="center"/>
             </w:pPr>
             <w:r>
-              <w:rPr>
-                <w:rFonts w:ascii="Aptos" w:hAnsi="Aptos"/>
-                <w:sz w:val="18"/>
-              </w:rPr>
               <w:t>2005</w:t>
             </w:r>
           </w:p>
@@ -1265,14 +1038,55 @@
           </w:tcPr>
           <w:p>
             <w:pPr>
+              <w:ind w:firstLine="0"/>
               <w:jc w:val="center"/>
             </w:pPr>
             <w:r>
-              <w:rPr>
-                <w:rFonts w:ascii="Aptos" w:hAnsi="Aptos"/>
-                <w:sz w:val="18"/>
-              </w:rPr>
               <w:t>640,064</w:t>
+            </w:r>
+          </w:p>
+        </w:tc>
+        <w:tc>
+          <w:tcPr>
+            <w:tcW w:w="1340" w:type="dxa"/>
+            <w:tcBorders>
+              <w:top w:val="single" w:sz="4" w:space="0" w:color="000000"/>
+              <w:left w:val="single" w:sz="4" w:space="0" w:color="000000"/>
+              <w:bottom w:val="single" w:sz="4" w:space="0" w:color="000000"/>
+              <w:right w:val="single" w:sz="4" w:space="0" w:color="000000"/>
+            </w:tcBorders>
+            <w:shd w:val="clear" w:color="auto" w:fill="F2F2F2"/>
+            <w:vAlign w:val="center"/>
+          </w:tcPr>
+          <w:p>
+            <w:pPr>
+              <w:ind w:firstLine="0"/>
+              <w:jc w:val="center"/>
+            </w:pPr>
+            <w:r>
+              <w:t>274,072</w:t>
+            </w:r>
+          </w:p>
+        </w:tc>
+        <w:tc>
+          <w:tcPr>
+            <w:tcW w:w="1540" w:type="dxa"/>
+            <w:tcBorders>
+              <w:top w:val="single" w:sz="4" w:space="0" w:color="000000"/>
+              <w:left w:val="single" w:sz="4" w:space="0" w:color="000000"/>
+              <w:bottom w:val="single" w:sz="4" w:space="0" w:color="000000"/>
+              <w:right w:val="single" w:sz="4" w:space="0" w:color="000000"/>
+            </w:tcBorders>
+            <w:shd w:val="clear" w:color="auto" w:fill="F2F2F2"/>
+            <w:vAlign w:val="center"/>
+          </w:tcPr>
+          <w:p>
+            <w:pPr>
+              <w:ind w:firstLine="0"/>
+              <w:jc w:val="center"/>
+            </w:pPr>
+            <w:r>
+              <w:t>255,001</w:t>
             </w:r>
           </w:p>
         </w:tc>
@@ -1290,14 +1104,11 @@
           </w:tcPr>
           <w:p>
             <w:pPr>
+              <w:ind w:firstLine="0"/>
               <w:jc w:val="center"/>
             </w:pPr>
             <w:r>
-              <w:rPr>
-                <w:rFonts w:ascii="Aptos" w:hAnsi="Aptos"/>
-                <w:sz w:val="18"/>
-              </w:rPr>
-              <w:t>274,072</w:t>
+              <w:t>7.0%</w:t>
             </w:r>
           </w:p>
         </w:tc>
@@ -1315,63 +1126,10 @@
           </w:tcPr>
           <w:p>
             <w:pPr>
+              <w:ind w:firstLine="0"/>
               <w:jc w:val="center"/>
             </w:pPr>
             <w:r>
-              <w:rPr>
-                <w:rFonts w:ascii="Aptos" w:hAnsi="Aptos"/>
-                <w:sz w:val="18"/>
-              </w:rPr>
-              <w:t>255,001</w:t>
-            </w:r>
-          </w:p>
-        </w:tc>
-        <w:tc>
-          <w:tcPr>
-            <w:tcW w:w="1440" w:type="dxa"/>
-            <w:tcBorders>
-              <w:top w:val="single" w:sz="4" w:space="0" w:color="000000"/>
-              <w:left w:val="single" w:sz="4" w:space="0" w:color="000000"/>
-              <w:bottom w:val="single" w:sz="4" w:space="0" w:color="000000"/>
-              <w:right w:val="single" w:sz="4" w:space="0" w:color="000000"/>
-            </w:tcBorders>
-            <w:shd w:val="clear" w:color="auto" w:fill="F2F2F2"/>
-            <w:vAlign w:val="center"/>
-          </w:tcPr>
-          <w:p>
-            <w:pPr>
-              <w:jc w:val="center"/>
-            </w:pPr>
-            <w:r>
-              <w:rPr>
-                <w:rFonts w:ascii="Aptos" w:hAnsi="Aptos"/>
-                <w:sz w:val="18"/>
-              </w:rPr>
-              <w:t>7.0%</w:t>
-            </w:r>
-          </w:p>
-        </w:tc>
-        <w:tc>
-          <w:tcPr>
-            <w:tcW w:w="1440" w:type="dxa"/>
-            <w:tcBorders>
-              <w:top w:val="single" w:sz="4" w:space="0" w:color="000000"/>
-              <w:left w:val="single" w:sz="4" w:space="0" w:color="000000"/>
-              <w:bottom w:val="single" w:sz="4" w:space="0" w:color="000000"/>
-              <w:right w:val="single" w:sz="4" w:space="0" w:color="000000"/>
-            </w:tcBorders>
-            <w:shd w:val="clear" w:color="auto" w:fill="F2F2F2"/>
-            <w:vAlign w:val="center"/>
-          </w:tcPr>
-          <w:p>
-            <w:pPr>
-              <w:jc w:val="center"/>
-            </w:pPr>
-            <w:r>
-              <w:rPr>
-                <w:rFonts w:ascii="Aptos" w:hAnsi="Aptos"/>
-                <w:sz w:val="18"/>
-              </w:rPr>
               <w:t>$54,444</w:t>
             </w:r>
           </w:p>
@@ -1390,13 +1148,10 @@
           </w:tcPr>
           <w:p>
             <w:pPr>
+              <w:ind w:firstLine="0"/>
               <w:jc w:val="center"/>
             </w:pPr>
             <w:r>
-              <w:rPr>
-                <w:rFonts w:ascii="Aptos" w:hAnsi="Aptos"/>
-                <w:sz w:val="18"/>
-              </w:rPr>
               <w:t>180.8</w:t>
             </w:r>
           </w:p>
@@ -1420,13 +1175,10 @@
           </w:tcPr>
           <w:p>
             <w:pPr>
+              <w:ind w:firstLine="0"/>
               <w:jc w:val="center"/>
             </w:pPr>
             <w:r>
-              <w:rPr>
-                <w:rFonts w:ascii="Aptos" w:hAnsi="Aptos"/>
-                <w:sz w:val="18"/>
-              </w:rPr>
               <w:t>2010</w:t>
             </w:r>
           </w:p>
@@ -1445,14 +1197,55 @@
           </w:tcPr>
           <w:p>
             <w:pPr>
+              <w:ind w:firstLine="0"/>
               <w:jc w:val="center"/>
             </w:pPr>
             <w:r>
-              <w:rPr>
-                <w:rFonts w:ascii="Aptos" w:hAnsi="Aptos"/>
-                <w:sz w:val="18"/>
-              </w:rPr>
               <w:t>620,942</w:t>
+            </w:r>
+          </w:p>
+        </w:tc>
+        <w:tc>
+          <w:tcPr>
+            <w:tcW w:w="1340" w:type="dxa"/>
+            <w:tcBorders>
+              <w:top w:val="single" w:sz="4" w:space="0" w:color="000000"/>
+              <w:left w:val="single" w:sz="4" w:space="0" w:color="000000"/>
+              <w:bottom w:val="single" w:sz="4" w:space="0" w:color="000000"/>
+              <w:right w:val="single" w:sz="4" w:space="0" w:color="000000"/>
+            </w:tcBorders>
+            <w:shd w:val="clear" w:color="auto" w:fill="FFFFFF"/>
+            <w:vAlign w:val="center"/>
+          </w:tcPr>
+          <w:p>
+            <w:pPr>
+              <w:ind w:firstLine="0"/>
+              <w:jc w:val="center"/>
+            </w:pPr>
+            <w:r>
+              <w:t>296,834</w:t>
+            </w:r>
+          </w:p>
+        </w:tc>
+        <w:tc>
+          <w:tcPr>
+            <w:tcW w:w="1540" w:type="dxa"/>
+            <w:tcBorders>
+              <w:top w:val="single" w:sz="4" w:space="0" w:color="000000"/>
+              <w:left w:val="single" w:sz="4" w:space="0" w:color="000000"/>
+              <w:bottom w:val="single" w:sz="4" w:space="0" w:color="000000"/>
+              <w:right w:val="single" w:sz="4" w:space="0" w:color="000000"/>
+            </w:tcBorders>
+            <w:shd w:val="clear" w:color="auto" w:fill="FFFFFF"/>
+            <w:vAlign w:val="center"/>
+          </w:tcPr>
+          <w:p>
+            <w:pPr>
+              <w:ind w:firstLine="0"/>
+              <w:jc w:val="center"/>
+            </w:pPr>
+            <w:r>
+              <w:t>263,211</w:t>
             </w:r>
           </w:p>
         </w:tc>
@@ -1470,14 +1263,11 @@
           </w:tcPr>
           <w:p>
             <w:pPr>
+              <w:ind w:firstLine="0"/>
               <w:jc w:val="center"/>
             </w:pPr>
             <w:r>
-              <w:rPr>
-                <w:rFonts w:ascii="Aptos" w:hAnsi="Aptos"/>
-                <w:sz w:val="18"/>
-              </w:rPr>
-              <w:t>296,834</w:t>
+              <w:t>11.3%</w:t>
             </w:r>
           </w:p>
         </w:tc>
@@ -1495,63 +1285,10 @@
           </w:tcPr>
           <w:p>
             <w:pPr>
+              <w:ind w:firstLine="0"/>
               <w:jc w:val="center"/>
             </w:pPr>
             <w:r>
-              <w:rPr>
-                <w:rFonts w:ascii="Aptos" w:hAnsi="Aptos"/>
-                <w:sz w:val="18"/>
-              </w:rPr>
-              <w:t>263,211</w:t>
-            </w:r>
-          </w:p>
-        </w:tc>
-        <w:tc>
-          <w:tcPr>
-            <w:tcW w:w="1440" w:type="dxa"/>
-            <w:tcBorders>
-              <w:top w:val="single" w:sz="4" w:space="0" w:color="000000"/>
-              <w:left w:val="single" w:sz="4" w:space="0" w:color="000000"/>
-              <w:bottom w:val="single" w:sz="4" w:space="0" w:color="000000"/>
-              <w:right w:val="single" w:sz="4" w:space="0" w:color="000000"/>
-            </w:tcBorders>
-            <w:shd w:val="clear" w:color="auto" w:fill="FFFFFF"/>
-            <w:vAlign w:val="center"/>
-          </w:tcPr>
-          <w:p>
-            <w:pPr>
-              <w:jc w:val="center"/>
-            </w:pPr>
-            <w:r>
-              <w:rPr>
-                <w:rFonts w:ascii="Aptos" w:hAnsi="Aptos"/>
-                <w:sz w:val="18"/>
-              </w:rPr>
-              <w:t>11.3%</w:t>
-            </w:r>
-          </w:p>
-        </w:tc>
-        <w:tc>
-          <w:tcPr>
-            <w:tcW w:w="1440" w:type="dxa"/>
-            <w:tcBorders>
-              <w:top w:val="single" w:sz="4" w:space="0" w:color="000000"/>
-              <w:left w:val="single" w:sz="4" w:space="0" w:color="000000"/>
-              <w:bottom w:val="single" w:sz="4" w:space="0" w:color="000000"/>
-              <w:right w:val="single" w:sz="4" w:space="0" w:color="000000"/>
-            </w:tcBorders>
-            <w:shd w:val="clear" w:color="auto" w:fill="FFFFFF"/>
-            <w:vAlign w:val="center"/>
-          </w:tcPr>
-          <w:p>
-            <w:pPr>
-              <w:jc w:val="center"/>
-            </w:pPr>
-            <w:r>
-              <w:rPr>
-                <w:rFonts w:ascii="Aptos" w:hAnsi="Aptos"/>
-                <w:sz w:val="18"/>
-              </w:rPr>
               <w:t>$54,470</w:t>
             </w:r>
           </w:p>
@@ -1570,13 +1307,10 @@
           </w:tcPr>
           <w:p>
             <w:pPr>
+              <w:ind w:firstLine="0"/>
               <w:jc w:val="center"/>
             </w:pPr>
             <w:r>
-              <w:rPr>
-                <w:rFonts w:ascii="Aptos" w:hAnsi="Aptos"/>
-                <w:sz w:val="18"/>
-              </w:rPr>
               <w:t>180.7</w:t>
             </w:r>
           </w:p>
@@ -1600,13 +1334,10 @@
           </w:tcPr>
           <w:p>
             <w:pPr>
+              <w:ind w:firstLine="0"/>
               <w:jc w:val="center"/>
             </w:pPr>
             <w:r>
-              <w:rPr>
-                <w:rFonts w:ascii="Aptos" w:hAnsi="Aptos"/>
-                <w:sz w:val="18"/>
-              </w:rPr>
               <w:t>2012</w:t>
             </w:r>
           </w:p>
@@ -1625,14 +1356,55 @@
           </w:tcPr>
           <w:p>
             <w:pPr>
+              <w:ind w:firstLine="0"/>
               <w:jc w:val="center"/>
             </w:pPr>
             <w:r>
-              <w:rPr>
-                <w:rFonts w:ascii="Aptos" w:hAnsi="Aptos"/>
-                <w:sz w:val="18"/>
-              </w:rPr>
               <w:t>623,035</w:t>
+            </w:r>
+          </w:p>
+        </w:tc>
+        <w:tc>
+          <w:tcPr>
+            <w:tcW w:w="1340" w:type="dxa"/>
+            <w:tcBorders>
+              <w:top w:val="single" w:sz="4" w:space="0" w:color="000000"/>
+              <w:left w:val="single" w:sz="4" w:space="0" w:color="000000"/>
+              <w:bottom w:val="single" w:sz="4" w:space="0" w:color="000000"/>
+              <w:right w:val="single" w:sz="4" w:space="0" w:color="000000"/>
+            </w:tcBorders>
+            <w:shd w:val="clear" w:color="auto" w:fill="F2F2F2"/>
+            <w:vAlign w:val="center"/>
+          </w:tcPr>
+          <w:p>
+            <w:pPr>
+              <w:ind w:firstLine="0"/>
+              <w:jc w:val="center"/>
+            </w:pPr>
+            <w:r>
+              <w:t>298,049</w:t>
+            </w:r>
+          </w:p>
+        </w:tc>
+        <w:tc>
+          <w:tcPr>
+            <w:tcW w:w="1540" w:type="dxa"/>
+            <w:tcBorders>
+              <w:top w:val="single" w:sz="4" w:space="0" w:color="000000"/>
+              <w:left w:val="single" w:sz="4" w:space="0" w:color="000000"/>
+              <w:bottom w:val="single" w:sz="4" w:space="0" w:color="000000"/>
+              <w:right w:val="single" w:sz="4" w:space="0" w:color="000000"/>
+            </w:tcBorders>
+            <w:shd w:val="clear" w:color="auto" w:fill="F2F2F2"/>
+            <w:vAlign w:val="center"/>
+          </w:tcPr>
+          <w:p>
+            <w:pPr>
+              <w:ind w:firstLine="0"/>
+              <w:jc w:val="center"/>
+            </w:pPr>
+            <w:r>
+              <w:t>268,157</w:t>
             </w:r>
           </w:p>
         </w:tc>
@@ -1650,14 +1422,11 @@
           </w:tcPr>
           <w:p>
             <w:pPr>
+              <w:ind w:firstLine="0"/>
               <w:jc w:val="center"/>
             </w:pPr>
             <w:r>
-              <w:rPr>
-                <w:rFonts w:ascii="Aptos" w:hAnsi="Aptos"/>
-                <w:sz w:val="18"/>
-              </w:rPr>
-              <w:t>298,049</w:t>
+              <w:t>10.0%</w:t>
             </w:r>
           </w:p>
         </w:tc>
@@ -1675,63 +1444,10 @@
           </w:tcPr>
           <w:p>
             <w:pPr>
+              <w:ind w:firstLine="0"/>
               <w:jc w:val="center"/>
             </w:pPr>
             <w:r>
-              <w:rPr>
-                <w:rFonts w:ascii="Aptos" w:hAnsi="Aptos"/>
-                <w:sz w:val="18"/>
-              </w:rPr>
-              <w:t>268,157</w:t>
-            </w:r>
-          </w:p>
-        </w:tc>
-        <w:tc>
-          <w:tcPr>
-            <w:tcW w:w="1440" w:type="dxa"/>
-            <w:tcBorders>
-              <w:top w:val="single" w:sz="4" w:space="0" w:color="000000"/>
-              <w:left w:val="single" w:sz="4" w:space="0" w:color="000000"/>
-              <w:bottom w:val="single" w:sz="4" w:space="0" w:color="000000"/>
-              <w:right w:val="single" w:sz="4" w:space="0" w:color="000000"/>
-            </w:tcBorders>
-            <w:shd w:val="clear" w:color="auto" w:fill="F2F2F2"/>
-            <w:vAlign w:val="center"/>
-          </w:tcPr>
-          <w:p>
-            <w:pPr>
-              <w:jc w:val="center"/>
-            </w:pPr>
-            <w:r>
-              <w:rPr>
-                <w:rFonts w:ascii="Aptos" w:hAnsi="Aptos"/>
-                <w:sz w:val="18"/>
-              </w:rPr>
-              <w:t>10.0%</w:t>
-            </w:r>
-          </w:p>
-        </w:tc>
-        <w:tc>
-          <w:tcPr>
-            <w:tcW w:w="1440" w:type="dxa"/>
-            <w:tcBorders>
-              <w:top w:val="single" w:sz="4" w:space="0" w:color="000000"/>
-              <w:left w:val="single" w:sz="4" w:space="0" w:color="000000"/>
-              <w:bottom w:val="single" w:sz="4" w:space="0" w:color="000000"/>
-              <w:right w:val="single" w:sz="4" w:space="0" w:color="000000"/>
-            </w:tcBorders>
-            <w:shd w:val="clear" w:color="auto" w:fill="F2F2F2"/>
-            <w:vAlign w:val="center"/>
-          </w:tcPr>
-          <w:p>
-            <w:pPr>
-              <w:jc w:val="center"/>
-            </w:pPr>
-            <w:r>
-              <w:rPr>
-                <w:rFonts w:ascii="Aptos" w:hAnsi="Aptos"/>
-                <w:sz w:val="18"/>
-              </w:rPr>
               <w:t>$52,925</w:t>
             </w:r>
           </w:p>
@@ -1750,13 +1466,10 @@
           </w:tcPr>
           <w:p>
             <w:pPr>
+              <w:ind w:firstLine="0"/>
               <w:jc w:val="center"/>
             </w:pPr>
             <w:r>
-              <w:rPr>
-                <w:rFonts w:ascii="Aptos" w:hAnsi="Aptos"/>
-                <w:sz w:val="18"/>
-              </w:rPr>
               <w:t>168.0</w:t>
             </w:r>
           </w:p>
@@ -1780,13 +1493,10 @@
           </w:tcPr>
           <w:p>
             <w:pPr>
+              <w:ind w:firstLine="0"/>
               <w:jc w:val="center"/>
             </w:pPr>
             <w:r>
-              <w:rPr>
-                <w:rFonts w:ascii="Aptos" w:hAnsi="Aptos"/>
-                <w:sz w:val="18"/>
-              </w:rPr>
               <w:t>2015</w:t>
             </w:r>
           </w:p>
@@ -1805,14 +1515,55 @@
           </w:tcPr>
           <w:p>
             <w:pPr>
+              <w:ind w:firstLine="0"/>
               <w:jc w:val="center"/>
             </w:pPr>
             <w:r>
-              <w:rPr>
-                <w:rFonts w:ascii="Aptos" w:hAnsi="Aptos"/>
-                <w:sz w:val="18"/>
-              </w:rPr>
               <w:t>622,831</w:t>
+            </w:r>
+          </w:p>
+        </w:tc>
+        <w:tc>
+          <w:tcPr>
+            <w:tcW w:w="1340" w:type="dxa"/>
+            <w:tcBorders>
+              <w:top w:val="single" w:sz="4" w:space="0" w:color="000000"/>
+              <w:left w:val="single" w:sz="4" w:space="0" w:color="000000"/>
+              <w:bottom w:val="single" w:sz="4" w:space="0" w:color="000000"/>
+              <w:right w:val="single" w:sz="4" w:space="0" w:color="000000"/>
+            </w:tcBorders>
+            <w:shd w:val="clear" w:color="auto" w:fill="FFFFFF"/>
+            <w:vAlign w:val="center"/>
+          </w:tcPr>
+          <w:p>
+            <w:pPr>
+              <w:ind w:firstLine="0"/>
+              <w:jc w:val="center"/>
+            </w:pPr>
+            <w:r>
+              <w:t>295,986</w:t>
+            </w:r>
+          </w:p>
+        </w:tc>
+        <w:tc>
+          <w:tcPr>
+            <w:tcW w:w="1540" w:type="dxa"/>
+            <w:tcBorders>
+              <w:top w:val="single" w:sz="4" w:space="0" w:color="000000"/>
+              <w:left w:val="single" w:sz="4" w:space="0" w:color="000000"/>
+              <w:bottom w:val="single" w:sz="4" w:space="0" w:color="000000"/>
+              <w:right w:val="single" w:sz="4" w:space="0" w:color="000000"/>
+            </w:tcBorders>
+            <w:shd w:val="clear" w:color="auto" w:fill="FFFFFF"/>
+            <w:vAlign w:val="center"/>
+          </w:tcPr>
+          <w:p>
+            <w:pPr>
+              <w:ind w:firstLine="0"/>
+              <w:jc w:val="center"/>
+            </w:pPr>
+            <w:r>
+              <w:t>273,886</w:t>
             </w:r>
           </w:p>
         </w:tc>
@@ -1830,14 +1581,11 @@
           </w:tcPr>
           <w:p>
             <w:pPr>
+              <w:ind w:firstLine="0"/>
               <w:jc w:val="center"/>
             </w:pPr>
             <w:r>
-              <w:rPr>
-                <w:rFonts w:ascii="Aptos" w:hAnsi="Aptos"/>
-                <w:sz w:val="18"/>
-              </w:rPr>
-              <w:t>295,986</w:t>
+              <w:t>7.5%</w:t>
             </w:r>
           </w:p>
         </w:tc>
@@ -1855,63 +1603,10 @@
           </w:tcPr>
           <w:p>
             <w:pPr>
+              <w:ind w:firstLine="0"/>
               <w:jc w:val="center"/>
             </w:pPr>
             <w:r>
-              <w:rPr>
-                <w:rFonts w:ascii="Aptos" w:hAnsi="Aptos"/>
-                <w:sz w:val="18"/>
-              </w:rPr>
-              <w:t>273,886</w:t>
-            </w:r>
-          </w:p>
-        </w:tc>
-        <w:tc>
-          <w:tcPr>
-            <w:tcW w:w="1440" w:type="dxa"/>
-            <w:tcBorders>
-              <w:top w:val="single" w:sz="4" w:space="0" w:color="000000"/>
-              <w:left w:val="single" w:sz="4" w:space="0" w:color="000000"/>
-              <w:bottom w:val="single" w:sz="4" w:space="0" w:color="000000"/>
-              <w:right w:val="single" w:sz="4" w:space="0" w:color="000000"/>
-            </w:tcBorders>
-            <w:shd w:val="clear" w:color="auto" w:fill="FFFFFF"/>
-            <w:vAlign w:val="center"/>
-          </w:tcPr>
-          <w:p>
-            <w:pPr>
-              <w:jc w:val="center"/>
-            </w:pPr>
-            <w:r>
-              <w:rPr>
-                <w:rFonts w:ascii="Aptos" w:hAnsi="Aptos"/>
-                <w:sz w:val="18"/>
-              </w:rPr>
-              <w:t>7.5%</w:t>
-            </w:r>
-          </w:p>
-        </w:tc>
-        <w:tc>
-          <w:tcPr>
-            <w:tcW w:w="1440" w:type="dxa"/>
-            <w:tcBorders>
-              <w:top w:val="single" w:sz="4" w:space="0" w:color="000000"/>
-              <w:left w:val="single" w:sz="4" w:space="0" w:color="000000"/>
-              <w:bottom w:val="single" w:sz="4" w:space="0" w:color="000000"/>
-              <w:right w:val="single" w:sz="4" w:space="0" w:color="000000"/>
-            </w:tcBorders>
-            <w:shd w:val="clear" w:color="auto" w:fill="FFFFFF"/>
-            <w:vAlign w:val="center"/>
-          </w:tcPr>
-          <w:p>
-            <w:pPr>
-              <w:jc w:val="center"/>
-            </w:pPr>
-            <w:r>
-              <w:rPr>
-                <w:rFonts w:ascii="Aptos" w:hAnsi="Aptos"/>
-                <w:sz w:val="18"/>
-              </w:rPr>
               <w:t>$56,493</w:t>
             </w:r>
           </w:p>
@@ -1930,13 +1625,10 @@
           </w:tcPr>
           <w:p>
             <w:pPr>
+              <w:ind w:firstLine="0"/>
               <w:jc w:val="center"/>
             </w:pPr>
             <w:r>
-              <w:rPr>
-                <w:rFonts w:ascii="Aptos" w:hAnsi="Aptos"/>
-                <w:sz w:val="18"/>
-              </w:rPr>
               <w:t>186.1</w:t>
             </w:r>
           </w:p>
@@ -1960,13 +1652,10 @@
           </w:tcPr>
           <w:p>
             <w:pPr>
+              <w:ind w:firstLine="0"/>
               <w:jc w:val="center"/>
             </w:pPr>
             <w:r>
-              <w:rPr>
-                <w:rFonts w:ascii="Aptos" w:hAnsi="Aptos"/>
-                <w:sz w:val="18"/>
-              </w:rPr>
               <w:t>2020</w:t>
             </w:r>
           </w:p>
@@ -1985,14 +1674,55 @@
           </w:tcPr>
           <w:p>
             <w:pPr>
+              <w:ind w:firstLine="0"/>
               <w:jc w:val="center"/>
             </w:pPr>
             <w:r>
-              <w:rPr>
-                <w:rFonts w:ascii="Aptos" w:hAnsi="Aptos"/>
-                <w:sz w:val="18"/>
-              </w:rPr>
               <w:t>583,295</w:t>
+            </w:r>
+          </w:p>
+        </w:tc>
+        <w:tc>
+          <w:tcPr>
+            <w:tcW w:w="1340" w:type="dxa"/>
+            <w:tcBorders>
+              <w:top w:val="single" w:sz="4" w:space="0" w:color="000000"/>
+              <w:left w:val="single" w:sz="4" w:space="0" w:color="000000"/>
+              <w:bottom w:val="single" w:sz="4" w:space="0" w:color="000000"/>
+              <w:right w:val="single" w:sz="4" w:space="0" w:color="000000"/>
+            </w:tcBorders>
+            <w:shd w:val="clear" w:color="auto" w:fill="F2F2F2"/>
+            <w:vAlign w:val="center"/>
+          </w:tcPr>
+          <w:p>
+            <w:pPr>
+              <w:ind w:firstLine="0"/>
+              <w:jc w:val="center"/>
+            </w:pPr>
+            <w:r>
+              <w:t>290,141</w:t>
+            </w:r>
+          </w:p>
+        </w:tc>
+        <w:tc>
+          <w:tcPr>
+            <w:tcW w:w="1540" w:type="dxa"/>
+            <w:tcBorders>
+              <w:top w:val="single" w:sz="4" w:space="0" w:color="000000"/>
+              <w:left w:val="single" w:sz="4" w:space="0" w:color="000000"/>
+              <w:bottom w:val="single" w:sz="4" w:space="0" w:color="000000"/>
+              <w:right w:val="single" w:sz="4" w:space="0" w:color="000000"/>
+            </w:tcBorders>
+            <w:shd w:val="clear" w:color="auto" w:fill="F2F2F2"/>
+            <w:vAlign w:val="center"/>
+          </w:tcPr>
+          <w:p>
+            <w:pPr>
+              <w:ind w:firstLine="0"/>
+              <w:jc w:val="center"/>
+            </w:pPr>
+            <w:r>
+              <w:t>266,224</w:t>
             </w:r>
           </w:p>
         </w:tc>
@@ -2010,14 +1740,11 @@
           </w:tcPr>
           <w:p>
             <w:pPr>
+              <w:ind w:firstLine="0"/>
               <w:jc w:val="center"/>
             </w:pPr>
             <w:r>
-              <w:rPr>
-                <w:rFonts w:ascii="Aptos" w:hAnsi="Aptos"/>
-                <w:sz w:val="18"/>
-              </w:rPr>
-              <w:t>290,141</w:t>
+              <w:t>8.3%</w:t>
             </w:r>
           </w:p>
         </w:tc>
@@ -2035,63 +1762,10 @@
           </w:tcPr>
           <w:p>
             <w:pPr>
+              <w:ind w:firstLine="0"/>
               <w:jc w:val="center"/>
             </w:pPr>
             <w:r>
-              <w:rPr>
-                <w:rFonts w:ascii="Aptos" w:hAnsi="Aptos"/>
-                <w:sz w:val="18"/>
-              </w:rPr>
-              <w:t>266,224</w:t>
-            </w:r>
-          </w:p>
-        </w:tc>
-        <w:tc>
-          <w:tcPr>
-            <w:tcW w:w="1440" w:type="dxa"/>
-            <w:tcBorders>
-              <w:top w:val="single" w:sz="4" w:space="0" w:color="000000"/>
-              <w:left w:val="single" w:sz="4" w:space="0" w:color="000000"/>
-              <w:bottom w:val="single" w:sz="4" w:space="0" w:color="000000"/>
-              <w:right w:val="single" w:sz="4" w:space="0" w:color="000000"/>
-            </w:tcBorders>
-            <w:shd w:val="clear" w:color="auto" w:fill="F2F2F2"/>
-            <w:vAlign w:val="center"/>
-          </w:tcPr>
-          <w:p>
-            <w:pPr>
-              <w:jc w:val="center"/>
-            </w:pPr>
-            <w:r>
-              <w:rPr>
-                <w:rFonts w:ascii="Aptos" w:hAnsi="Aptos"/>
-                <w:sz w:val="18"/>
-              </w:rPr>
-              <w:t>8.3%</w:t>
-            </w:r>
-          </w:p>
-        </w:tc>
-        <w:tc>
-          <w:tcPr>
-            <w:tcW w:w="1440" w:type="dxa"/>
-            <w:tcBorders>
-              <w:top w:val="single" w:sz="4" w:space="0" w:color="000000"/>
-              <w:left w:val="single" w:sz="4" w:space="0" w:color="000000"/>
-              <w:bottom w:val="single" w:sz="4" w:space="0" w:color="000000"/>
-              <w:right w:val="single" w:sz="4" w:space="0" w:color="000000"/>
-            </w:tcBorders>
-            <w:shd w:val="clear" w:color="auto" w:fill="F2F2F2"/>
-            <w:vAlign w:val="center"/>
-          </w:tcPr>
-          <w:p>
-            <w:pPr>
-              <w:jc w:val="center"/>
-            </w:pPr>
-            <w:r>
-              <w:rPr>
-                <w:rFonts w:ascii="Aptos" w:hAnsi="Aptos"/>
-                <w:sz w:val="18"/>
-              </w:rPr>
               <w:t>$62,458</w:t>
             </w:r>
           </w:p>
@@ -2110,13 +1784,10 @@
           </w:tcPr>
           <w:p>
             <w:pPr>
+              <w:ind w:firstLine="0"/>
               <w:jc w:val="center"/>
             </w:pPr>
             <w:r>
-              <w:rPr>
-                <w:rFonts w:ascii="Aptos" w:hAnsi="Aptos"/>
-                <w:sz w:val="18"/>
-              </w:rPr>
               <w:t>209.4</w:t>
             </w:r>
           </w:p>
@@ -2140,13 +1811,10 @@
           </w:tcPr>
           <w:p>
             <w:pPr>
+              <w:ind w:firstLine="0"/>
               <w:jc w:val="center"/>
             </w:pPr>
             <w:r>
-              <w:rPr>
-                <w:rFonts w:ascii="Aptos" w:hAnsi="Aptos"/>
-                <w:sz w:val="18"/>
-              </w:rPr>
               <w:t>2024</w:t>
             </w:r>
           </w:p>
@@ -2165,14 +1833,55 @@
           </w:tcPr>
           <w:p>
             <w:pPr>
+              <w:ind w:firstLine="0"/>
               <w:jc w:val="center"/>
             </w:pPr>
             <w:r>
-              <w:rPr>
-                <w:rFonts w:ascii="Aptos" w:hAnsi="Aptos"/>
-                <w:sz w:val="18"/>
-              </w:rPr>
               <w:t>570,053</w:t>
+            </w:r>
+          </w:p>
+        </w:tc>
+        <w:tc>
+          <w:tcPr>
+            <w:tcW w:w="1340" w:type="dxa"/>
+            <w:tcBorders>
+              <w:top w:val="single" w:sz="4" w:space="0" w:color="000000"/>
+              <w:left w:val="single" w:sz="4" w:space="0" w:color="000000"/>
+              <w:bottom w:val="single" w:sz="8" w:space="0" w:color="000000"/>
+              <w:right w:val="single" w:sz="4" w:space="0" w:color="000000"/>
+            </w:tcBorders>
+            <w:shd w:val="clear" w:color="auto" w:fill="FFFFFF"/>
+            <w:vAlign w:val="center"/>
+          </w:tcPr>
+          <w:p>
+            <w:pPr>
+              <w:ind w:firstLine="0"/>
+              <w:jc w:val="center"/>
+            </w:pPr>
+            <w:r>
+              <w:t>282,716</w:t>
+            </w:r>
+          </w:p>
+        </w:tc>
+        <w:tc>
+          <w:tcPr>
+            <w:tcW w:w="1540" w:type="dxa"/>
+            <w:tcBorders>
+              <w:top w:val="single" w:sz="4" w:space="0" w:color="000000"/>
+              <w:left w:val="single" w:sz="4" w:space="0" w:color="000000"/>
+              <w:bottom w:val="single" w:sz="8" w:space="0" w:color="000000"/>
+              <w:right w:val="single" w:sz="4" w:space="0" w:color="000000"/>
+            </w:tcBorders>
+            <w:shd w:val="clear" w:color="auto" w:fill="FFFFFF"/>
+            <w:vAlign w:val="center"/>
+          </w:tcPr>
+          <w:p>
+            <w:pPr>
+              <w:ind w:firstLine="0"/>
+              <w:jc w:val="center"/>
+            </w:pPr>
+            <w:r>
+              <w:t>271,271</w:t>
             </w:r>
           </w:p>
         </w:tc>
@@ -2190,14 +1899,11 @@
           </w:tcPr>
           <w:p>
             <w:pPr>
+              <w:ind w:firstLine="0"/>
               <w:jc w:val="center"/>
             </w:pPr>
             <w:r>
-              <w:rPr>
-                <w:rFonts w:ascii="Aptos" w:hAnsi="Aptos"/>
-                <w:sz w:val="18"/>
-              </w:rPr>
-              <w:t>282,716</w:t>
+              <w:t>4.0%</w:t>
             </w:r>
           </w:p>
         </w:tc>
@@ -2215,63 +1921,10 @@
           </w:tcPr>
           <w:p>
             <w:pPr>
+              <w:ind w:firstLine="0"/>
               <w:jc w:val="center"/>
             </w:pPr>
             <w:r>
-              <w:rPr>
-                <w:rFonts w:ascii="Aptos" w:hAnsi="Aptos"/>
-                <w:sz w:val="18"/>
-              </w:rPr>
-              <w:t>271,271</w:t>
-            </w:r>
-          </w:p>
-        </w:tc>
-        <w:tc>
-          <w:tcPr>
-            <w:tcW w:w="1440" w:type="dxa"/>
-            <w:tcBorders>
-              <w:top w:val="single" w:sz="4" w:space="0" w:color="000000"/>
-              <w:left w:val="single" w:sz="4" w:space="0" w:color="000000"/>
-              <w:bottom w:val="single" w:sz="8" w:space="0" w:color="000000"/>
-              <w:right w:val="single" w:sz="4" w:space="0" w:color="000000"/>
-            </w:tcBorders>
-            <w:shd w:val="clear" w:color="auto" w:fill="FFFFFF"/>
-            <w:vAlign w:val="center"/>
-          </w:tcPr>
-          <w:p>
-            <w:pPr>
-              <w:jc w:val="center"/>
-            </w:pPr>
-            <w:r>
-              <w:rPr>
-                <w:rFonts w:ascii="Aptos" w:hAnsi="Aptos"/>
-                <w:sz w:val="18"/>
-              </w:rPr>
-              <w:t>4.0%</w:t>
-            </w:r>
-          </w:p>
-        </w:tc>
-        <w:tc>
-          <w:tcPr>
-            <w:tcW w:w="1440" w:type="dxa"/>
-            <w:tcBorders>
-              <w:top w:val="single" w:sz="4" w:space="0" w:color="000000"/>
-              <w:left w:val="single" w:sz="4" w:space="0" w:color="000000"/>
-              <w:bottom w:val="single" w:sz="8" w:space="0" w:color="000000"/>
-              <w:right w:val="single" w:sz="4" w:space="0" w:color="000000"/>
-            </w:tcBorders>
-            <w:shd w:val="clear" w:color="auto" w:fill="FFFFFF"/>
-            <w:vAlign w:val="center"/>
-          </w:tcPr>
-          <w:p>
-            <w:pPr>
-              <w:jc w:val="center"/>
-            </w:pPr>
-            <w:r>
-              <w:rPr>
-                <w:rFonts w:ascii="Aptos" w:hAnsi="Aptos"/>
-                <w:sz w:val="18"/>
-              </w:rPr>
               <w:t>$63,451</w:t>
             </w:r>
           </w:p>
@@ -2290,13 +1943,10 @@
           </w:tcPr>
           <w:p>
             <w:pPr>
+              <w:ind w:firstLine="0"/>
               <w:jc w:val="center"/>
             </w:pPr>
             <w:r>
-              <w:rPr>
-                <w:rFonts w:ascii="Aptos" w:hAnsi="Aptos"/>
-                <w:sz w:val="18"/>
-              </w:rPr>
               <w:t>266.7</w:t>
             </w:r>
           </w:p>
@@ -2305,1059 +1955,709 @@
     </w:tbl>
     <w:p>
       <w:pPr>
-        <w:ind w:left="-90" w:right="-270"/>
+        <w:ind w:firstLine="0"/>
         <w:rPr>
           <w:rFonts w:ascii="Aptos" w:hAnsi="Aptos"/>
           <w:i/>
-          <w:color w:val="666666"/>
+          <w:iCs/>
+          <w:color w:val="808080" w:themeColor="background1" w:themeShade="80"/>
           <w:sz w:val="16"/>
+          <w:szCs w:val="16"/>
         </w:rPr>
       </w:pPr>
       <w:r>
         <w:rPr>
           <w:rFonts w:ascii="Aptos" w:hAnsi="Aptos"/>
           <w:i/>
-          <w:color w:val="666666"/>
+          <w:iCs/>
+          <w:color w:val="808080" w:themeColor="background1" w:themeShade="80"/>
           <w:sz w:val="16"/>
+          <w:szCs w:val="16"/>
         </w:rPr>
-        <w:t>Note: House Price Index indexed to 2000=100. Median household income deflated to 2024 dollars using Baltimore-Columbia-Towson, MD CPI. Data Sources: Federal Reserve Bank of St. Louis (FRED), Baltimore City Series; Bureau of Labor Statistics (CPI).</w:t>
-      </w:r>
-    </w:p>
-    <w:p>
-      <w:pPr>
-        <w:spacing w:line="276" w:lineRule="auto"/>
-        <w:ind w:firstLine="720"/>
+        <w:t>Table 1</w:t>
+      </w:r>
+      <w:r>
         <w:rPr>
-          <w:rFonts w:ascii="Times New Roman" w:hAnsi="Times New Roman" w:cs="Times New Roman"/>
+          <w:rFonts w:ascii="Aptos" w:hAnsi="Aptos"/>
+          <w:i/>
+          <w:iCs/>
+          <w:color w:val="808080" w:themeColor="background1" w:themeShade="80"/>
+          <w:sz w:val="16"/>
+          <w:szCs w:val="16"/>
         </w:rPr>
-      </w:pPr>
+        <w:t>: House Price Index indexed to 2000=100. Median household income deflated to 2024 dollars using Baltimore-Columbia-Towson, MD CPI. Data Sources: Federal Reserve Bank of St. Louis (FRED), Baltimore City Series; Bureau of Labor Statistics (CPI).</w:t>
+      </w:r>
+    </w:p>
+    <w:p>
+      <w:r>
+        <w:t>The consequences of deindustrialization did not remain contained within the factory gates. Vacant industrial sites generate negative externalities that ripple outward into surrounding neighborhoods, suppressing residential property values, reducing tax revenues, and accelerating the departure of households with options (</w:t>
+      </w:r>
+      <w:r>
+        <w:t>Han, 2014</w:t>
+      </w:r>
+      <w:r>
+        <w:t>). As these dynamics compounded across multiple decades and multiple neighborhoods simultaneously, the scale of market failure in Baltimore's most distressed corridors grew beyond what household-level or citywide policy instruments could plausibly address. It is precisely this spatial concentration of economic dysfunction that provides the theoretical justification for place-based intervention: targeting resources not broadly but at the specific geographies where market forces alone have proven insufficient to restore equilibrium.</w:t>
+      </w:r>
+      <w:r>
+        <w:t xml:space="preserve"> </w:t>
+      </w:r>
+      <w:r>
+        <w:t>Maryland's Enterprise Zone program represents the state's primary legislative response to precisely this kind of spatially concentrated market failure.</w:t>
+      </w:r>
+    </w:p>
+    <w:p>
+      <w:pPr>
+        <w:pStyle w:val="Heading5"/>
+        <w:ind w:firstLine="0"/>
+      </w:pPr>
+      <w:r>
+        <w:t>Maryland's Enterprise Zone Program</w:t>
+      </w:r>
+      <w:r>
+        <w:t>:</w:t>
+      </w:r>
+    </w:p>
+    <w:p>
+      <w:r>
+        <w:t>Enterprise Zone Designations (EZDs) are a place-based policy designed to encourage revitalization through commercial development in economically distressed areas. The program operates through two targeted tax incentives: a local property tax credit on the assessed value of real property improvements, and a state income tax credit tied to job creation within designated boundaries. The property tax credit follows a ten-year declining schedule, providing an 80% credit for the first five years before stepping down by 10 percentage points annually through year ten. Within designated zones, certain corridors may receive Focus Area status, an intensified sub-designation that supplements the standard real property credit with an additional ten-year personal property tax credit held flat at 80% throughout its duration. Together these incentives reduce the effective cost of capital investment and incentivize firms to locate and expand within designated boundaries (Maryland Department of Commerce, 2025).</w:t>
+      </w:r>
+    </w:p>
+    <w:p>
+      <w:r>
+        <w:lastRenderedPageBreak/>
+        <w:t xml:space="preserve">Maryland introduced its Enterprise Zone program in 1982 with two designations across two jurisdictions. Over the following four decades the program expanded steadily, growing to 34 designated zones across the state by 2025 (Maryland Department of Commerce, 2025). The program's administration is distinctive in its multilateral structure: local jurisdiction administrators manage day-to-day program operations and may establish additional eligibility requirements beyond state statute, while the Maryland Department of Commerce approves zone designations and the State Department of Assessments and Taxation tracks credit utilization. </w:t>
+      </w:r>
+      <w:r>
+        <w:t>While a local jurisdiction may appear to forego tax revenue on new capital improvements, the state reimburses up to half of the abated property tax, and the investment itself generates an expanded tax base that would not otherwise exist. Statewide, EZ-designated areas attracted over $5 billion in capital investment in FY 2025 alone (Maryland Department of Commerce, 2025). This paper examines whether that investment has translated into measurable property value appreciation within Baltimore's designated zones, and what that relationship implies for the program's continued use as a tool for urban revitalization.</w:t>
+      </w:r>
+    </w:p>
+    <w:p>
+      <w:pPr>
+        <w:pStyle w:val="Heading3"/>
+        <w:ind w:firstLine="0"/>
+        <w:jc w:val="center"/>
+      </w:pPr>
+      <w:r>
+        <w:t>Section II: Policy Analysis</w:t>
+      </w:r>
+    </w:p>
+    <w:p>
+      <w:pPr>
+        <w:pStyle w:val="Heading5"/>
+        <w:ind w:firstLine="0"/>
+      </w:pPr>
+      <w:r>
+        <w:t>Enterprise Zones in Baltimore</w:t>
+      </w:r>
+      <w:r>
+        <w:t>:</w:t>
+      </w:r>
+    </w:p>
+    <w:p>
+      <w:r>
+        <w:t>Baltimore City implemented its first Enterprise Zone Designations (EZDs) in 2002 and has since grown to become one of the most active participants in Maryland's statewide EZ program. There have been two subsequent redesignation waves, in 2012 and 2022, each reshaping the program's geographic footprint to reflect shifting patterns of disinvestment and emerging revitalization priorities across the city. By FY 2025, Baltimore's designated zones spanned over 16,700 acres and accounted for approximately 36% of cumulative statewide capital investment over the preceding four fiscal years, with over $1.8 billion in qualifying property improvements projected for FY 2026 alone (Maryland Department of Commerce, 2025).</w:t>
+      </w:r>
+    </w:p>
+    <w:p>
+      <w:r>
+        <w:t xml:space="preserve">The first major redesignation was in 2012, producing a zone covering 13,453 acres across Baltimore, representing nearly a quarter of the city's total land area. In 2022, the Maryland Department of Commerce approved a substantial redesignation, expanding the zone to 16,674 acres and introducing significant boundary changes. Areas that had improved sufficiently were removed while new distressed corridors were added (Miller &amp; Williams, 2022; Maryland Department of Commerce, 2025). Notable </w:t>
+      </w:r>
+      <w:r>
+        <w:t xml:space="preserve">areas that were removed </w:t>
+      </w:r>
+      <w:r>
+        <w:t>include Harbor Point</w:t>
+      </w:r>
+      <w:r>
+        <w:t xml:space="preserve">, </w:t>
+      </w:r>
+      <w:r>
+        <w:t>portions of Canton</w:t>
+      </w:r>
+      <w:r>
+        <w:t>,</w:t>
+      </w:r>
+      <w:r>
+        <w:t xml:space="preserve"> and Little Italy, areas whose economic </w:t>
+      </w:r>
       <w:r>
         <w:rPr>
-          <w:rFonts w:ascii="Times New Roman" w:hAnsi="Times New Roman" w:cs="Times New Roman"/>
-        </w:rPr>
-        <w:t xml:space="preserve">The consequences of deindustrialization did not </w:t>
-      </w:r>
-      <w:proofErr w:type="gramStart"/>
-      <w:r>
-        <w:rPr>
-          <w:rFonts w:ascii="Times New Roman" w:hAnsi="Times New Roman" w:cs="Times New Roman"/>
-        </w:rPr>
-        <w:t>remain contained</w:t>
-      </w:r>
-      <w:proofErr w:type="gramEnd"/>
-      <w:r>
-        <w:rPr>
-          <w:rFonts w:ascii="Times New Roman" w:hAnsi="Times New Roman" w:cs="Times New Roman"/>
-        </w:rPr>
-        <w:t xml:space="preserve"> within the factory gates. Vacant industrial sites generate negative externalities that ripple outward into surrounding neighborhoods, suppressing residential property values, reducing tax revenues, and accelerating the departure of households with options (</w:t>
-      </w:r>
-      <w:r>
-        <w:rPr>
-          <w:rFonts w:ascii="Times New Roman" w:hAnsi="Times New Roman" w:cs="Times New Roman"/>
-        </w:rPr>
-        <w:t>Han, 2014</w:t>
-      </w:r>
-      <w:r>
-        <w:rPr>
-          <w:rFonts w:ascii="Times New Roman" w:hAnsi="Times New Roman" w:cs="Times New Roman"/>
-        </w:rPr>
-        <w:t xml:space="preserve">). As these dynamics compounded across multiple decades and multiple neighborhoods simultaneously, the scale of market failure in Baltimore's most distressed corridors grew beyond what household-level or citywide policy instruments could plausibly address. It is precisely this spatial concentration of economic dysfunction that provides </w:t>
-      </w:r>
-      <w:proofErr w:type="gramStart"/>
-      <w:r>
-        <w:rPr>
-          <w:rFonts w:ascii="Times New Roman" w:hAnsi="Times New Roman" w:cs="Times New Roman"/>
-        </w:rPr>
-        <w:t>the theoretical</w:t>
-      </w:r>
-      <w:proofErr w:type="gramEnd"/>
-      <w:r>
-        <w:rPr>
-          <w:rFonts w:ascii="Times New Roman" w:hAnsi="Times New Roman" w:cs="Times New Roman"/>
-        </w:rPr>
-        <w:t xml:space="preserve"> justification for place-based intervention: targeting resources not broadly but at the specific geographies where market forces alone have proven insufficient to restore equilibrium.</w:t>
-      </w:r>
-      <w:r>
-        <w:rPr>
-          <w:rFonts w:ascii="Times New Roman" w:hAnsi="Times New Roman" w:cs="Times New Roman"/>
-        </w:rPr>
-        <w:t xml:space="preserve"> </w:t>
-      </w:r>
-      <w:r>
-        <w:rPr>
-          <w:rFonts w:ascii="Times New Roman" w:hAnsi="Times New Roman" w:cs="Times New Roman"/>
-        </w:rPr>
-        <w:t>Maryland's Enterprise Zone program represents the state's primary legislative response to precisely this kind of spatially concentrated market failure.</w:t>
-      </w:r>
-    </w:p>
-    <w:p>
-      <w:pPr>
-        <w:pStyle w:val="Heading5"/>
-      </w:pPr>
-      <w:r>
-        <w:t>Maryland's Enterprise Zone Program</w:t>
-      </w:r>
-      <w:r>
-        <w:t>:</w:t>
-      </w:r>
-    </w:p>
-    <w:p>
-      <w:pPr>
-        <w:ind w:firstLine="720"/>
-        <w:rPr>
-          <w:rFonts w:ascii="Times New Roman" w:hAnsi="Times New Roman" w:cs="Times New Roman"/>
-        </w:rPr>
-      </w:pPr>
-      <w:r>
-        <w:rPr>
-          <w:rFonts w:ascii="Times New Roman" w:hAnsi="Times New Roman" w:cs="Times New Roman"/>
-        </w:rPr>
-        <w:t xml:space="preserve">Enterprise Zone Designations (EZDs) are a place-based policy designed to encourage revitalization through commercial development in economically distressed areas. The program operates through two targeted tax incentives: a local property tax credit on the assessed value of real property improvements, and a state income tax credit tied to job creation within designated boundaries. The property tax credit follows a ten-year </w:t>
-      </w:r>
-      <w:proofErr w:type="gramStart"/>
-      <w:r>
-        <w:rPr>
-          <w:rFonts w:ascii="Times New Roman" w:hAnsi="Times New Roman" w:cs="Times New Roman"/>
-        </w:rPr>
-        <w:t>declining</w:t>
-      </w:r>
-      <w:proofErr w:type="gramEnd"/>
-      <w:r>
-        <w:rPr>
-          <w:rFonts w:ascii="Times New Roman" w:hAnsi="Times New Roman" w:cs="Times New Roman"/>
-        </w:rPr>
-        <w:t xml:space="preserve"> schedule, providing an 80% credit for the first five years before stepping down by 10 percentage points annually through year ten. Within designated zones, certain corridors may receive Focus Area status, an intensified sub-designation that supplements the standard real property credit with an additional ten-year personal property tax credit held flat at 80% throughout its duration. Together these incentives reduce the effective cost of capital investment and incentivize firms to locate and expand within designated boundaries (Maryland Department of Commerce, 2025).</w:t>
-      </w:r>
-    </w:p>
-    <w:p>
-      <w:pPr>
-        <w:ind w:firstLine="720"/>
-        <w:rPr>
-          <w:rFonts w:ascii="Times New Roman" w:hAnsi="Times New Roman" w:cs="Times New Roman"/>
-        </w:rPr>
-      </w:pPr>
-      <w:r>
-        <w:rPr>
-          <w:rFonts w:ascii="Times New Roman" w:hAnsi="Times New Roman" w:cs="Times New Roman"/>
-        </w:rPr>
-        <w:t xml:space="preserve">Maryland introduced its Enterprise Zone program in 1982 with two designations across two jurisdictions. Over the following four decades the program expanded steadily, growing to 34 designated zones across the state by 2025 (Maryland Department of Commerce, 2025). The program's administration is distinctive in its multilateral structure: local jurisdiction </w:t>
-      </w:r>
-      <w:r>
-        <w:rPr>
-          <w:rFonts w:ascii="Times New Roman" w:hAnsi="Times New Roman" w:cs="Times New Roman"/>
-        </w:rPr>
-        <w:lastRenderedPageBreak/>
-        <w:t xml:space="preserve">administrators manage day-to-day program operations and may establish additional eligibility requirements beyond state statute, while the Maryland Department of Commerce approves zone designations and the State Department of Assessments and Taxation tracks credit utilization. </w:t>
-      </w:r>
-      <w:r>
-        <w:rPr>
-          <w:rFonts w:ascii="Times New Roman" w:hAnsi="Times New Roman" w:cs="Times New Roman"/>
-        </w:rPr>
-        <w:t>While a local jurisdiction may appear to forego tax revenue on new capital improvements, the state reimburses up to half of the abated property tax, and the investment itself generates an expanded tax base that would not otherwise exist. Statewide, EZ-designated areas attracted over $5 billion in capital investment in FY 2025 alone (Maryland Department of Commerce, 2025). This paper examines whether that investment has translated into measurable property value appreciation within Baltimore's designated zones, and what that relationship implies for the program's continued use as a tool for urban revitalization.</w:t>
-      </w:r>
-    </w:p>
-    <w:p>
-      <w:pPr>
-        <w:pStyle w:val="Heading3"/>
-        <w:jc w:val="center"/>
-      </w:pPr>
-      <w:r>
-        <w:t>Section II: Policy Analysis</w:t>
-      </w:r>
-    </w:p>
-    <w:p>
-      <w:pPr>
-        <w:pStyle w:val="Heading5"/>
-      </w:pPr>
-      <w:r>
-        <w:t>Enterprise Zones in Baltimore</w:t>
-      </w:r>
-      <w:r>
-        <w:t>:</w:t>
-      </w:r>
-    </w:p>
-    <w:p>
-      <w:pPr>
-        <w:ind w:firstLine="720"/>
-        <w:rPr>
-          <w:rFonts w:ascii="Times New Roman" w:hAnsi="Times New Roman" w:cs="Times New Roman"/>
-        </w:rPr>
-      </w:pPr>
-      <w:r>
-        <w:rPr>
-          <w:rFonts w:ascii="Times New Roman" w:hAnsi="Times New Roman" w:cs="Times New Roman"/>
-        </w:rPr>
-        <w:t>Baltimore City implemented its first Enterprise Zone Designations (EZDs) in 2002 and has since grown to become one of the most active participants in Maryland's statewide EZ program. There have been two subsequent redesignation waves, in 2012 and 2022, each reshaping the program's geographic footprint to reflect shifting patterns of disinvestment and emerging revitalization priorities across the city. By FY 2025, Baltimore's designated zones spanned over 16,700 acres and accounted for approximately 36% of cumulative statewide capital investment over the preceding four fiscal years, with over $1.8 billion in qualifying property improvements projected for FY 2026 alone (Maryland Department of Commerce, 2025).</w:t>
-      </w:r>
-    </w:p>
-    <w:p>
-      <w:pPr>
-        <w:ind w:firstLine="720"/>
-        <w:rPr>
-          <w:rFonts w:ascii="Times New Roman" w:hAnsi="Times New Roman" w:cs="Times New Roman"/>
-        </w:rPr>
-      </w:pPr>
-      <w:r>
-        <w:rPr>
-          <w:rFonts w:ascii="Times New Roman" w:hAnsi="Times New Roman" w:cs="Times New Roman"/>
-        </w:rPr>
-        <w:t xml:space="preserve">The first major redesignation was in 2012, producing a zone covering 13,453 acres across Baltimore, representing nearly a quarter of the city's total land area. In 2022, the Maryland Department of Commerce approved a substantial redesignation, expanding the zone to 16,674 acres and introducing significant boundary changes. Areas that had improved sufficiently were removed while new distressed corridors were added (Miller &amp; Williams, 2022; Maryland Department of Commerce, 2025). Notable </w:t>
-      </w:r>
-      <w:r>
-        <w:rPr>
-          <w:rFonts w:ascii="Times New Roman" w:hAnsi="Times New Roman" w:cs="Times New Roman"/>
-        </w:rPr>
-        <w:t xml:space="preserve">areas that were removed </w:t>
-      </w:r>
-      <w:r>
-        <w:rPr>
-          <w:rFonts w:ascii="Times New Roman" w:hAnsi="Times New Roman" w:cs="Times New Roman"/>
-        </w:rPr>
-        <w:t>include Harbor Point</w:t>
-      </w:r>
-      <w:r>
-        <w:rPr>
-          <w:rFonts w:ascii="Times New Roman" w:hAnsi="Times New Roman" w:cs="Times New Roman"/>
-        </w:rPr>
-        <w:t xml:space="preserve">, </w:t>
-      </w:r>
-      <w:r>
-        <w:rPr>
-          <w:rFonts w:ascii="Times New Roman" w:hAnsi="Times New Roman" w:cs="Times New Roman"/>
-        </w:rPr>
-        <w:t>portions of Canton</w:t>
-      </w:r>
-      <w:r>
-        <w:rPr>
-          <w:rFonts w:ascii="Times New Roman" w:hAnsi="Times New Roman" w:cs="Times New Roman"/>
-        </w:rPr>
-        <w:t>,</w:t>
-      </w:r>
-      <w:r>
-        <w:rPr>
-          <w:rFonts w:ascii="Times New Roman" w:hAnsi="Times New Roman" w:cs="Times New Roman"/>
-        </w:rPr>
-        <w:t xml:space="preserve"> and Little Italy, areas whose economic </w:t>
-      </w:r>
-      <w:r>
-        <w:rPr>
-          <w:rFonts w:ascii="Times New Roman" w:hAnsi="Times New Roman" w:cs="Times New Roman"/>
           <w:color w:val="E97132" w:themeColor="accent2"/>
         </w:rPr>
         <w:t>trajectories no longer reflected the distress conditions the program is designed to address</w:t>
       </w:r>
       <w:r>
+        <w:t>. In their place, corridors including Belair Road, Greenmount Avenue, Highlandtown, and the York Road Corridor were brought into designation, extending EZ coverage deeper into Baltimore's persistently disinvested eastern and northern neighborhoods (Miller &amp; Williams, 2022).</w:t>
+      </w:r>
+    </w:p>
+    <w:p>
+      <w:r>
+        <w:t xml:space="preserve">Within the broader EZ geography, select corridors carry Focus Area (FA) designation, an intensified sub-designation that holds the real property tax credit flat at 80% for the full ten-year period and extends coverage to personal property taxes on new investment. Baltimore is one of </w:t>
+      </w:r>
+      <w:r>
+        <w:lastRenderedPageBreak/>
+        <w:t xml:space="preserve">only two jurisdictions in Maryland currently operating Focus Areas, alongside Prince George's County (Maryland Department of Commerce, 2025). FAs are not a recent innovation; by 2012, Baltimore City was already operating several, including the Carroll Camden, Central West, Holabird/Orangeville, Jones Falls, and Oldtown Focus Areas, encompassing more than 2,100 acres within the broader EZ footprint (Maryland Department of Commerce, 2018). The 2022 redesignation further expanded FA boundaries in the Canton and Pulaski/Orangeville corridors and new FA status was added to the South Industrial Areas. These expansions reflect continued institutional confidence in the FA tool as a mechanism for catalyzing investment in Baltimore's most distressed corridors. The renewal and growth of legacy Focus Areas such as Holabird/Orangeville and Oldtown across multiple designation cycles suggests the enhanced incentive structure has been sufficient to attract and retain certified businesses, providing the </w:t>
+      </w:r>
+      <w:r>
         <w:rPr>
-          <w:rFonts w:ascii="Times New Roman" w:hAnsi="Times New Roman" w:cs="Times New Roman"/>
+          <w:noProof/>
         </w:rPr>
-        <w:t>. In their place, corridors including Belair Road, Greenmount Avenue, Highlandtown, and the York Road Corridor were brought into designation, extending EZ coverage deeper into Baltimore's persistently disinvested eastern and northern neighborhoods (Miller &amp; Williams, 2022).</w:t>
-      </w:r>
-    </w:p>
-    <w:p>
-      <w:pPr>
-        <w:ind w:firstLine="720"/>
+        <mc:AlternateContent>
+          <mc:Choice Requires="wpg">
+            <w:drawing>
+              <wp:anchor distT="0" distB="0" distL="114300" distR="114300" simplePos="0" relativeHeight="251659264" behindDoc="0" locked="0" layoutInCell="1" allowOverlap="1" wp14:anchorId="308D10D6" wp14:editId="5CD853C3">
+                <wp:simplePos x="0" y="0"/>
+                <wp:positionH relativeFrom="column">
+                  <wp:posOffset>-571500</wp:posOffset>
+                </wp:positionH>
+                <wp:positionV relativeFrom="paragraph">
+                  <wp:posOffset>1771650</wp:posOffset>
+                </wp:positionV>
+                <wp:extent cx="7067550" cy="4819650"/>
+                <wp:effectExtent l="0" t="0" r="0" b="0"/>
+                <wp:wrapTopAndBottom/>
+                <wp:docPr id="2059436229" name="Group 3"/>
+                <wp:cNvGraphicFramePr/>
+                <a:graphic xmlns:a="http://schemas.openxmlformats.org/drawingml/2006/main">
+                  <a:graphicData uri="http://schemas.microsoft.com/office/word/2010/wordprocessingGroup">
+                    <wpg:wgp>
+                      <wpg:cNvGrpSpPr/>
+                      <wpg:grpSpPr>
+                        <a:xfrm>
+                          <a:off x="0" y="0"/>
+                          <a:ext cx="7067550" cy="4819650"/>
+                          <a:chOff x="0" y="0"/>
+                          <a:chExt cx="7067550" cy="4819650"/>
+                        </a:xfrm>
+                      </wpg:grpSpPr>
+                      <pic:pic xmlns:pic="http://schemas.openxmlformats.org/drawingml/2006/picture">
+                        <pic:nvPicPr>
+                          <pic:cNvPr id="1634037783" name="Picture 1"/>
+                          <pic:cNvPicPr>
+                            <a:picLocks noChangeAspect="1"/>
+                          </pic:cNvPicPr>
+                        </pic:nvPicPr>
+                        <pic:blipFill>
+                          <a:blip r:embed="rId8">
+                            <a:extLst>
+                              <a:ext uri="{28A0092B-C50C-407E-A947-70E740481C1C}">
+                                <a14:useLocalDpi xmlns:a14="http://schemas.microsoft.com/office/drawing/2010/main" val="0"/>
+                              </a:ext>
+                            </a:extLst>
+                          </a:blip>
+                          <a:srcRect/>
+                          <a:stretch>
+                            <a:fillRect/>
+                          </a:stretch>
+                        </pic:blipFill>
+                        <pic:spPr bwMode="auto">
+                          <a:xfrm>
+                            <a:off x="0" y="0"/>
+                            <a:ext cx="6991350" cy="4500245"/>
+                          </a:xfrm>
+                          <a:prstGeom prst="rect">
+                            <a:avLst/>
+                          </a:prstGeom>
+                          <a:noFill/>
+                        </pic:spPr>
+                      </pic:pic>
+                      <wps:wsp>
+                        <wps:cNvPr id="606569642" name="Text Box 2"/>
+                        <wps:cNvSpPr txBox="1"/>
+                        <wps:spPr>
+                          <a:xfrm>
+                            <a:off x="0" y="4448175"/>
+                            <a:ext cx="7067550" cy="371475"/>
+                          </a:xfrm>
+                          <a:prstGeom prst="rect">
+                            <a:avLst/>
+                          </a:prstGeom>
+                          <a:noFill/>
+                          <a:ln w="6350">
+                            <a:noFill/>
+                          </a:ln>
+                        </wps:spPr>
+                        <wps:txbx>
+                          <w:txbxContent>
+                            <w:p>
+                              <w:r>
+                                <w:t xml:space="preserve">Map 1: </w:t>
+                              </w:r>
+                              <w:r>
+                                <w:t>Enterprise Zone and Focus Area designations for Baltimore City under the 2012 and 2022 Maryland EZ cycles. Hatched polygons indicate Focus Areas; solid shading indicates broader EZ coverage. Neighborhood boundaries shown for reference.</w:t>
+                              </w:r>
+                            </w:p>
+                          </w:txbxContent>
+                        </wps:txbx>
+                        <wps:bodyPr rot="0" spcFirstLastPara="0" vertOverflow="overflow" horzOverflow="overflow" vert="horz" wrap="square" lIns="91440" tIns="45720" rIns="91440" bIns="45720" numCol="1" spcCol="0" rtlCol="0" fromWordArt="0" anchor="t" anchorCtr="0" forceAA="0" compatLnSpc="1">
+                          <a:prstTxWarp prst="textNoShape">
+                            <a:avLst/>
+                          </a:prstTxWarp>
+                          <a:noAutofit/>
+                        </wps:bodyPr>
+                      </wps:wsp>
+                    </wpg:wgp>
+                  </a:graphicData>
+                </a:graphic>
+              </wp:anchor>
+            </w:drawing>
+          </mc:Choice>
+          <mc:Fallback>
+            <w:pict>
+              <v:group w14:anchorId="308D10D6" id="Group 3" o:spid="_x0000_s1026" style="position:absolute;left:0;text-align:left;margin-left:-45pt;margin-top:139.5pt;width:556.5pt;height:379.5pt;z-index:251659264" coordsize="70675,48196" o:gfxdata="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">
+                <v:shapetype id="_x0000_t75" coordsize="21600,21600" o:spt="75" o:preferrelative="t" path="m@4@5l@4@11@9@11@9@5xe" filled="f" stroked="f">
+                  <v:stroke joinstyle="miter"/>
+                  <v:formulas>
+                    <v:f eqn="if lineDrawn pixelLineWidth 0"/>
+                    <v:f eqn="sum @0 1 0"/>
+                    <v:f eqn="sum 0 0 @1"/>
+                    <v:f eqn="prod @2 1 2"/>
+                    <v:f eqn="prod @3 21600 pixelWidth"/>
+                    <v:f eqn="prod @3 21600 pixelHeight"/>
+                    <v:f eqn="sum @0 0 1"/>
+                    <v:f eqn="prod @6 1 2"/>
+                    <v:f eqn="prod @7 21600 pixelWidth"/>
+                    <v:f eqn="sum @8 21600 0"/>
+                    <v:f eqn="prod @7 21600 pixelHeight"/>
+                    <v:f eqn="sum @10 21600 0"/>
+                  </v:formulas>
+                  <v:path o:extrusionok="f" gradientshapeok="t" o:connecttype="rect"/>
+                  <o:lock v:ext="edit" aspectratio="t"/>
+                </v:shapetype>
+                <v:shape id="Picture 1" o:spid="_x0000_s1027" type="#_x0000_t75" style="position:absolute;width:69913;height:45002;visibility:visible;mso-wrap-style:square" o:gfxdata="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">
+                  <v:imagedata r:id="rId9" o:title=""/>
+                </v:shape>
+                <v:shapetype id="_x0000_t202" coordsize="21600,21600" o:spt="202" path="m,l,21600r21600,l21600,xe">
+                  <v:stroke joinstyle="miter"/>
+                  <v:path gradientshapeok="t" o:connecttype="rect"/>
+                </v:shapetype>
+                <v:shape id="Text Box 2" o:spid="_x0000_s1028" type="#_x0000_t202" style="position:absolute;top:44481;width:70675;height:3715;visibility:visible;mso-wrap-style:square;v-text-anchor:top" o:gfxdata="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" filled="f" stroked="f" strokeweight=".5pt">
+                  <v:textbox>
+                    <w:txbxContent>
+                      <w:p>
+                        <w:r>
+                          <w:t xml:space="preserve">Map 1: </w:t>
+                        </w:r>
+                        <w:r>
+                          <w:t>Enterprise Zone and Focus Area designations for Baltimore City under the 2012 and 2022 Maryland EZ cycles. Hatched polygons indicate Focus Areas; solid shading indicates broader EZ coverage. Neighborhood boundaries shown for reference.</w:t>
+                        </w:r>
+                      </w:p>
+                    </w:txbxContent>
+                  </v:textbox>
+                </v:shape>
+                <w10:wrap type="topAndBottom"/>
+              </v:group>
+            </w:pict>
+          </mc:Fallback>
+        </mc:AlternateContent>
+      </w:r>
+      <w:r>
+        <w:t>empirical basis for extending the model to new areas.</w:t>
+      </w:r>
+    </w:p>
+    <w:p>
+      <w:pPr>
+        <w:pStyle w:val="Heading5"/>
+        <w:ind w:firstLine="0"/>
+      </w:pPr>
+      <w:r>
+        <w:t>Enterprise Zones in Action:</w:t>
+      </w:r>
+    </w:p>
+    <w:p>
+      <w:r>
+        <w:t xml:space="preserve">Enterprise Zones are not unique to Maryland; place-based tax incentive programs targeting economically distressed geographies have been implemented across the United States </w:t>
+      </w:r>
+      <w:r>
+        <w:lastRenderedPageBreak/>
+        <w:t>for decades and have generated a substantial body of empirical research. That research, however, has produced decidedly mixed results. While Baltimore's sustained redesignations and FA expansions suggest the program has been sufficient to attract continued investment, the broader literature cautions against assuming designation alone drives meaningful economic change. This section examines the theoretical mechanisms through which EZ designations are expected to produce property value appreciation and reviews the empirical evidence on when and why those mechanisms succeed or fall short.</w:t>
+      </w:r>
+    </w:p>
+    <w:p>
+      <w:r>
+        <w:t>The empirical study of Enterprise Zone programs dates back to the program's infancy. Early descriptive assessments, including case studies of individual zones by Jones (1985, 1987) and a ten-zone survey conducted by the U.S. Department of Housing and Urban Development (1986), documented measurable increases in investment and employment activity following designation, but could not establish a causal relationship. The foundational comparative work of Brintnall and Green (1988) catalogued the structural diversity of state EZ programs along seven dimensions, from incentive mix and eligibility criteria to administrative autonomy and zone size</w:t>
+      </w:r>
+      <w:r>
+        <w:t>.</w:t>
+      </w:r>
+      <w:r>
+        <w:t xml:space="preserve"> </w:t>
+      </w:r>
+      <w:r>
+        <w:t xml:space="preserve">They </w:t>
+      </w:r>
+      <w:r>
+        <w:t xml:space="preserve">concluded that this heterogeneity made cross-program generalization </w:t>
+      </w:r>
+      <w:r>
         <w:rPr>
-          <w:rFonts w:ascii="Times New Roman" w:hAnsi="Times New Roman" w:cs="Times New Roman"/>
-        </w:rPr>
-      </w:pPr>
-      <w:r>
-        <w:rPr>
-          <w:rFonts w:ascii="Times New Roman" w:hAnsi="Times New Roman" w:cs="Times New Roman"/>
-        </w:rPr>
-        <w:t xml:space="preserve">Within the broader EZ geography, select corridors carry Focus Area (FA) designation, an intensified sub-designation that holds the real property tax credit flat at 80% for the full ten-year period and extends coverage to personal property taxes on new investment. Baltimore is one of only two jurisdictions in Maryland currently operating Focus Areas, alongside Prince George's County (Maryland Department of Commerce, 2025). FAs are not a recent innovation; by 2012, Baltimore City was already operating several, including the Carroll Camden, Central West, Holabird/Orangeville, Jones Falls, and Oldtown Focus Areas, encompassing more than 2,100 </w:t>
-      </w:r>
-      <w:r>
-        <w:rPr>
-          <w:rFonts w:ascii="Times New Roman" w:hAnsi="Times New Roman" w:cs="Times New Roman"/>
-        </w:rPr>
-        <w:lastRenderedPageBreak/>
-        <w:t xml:space="preserve">acres within the broader EZ footprint (Maryland Department of Commerce, 2018). The 2022 redesignation further expanded FA boundaries in the Canton and Pulaski/Orangeville </w:t>
-      </w:r>
-      <w:proofErr w:type="gramStart"/>
-      <w:r>
-        <w:rPr>
-          <w:rFonts w:ascii="Times New Roman" w:hAnsi="Times New Roman" w:cs="Times New Roman"/>
-        </w:rPr>
-        <w:t>corridors</w:t>
-      </w:r>
-      <w:proofErr w:type="gramEnd"/>
-      <w:r>
-        <w:rPr>
-          <w:rFonts w:ascii="Times New Roman" w:hAnsi="Times New Roman" w:cs="Times New Roman"/>
-        </w:rPr>
-        <w:t xml:space="preserve"> and new FA status was added to the South Industrial Areas. These expansions reflect continued institutional confidence in the FA tool as a mechanism for catalyzing investment in Baltimore's most distressed corridors. The renewal and growth of legacy Focus Areas such as Holabird/Orangeville and Oldtown across multiple designation cycles suggests the enhanced incentive structure has been sufficient to attract and retain certified businesses, providing the empirical basis for extending the model to new areas.</w:t>
-      </w:r>
-    </w:p>
-    <w:p>
-      <w:pPr>
-        <w:pStyle w:val="Heading5"/>
-      </w:pPr>
-      <w:r>
-        <w:t>Enterprise Zones in Action:</w:t>
-      </w:r>
-    </w:p>
-    <w:p>
-      <w:pPr>
-        <w:ind w:firstLine="720"/>
-        <w:rPr>
-          <w:rFonts w:ascii="Times New Roman" w:hAnsi="Times New Roman" w:cs="Times New Roman"/>
-        </w:rPr>
-      </w:pPr>
-      <w:r>
-        <w:rPr>
-          <w:rFonts w:ascii="Times New Roman" w:hAnsi="Times New Roman" w:cs="Times New Roman"/>
-        </w:rPr>
-        <w:t>Enterprise Zones are not unique to Maryland; place-based tax incentive programs targeting economically distressed geographies have been implemented across the United States for decades and have generated a substantial body of empirical research. That research, however, has produced decidedly mixed results. While Baltimore's sustained redesignations and FA expansions suggest the program has been sufficient to attract continued investment, the broader literature cautions against assuming designation alone drives meaningful economic change. This section examines the theoretical mechanisms through which EZ designations are expected to produce property value appreciation and reviews the empirical evidence on when and why those mechanisms succeed or fall short.</w:t>
-      </w:r>
-    </w:p>
-    <w:p>
-      <w:pPr>
-        <w:ind w:firstLine="720"/>
-        <w:rPr>
-          <w:rFonts w:ascii="Times New Roman" w:hAnsi="Times New Roman" w:cs="Times New Roman"/>
-        </w:rPr>
-      </w:pPr>
-      <w:r>
-        <w:rPr>
-          <w:rFonts w:ascii="Times New Roman" w:hAnsi="Times New Roman" w:cs="Times New Roman"/>
-        </w:rPr>
-        <w:t>The empirical study of Enterprise Zone programs dates back to the program's infancy. Early descriptive assessments, including case studies of individual zones by Jones (1985, 1987) and a ten-zone survey conducted by the U.S. Department of Housing and Urban Development (1986), documented measurable increases in investment and employment activity following designation, but could not establish a causal relationship. The foundational comparative work of Brintnall and Green (1988) catalogued the structural diversity of state EZ programs along seven dimensions, from incentive mix and eligibility criteria to administrative autonomy and zone size</w:t>
-      </w:r>
-      <w:r>
-        <w:rPr>
-          <w:rFonts w:ascii="Times New Roman" w:hAnsi="Times New Roman" w:cs="Times New Roman"/>
-        </w:rPr>
-        <w:t>.</w:t>
-      </w:r>
-      <w:r>
-        <w:rPr>
-          <w:rFonts w:ascii="Times New Roman" w:hAnsi="Times New Roman" w:cs="Times New Roman"/>
-        </w:rPr>
-        <w:t xml:space="preserve"> </w:t>
-      </w:r>
-      <w:r>
-        <w:rPr>
-          <w:rFonts w:ascii="Times New Roman" w:hAnsi="Times New Roman" w:cs="Times New Roman"/>
-        </w:rPr>
-        <w:t xml:space="preserve">They </w:t>
-      </w:r>
-      <w:r>
-        <w:rPr>
-          <w:rFonts w:ascii="Times New Roman" w:hAnsi="Times New Roman" w:cs="Times New Roman"/>
-        </w:rPr>
-        <w:t xml:space="preserve">concluded that this heterogeneity made cross-program generalization </w:t>
-      </w:r>
-      <w:r>
-        <w:rPr>
-          <w:rFonts w:ascii="Times New Roman" w:hAnsi="Times New Roman" w:cs="Times New Roman"/>
           <w:color w:val="E97132" w:themeColor="accent2"/>
         </w:rPr>
         <w:t>analytically untenable</w:t>
       </w:r>
       <w:r>
-        <w:rPr>
-          <w:rFonts w:ascii="Times New Roman" w:hAnsi="Times New Roman" w:cs="Times New Roman"/>
-        </w:rPr>
         <w:t xml:space="preserve">. Wilder and Rubin (1996) extended that critique into a systematic review of the empirical literature, finding two </w:t>
       </w:r>
       <w:r>
-        <w:rPr>
-          <w:rFonts w:ascii="Times New Roman" w:hAnsi="Times New Roman" w:cs="Times New Roman"/>
-        </w:rPr>
         <w:t xml:space="preserve">common </w:t>
       </w:r>
       <w:r>
-        <w:rPr>
-          <w:rFonts w:ascii="Times New Roman" w:hAnsi="Times New Roman" w:cs="Times New Roman"/>
-        </w:rPr>
         <w:t xml:space="preserve">constraints </w:t>
       </w:r>
       <w:r>
-        <w:rPr>
-          <w:rFonts w:ascii="Times New Roman" w:hAnsi="Times New Roman" w:cs="Times New Roman"/>
-        </w:rPr>
         <w:t xml:space="preserve">that crippled </w:t>
       </w:r>
       <w:r>
-        <w:rPr>
-          <w:rFonts w:ascii="Times New Roman" w:hAnsi="Times New Roman" w:cs="Times New Roman"/>
-        </w:rPr>
         <w:t>early research</w:t>
       </w:r>
       <w:r>
-        <w:rPr>
-          <w:rFonts w:ascii="Times New Roman" w:hAnsi="Times New Roman" w:cs="Times New Roman"/>
-        </w:rPr>
         <w:t xml:space="preserve">, </w:t>
       </w:r>
       <w:r>
-        <w:rPr>
-          <w:rFonts w:ascii="Times New Roman" w:hAnsi="Times New Roman" w:cs="Times New Roman"/>
-        </w:rPr>
         <w:t xml:space="preserve">the absence of reliable quantitative data and the </w:t>
       </w:r>
       <w:r>
-        <w:rPr>
-          <w:rFonts w:ascii="Times New Roman" w:hAnsi="Times New Roman" w:cs="Times New Roman"/>
-        </w:rPr>
         <w:t>endogenous nature</w:t>
       </w:r>
       <w:r>
-        <w:rPr>
-          <w:rFonts w:ascii="Times New Roman" w:hAnsi="Times New Roman" w:cs="Times New Roman"/>
-        </w:rPr>
         <w:t xml:space="preserve"> of the problem that made it </w:t>
       </w:r>
       <w:r>
-        <w:rPr>
-          <w:rFonts w:ascii="Times New Roman" w:hAnsi="Times New Roman" w:cs="Times New Roman"/>
-        </w:rPr>
         <w:t>near-impossib</w:t>
       </w:r>
       <w:r>
-        <w:rPr>
-          <w:rFonts w:ascii="Times New Roman" w:hAnsi="Times New Roman" w:cs="Times New Roman"/>
-        </w:rPr>
         <w:t>le</w:t>
       </w:r>
       <w:r>
-        <w:rPr>
-          <w:rFonts w:ascii="Times New Roman" w:hAnsi="Times New Roman" w:cs="Times New Roman"/>
-        </w:rPr>
         <w:t xml:space="preserve"> </w:t>
       </w:r>
       <w:r>
-        <w:rPr>
-          <w:rFonts w:ascii="Times New Roman" w:hAnsi="Times New Roman" w:cs="Times New Roman"/>
-        </w:rPr>
         <w:t xml:space="preserve">to isolate </w:t>
       </w:r>
       <w:r>
-        <w:rPr>
-          <w:rFonts w:ascii="Times New Roman" w:hAnsi="Times New Roman" w:cs="Times New Roman"/>
-        </w:rPr>
         <w:t xml:space="preserve">program effects from the broader economic conditions that shaped both designation decisions and post-designation trajectories. When analyzing Baltimore, these concerns are not </w:t>
       </w:r>
       <w:r>
-        <w:rPr>
-          <w:rFonts w:ascii="Times New Roman" w:hAnsi="Times New Roman" w:cs="Times New Roman"/>
-        </w:rPr>
         <w:t xml:space="preserve">merely </w:t>
       </w:r>
       <w:r>
-        <w:rPr>
-          <w:rFonts w:ascii="Times New Roman" w:hAnsi="Times New Roman" w:cs="Times New Roman"/>
-        </w:rPr>
         <w:t>abstract. The city's economic trajectory over the decades preceding each designation wave</w:t>
       </w:r>
       <w:r>
-        <w:rPr>
-          <w:rFonts w:ascii="Times New Roman" w:hAnsi="Times New Roman" w:cs="Times New Roman"/>
-        </w:rPr>
         <w:t xml:space="preserve"> is</w:t>
       </w:r>
       <w:r>
-        <w:rPr>
-          <w:rFonts w:ascii="Times New Roman" w:hAnsi="Times New Roman" w:cs="Times New Roman"/>
-        </w:rPr>
         <w:t xml:space="preserve"> marked by deindustrialization, population loss, and the spatial concentration of vacancy </w:t>
       </w:r>
       <w:r>
-        <w:rPr>
-          <w:rFonts w:ascii="Times New Roman" w:hAnsi="Times New Roman" w:cs="Times New Roman"/>
-        </w:rPr>
         <w:t xml:space="preserve">as </w:t>
       </w:r>
       <w:r>
-        <w:rPr>
-          <w:rFonts w:ascii="Times New Roman" w:hAnsi="Times New Roman" w:cs="Times New Roman"/>
-        </w:rPr>
         <w:t>documented in Section I</w:t>
       </w:r>
       <w:r>
-        <w:rPr>
-          <w:rFonts w:ascii="Times New Roman" w:hAnsi="Times New Roman" w:cs="Times New Roman"/>
-        </w:rPr>
         <w:t>.</w:t>
       </w:r>
       <w:r>
-        <w:rPr>
-          <w:rFonts w:ascii="Times New Roman" w:hAnsi="Times New Roman" w:cs="Times New Roman"/>
-        </w:rPr>
         <w:t xml:space="preserve"> </w:t>
       </w:r>
       <w:r>
-        <w:rPr>
-          <w:rFonts w:ascii="Times New Roman" w:hAnsi="Times New Roman" w:cs="Times New Roman"/>
-        </w:rPr>
         <w:t>And the a</w:t>
       </w:r>
       <w:r>
-        <w:rPr>
-          <w:rFonts w:ascii="Times New Roman" w:hAnsi="Times New Roman" w:cs="Times New Roman"/>
-        </w:rPr>
         <w:t>reas selected for EZ status were already among the most distressed in the city. Disentangling the program's contribution from the underlying conditions that motivated designation in the first place is precisely the identification challenge faced in early literature and one that is important to address when evaluating the efficacy of EZs in Baltimore</w:t>
       </w:r>
       <w:r>
-        <w:rPr>
-          <w:rFonts w:ascii="Times New Roman" w:hAnsi="Times New Roman" w:cs="Times New Roman"/>
-        </w:rPr>
         <w:t>.</w:t>
       </w:r>
     </w:p>
     <w:p>
-      <w:pPr>
-        <w:ind w:firstLine="720"/>
-        <w:rPr>
-          <w:rFonts w:ascii="Times New Roman" w:hAnsi="Times New Roman" w:cs="Times New Roman"/>
-        </w:rPr>
-      </w:pPr>
-      <w:r>
-        <w:rPr>
-          <w:rFonts w:ascii="Times New Roman" w:hAnsi="Times New Roman" w:cs="Times New Roman"/>
-        </w:rPr>
+      <w:r>
+        <w:t>What the early literature did establish is that EZ incentives appear to operate differently depending on the local economic contex</w:t>
+      </w:r>
+      <w:r>
+        <w:t>t</w:t>
+      </w:r>
+      <w:r>
+        <w:t>. Zones anchored in areas retaining some commercial base showed more consistent evidence of investment activity than those targeting the most severely distressed corridors</w:t>
+      </w:r>
+      <w:r>
+        <w:t>.</w:t>
+      </w:r>
+      <w:r>
+        <w:t xml:space="preserve"> </w:t>
+      </w:r>
+      <w:r>
+        <w:t>L</w:t>
+      </w:r>
+      <w:r>
+        <w:t>arger capital-intensive firms responded more reliably to property tax incentives than the small labor-intensive businesses that populated the neighborhoods the programs were designed to help (Wilder &amp; Rubin, 1996). The identification revolution in applied economics</w:t>
+      </w:r>
+      <w:r>
+        <w:t xml:space="preserve"> during the nineties</w:t>
+      </w:r>
+      <w:r>
+        <w:t xml:space="preserve"> sharpened both the tools and the frustrations</w:t>
+      </w:r>
+      <w:r>
+        <w:t xml:space="preserve"> in causal inference</w:t>
+      </w:r>
+      <w:r>
+        <w:t>. Papke (1994) provided one of the first credible quasi-experimental assessments</w:t>
+      </w:r>
+      <w:r>
+        <w:t xml:space="preserve"> </w:t>
+      </w:r>
+      <w:r>
+        <w:t xml:space="preserve">of </w:t>
+      </w:r>
+      <w:r>
+        <w:t xml:space="preserve">EZ impacts </w:t>
+      </w:r>
+      <w:r>
+        <w:t>by</w:t>
+      </w:r>
+      <w:r>
+        <w:t xml:space="preserve"> exploiting variation in Indiana's EZ program</w:t>
+      </w:r>
+      <w:r>
+        <w:t>.</w:t>
+      </w:r>
+      <w:r>
+        <w:t xml:space="preserve"> </w:t>
+      </w:r>
+      <w:r>
+        <w:t>H</w:t>
+      </w:r>
+      <w:r>
+        <w:t xml:space="preserve">e found </w:t>
+      </w:r>
+      <w:r>
+        <w:t xml:space="preserve">an eight percent increase in inventory values and a nineteen percent reduction in unemployment claims following designation. </w:t>
+      </w:r>
+      <w:proofErr w:type="spellStart"/>
+      <w:r>
+        <w:t>Boarnet</w:t>
+      </w:r>
+      <w:proofErr w:type="spellEnd"/>
+      <w:r>
+        <w:t xml:space="preserve"> and Bogart (1996) found no significant employment or property value effects in New Jersey, and </w:t>
+      </w:r>
+      <w:proofErr w:type="spellStart"/>
+      <w:r>
+        <w:t>Bondonio</w:t>
+      </w:r>
+      <w:proofErr w:type="spellEnd"/>
+      <w:r>
+        <w:t xml:space="preserve"> and Engberg (2000) reached the same null conclusion across five state programs simultaneously. </w:t>
+      </w:r>
+      <w:r>
+        <w:t xml:space="preserve">Additionally, </w:t>
+      </w:r>
+      <w:r>
+        <w:t xml:space="preserve">Billings (2009), using a border-matching strategy that compared </w:t>
+      </w:r>
+      <w:r>
         <w:lastRenderedPageBreak/>
-        <w:t>What the early literature did establish is that EZ incentives appear to operate differently depending on the local economic contex</w:t>
-      </w:r>
-      <w:r>
-        <w:rPr>
-          <w:rFonts w:ascii="Times New Roman" w:hAnsi="Times New Roman" w:cs="Times New Roman"/>
-        </w:rPr>
-        <w:t>t</w:t>
-      </w:r>
-      <w:r>
-        <w:rPr>
-          <w:rFonts w:ascii="Times New Roman" w:hAnsi="Times New Roman" w:cs="Times New Roman"/>
-        </w:rPr>
-        <w:t>. Zones anchored in areas retaining some commercial base showed more consistent evidence of investment activity than those targeting the most severely distressed corridors</w:t>
-      </w:r>
-      <w:r>
-        <w:rPr>
-          <w:rFonts w:ascii="Times New Roman" w:hAnsi="Times New Roman" w:cs="Times New Roman"/>
-        </w:rPr>
+        <w:t xml:space="preserve">establishments just inside and just outside EZ boundaries in Colorado, found that while tax credits had no measurable effect on where new businesses chose to locate, they did generate modest employment gains within designated areas. Billings </w:t>
+      </w:r>
+      <w:r>
+        <w:t xml:space="preserve">also </w:t>
+      </w:r>
+      <w:r>
+        <w:t xml:space="preserve">noted </w:t>
+      </w:r>
+      <w:r>
+        <w:t>the modest employment gains observed were consistent with landlords capitalizing the tax credits into higher rents through increased land values, effectively neutralizing the cost advantage the program was designed to provide to firms.</w:t>
+      </w:r>
+      <w:r>
+        <w:t xml:space="preserve"> </w:t>
+      </w:r>
+      <w:r>
+        <w:t>Neumark and Kolko (2010) arrived at similar conclusion</w:t>
+      </w:r>
+      <w:r>
+        <w:t xml:space="preserve"> from analyzing </w:t>
+      </w:r>
+      <w:r>
+        <w:t>California</w:t>
+      </w:r>
+      <w:r>
+        <w:t>’s Enterprise Zones</w:t>
+      </w:r>
+      <w:r>
         <w:t>.</w:t>
       </w:r>
       <w:r>
-        <w:rPr>
-          <w:rFonts w:ascii="Times New Roman" w:hAnsi="Times New Roman" w:cs="Times New Roman"/>
-        </w:rPr>
         <w:t xml:space="preserve"> </w:t>
       </w:r>
       <w:r>
-        <w:rPr>
-          <w:rFonts w:ascii="Times New Roman" w:hAnsi="Times New Roman" w:cs="Times New Roman"/>
-        </w:rPr>
-        <w:t>L</w:t>
-      </w:r>
-      <w:r>
-        <w:rPr>
-          <w:rFonts w:ascii="Times New Roman" w:hAnsi="Times New Roman" w:cs="Times New Roman"/>
-        </w:rPr>
-        <w:t>arger capital-intensive firms responded more reliably to property tax incentives than the small labor-intensive businesses that populated the neighborhoods the programs were designed to help (Wilder &amp; Rubin, 1996). The identification revolution in applied economics</w:t>
-      </w:r>
-      <w:r>
-        <w:rPr>
-          <w:rFonts w:ascii="Times New Roman" w:hAnsi="Times New Roman" w:cs="Times New Roman"/>
-        </w:rPr>
-        <w:t xml:space="preserve"> during the nineties</w:t>
-      </w:r>
-      <w:r>
-        <w:rPr>
-          <w:rFonts w:ascii="Times New Roman" w:hAnsi="Times New Roman" w:cs="Times New Roman"/>
-        </w:rPr>
-        <w:t xml:space="preserve"> sharpened both the tools and the frustrations</w:t>
-      </w:r>
-      <w:r>
-        <w:rPr>
-          <w:rFonts w:ascii="Times New Roman" w:hAnsi="Times New Roman" w:cs="Times New Roman"/>
-        </w:rPr>
-        <w:t xml:space="preserve"> in causal inference</w:t>
-      </w:r>
-      <w:r>
-        <w:rPr>
-          <w:rFonts w:ascii="Times New Roman" w:hAnsi="Times New Roman" w:cs="Times New Roman"/>
-        </w:rPr>
-        <w:t>. Papke (1994) provided one of the first credible quasi-experimental assessments</w:t>
-      </w:r>
-      <w:r>
-        <w:rPr>
-          <w:rFonts w:ascii="Times New Roman" w:hAnsi="Times New Roman" w:cs="Times New Roman"/>
-        </w:rPr>
+        <w:t>They found</w:t>
+      </w:r>
+      <w:r>
         <w:t xml:space="preserve"> </w:t>
       </w:r>
       <w:r>
-        <w:rPr>
-          <w:rFonts w:ascii="Times New Roman" w:hAnsi="Times New Roman" w:cs="Times New Roman"/>
-        </w:rPr>
-        <w:t xml:space="preserve">of </w:t>
-      </w:r>
-      <w:r>
-        <w:rPr>
-          <w:rFonts w:ascii="Times New Roman" w:hAnsi="Times New Roman" w:cs="Times New Roman"/>
-        </w:rPr>
-        <w:t xml:space="preserve">EZ impacts </w:t>
-      </w:r>
-      <w:r>
-        <w:rPr>
-          <w:rFonts w:ascii="Times New Roman" w:hAnsi="Times New Roman" w:cs="Times New Roman"/>
-        </w:rPr>
-        <w:t>by</w:t>
-      </w:r>
-      <w:r>
-        <w:rPr>
-          <w:rFonts w:ascii="Times New Roman" w:hAnsi="Times New Roman" w:cs="Times New Roman"/>
-        </w:rPr>
-        <w:t xml:space="preserve"> exploiting variation in Indiana's EZ program</w:t>
-      </w:r>
-      <w:r>
-        <w:rPr>
-          <w:rFonts w:ascii="Times New Roman" w:hAnsi="Times New Roman" w:cs="Times New Roman"/>
-        </w:rPr>
+        <w:t>no significant employment effects and no evidence of positive spillovers to surrounding areas. Neumark and Young (2021) extended the analysis across thirteen states and through longer time horizons, finding that the absence of positive effects was not merely a short-run phenomenon</w:t>
+      </w:r>
+      <w:r>
         <w:t>.</w:t>
       </w:r>
       <w:r>
-        <w:rPr>
-          <w:rFonts w:ascii="Times New Roman" w:hAnsi="Times New Roman" w:cs="Times New Roman"/>
-        </w:rPr>
         <w:t xml:space="preserve"> </w:t>
       </w:r>
       <w:r>
-        <w:rPr>
-          <w:rFonts w:ascii="Times New Roman" w:hAnsi="Times New Roman" w:cs="Times New Roman"/>
-        </w:rPr>
-        <w:t>H</w:t>
-      </w:r>
-      <w:r>
-        <w:rPr>
-          <w:rFonts w:ascii="Times New Roman" w:hAnsi="Times New Roman" w:cs="Times New Roman"/>
-        </w:rPr>
-        <w:t xml:space="preserve">e found </w:t>
-      </w:r>
-      <w:r>
-        <w:rPr>
-          <w:rFonts w:ascii="Times New Roman" w:hAnsi="Times New Roman" w:cs="Times New Roman"/>
-        </w:rPr>
-        <w:t xml:space="preserve">an eight percent increase in inventory values and a nineteen percent reduction in unemployment claims following designation. </w:t>
-      </w:r>
-      <w:proofErr w:type="spellStart"/>
-      <w:r>
-        <w:rPr>
-          <w:rFonts w:ascii="Times New Roman" w:hAnsi="Times New Roman" w:cs="Times New Roman"/>
-        </w:rPr>
-        <w:t>Boarnet</w:t>
-      </w:r>
-      <w:proofErr w:type="spellEnd"/>
-      <w:r>
-        <w:rPr>
-          <w:rFonts w:ascii="Times New Roman" w:hAnsi="Times New Roman" w:cs="Times New Roman"/>
-        </w:rPr>
-        <w:t xml:space="preserve"> and Bogart (1996) found no significant employment or property value effects in New Jersey, and </w:t>
-      </w:r>
-      <w:proofErr w:type="spellStart"/>
-      <w:r>
-        <w:rPr>
-          <w:rFonts w:ascii="Times New Roman" w:hAnsi="Times New Roman" w:cs="Times New Roman"/>
-        </w:rPr>
-        <w:t>Bondonio</w:t>
-      </w:r>
-      <w:proofErr w:type="spellEnd"/>
-      <w:r>
-        <w:rPr>
-          <w:rFonts w:ascii="Times New Roman" w:hAnsi="Times New Roman" w:cs="Times New Roman"/>
-        </w:rPr>
-        <w:t xml:space="preserve"> and Engberg (2000) reached the same null conclusion across five state programs simultaneously. </w:t>
-      </w:r>
-      <w:r>
-        <w:rPr>
-          <w:rFonts w:ascii="Times New Roman" w:hAnsi="Times New Roman" w:cs="Times New Roman"/>
-        </w:rPr>
-        <w:t xml:space="preserve">Additionally, </w:t>
-      </w:r>
-      <w:r>
-        <w:rPr>
-          <w:rFonts w:ascii="Times New Roman" w:hAnsi="Times New Roman" w:cs="Times New Roman"/>
-        </w:rPr>
-        <w:t xml:space="preserve">Billings (2009), using a border-matching strategy that compared establishments just inside and just outside EZ boundaries in Colorado, found that while tax credits had no measurable effect on where new businesses chose to locate, they did generate modest employment gains within designated areas. Billings </w:t>
-      </w:r>
-      <w:r>
-        <w:rPr>
-          <w:rFonts w:ascii="Times New Roman" w:hAnsi="Times New Roman" w:cs="Times New Roman"/>
-        </w:rPr>
-        <w:t xml:space="preserve">also </w:t>
-      </w:r>
-      <w:r>
-        <w:rPr>
-          <w:rFonts w:ascii="Times New Roman" w:hAnsi="Times New Roman" w:cs="Times New Roman"/>
-        </w:rPr>
-        <w:t xml:space="preserve">noted </w:t>
-      </w:r>
-      <w:r>
-        <w:rPr>
-          <w:rFonts w:ascii="Times New Roman" w:hAnsi="Times New Roman" w:cs="Times New Roman"/>
-        </w:rPr>
-        <w:t>the modest employment gains observed were consistent with landlords capitalizing the tax credits into higher rents through increased land values, effectively neutralizing the cost advantage the program was designed to provide to firms.</w:t>
-      </w:r>
-      <w:r>
-        <w:rPr>
-          <w:rFonts w:ascii="Times New Roman" w:hAnsi="Times New Roman" w:cs="Times New Roman"/>
-        </w:rPr>
+        <w:t>I</w:t>
+      </w:r>
+      <w:r>
+        <w:t>f anything, longer-run effects trended negative</w:t>
+      </w:r>
+      <w:r>
+        <w:t xml:space="preserve"> and emphasized the importance </w:t>
+      </w:r>
+      <w:r>
+        <w:t>of program design and t</w:t>
+      </w:r>
+      <w:r>
+        <w:t>he structure of incentives offered to designated firms</w:t>
+      </w:r>
+      <w:r>
+        <w:t>.</w:t>
+      </w:r>
+    </w:p>
+    <w:p>
+      <w:r>
+        <w:t>Despite all of th</w:t>
+      </w:r>
+      <w:r>
+        <w:t xml:space="preserve">e </w:t>
+      </w:r>
+      <w:r>
+        <w:t>inconclusive</w:t>
+      </w:r>
+      <w:r>
+        <w:t xml:space="preserve"> findings associated with Enterprise Zones</w:t>
+      </w:r>
+      <w:r>
+        <w:t>, Busso, Gregory, and Kline (2013)</w:t>
+      </w:r>
+      <w:r>
         <w:t xml:space="preserve"> </w:t>
       </w:r>
       <w:r>
-        <w:rPr>
-          <w:rFonts w:ascii="Times New Roman" w:hAnsi="Times New Roman" w:cs="Times New Roman"/>
-        </w:rPr>
-        <w:t>Neumark and Kolko (2010) arrived at similar conclusion</w:t>
-      </w:r>
-      <w:r>
-        <w:rPr>
-          <w:rFonts w:ascii="Times New Roman" w:hAnsi="Times New Roman" w:cs="Times New Roman"/>
-        </w:rPr>
-        <w:t xml:space="preserve"> from analyzing </w:t>
-      </w:r>
-      <w:r>
-        <w:rPr>
-          <w:rFonts w:ascii="Times New Roman" w:hAnsi="Times New Roman" w:cs="Times New Roman"/>
-        </w:rPr>
-        <w:t>California</w:t>
-      </w:r>
-      <w:r>
-        <w:rPr>
-          <w:rFonts w:ascii="Times New Roman" w:hAnsi="Times New Roman" w:cs="Times New Roman"/>
-        </w:rPr>
-        <w:t>’s Enterprise Zones</w:t>
-      </w:r>
-      <w:r>
-        <w:rPr>
-          <w:rFonts w:ascii="Times New Roman" w:hAnsi="Times New Roman" w:cs="Times New Roman"/>
-        </w:rPr>
-        <w:t>.</w:t>
-      </w:r>
-      <w:r>
-        <w:rPr>
-          <w:rFonts w:ascii="Times New Roman" w:hAnsi="Times New Roman" w:cs="Times New Roman"/>
-        </w:rPr>
+        <w:t>found that federal Empowerment Zones generated substantial employment gains and wage increases for local workers without corresponding increases in population or housing costs</w:t>
+      </w:r>
+      <w:r>
+        <w:t>. Their results suggest</w:t>
+      </w:r>
+      <w:r>
+        <w:t xml:space="preserve"> that under certain conditions place-based subsidies can produce genuine welfare improvements rather than mere transfers to landowners. </w:t>
+      </w:r>
+      <w:r>
+        <w:t>Notably, Busso et al. found no corresponding increases in housing costs or property values within Empowerment Zones, suggesting that under federal program conditions, employment gains did not fully capitalize into land values. That finding stands in tension with the Billings (2009) result, where capitalization into rents appeared to be the primary channel through which designation affected local markets.</w:t>
+      </w:r>
+      <w:r>
         <w:t xml:space="preserve"> </w:t>
       </w:r>
       <w:r>
-        <w:rPr>
-          <w:rFonts w:ascii="Times New Roman" w:hAnsi="Times New Roman" w:cs="Times New Roman"/>
-        </w:rPr>
-        <w:t>They found</w:t>
-      </w:r>
-      <w:r>
-        <w:rPr>
-          <w:rFonts w:ascii="Times New Roman" w:hAnsi="Times New Roman" w:cs="Times New Roman"/>
-        </w:rPr>
-        <w:t xml:space="preserve"> </w:t>
-      </w:r>
-      <w:r>
-        <w:rPr>
-          <w:rFonts w:ascii="Times New Roman" w:hAnsi="Times New Roman" w:cs="Times New Roman"/>
-        </w:rPr>
-        <w:t>no significant employment effects and no evidence of positive spillovers to surrounding areas. Neumark and Young (2021) extended the analysis across thirteen states and through longer time horizons, finding that the absence of positive effects was not merely a short-run phenomenon</w:t>
-      </w:r>
-      <w:r>
-        <w:rPr>
-          <w:rFonts w:ascii="Times New Roman" w:hAnsi="Times New Roman" w:cs="Times New Roman"/>
-        </w:rPr>
-        <w:t>.</w:t>
-      </w:r>
-      <w:r>
-        <w:rPr>
-          <w:rFonts w:ascii="Times New Roman" w:hAnsi="Times New Roman" w:cs="Times New Roman"/>
-        </w:rPr>
-        <w:t xml:space="preserve"> </w:t>
-      </w:r>
-      <w:r>
-        <w:rPr>
-          <w:rFonts w:ascii="Times New Roman" w:hAnsi="Times New Roman" w:cs="Times New Roman"/>
-        </w:rPr>
-        <w:t>I</w:t>
-      </w:r>
-      <w:r>
-        <w:rPr>
-          <w:rFonts w:ascii="Times New Roman" w:hAnsi="Times New Roman" w:cs="Times New Roman"/>
-        </w:rPr>
-        <w:t xml:space="preserve">f anything, longer-run effects trended </w:t>
-      </w:r>
-      <w:proofErr w:type="gramStart"/>
-      <w:r>
-        <w:rPr>
-          <w:rFonts w:ascii="Times New Roman" w:hAnsi="Times New Roman" w:cs="Times New Roman"/>
-        </w:rPr>
-        <w:t>negative</w:t>
-      </w:r>
-      <w:proofErr w:type="gramEnd"/>
-      <w:r>
-        <w:rPr>
-          <w:rFonts w:ascii="Times New Roman" w:hAnsi="Times New Roman" w:cs="Times New Roman"/>
-        </w:rPr>
-        <w:t xml:space="preserve"> and emphasized the importance </w:t>
-      </w:r>
-      <w:r>
-        <w:rPr>
-          <w:rFonts w:ascii="Times New Roman" w:hAnsi="Times New Roman" w:cs="Times New Roman"/>
-        </w:rPr>
-        <w:t>of program design and t</w:t>
-      </w:r>
-      <w:r>
-        <w:rPr>
-          <w:rFonts w:ascii="Times New Roman" w:hAnsi="Times New Roman" w:cs="Times New Roman"/>
-        </w:rPr>
-        <w:t>he structure of incentives offered to designated firms</w:t>
-      </w:r>
-      <w:r>
-        <w:rPr>
-          <w:rFonts w:ascii="Times New Roman" w:hAnsi="Times New Roman" w:cs="Times New Roman"/>
-        </w:rPr>
-        <w:t>.</w:t>
-      </w:r>
-    </w:p>
-    <w:p>
-      <w:pPr>
-        <w:ind w:firstLine="720"/>
-        <w:rPr>
-          <w:rFonts w:ascii="Times New Roman" w:hAnsi="Times New Roman" w:cs="Times New Roman"/>
-        </w:rPr>
-      </w:pPr>
-      <w:r>
-        <w:rPr>
-          <w:rFonts w:ascii="Times New Roman" w:hAnsi="Times New Roman" w:cs="Times New Roman"/>
-        </w:rPr>
-        <w:t>Despite all of th</w:t>
-      </w:r>
-      <w:r>
-        <w:rPr>
-          <w:rFonts w:ascii="Times New Roman" w:hAnsi="Times New Roman" w:cs="Times New Roman"/>
-        </w:rPr>
-        <w:t xml:space="preserve">e </w:t>
-      </w:r>
-      <w:r>
-        <w:rPr>
-          <w:rFonts w:ascii="Times New Roman" w:hAnsi="Times New Roman" w:cs="Times New Roman"/>
-        </w:rPr>
-        <w:t>inconclusive</w:t>
-      </w:r>
-      <w:r>
-        <w:rPr>
-          <w:rFonts w:ascii="Times New Roman" w:hAnsi="Times New Roman" w:cs="Times New Roman"/>
-        </w:rPr>
-        <w:t xml:space="preserve"> findings associated with Enterprise Zones</w:t>
-      </w:r>
-      <w:r>
-        <w:rPr>
-          <w:rFonts w:ascii="Times New Roman" w:hAnsi="Times New Roman" w:cs="Times New Roman"/>
-        </w:rPr>
-        <w:t>, Busso, Gregory, and Kline (2013)</w:t>
-      </w:r>
-      <w:r>
-        <w:rPr>
-          <w:rFonts w:ascii="Times New Roman" w:hAnsi="Times New Roman" w:cs="Times New Roman"/>
-        </w:rPr>
-        <w:t xml:space="preserve"> </w:t>
-      </w:r>
-      <w:r>
-        <w:rPr>
-          <w:rFonts w:ascii="Times New Roman" w:hAnsi="Times New Roman" w:cs="Times New Roman"/>
-        </w:rPr>
-        <w:t>found that federal Empowerment Zones generated substantial employment gains and wage increases for local workers without corresponding increases in population or housing costs</w:t>
-      </w:r>
-      <w:r>
-        <w:rPr>
-          <w:rFonts w:ascii="Times New Roman" w:hAnsi="Times New Roman" w:cs="Times New Roman"/>
-        </w:rPr>
-        <w:t>. Their results suggest</w:t>
-      </w:r>
-      <w:r>
-        <w:rPr>
-          <w:rFonts w:ascii="Times New Roman" w:hAnsi="Times New Roman" w:cs="Times New Roman"/>
-        </w:rPr>
-        <w:t xml:space="preserve"> that under certain conditions place-based subsidies can produce genuine welfare improvements rather than mere transfers to landowners. </w:t>
-      </w:r>
-      <w:r>
-        <w:rPr>
-          <w:rFonts w:ascii="Times New Roman" w:hAnsi="Times New Roman" w:cs="Times New Roman"/>
-        </w:rPr>
-        <w:t>Notably, Busso et al. found no corresponding increases in housing costs or property values within Empowerment Zones, suggesting that under federal program conditions, employment gains did not fully capitalize into land values. That finding stands in tension with the Billings (2009) result, where capitalization into rents appeared to be the primary channel through which designation affected local markets.</w:t>
-      </w:r>
-      <w:r>
-        <w:rPr>
-          <w:rFonts w:ascii="Times New Roman" w:hAnsi="Times New Roman" w:cs="Times New Roman"/>
-        </w:rPr>
-        <w:t xml:space="preserve"> </w:t>
-      </w:r>
-      <w:r>
-        <w:rPr>
-          <w:rFonts w:ascii="Times New Roman" w:hAnsi="Times New Roman" w:cs="Times New Roman"/>
-        </w:rPr>
         <w:t>This along with t</w:t>
       </w:r>
       <w:r>
-        <w:rPr>
-          <w:rFonts w:ascii="Times New Roman" w:hAnsi="Times New Roman" w:cs="Times New Roman"/>
-        </w:rPr>
         <w:t xml:space="preserve">he broader review of the literature therefore </w:t>
       </w:r>
       <w:r>
-        <w:rPr>
-          <w:rFonts w:ascii="Times New Roman" w:hAnsi="Times New Roman" w:cs="Times New Roman"/>
-        </w:rPr>
         <w:t>yields</w:t>
       </w:r>
       <w:r>
-        <w:rPr>
-          <w:rFonts w:ascii="Times New Roman" w:hAnsi="Times New Roman" w:cs="Times New Roman"/>
-        </w:rPr>
         <w:t xml:space="preserve"> an uncomfortable conclusion: results are mixed, context-dependent, and sensitive to both program design and identification strategy. That tension is not </w:t>
       </w:r>
       <w:r>
-        <w:rPr>
-          <w:rFonts w:ascii="Times New Roman" w:hAnsi="Times New Roman" w:cs="Times New Roman"/>
-        </w:rPr>
         <w:t xml:space="preserve">one that </w:t>
       </w:r>
       <w:r>
-        <w:rPr>
-          <w:rFonts w:ascii="Times New Roman" w:hAnsi="Times New Roman" w:cs="Times New Roman"/>
-        </w:rPr>
-        <w:t xml:space="preserve">more data alone can resolve. It reflects a deeper theoretical question about how the incidence of a place-based tax incentive is determined, whether the benefit flows to the firms the program targets, the property owners who supply the space those firms occupy, or the workers whose wages and residential </w:t>
-      </w:r>
-      <w:r>
-        <w:rPr>
-          <w:rFonts w:ascii="Times New Roman" w:hAnsi="Times New Roman" w:cs="Times New Roman"/>
-        </w:rPr>
-        <w:lastRenderedPageBreak/>
-        <w:t>options adjust in response. Answering that question requires working through the economic mechanisms from first principles.</w:t>
-      </w:r>
-      <w:r>
-        <w:rPr>
-          <w:rFonts w:ascii="Times New Roman" w:hAnsi="Times New Roman" w:cs="Times New Roman"/>
-        </w:rPr>
-        <w:t xml:space="preserve"> </w:t>
-      </w:r>
-    </w:p>
-    <w:p>
-      <w:pPr>
-        <w:ind w:firstLine="720"/>
-        <w:rPr>
-          <w:rFonts w:ascii="Times New Roman" w:eastAsiaTheme="minorEastAsia" w:hAnsi="Times New Roman" w:cs="Times New Roman"/>
-        </w:rPr>
-      </w:pPr>
-      <w:r>
-        <w:rPr>
-          <w:rFonts w:ascii="Times New Roman" w:hAnsi="Times New Roman" w:cs="Times New Roman"/>
-        </w:rPr>
+        <w:t xml:space="preserve">more data alone can resolve. It reflects a deeper theoretical question about how the incidence of a place-based tax incentive is determined, whether the benefit flows to the firms the program targets, the property owners who supply the space those firms occupy, or the workers whose wages and residential options adjust in response. Answering that question requires working through the economic mechanisms from first principles. </w:t>
+      </w:r>
+    </w:p>
+    <w:p>
+      <w:pPr>
+        <w:pStyle w:val="Heading5"/>
+        <w:ind w:firstLine="0"/>
+      </w:pPr>
+      <w:r>
+        <w:t>Theoretical Framework</w:t>
+      </w:r>
+      <w:r>
+        <w:t>:</w:t>
+      </w:r>
+    </w:p>
+    <w:p>
+      <w:r>
         <w:t>At its most fundamental level, an Enterprise Zone designation is a tax incentive, and the welfare economics of tax incentives provide</w:t>
       </w:r>
       <w:r>
-        <w:rPr>
-          <w:rFonts w:ascii="Times New Roman" w:hAnsi="Times New Roman" w:cs="Times New Roman"/>
-        </w:rPr>
         <w:t>s</w:t>
       </w:r>
       <w:r>
-        <w:rPr>
-          <w:rFonts w:ascii="Times New Roman" w:hAnsi="Times New Roman" w:cs="Times New Roman"/>
-        </w:rPr>
         <w:t xml:space="preserve"> the appropriate starting point for evaluating what such a program can and cannot accomplish.</w:t>
       </w:r>
       <w:r>
-        <w:rPr>
-          <w:rFonts w:ascii="Times New Roman" w:hAnsi="Times New Roman" w:cs="Times New Roman"/>
-        </w:rPr>
-        <w:t xml:space="preserve"> </w:t>
-      </w:r>
-      <w:r>
-        <w:rPr>
-          <w:rFonts w:ascii="Times New Roman" w:hAnsi="Times New Roman" w:cs="Times New Roman"/>
-        </w:rPr>
-        <w:t xml:space="preserve">We begin by considering a setup in the tradition of Rosen (1979) and Roback (1982). Consider a set of agents </w:t>
+        <w:t xml:space="preserve"> We begin by considering a setup in the tradition of Rosen (1979) and Roback (1982). Consider a set of agents </w:t>
       </w:r>
       <m:oMath>
         <m:r>
           <w:rPr>
-            <w:rFonts w:ascii="Cambria Math" w:hAnsi="Cambria Math" w:cs="Times New Roman"/>
+            <w:rFonts w:ascii="Cambria Math" w:hAnsi="Cambria Math"/>
           </w:rPr>
           <m:t>{x, y}</m:t>
         </m:r>
       </m:oMath>
       <w:r>
-        <w:rPr>
-          <w:rFonts w:ascii="Times New Roman" w:eastAsiaTheme="minorEastAsia" w:hAnsi="Times New Roman" w:cs="Times New Roman"/>
-        </w:rPr>
-        <w:t xml:space="preserve"> </w:t>
-      </w:r>
-      <w:r>
-        <w:rPr>
-          <w:rFonts w:ascii="Times New Roman" w:hAnsi="Times New Roman" w:cs="Times New Roman"/>
-        </w:rPr>
-        <w:t>distributed across a discrete set of locations</w:t>
-      </w:r>
-      <w:r>
-        <w:rPr>
-          <w:rFonts w:ascii="Times New Roman" w:hAnsi="Times New Roman" w:cs="Times New Roman"/>
-        </w:rPr>
-        <w:t xml:space="preserve"> </w:t>
+        <w:t xml:space="preserve"> distributed across a discrete set of locations </w:t>
       </w:r>
       <m:oMath>
         <m:r>
           <w:rPr>
-            <w:rFonts w:ascii="Cambria Math" w:hAnsi="Cambria Math" w:cs="Times New Roman"/>
+            <w:rFonts w:ascii="Cambria Math" w:hAnsi="Cambria Math"/>
           </w:rPr>
           <m:t>j ∈J</m:t>
         </m:r>
       </m:oMath>
       <w:r>
-        <w:rPr>
-          <w:rFonts w:ascii="Times New Roman" w:eastAsiaTheme="minorEastAsia" w:hAnsi="Times New Roman" w:cs="Times New Roman"/>
-        </w:rPr>
         <w:t xml:space="preserve">: </w:t>
       </w:r>
       <w:r>
-        <w:rPr>
-          <w:rFonts w:ascii="Times New Roman" w:eastAsiaTheme="minorEastAsia" w:hAnsi="Times New Roman" w:cs="Times New Roman"/>
-        </w:rPr>
-        <w:t>utility-maximizing consumers choosing where to live and how much housing and consumption to demand, and profit-maximizing firms choosing where to locate and how much real estate to occupy as a factor of production. Agents are initially assumed to be identical and perfectly mobile across locations. Consumers maximize a CES utility function defined over consumption of a numeraire commodity</w:t>
-      </w:r>
-      <w:r>
-        <w:rPr>
-          <w:rFonts w:ascii="Times New Roman" w:eastAsiaTheme="minorEastAsia" w:hAnsi="Times New Roman" w:cs="Times New Roman"/>
-        </w:rPr>
+        <w:t xml:space="preserve">utility-maximizing consumers choosing where to live and how much housing and consumption to demand, and profit-maximizing firms choosing where to locate and how much real estate to occupy as a factor of production. Agents are initially assumed to be identical and perfectly mobile across locations. Consumers maximize a CES utility function defined over </w:t>
+      </w:r>
+      <w:r>
+        <w:lastRenderedPageBreak/>
+        <w:t>consumption of a numeraire commodity</w:t>
+      </w:r>
+      <w:r>
         <w:t>, bread,</w:t>
       </w:r>
       <w:r>
-        <w:rPr>
-          <w:rFonts w:ascii="Times New Roman" w:eastAsiaTheme="minorEastAsia" w:hAnsi="Times New Roman" w:cs="Times New Roman"/>
-        </w:rPr>
         <w:t xml:space="preserve"> </w:t>
       </w:r>
       <m:oMath>
         <m:r>
           <w:rPr>
-            <w:rFonts w:ascii="Cambria Math" w:eastAsiaTheme="minorEastAsia" w:hAnsi="Cambria Math" w:cs="Times New Roman"/>
+            <w:rFonts w:ascii="Cambria Math" w:hAnsi="Cambria Math"/>
           </w:rPr>
           <m:t>c</m:t>
         </m:r>
       </m:oMath>
       <w:r>
-        <w:rPr>
-          <w:rFonts w:ascii="Times New Roman" w:eastAsiaTheme="minorEastAsia" w:hAnsi="Times New Roman" w:cs="Times New Roman"/>
-        </w:rPr>
         <w:t xml:space="preserve">, housing </w:t>
       </w:r>
       <m:oMath>
         <m:r>
           <w:rPr>
-            <w:rFonts w:ascii="Cambria Math" w:eastAsiaTheme="minorEastAsia" w:hAnsi="Cambria Math" w:cs="Times New Roman"/>
+            <w:rFonts w:ascii="Cambria Math" w:hAnsi="Cambria Math"/>
           </w:rPr>
           <m:t>q</m:t>
         </m:r>
       </m:oMath>
       <w:r>
-        <w:rPr>
-          <w:rFonts w:ascii="Times New Roman" w:eastAsiaTheme="minorEastAsia" w:hAnsi="Times New Roman" w:cs="Times New Roman"/>
-        </w:rPr>
         <w:t xml:space="preserve">, and a location-specific amenity index </w:t>
       </w:r>
       <m:oMath>
@@ -3365,14 +2665,14 @@
           <m:sSubPr>
             <m:ctrlPr>
               <w:rPr>
-                <w:rFonts w:ascii="Cambria Math" w:eastAsiaTheme="minorEastAsia" w:hAnsi="Cambria Math" w:cs="Times New Roman"/>
+                <w:rFonts w:ascii="Cambria Math" w:hAnsi="Cambria Math"/>
               </w:rPr>
             </m:ctrlPr>
           </m:sSubPr>
           <m:e>
             <m:r>
               <w:rPr>
-                <w:rFonts w:ascii="Cambria Math" w:eastAsiaTheme="minorEastAsia" w:hAnsi="Cambria Math" w:cs="Times New Roman"/>
+                <w:rFonts w:ascii="Cambria Math" w:hAnsi="Cambria Math"/>
               </w:rPr>
               <m:t>a</m:t>
             </m:r>
@@ -3380,7 +2680,7 @@
           <m:sub>
             <m:r>
               <w:rPr>
-                <w:rFonts w:ascii="Cambria Math" w:eastAsiaTheme="minorEastAsia" w:hAnsi="Cambria Math" w:cs="Times New Roman"/>
+                <w:rFonts w:ascii="Cambria Math" w:hAnsi="Cambria Math"/>
               </w:rPr>
               <m:t>j</m:t>
             </m:r>
@@ -3388,24 +2688,15 @@
         </m:sSub>
       </m:oMath>
       <w:r>
-        <w:rPr>
-          <w:rFonts w:ascii="Times New Roman" w:eastAsiaTheme="minorEastAsia" w:hAnsi="Times New Roman" w:cs="Times New Roman"/>
-        </w:rPr>
         <w:t>:</w:t>
       </w:r>
     </w:p>
     <w:p>
-      <w:pPr>
-        <w:ind w:firstLine="720"/>
-        <w:rPr>
-          <w:rFonts w:ascii="Times New Roman" w:eastAsiaTheme="minorEastAsia" w:hAnsi="Times New Roman" w:cs="Times New Roman"/>
-        </w:rPr>
-      </w:pPr>
       <m:oMathPara>
         <m:oMath>
           <m:r>
             <w:rPr>
-              <w:rFonts w:ascii="Cambria Math" w:hAnsi="Cambria Math" w:cs="Times New Roman"/>
+              <w:rFonts w:ascii="Cambria Math" w:hAnsi="Cambria Math"/>
             </w:rPr>
             <m:t>u</m:t>
           </m:r>
@@ -3413,23 +2704,55 @@
             <m:dPr>
               <m:ctrlPr>
                 <w:rPr>
-                  <w:rFonts w:ascii="Cambria Math" w:hAnsi="Cambria Math" w:cs="Times New Roman"/>
-                  <w:i/>
+                  <w:rFonts w:ascii="Cambria Math" w:hAnsi="Cambria Math"/>
                 </w:rPr>
               </m:ctrlPr>
             </m:dPr>
             <m:e>
               <m:r>
                 <w:rPr>
-                  <w:rFonts w:ascii="Cambria Math" w:hAnsi="Cambria Math" w:cs="Times New Roman"/>
+                  <w:rFonts w:ascii="Cambria Math" w:hAnsi="Cambria Math"/>
                 </w:rPr>
-                <m:t>c,q,a</m:t>
+                <m:t>c</m:t>
+              </m:r>
+              <m:r>
+                <m:rPr>
+                  <m:sty m:val="p"/>
+                </m:rPr>
+                <w:rPr>
+                  <w:rFonts w:ascii="Cambria Math" w:hAnsi="Cambria Math"/>
+                </w:rPr>
+                <m:t>,</m:t>
+              </m:r>
+              <m:r>
+                <w:rPr>
+                  <w:rFonts w:ascii="Cambria Math" w:hAnsi="Cambria Math"/>
+                </w:rPr>
+                <m:t>q</m:t>
+              </m:r>
+              <m:r>
+                <m:rPr>
+                  <m:sty m:val="p"/>
+                </m:rPr>
+                <w:rPr>
+                  <w:rFonts w:ascii="Cambria Math" w:hAnsi="Cambria Math"/>
+                </w:rPr>
+                <m:t>,</m:t>
+              </m:r>
+              <m:r>
+                <w:rPr>
+                  <w:rFonts w:ascii="Cambria Math" w:hAnsi="Cambria Math"/>
+                </w:rPr>
+                <m:t>a</m:t>
               </m:r>
             </m:e>
           </m:d>
           <m:r>
+            <m:rPr>
+              <m:sty m:val="p"/>
+            </m:rPr>
             <w:rPr>
-              <w:rFonts w:ascii="Cambria Math" w:hAnsi="Cambria Math" w:cs="Times New Roman"/>
+              <w:rFonts w:ascii="Cambria Math" w:hAnsi="Cambria Math"/>
             </w:rPr>
             <m:t>=</m:t>
           </m:r>
@@ -3437,8 +2760,7 @@
             <m:sSupPr>
               <m:ctrlPr>
                 <w:rPr>
-                  <w:rFonts w:ascii="Cambria Math" w:eastAsiaTheme="minorEastAsia" w:hAnsi="Cambria Math" w:cs="Times New Roman"/>
-                  <w:i/>
+                  <w:rFonts w:ascii="Cambria Math" w:hAnsi="Cambria Math"/>
                 </w:rPr>
               </m:ctrlPr>
             </m:sSupPr>
@@ -3449,15 +2771,14 @@
                   <m:endChr m:val="]"/>
                   <m:ctrlPr>
                     <w:rPr>
-                      <w:rFonts w:ascii="Cambria Math" w:hAnsi="Cambria Math" w:cs="Times New Roman"/>
-                      <w:i/>
+                      <w:rFonts w:ascii="Cambria Math" w:hAnsi="Cambria Math"/>
                     </w:rPr>
                   </m:ctrlPr>
                 </m:dPr>
                 <m:e>
                   <m:r>
                     <w:rPr>
-                      <w:rFonts w:ascii="Cambria Math" w:hAnsi="Cambria Math" w:cs="Times New Roman"/>
+                      <w:rFonts w:ascii="Cambria Math" w:hAnsi="Cambria Math"/>
                     </w:rPr>
                     <m:t>α</m:t>
                   </m:r>
@@ -3465,15 +2786,14 @@
                     <m:sSupPr>
                       <m:ctrlPr>
                         <w:rPr>
-                          <w:rFonts w:ascii="Cambria Math" w:hAnsi="Cambria Math" w:cs="Times New Roman"/>
-                          <w:i/>
+                          <w:rFonts w:ascii="Cambria Math" w:hAnsi="Cambria Math"/>
                         </w:rPr>
                       </m:ctrlPr>
                     </m:sSupPr>
                     <m:e>
                       <m:r>
                         <w:rPr>
-                          <w:rFonts w:ascii="Cambria Math" w:hAnsi="Cambria Math" w:cs="Times New Roman"/>
+                          <w:rFonts w:ascii="Cambria Math" w:hAnsi="Cambria Math"/>
                         </w:rPr>
                         <m:t>c</m:t>
                       </m:r>
@@ -3483,23 +2803,31 @@
                         <m:fPr>
                           <m:ctrlPr>
                             <w:rPr>
-                              <w:rFonts w:ascii="Cambria Math" w:hAnsi="Cambria Math" w:cs="Times New Roman"/>
-                              <w:i/>
+                              <w:rFonts w:ascii="Cambria Math" w:hAnsi="Cambria Math"/>
                             </w:rPr>
                           </m:ctrlPr>
                         </m:fPr>
                         <m:num>
                           <m:r>
                             <w:rPr>
-                              <w:rFonts w:ascii="Cambria Math" w:hAnsi="Cambria Math" w:cs="Times New Roman"/>
+                              <w:rFonts w:ascii="Cambria Math" w:hAnsi="Cambria Math"/>
                             </w:rPr>
-                            <m:t>σ-1</m:t>
+                            <m:t>σ</m:t>
+                          </m:r>
+                          <m:r>
+                            <m:rPr>
+                              <m:sty m:val="p"/>
+                            </m:rPr>
+                            <w:rPr>
+                              <w:rFonts w:ascii="Cambria Math" w:hAnsi="Cambria Math"/>
+                            </w:rPr>
+                            <m:t>-1</m:t>
                           </m:r>
                         </m:num>
                         <m:den>
                           <m:r>
                             <w:rPr>
-                              <w:rFonts w:ascii="Cambria Math" w:hAnsi="Cambria Math" w:cs="Times New Roman"/>
+                              <w:rFonts w:ascii="Cambria Math" w:hAnsi="Cambria Math"/>
                             </w:rPr>
                             <m:t>σ</m:t>
                           </m:r>
@@ -3508,24 +2836,32 @@
                     </m:sup>
                   </m:sSup>
                   <m:r>
+                    <m:rPr>
+                      <m:sty m:val="p"/>
+                    </m:rPr>
                     <w:rPr>
-                      <w:rFonts w:ascii="Cambria Math" w:hAnsi="Cambria Math" w:cs="Times New Roman"/>
+                      <w:rFonts w:ascii="Cambria Math" w:hAnsi="Cambria Math"/>
                     </w:rPr>
-                    <m:t>+ β</m:t>
+                    <m:t xml:space="preserve">+ </m:t>
+                  </m:r>
+                  <m:r>
+                    <w:rPr>
+                      <w:rFonts w:ascii="Cambria Math" w:hAnsi="Cambria Math"/>
+                    </w:rPr>
+                    <m:t>β</m:t>
                   </m:r>
                   <m:sSup>
                     <m:sSupPr>
                       <m:ctrlPr>
                         <w:rPr>
-                          <w:rFonts w:ascii="Cambria Math" w:hAnsi="Cambria Math" w:cs="Times New Roman"/>
-                          <w:i/>
+                          <w:rFonts w:ascii="Cambria Math" w:hAnsi="Cambria Math"/>
                         </w:rPr>
                       </m:ctrlPr>
                     </m:sSupPr>
                     <m:e>
                       <m:r>
                         <w:rPr>
-                          <w:rFonts w:ascii="Cambria Math" w:hAnsi="Cambria Math" w:cs="Times New Roman"/>
+                          <w:rFonts w:ascii="Cambria Math" w:hAnsi="Cambria Math"/>
                         </w:rPr>
                         <m:t>q</m:t>
                       </m:r>
@@ -3535,23 +2871,31 @@
                         <m:fPr>
                           <m:ctrlPr>
                             <w:rPr>
-                              <w:rFonts w:ascii="Cambria Math" w:hAnsi="Cambria Math" w:cs="Times New Roman"/>
-                              <w:i/>
+                              <w:rFonts w:ascii="Cambria Math" w:hAnsi="Cambria Math"/>
                             </w:rPr>
                           </m:ctrlPr>
                         </m:fPr>
                         <m:num>
                           <m:r>
                             <w:rPr>
-                              <w:rFonts w:ascii="Cambria Math" w:hAnsi="Cambria Math" w:cs="Times New Roman"/>
+                              <w:rFonts w:ascii="Cambria Math" w:hAnsi="Cambria Math"/>
                             </w:rPr>
-                            <m:t>σ-1</m:t>
+                            <m:t>σ</m:t>
+                          </m:r>
+                          <m:r>
+                            <m:rPr>
+                              <m:sty m:val="p"/>
+                            </m:rPr>
+                            <w:rPr>
+                              <w:rFonts w:ascii="Cambria Math" w:hAnsi="Cambria Math"/>
+                            </w:rPr>
+                            <m:t>-1</m:t>
                           </m:r>
                         </m:num>
                         <m:den>
                           <m:r>
                             <w:rPr>
-                              <w:rFonts w:ascii="Cambria Math" w:hAnsi="Cambria Math" w:cs="Times New Roman"/>
+                              <w:rFonts w:ascii="Cambria Math" w:hAnsi="Cambria Math"/>
                             </w:rPr>
                             <m:t>σ</m:t>
                           </m:r>
@@ -3560,24 +2904,32 @@
                     </m:sup>
                   </m:sSup>
                   <m:r>
+                    <m:rPr>
+                      <m:sty m:val="p"/>
+                    </m:rPr>
                     <w:rPr>
-                      <w:rFonts w:ascii="Cambria Math" w:hAnsi="Cambria Math" w:cs="Times New Roman"/>
+                      <w:rFonts w:ascii="Cambria Math" w:hAnsi="Cambria Math"/>
                     </w:rPr>
-                    <m:t>+γ</m:t>
+                    <m:t>+</m:t>
+                  </m:r>
+                  <m:r>
+                    <w:rPr>
+                      <w:rFonts w:ascii="Cambria Math" w:hAnsi="Cambria Math"/>
+                    </w:rPr>
+                    <m:t>γ</m:t>
                   </m:r>
                   <m:sSup>
                     <m:sSupPr>
                       <m:ctrlPr>
                         <w:rPr>
-                          <w:rFonts w:ascii="Cambria Math" w:hAnsi="Cambria Math" w:cs="Times New Roman"/>
-                          <w:i/>
+                          <w:rFonts w:ascii="Cambria Math" w:hAnsi="Cambria Math"/>
                         </w:rPr>
                       </m:ctrlPr>
                     </m:sSupPr>
                     <m:e>
                       <m:r>
                         <w:rPr>
-                          <w:rFonts w:ascii="Cambria Math" w:hAnsi="Cambria Math" w:cs="Times New Roman"/>
+                          <w:rFonts w:ascii="Cambria Math" w:hAnsi="Cambria Math"/>
                         </w:rPr>
                         <m:t>a</m:t>
                       </m:r>
@@ -3587,23 +2939,31 @@
                         <m:fPr>
                           <m:ctrlPr>
                             <w:rPr>
-                              <w:rFonts w:ascii="Cambria Math" w:hAnsi="Cambria Math" w:cs="Times New Roman"/>
-                              <w:i/>
+                              <w:rFonts w:ascii="Cambria Math" w:hAnsi="Cambria Math"/>
                             </w:rPr>
                           </m:ctrlPr>
                         </m:fPr>
                         <m:num>
                           <m:r>
                             <w:rPr>
-                              <w:rFonts w:ascii="Cambria Math" w:hAnsi="Cambria Math" w:cs="Times New Roman"/>
+                              <w:rFonts w:ascii="Cambria Math" w:hAnsi="Cambria Math"/>
                             </w:rPr>
-                            <m:t>σ-1</m:t>
+                            <m:t>σ</m:t>
+                          </m:r>
+                          <m:r>
+                            <m:rPr>
+                              <m:sty m:val="p"/>
+                            </m:rPr>
+                            <w:rPr>
+                              <w:rFonts w:ascii="Cambria Math" w:hAnsi="Cambria Math"/>
+                            </w:rPr>
+                            <m:t>-1</m:t>
                           </m:r>
                         </m:num>
                         <m:den>
                           <m:r>
                             <w:rPr>
-                              <w:rFonts w:ascii="Cambria Math" w:hAnsi="Cambria Math" w:cs="Times New Roman"/>
+                              <w:rFonts w:ascii="Cambria Math" w:hAnsi="Cambria Math"/>
                             </w:rPr>
                             <m:t>σ</m:t>
                           </m:r>
@@ -3611,35 +2971,22 @@
                       </m:f>
                     </m:sup>
                   </m:sSup>
-                  <m:ctrlPr>
-                    <w:rPr>
-                      <w:rFonts w:ascii="Cambria Math" w:eastAsiaTheme="minorEastAsia" w:hAnsi="Cambria Math" w:cs="Times New Roman"/>
-                      <w:i/>
-                    </w:rPr>
-                  </m:ctrlPr>
                 </m:e>
               </m:d>
-              <m:ctrlPr>
-                <w:rPr>
-                  <w:rFonts w:ascii="Cambria Math" w:hAnsi="Cambria Math" w:cs="Times New Roman"/>
-                  <w:i/>
-                </w:rPr>
-              </m:ctrlPr>
             </m:e>
             <m:sup>
               <m:f>
                 <m:fPr>
                   <m:ctrlPr>
                     <w:rPr>
-                      <w:rFonts w:ascii="Cambria Math" w:hAnsi="Cambria Math" w:cs="Times New Roman"/>
-                      <w:i/>
+                      <w:rFonts w:ascii="Cambria Math" w:hAnsi="Cambria Math"/>
                     </w:rPr>
                   </m:ctrlPr>
                 </m:fPr>
                 <m:num>
                   <m:r>
                     <w:rPr>
-                      <w:rFonts w:ascii="Cambria Math" w:hAnsi="Cambria Math" w:cs="Times New Roman"/>
+                      <w:rFonts w:ascii="Cambria Math" w:hAnsi="Cambria Math"/>
                     </w:rPr>
                     <m:t>σ</m:t>
                   </m:r>
@@ -3647,13 +2994,16 @@
                 <m:den>
                   <m:r>
                     <w:rPr>
-                      <w:rFonts w:ascii="Cambria Math" w:hAnsi="Cambria Math" w:cs="Times New Roman"/>
+                      <w:rFonts w:ascii="Cambria Math" w:hAnsi="Cambria Math"/>
                     </w:rPr>
                     <m:t>σ</m:t>
                   </m:r>
                   <m:r>
+                    <m:rPr>
+                      <m:sty m:val="p"/>
+                    </m:rPr>
                     <w:rPr>
-                      <w:rFonts w:ascii="Cambria Math" w:hAnsi="Cambria Math" w:cs="Times New Roman"/>
+                      <w:rFonts w:ascii="Cambria Math" w:hAnsi="Cambria Math"/>
                     </w:rPr>
                     <m:t>-1</m:t>
                   </m:r>
@@ -3665,155 +3015,103 @@
       </m:oMathPara>
     </w:p>
     <w:p>
-      <w:pPr>
-        <w:rPr>
-          <w:rFonts w:ascii="Times New Roman" w:hAnsi="Times New Roman" w:cs="Times New Roman"/>
-        </w:rPr>
-      </w:pPr>
-      <w:r>
-        <w:rPr>
-          <w:rFonts w:ascii="Times New Roman" w:hAnsi="Times New Roman" w:cs="Times New Roman"/>
-        </w:rPr>
+      <w:r>
         <w:t xml:space="preserve">where </w:t>
       </w:r>
       <m:oMath>
         <m:r>
           <w:rPr>
-            <w:rFonts w:ascii="Cambria Math" w:hAnsi="Cambria Math" w:cs="Times New Roman"/>
+            <w:rFonts w:ascii="Cambria Math" w:hAnsi="Cambria Math"/>
           </w:rPr>
           <m:t>σ&gt;0</m:t>
         </m:r>
       </m:oMath>
       <w:r>
-        <w:rPr>
-          <w:rFonts w:ascii="Times New Roman" w:eastAsiaTheme="minorEastAsia" w:hAnsi="Times New Roman" w:cs="Times New Roman"/>
-        </w:rPr>
         <w:t xml:space="preserve"> </w:t>
       </w:r>
       <w:r>
-        <w:rPr>
-          <w:rFonts w:ascii="Times New Roman" w:hAnsi="Times New Roman" w:cs="Times New Roman"/>
-        </w:rPr>
         <w:t xml:space="preserve">is the elasticity of substitution between goods and </w:t>
       </w:r>
       <m:oMath>
         <m:r>
           <w:rPr>
-            <w:rFonts w:ascii="Cambria Math" w:hAnsi="Cambria Math" w:cs="Times New Roman"/>
+            <w:rFonts w:ascii="Cambria Math" w:hAnsi="Cambria Math"/>
           </w:rPr>
           <m:t>α,β,γ&gt;0</m:t>
         </m:r>
       </m:oMath>
       <w:r>
-        <w:rPr>
-          <w:rFonts w:ascii="Times New Roman" w:hAnsi="Times New Roman" w:cs="Times New Roman"/>
-        </w:rPr>
         <w:t xml:space="preserve">are share parameters. Optimizing subject to the budget constraint </w:t>
       </w:r>
       <m:oMath>
         <m:r>
           <w:rPr>
-            <w:rFonts w:ascii="Cambria Math" w:hAnsi="Cambria Math" w:cs="Times New Roman"/>
+            <w:rFonts w:ascii="Cambria Math" w:hAnsi="Cambria Math"/>
           </w:rPr>
           <m:t>y=c+pq</m:t>
         </m:r>
       </m:oMath>
       <w:r>
-        <w:rPr>
-          <w:rFonts w:ascii="Times New Roman" w:hAnsi="Times New Roman" w:cs="Times New Roman"/>
-        </w:rPr>
         <w:t xml:space="preserve">, where </w:t>
       </w:r>
       <m:oMath>
         <m:r>
           <w:rPr>
-            <w:rFonts w:ascii="Cambria Math" w:hAnsi="Cambria Math" w:cs="Times New Roman"/>
+            <w:rFonts w:ascii="Cambria Math" w:hAnsi="Cambria Math"/>
           </w:rPr>
           <m:t>y</m:t>
         </m:r>
       </m:oMath>
       <w:r>
-        <w:rPr>
-          <w:rFonts w:ascii="Times New Roman" w:eastAsiaTheme="minorEastAsia" w:hAnsi="Times New Roman" w:cs="Times New Roman"/>
-        </w:rPr>
         <w:t xml:space="preserve"> </w:t>
       </w:r>
       <w:r>
-        <w:rPr>
-          <w:rFonts w:ascii="Times New Roman" w:hAnsi="Times New Roman" w:cs="Times New Roman"/>
-        </w:rPr>
         <w:t xml:space="preserve">is income and </w:t>
       </w:r>
       <m:oMath>
         <m:r>
           <w:rPr>
-            <w:rFonts w:ascii="Cambria Math" w:hAnsi="Cambria Math" w:cs="Times New Roman"/>
+            <w:rFonts w:ascii="Cambria Math" w:hAnsi="Cambria Math"/>
           </w:rPr>
           <m:t>p</m:t>
         </m:r>
       </m:oMath>
       <w:r>
-        <w:rPr>
-          <w:rFonts w:ascii="Times New Roman" w:eastAsiaTheme="minorEastAsia" w:hAnsi="Times New Roman" w:cs="Times New Roman"/>
-        </w:rPr>
         <w:t xml:space="preserve"> </w:t>
       </w:r>
       <w:r>
-        <w:rPr>
-          <w:rFonts w:ascii="Times New Roman" w:hAnsi="Times New Roman" w:cs="Times New Roman"/>
-        </w:rPr>
         <w:t>is the price per unit of real estate</w:t>
       </w:r>
       <w:r>
-        <w:rPr>
-          <w:rFonts w:ascii="Times New Roman" w:hAnsi="Times New Roman" w:cs="Times New Roman"/>
-        </w:rPr>
         <w:t>. Together, this</w:t>
       </w:r>
       <w:r>
-        <w:rPr>
-          <w:rFonts w:ascii="Times New Roman" w:hAnsi="Times New Roman" w:cs="Times New Roman"/>
-        </w:rPr>
         <w:t xml:space="preserve"> yields the indirect utility function </w:t>
       </w:r>
       <m:oMath>
         <m:r>
           <w:rPr>
-            <w:rFonts w:ascii="Cambria Math" w:hAnsi="Cambria Math" w:cs="Times New Roman"/>
+            <w:rFonts w:ascii="Cambria Math" w:hAnsi="Cambria Math"/>
           </w:rPr>
           <m:t>V(y,p,a)</m:t>
         </m:r>
       </m:oMath>
       <w:r>
-        <w:rPr>
-          <w:rFonts w:ascii="Times New Roman" w:hAnsi="Times New Roman" w:cs="Times New Roman"/>
-        </w:rPr>
         <w:t>, which summarizes the maximum utility achievable at a given income, price level, and amenity endowment.</w:t>
       </w:r>
       <w:r>
-        <w:rPr>
-          <w:rFonts w:ascii="Times New Roman" w:hAnsi="Times New Roman" w:cs="Times New Roman"/>
-        </w:rPr>
         <w:t xml:space="preserve"> </w:t>
       </w:r>
       <w:r>
-        <w:rPr>
-          <w:rFonts w:ascii="Times New Roman" w:hAnsi="Times New Roman" w:cs="Times New Roman"/>
-        </w:rPr>
         <w:t>With perfect mobility, spatial equilibrium requires:</w:t>
       </w:r>
     </w:p>
     <w:p>
-      <w:pPr>
-        <w:rPr>
-          <w:rFonts w:ascii="Times New Roman" w:hAnsi="Times New Roman" w:cs="Times New Roman"/>
-        </w:rPr>
-      </w:pPr>
       <m:oMathPara>
         <m:oMath>
           <m:r>
             <w:rPr>
-              <w:rFonts w:ascii="Cambria Math" w:hAnsi="Cambria Math" w:cs="Times New Roman"/>
+              <w:rFonts w:ascii="Cambria Math" w:hAnsi="Cambria Math"/>
             </w:rPr>
             <m:t>V</m:t>
           </m:r>
@@ -3821,8 +3119,7 @@
             <m:dPr>
               <m:ctrlPr>
                 <w:rPr>
-                  <w:rFonts w:ascii="Cambria Math" w:hAnsi="Cambria Math" w:cs="Times New Roman"/>
-                  <w:i/>
+                  <w:rFonts w:ascii="Cambria Math" w:hAnsi="Cambria Math"/>
                 </w:rPr>
               </m:ctrlPr>
             </m:dPr>
@@ -3831,15 +3128,14 @@
                 <m:sSubPr>
                   <m:ctrlPr>
                     <w:rPr>
-                      <w:rFonts w:ascii="Cambria Math" w:hAnsi="Cambria Math" w:cs="Times New Roman"/>
-                      <w:i/>
+                      <w:rFonts w:ascii="Cambria Math" w:hAnsi="Cambria Math"/>
                     </w:rPr>
                   </m:ctrlPr>
                 </m:sSubPr>
                 <m:e>
                   <m:r>
                     <w:rPr>
-                      <w:rFonts w:ascii="Cambria Math" w:hAnsi="Cambria Math" w:cs="Times New Roman"/>
+                      <w:rFonts w:ascii="Cambria Math" w:hAnsi="Cambria Math"/>
                     </w:rPr>
                     <m:t>y</m:t>
                   </m:r>
@@ -3847,15 +3143,18 @@
                 <m:sub>
                   <m:r>
                     <w:rPr>
-                      <w:rFonts w:ascii="Cambria Math" w:hAnsi="Cambria Math" w:cs="Times New Roman"/>
+                      <w:rFonts w:ascii="Cambria Math" w:hAnsi="Cambria Math"/>
                     </w:rPr>
                     <m:t>j</m:t>
                   </m:r>
                 </m:sub>
               </m:sSub>
               <m:r>
+                <m:rPr>
+                  <m:sty m:val="p"/>
+                </m:rPr>
                 <w:rPr>
-                  <w:rFonts w:ascii="Cambria Math" w:hAnsi="Cambria Math" w:cs="Times New Roman"/>
+                  <w:rFonts w:ascii="Cambria Math" w:hAnsi="Cambria Math"/>
                 </w:rPr>
                 <m:t>,</m:t>
               </m:r>
@@ -3863,15 +3162,14 @@
                 <m:sSubPr>
                   <m:ctrlPr>
                     <w:rPr>
-                      <w:rFonts w:ascii="Cambria Math" w:hAnsi="Cambria Math" w:cs="Times New Roman"/>
-                      <w:i/>
+                      <w:rFonts w:ascii="Cambria Math" w:hAnsi="Cambria Math"/>
                     </w:rPr>
                   </m:ctrlPr>
                 </m:sSubPr>
                 <m:e>
                   <m:r>
                     <w:rPr>
-                      <w:rFonts w:ascii="Cambria Math" w:hAnsi="Cambria Math" w:cs="Times New Roman"/>
+                      <w:rFonts w:ascii="Cambria Math" w:hAnsi="Cambria Math"/>
                     </w:rPr>
                     <m:t>p</m:t>
                   </m:r>
@@ -3879,15 +3177,18 @@
                 <m:sub>
                   <m:r>
                     <w:rPr>
-                      <w:rFonts w:ascii="Cambria Math" w:hAnsi="Cambria Math" w:cs="Times New Roman"/>
+                      <w:rFonts w:ascii="Cambria Math" w:hAnsi="Cambria Math"/>
                     </w:rPr>
                     <m:t>j</m:t>
                   </m:r>
                 </m:sub>
               </m:sSub>
               <m:r>
+                <m:rPr>
+                  <m:sty m:val="p"/>
+                </m:rPr>
                 <w:rPr>
-                  <w:rFonts w:ascii="Cambria Math" w:hAnsi="Cambria Math" w:cs="Times New Roman"/>
+                  <w:rFonts w:ascii="Cambria Math" w:hAnsi="Cambria Math"/>
                 </w:rPr>
                 <m:t>,</m:t>
               </m:r>
@@ -3895,15 +3196,14 @@
                 <m:sSubPr>
                   <m:ctrlPr>
                     <w:rPr>
-                      <w:rFonts w:ascii="Cambria Math" w:hAnsi="Cambria Math" w:cs="Times New Roman"/>
-                      <w:i/>
+                      <w:rFonts w:ascii="Cambria Math" w:hAnsi="Cambria Math"/>
                     </w:rPr>
                   </m:ctrlPr>
                 </m:sSubPr>
                 <m:e>
                   <m:r>
                     <w:rPr>
-                      <w:rFonts w:ascii="Cambria Math" w:hAnsi="Cambria Math" w:cs="Times New Roman"/>
+                      <w:rFonts w:ascii="Cambria Math" w:hAnsi="Cambria Math"/>
                     </w:rPr>
                     <m:t>a</m:t>
                   </m:r>
@@ -3911,7 +3211,7 @@
                 <m:sub>
                   <m:r>
                     <w:rPr>
-                      <w:rFonts w:ascii="Cambria Math" w:hAnsi="Cambria Math" w:cs="Times New Roman"/>
+                      <w:rFonts w:ascii="Cambria Math" w:hAnsi="Cambria Math"/>
                     </w:rPr>
                     <m:t>j</m:t>
                   </m:r>
@@ -3920,8 +3220,11 @@
             </m:e>
           </m:d>
           <m:r>
+            <m:rPr>
+              <m:sty m:val="p"/>
+            </m:rPr>
             <w:rPr>
-              <w:rFonts w:ascii="Cambria Math" w:hAnsi="Cambria Math" w:cs="Times New Roman"/>
+              <w:rFonts w:ascii="Cambria Math" w:hAnsi="Cambria Math"/>
             </w:rPr>
             <m:t>=</m:t>
           </m:r>
@@ -3930,46 +3233,60 @@
               <m:chr m:val="̅"/>
               <m:ctrlPr>
                 <w:rPr>
-                  <w:rFonts w:ascii="Cambria Math" w:hAnsi="Cambria Math" w:cs="Times New Roman"/>
-                  <w:i/>
+                  <w:rFonts w:ascii="Cambria Math" w:hAnsi="Cambria Math"/>
                 </w:rPr>
               </m:ctrlPr>
             </m:accPr>
             <m:e>
               <m:r>
                 <w:rPr>
-                  <w:rFonts w:ascii="Cambria Math" w:hAnsi="Cambria Math" w:cs="Times New Roman"/>
+                  <w:rFonts w:ascii="Cambria Math" w:hAnsi="Cambria Math"/>
                 </w:rPr>
                 <m:t>u</m:t>
               </m:r>
             </m:e>
           </m:acc>
           <m:r>
+            <m:rPr>
+              <m:sty m:val="p"/>
+            </m:rPr>
             <w:rPr>
-              <w:rFonts w:ascii="Cambria Math" w:hAnsi="Cambria Math" w:cs="Times New Roman"/>
+              <w:rFonts w:ascii="Cambria Math" w:hAnsi="Cambria Math"/>
             </w:rPr>
-            <m:t xml:space="preserve"> ∀j∈J</m:t>
+            <m:t xml:space="preserve"> ∀</m:t>
+          </m:r>
+          <m:r>
+            <w:rPr>
+              <w:rFonts w:ascii="Cambria Math" w:hAnsi="Cambria Math"/>
+            </w:rPr>
+            <m:t>j</m:t>
+          </m:r>
+          <m:r>
+            <m:rPr>
+              <m:sty m:val="p"/>
+            </m:rPr>
+            <w:rPr>
+              <w:rFonts w:ascii="Cambria Math" w:hAnsi="Cambria Math"/>
+            </w:rPr>
+            <m:t>∈</m:t>
+          </m:r>
+          <m:r>
+            <w:rPr>
+              <w:rFonts w:ascii="Cambria Math" w:hAnsi="Cambria Math"/>
+            </w:rPr>
+            <m:t>J</m:t>
           </m:r>
         </m:oMath>
       </m:oMathPara>
     </w:p>
     <w:p>
-      <w:pPr>
-        <w:ind w:firstLine="720"/>
-        <w:rPr>
-          <w:rFonts w:ascii="Times New Roman" w:eastAsiaTheme="minorEastAsia" w:hAnsi="Times New Roman" w:cs="Times New Roman"/>
-        </w:rPr>
-      </w:pPr>
-      <w:r>
-        <w:rPr>
-          <w:rFonts w:ascii="Times New Roman" w:hAnsi="Times New Roman" w:cs="Times New Roman"/>
-        </w:rPr>
+      <w:r>
         <w:t xml:space="preserve">On the firm side, producers face a unit cost function </w:t>
       </w:r>
       <m:oMath>
         <m:r>
           <w:rPr>
-            <w:rFonts w:ascii="Cambria Math" w:hAnsi="Cambria Math" w:cs="Times New Roman"/>
+            <w:rFonts w:ascii="Cambria Math" w:hAnsi="Cambria Math"/>
           </w:rPr>
           <m:t>C(</m:t>
         </m:r>
@@ -3977,14 +3294,14 @@
           <m:sSubPr>
             <m:ctrlPr>
               <w:rPr>
-                <w:rFonts w:ascii="Cambria Math" w:hAnsi="Cambria Math" w:cs="Times New Roman"/>
+                <w:rFonts w:ascii="Cambria Math" w:hAnsi="Cambria Math"/>
               </w:rPr>
             </m:ctrlPr>
           </m:sSubPr>
           <m:e>
             <m:r>
               <w:rPr>
-                <w:rFonts w:ascii="Cambria Math" w:hAnsi="Cambria Math" w:cs="Times New Roman"/>
+                <w:rFonts w:ascii="Cambria Math" w:hAnsi="Cambria Math"/>
               </w:rPr>
               <m:t>y</m:t>
             </m:r>
@@ -3992,7 +3309,7 @@
           <m:sub>
             <m:r>
               <w:rPr>
-                <w:rFonts w:ascii="Cambria Math" w:hAnsi="Cambria Math" w:cs="Times New Roman"/>
+                <w:rFonts w:ascii="Cambria Math" w:hAnsi="Cambria Math"/>
               </w:rPr>
               <m:t>j</m:t>
             </m:r>
@@ -4000,7 +3317,7 @@
         </m:sSub>
         <m:r>
           <w:rPr>
-            <w:rFonts w:ascii="Cambria Math" w:hAnsi="Cambria Math" w:cs="Times New Roman"/>
+            <w:rFonts w:ascii="Cambria Math" w:hAnsi="Cambria Math"/>
           </w:rPr>
           <m:t>,</m:t>
         </m:r>
@@ -4008,14 +3325,14 @@
           <m:sSubPr>
             <m:ctrlPr>
               <w:rPr>
-                <w:rFonts w:ascii="Cambria Math" w:hAnsi="Cambria Math" w:cs="Times New Roman"/>
+                <w:rFonts w:ascii="Cambria Math" w:hAnsi="Cambria Math"/>
               </w:rPr>
             </m:ctrlPr>
           </m:sSubPr>
           <m:e>
             <m:r>
               <w:rPr>
-                <w:rFonts w:ascii="Cambria Math" w:hAnsi="Cambria Math" w:cs="Times New Roman"/>
+                <w:rFonts w:ascii="Cambria Math" w:hAnsi="Cambria Math"/>
               </w:rPr>
               <m:t>p</m:t>
             </m:r>
@@ -4023,7 +3340,7 @@
           <m:sub>
             <m:r>
               <w:rPr>
-                <w:rFonts w:ascii="Cambria Math" w:hAnsi="Cambria Math" w:cs="Times New Roman"/>
+                <w:rFonts w:ascii="Cambria Math" w:hAnsi="Cambria Math"/>
               </w:rPr>
               <m:t>j</m:t>
             </m:r>
@@ -4031,7 +3348,7 @@
         </m:sSub>
         <m:r>
           <w:rPr>
-            <w:rFonts w:ascii="Cambria Math" w:hAnsi="Cambria Math" w:cs="Times New Roman"/>
+            <w:rFonts w:ascii="Cambria Math" w:hAnsi="Cambria Math"/>
           </w:rPr>
           <m:t>,</m:t>
         </m:r>
@@ -4039,14 +3356,14 @@
           <m:sSubPr>
             <m:ctrlPr>
               <w:rPr>
-                <w:rFonts w:ascii="Cambria Math" w:hAnsi="Cambria Math" w:cs="Times New Roman"/>
+                <w:rFonts w:ascii="Cambria Math" w:hAnsi="Cambria Math"/>
               </w:rPr>
             </m:ctrlPr>
           </m:sSubPr>
           <m:e>
             <m:r>
               <w:rPr>
-                <w:rFonts w:ascii="Cambria Math" w:hAnsi="Cambria Math" w:cs="Times New Roman"/>
+                <w:rFonts w:ascii="Cambria Math" w:hAnsi="Cambria Math"/>
               </w:rPr>
               <m:t>a</m:t>
             </m:r>
@@ -4054,7 +3371,7 @@
           <m:sub>
             <m:r>
               <w:rPr>
-                <w:rFonts w:ascii="Cambria Math" w:hAnsi="Cambria Math" w:cs="Times New Roman"/>
+                <w:rFonts w:ascii="Cambria Math" w:hAnsi="Cambria Math"/>
               </w:rPr>
               <m:t>j</m:t>
             </m:r>
@@ -4062,36 +3379,24 @@
         </m:sSub>
         <m:r>
           <w:rPr>
-            <w:rFonts w:ascii="Cambria Math" w:hAnsi="Cambria Math" w:cs="Times New Roman"/>
+            <w:rFonts w:ascii="Cambria Math" w:hAnsi="Cambria Math"/>
           </w:rPr>
           <m:t>)</m:t>
         </m:r>
       </m:oMath>
       <w:r>
-        <w:rPr>
-          <w:rFonts w:ascii="Times New Roman" w:eastAsiaTheme="minorEastAsia" w:hAnsi="Times New Roman" w:cs="Times New Roman"/>
-        </w:rPr>
         <w:t xml:space="preserve"> that is increasing in wages and prices, with ambiguous movement in amenities. </w:t>
       </w:r>
       <w:r>
-        <w:rPr>
-          <w:rFonts w:ascii="Times New Roman" w:eastAsiaTheme="minorEastAsia" w:hAnsi="Times New Roman" w:cs="Times New Roman"/>
-        </w:rPr>
         <w:t>Under perfect competition with constant returns to scale, zero profits require:</w:t>
       </w:r>
     </w:p>
     <w:p>
-      <w:pPr>
-        <w:ind w:firstLine="720"/>
-        <w:rPr>
-          <w:rFonts w:ascii="Times New Roman" w:hAnsi="Times New Roman" w:cs="Times New Roman"/>
-        </w:rPr>
-      </w:pPr>
       <m:oMathPara>
         <m:oMath>
           <m:r>
             <w:rPr>
-              <w:rFonts w:ascii="Cambria Math" w:hAnsi="Cambria Math" w:cs="Times New Roman"/>
+              <w:rFonts w:ascii="Cambria Math" w:hAnsi="Cambria Math"/>
             </w:rPr>
             <m:t>C</m:t>
           </m:r>
@@ -4099,8 +3404,7 @@
             <m:dPr>
               <m:ctrlPr>
                 <w:rPr>
-                  <w:rFonts w:ascii="Cambria Math" w:hAnsi="Cambria Math" w:cs="Times New Roman"/>
-                  <w:i/>
+                  <w:rFonts w:ascii="Cambria Math" w:hAnsi="Cambria Math"/>
                   <w:iCs/>
                 </w:rPr>
               </m:ctrlPr>
@@ -4110,22 +3414,20 @@
                 <m:sSubPr>
                   <m:ctrlPr>
                     <w:rPr>
-                      <w:rFonts w:ascii="Cambria Math" w:hAnsi="Cambria Math" w:cs="Times New Roman"/>
-                      <w:i/>
+                      <w:rFonts w:ascii="Cambria Math" w:hAnsi="Cambria Math"/>
                     </w:rPr>
                   </m:ctrlPr>
                 </m:sSubPr>
                 <m:e>
                   <m:r>
                     <w:rPr>
-                      <w:rFonts w:ascii="Cambria Math" w:hAnsi="Cambria Math" w:cs="Times New Roman"/>
+                      <w:rFonts w:ascii="Cambria Math" w:hAnsi="Cambria Math"/>
                     </w:rPr>
                     <m:t>y</m:t>
                   </m:r>
                   <m:ctrlPr>
                     <w:rPr>
-                      <w:rFonts w:ascii="Cambria Math" w:hAnsi="Cambria Math" w:cs="Times New Roman"/>
-                      <w:i/>
+                      <w:rFonts w:ascii="Cambria Math" w:hAnsi="Cambria Math"/>
                       <w:iCs/>
                     </w:rPr>
                   </m:ctrlPr>
@@ -4133,15 +3435,18 @@
                 <m:sub>
                   <m:r>
                     <w:rPr>
-                      <w:rFonts w:ascii="Cambria Math" w:hAnsi="Cambria Math" w:cs="Times New Roman"/>
+                      <w:rFonts w:ascii="Cambria Math" w:hAnsi="Cambria Math"/>
                     </w:rPr>
                     <m:t>j</m:t>
                   </m:r>
                 </m:sub>
               </m:sSub>
               <m:r>
+                <m:rPr>
+                  <m:sty m:val="p"/>
+                </m:rPr>
                 <w:rPr>
-                  <w:rFonts w:ascii="Cambria Math" w:hAnsi="Cambria Math" w:cs="Times New Roman"/>
+                  <w:rFonts w:ascii="Cambria Math" w:hAnsi="Cambria Math"/>
                 </w:rPr>
                 <m:t>​,</m:t>
               </m:r>
@@ -4149,15 +3454,14 @@
                 <m:sSubPr>
                   <m:ctrlPr>
                     <w:rPr>
-                      <w:rFonts w:ascii="Cambria Math" w:hAnsi="Cambria Math" w:cs="Times New Roman"/>
-                      <w:i/>
+                      <w:rFonts w:ascii="Cambria Math" w:hAnsi="Cambria Math"/>
                     </w:rPr>
                   </m:ctrlPr>
                 </m:sSubPr>
                 <m:e>
                   <m:r>
                     <w:rPr>
-                      <w:rFonts w:ascii="Cambria Math" w:hAnsi="Cambria Math" w:cs="Times New Roman"/>
+                      <w:rFonts w:ascii="Cambria Math" w:hAnsi="Cambria Math"/>
                     </w:rPr>
                     <m:t>p</m:t>
                   </m:r>
@@ -4165,15 +3469,18 @@
                 <m:sub>
                   <m:r>
                     <w:rPr>
-                      <w:rFonts w:ascii="Cambria Math" w:hAnsi="Cambria Math" w:cs="Times New Roman"/>
+                      <w:rFonts w:ascii="Cambria Math" w:hAnsi="Cambria Math"/>
                     </w:rPr>
                     <m:t>j</m:t>
                   </m:r>
                 </m:sub>
               </m:sSub>
               <m:r>
+                <m:rPr>
+                  <m:sty m:val="p"/>
+                </m:rPr>
                 <w:rPr>
-                  <w:rFonts w:ascii="Cambria Math" w:hAnsi="Cambria Math" w:cs="Times New Roman"/>
+                  <w:rFonts w:ascii="Cambria Math" w:hAnsi="Cambria Math"/>
                 </w:rPr>
                 <m:t>​,</m:t>
               </m:r>
@@ -4181,15 +3488,14 @@
                 <m:sSubPr>
                   <m:ctrlPr>
                     <w:rPr>
-                      <w:rFonts w:ascii="Cambria Math" w:hAnsi="Cambria Math" w:cs="Times New Roman"/>
-                      <w:i/>
+                      <w:rFonts w:ascii="Cambria Math" w:hAnsi="Cambria Math"/>
                     </w:rPr>
                   </m:ctrlPr>
                 </m:sSubPr>
                 <m:e>
                   <m:r>
                     <w:rPr>
-                      <w:rFonts w:ascii="Cambria Math" w:hAnsi="Cambria Math" w:cs="Times New Roman"/>
+                      <w:rFonts w:ascii="Cambria Math" w:hAnsi="Cambria Math"/>
                     </w:rPr>
                     <m:t>a</m:t>
                   </m:r>
@@ -4197,39 +3503,41 @@
                 <m:sub>
                   <m:r>
                     <w:rPr>
-                      <w:rFonts w:ascii="Cambria Math" w:hAnsi="Cambria Math" w:cs="Times New Roman"/>
+                      <w:rFonts w:ascii="Cambria Math" w:hAnsi="Cambria Math"/>
                     </w:rPr>
                     <m:t>j</m:t>
                   </m:r>
                 </m:sub>
               </m:sSub>
               <m:r>
+                <m:rPr>
+                  <m:sty m:val="p"/>
+                </m:rPr>
                 <w:rPr>
-                  <w:rFonts w:ascii="Cambria Math" w:hAnsi="Cambria Math" w:cs="Times New Roman"/>
+                  <w:rFonts w:ascii="Cambria Math" w:hAnsi="Cambria Math"/>
                 </w:rPr>
                 <m:t>​</m:t>
               </m:r>
               <m:ctrlPr>
                 <w:rPr>
-                  <w:rFonts w:ascii="Cambria Math" w:hAnsi="Cambria Math" w:cs="Times New Roman"/>
-                  <w:i/>
+                  <w:rFonts w:ascii="Cambria Math" w:hAnsi="Cambria Math"/>
                 </w:rPr>
               </m:ctrlPr>
             </m:e>
           </m:d>
           <m:r>
+            <m:rPr>
+              <m:sty m:val="p"/>
+            </m:rPr>
             <w:rPr>
-              <w:rFonts w:ascii="Cambria Math" w:hAnsi="Cambria Math" w:cs="Times New Roman"/>
+              <w:rFonts w:ascii="Cambria Math" w:hAnsi="Cambria Math"/>
             </w:rPr>
-            <m:t>=</m:t>
+            <m:t>=1</m:t>
           </m:r>
           <m:r>
-            <w:rPr>
-              <w:rFonts w:ascii="Cambria Math" w:hAnsi="Cambria Math" w:cs="Times New Roman"/>
-            </w:rPr>
-            <m:t>1</m:t>
-          </m:r>
-          <m:r>
+            <m:rPr>
+              <m:sty m:val="p"/>
+            </m:rPr>
             <w:rPr>
               <w:rFonts w:ascii="Cambria Math" w:hAnsi="Cambria Math" w:cs="Cambria Math"/>
             </w:rPr>
@@ -4237,11 +3545,14 @@
           </m:r>
           <m:r>
             <w:rPr>
-              <w:rFonts w:ascii="Cambria Math" w:hAnsi="Cambria Math" w:cs="Times New Roman"/>
+              <w:rFonts w:ascii="Cambria Math" w:hAnsi="Cambria Math"/>
             </w:rPr>
             <m:t>j</m:t>
           </m:r>
           <m:r>
+            <m:rPr>
+              <m:sty m:val="p"/>
+            </m:rPr>
             <w:rPr>
               <w:rFonts w:ascii="Cambria Math" w:hAnsi="Cambria Math" w:cs="Cambria Math"/>
             </w:rPr>
@@ -4249,7 +3560,7 @@
           </m:r>
           <m:r>
             <w:rPr>
-              <w:rFonts w:ascii="Cambria Math" w:hAnsi="Cambria Math" w:cs="Times New Roman"/>
+              <w:rFonts w:ascii="Cambria Math" w:hAnsi="Cambria Math"/>
             </w:rPr>
             <m:t>J</m:t>
           </m:r>
@@ -4257,16 +3568,7 @@
       </m:oMathPara>
     </w:p>
     <w:p>
-      <w:pPr>
-        <w:ind w:firstLine="720"/>
-        <w:rPr>
-          <w:rFonts w:ascii="Times New Roman" w:hAnsi="Times New Roman" w:cs="Times New Roman"/>
-        </w:rPr>
-      </w:pPr>
-      <w:r>
-        <w:rPr>
-          <w:rFonts w:ascii="Times New Roman" w:hAnsi="Times New Roman" w:cs="Times New Roman"/>
-        </w:rPr>
+      <w:r>
         <w:t xml:space="preserve">Together, these two conditions pin down the equilibrium wage </w:t>
       </w:r>
       <m:oMath>
@@ -4274,14 +3576,14 @@
           <m:sSubPr>
             <m:ctrlPr>
               <w:rPr>
-                <w:rFonts w:ascii="Cambria Math" w:hAnsi="Cambria Math" w:cs="Times New Roman"/>
+                <w:rFonts w:ascii="Cambria Math" w:hAnsi="Cambria Math"/>
               </w:rPr>
             </m:ctrlPr>
           </m:sSubPr>
           <m:e>
             <m:r>
               <w:rPr>
-                <w:rFonts w:ascii="Cambria Math" w:hAnsi="Cambria Math" w:cs="Times New Roman"/>
+                <w:rFonts w:ascii="Cambria Math" w:hAnsi="Cambria Math"/>
               </w:rPr>
               <m:t>y</m:t>
             </m:r>
@@ -4289,7 +3591,7 @@
           <m:sub>
             <m:r>
               <w:rPr>
-                <w:rFonts w:ascii="Cambria Math" w:hAnsi="Cambria Math" w:cs="Times New Roman"/>
+                <w:rFonts w:ascii="Cambria Math" w:hAnsi="Cambria Math"/>
               </w:rPr>
               <m:t>j</m:t>
             </m:r>
@@ -4297,9 +3599,6 @@
         </m:sSub>
       </m:oMath>
       <w:r>
-        <w:rPr>
-          <w:rFonts w:ascii="Times New Roman" w:hAnsi="Times New Roman" w:cs="Times New Roman"/>
-        </w:rPr>
         <w:t xml:space="preserve">and land price </w:t>
       </w:r>
       <m:oMath>
@@ -4307,14 +3606,14 @@
           <m:sSubPr>
             <m:ctrlPr>
               <w:rPr>
-                <w:rFonts w:ascii="Cambria Math" w:hAnsi="Cambria Math" w:cs="Times New Roman"/>
+                <w:rFonts w:ascii="Cambria Math" w:hAnsi="Cambria Math"/>
               </w:rPr>
             </m:ctrlPr>
           </m:sSubPr>
           <m:e>
             <m:r>
               <w:rPr>
-                <w:rFonts w:ascii="Cambria Math" w:hAnsi="Cambria Math" w:cs="Times New Roman"/>
+                <w:rFonts w:ascii="Cambria Math" w:hAnsi="Cambria Math"/>
               </w:rPr>
               <m:t>p</m:t>
             </m:r>
@@ -4322,7 +3621,7 @@
           <m:sub>
             <m:r>
               <w:rPr>
-                <w:rFonts w:ascii="Cambria Math" w:hAnsi="Cambria Math" w:cs="Times New Roman"/>
+                <w:rFonts w:ascii="Cambria Math" w:hAnsi="Cambria Math"/>
               </w:rPr>
               <m:t>j</m:t>
             </m:r>
@@ -4330,9 +3629,6 @@
         </m:sSub>
       </m:oMath>
       <w:r>
-        <w:rPr>
-          <w:rFonts w:ascii="Times New Roman" w:hAnsi="Times New Roman" w:cs="Times New Roman"/>
-        </w:rPr>
         <w:t xml:space="preserve">as joint functions of the amenity index </w:t>
       </w:r>
       <m:oMath>
@@ -4340,14 +3636,14 @@
           <m:sSubPr>
             <m:ctrlPr>
               <w:rPr>
-                <w:rFonts w:ascii="Cambria Math" w:hAnsi="Cambria Math" w:cs="Times New Roman"/>
+                <w:rFonts w:ascii="Cambria Math" w:hAnsi="Cambria Math"/>
               </w:rPr>
             </m:ctrlPr>
           </m:sSubPr>
           <m:e>
             <m:r>
               <w:rPr>
-                <w:rFonts w:ascii="Cambria Math" w:hAnsi="Cambria Math" w:cs="Times New Roman"/>
+                <w:rFonts w:ascii="Cambria Math" w:hAnsi="Cambria Math"/>
               </w:rPr>
               <m:t>a</m:t>
             </m:r>
@@ -4355,7 +3651,7 @@
           <m:sub>
             <m:r>
               <w:rPr>
-                <w:rFonts w:ascii="Cambria Math" w:hAnsi="Cambria Math" w:cs="Times New Roman"/>
+                <w:rFonts w:ascii="Cambria Math" w:hAnsi="Cambria Math"/>
               </w:rPr>
               <m:t>j</m:t>
             </m:r>
@@ -4363,111 +3659,63 @@
         </m:sSub>
       </m:oMath>
       <w:r>
-        <w:rPr>
-          <w:rFonts w:ascii="Times New Roman" w:hAnsi="Times New Roman" w:cs="Times New Roman"/>
-        </w:rPr>
         <w:t>at each location. The model predicts that high-amenity locations command higher land prices and, depending on whether amenities reduce firm costs, potentially lower wages: consumers bid up rents to access desirable locations while firms adjust wages to reflect their local cost conditions (Brueckner, 2011).</w:t>
       </w:r>
       <w:r>
-        <w:rPr>
-          <w:rFonts w:ascii="Times New Roman" w:hAnsi="Times New Roman" w:cs="Times New Roman"/>
-        </w:rPr>
         <w:t xml:space="preserve"> </w:t>
       </w:r>
       <w:r>
-        <w:rPr>
-          <w:rFonts w:ascii="Times New Roman" w:hAnsi="Times New Roman" w:cs="Times New Roman"/>
-        </w:rPr>
         <w:t>In this benchmark, any location-specific advantage is fully arbitraged away through price adjustment</w:t>
       </w:r>
       <w:r>
-        <w:rPr>
-          <w:rFonts w:ascii="Times New Roman" w:hAnsi="Times New Roman" w:cs="Times New Roman"/>
-        </w:rPr>
         <w:t>.</w:t>
       </w:r>
     </w:p>
     <w:p>
-      <w:pPr>
-        <w:ind w:firstLine="720"/>
-        <w:rPr>
-          <w:rFonts w:ascii="Times New Roman" w:eastAsiaTheme="minorEastAsia" w:hAnsi="Times New Roman" w:cs="Times New Roman"/>
-        </w:rPr>
-      </w:pPr>
-      <w:r>
-        <w:rPr>
-          <w:rFonts w:ascii="Times New Roman" w:hAnsi="Times New Roman" w:cs="Times New Roman"/>
-        </w:rPr>
+      <w:r>
         <w:t xml:space="preserve">Now </w:t>
       </w:r>
       <w:r>
-        <w:rPr>
-          <w:rFonts w:ascii="Times New Roman" w:hAnsi="Times New Roman" w:cs="Times New Roman"/>
-        </w:rPr>
         <w:t>consider an</w:t>
       </w:r>
       <w:r>
-        <w:rPr>
-          <w:rFonts w:ascii="Times New Roman" w:hAnsi="Times New Roman" w:cs="Times New Roman"/>
-        </w:rPr>
         <w:t xml:space="preserve"> enterprise zone is introduced at location </w:t>
       </w:r>
       <m:oMath>
         <m:r>
           <w:rPr>
-            <w:rFonts w:ascii="Cambria Math" w:hAnsi="Cambria Math" w:cs="Times New Roman"/>
+            <w:rFonts w:ascii="Cambria Math" w:hAnsi="Cambria Math"/>
           </w:rPr>
           <m:t>j</m:t>
         </m:r>
       </m:oMath>
       <w:r>
-        <w:rPr>
-          <w:rFonts w:ascii="Times New Roman" w:eastAsiaTheme="minorEastAsia" w:hAnsi="Times New Roman" w:cs="Times New Roman"/>
-        </w:rPr>
         <w:t xml:space="preserve">, </w:t>
       </w:r>
       <w:r>
-        <w:rPr>
-          <w:rFonts w:ascii="Times New Roman" w:eastAsiaTheme="minorEastAsia" w:hAnsi="Times New Roman" w:cs="Times New Roman"/>
-        </w:rPr>
         <w:t>which operates as an ad valorem subsidy</w:t>
       </w:r>
       <w:r>
-        <w:rPr>
-          <w:rFonts w:ascii="Times New Roman" w:eastAsiaTheme="minorEastAsia" w:hAnsi="Times New Roman" w:cs="Times New Roman"/>
-        </w:rPr>
         <w:t>,</w:t>
       </w:r>
       <w:r>
-        <w:rPr>
-          <w:rFonts w:ascii="Times New Roman" w:eastAsiaTheme="minorEastAsia" w:hAnsi="Times New Roman" w:cs="Times New Roman"/>
-        </w:rPr>
         <w:t xml:space="preserve"> </w:t>
       </w:r>
       <m:oMath>
         <m:r>
           <w:rPr>
-            <w:rFonts w:ascii="Cambria Math" w:eastAsiaTheme="minorEastAsia" w:hAnsi="Cambria Math" w:cs="Times New Roman"/>
+            <w:rFonts w:ascii="Cambria Math" w:hAnsi="Cambria Math"/>
           </w:rPr>
           <m:t>s</m:t>
         </m:r>
       </m:oMath>
       <w:r>
-        <w:rPr>
-          <w:rFonts w:ascii="Times New Roman" w:eastAsiaTheme="minorEastAsia" w:hAnsi="Times New Roman" w:cs="Times New Roman"/>
-        </w:rPr>
         <w:t>,</w:t>
       </w:r>
       <w:r>
-        <w:rPr>
-          <w:rFonts w:ascii="Times New Roman" w:eastAsiaTheme="minorEastAsia" w:hAnsi="Times New Roman" w:cs="Times New Roman"/>
-        </w:rPr>
         <w:t xml:space="preserve"> </w:t>
       </w:r>
       <w:r>
-        <w:rPr>
-          <w:rFonts w:ascii="Times New Roman" w:eastAsiaTheme="minorEastAsia" w:hAnsi="Times New Roman" w:cs="Times New Roman"/>
-        </w:rPr>
         <w:t xml:space="preserve">on assessed real property improvements, reducing the effective land price faced by firms from </w:t>
       </w:r>
       <m:oMath>
@@ -4475,14 +3723,14 @@
           <m:sSubPr>
             <m:ctrlPr>
               <w:rPr>
-                <w:rFonts w:ascii="Cambria Math" w:eastAsiaTheme="minorEastAsia" w:hAnsi="Cambria Math" w:cs="Times New Roman"/>
+                <w:rFonts w:ascii="Cambria Math" w:hAnsi="Cambria Math"/>
               </w:rPr>
             </m:ctrlPr>
           </m:sSubPr>
           <m:e>
             <m:r>
               <w:rPr>
-                <w:rFonts w:ascii="Cambria Math" w:eastAsiaTheme="minorEastAsia" w:hAnsi="Cambria Math" w:cs="Times New Roman"/>
+                <w:rFonts w:ascii="Cambria Math" w:hAnsi="Cambria Math"/>
               </w:rPr>
               <m:t>p</m:t>
             </m:r>
@@ -4490,7 +3738,7 @@
           <m:sub>
             <m:r>
               <w:rPr>
-                <w:rFonts w:ascii="Cambria Math" w:eastAsiaTheme="minorEastAsia" w:hAnsi="Cambria Math" w:cs="Times New Roman"/>
+                <w:rFonts w:ascii="Cambria Math" w:hAnsi="Cambria Math"/>
               </w:rPr>
               <m:t>j</m:t>
             </m:r>
@@ -4498,15 +3746,9 @@
         </m:sSub>
       </m:oMath>
       <w:r>
-        <w:rPr>
-          <w:rFonts w:ascii="Times New Roman" w:eastAsiaTheme="minorEastAsia" w:hAnsi="Times New Roman" w:cs="Times New Roman"/>
-        </w:rPr>
         <w:t xml:space="preserve"> </w:t>
       </w:r>
       <w:r>
-        <w:rPr>
-          <w:rFonts w:ascii="Times New Roman" w:eastAsiaTheme="minorEastAsia" w:hAnsi="Times New Roman" w:cs="Times New Roman"/>
-        </w:rPr>
         <w:t xml:space="preserve">to </w:t>
       </w:r>
       <m:oMath>
@@ -4514,14 +3756,14 @@
           <m:sSubPr>
             <m:ctrlPr>
               <w:rPr>
-                <w:rFonts w:ascii="Cambria Math" w:eastAsiaTheme="minorEastAsia" w:hAnsi="Cambria Math" w:cs="Times New Roman"/>
+                <w:rFonts w:ascii="Cambria Math" w:hAnsi="Cambria Math"/>
               </w:rPr>
             </m:ctrlPr>
           </m:sSubPr>
           <m:e>
             <m:r>
               <w:rPr>
-                <w:rFonts w:ascii="Cambria Math" w:eastAsiaTheme="minorEastAsia" w:hAnsi="Cambria Math" w:cs="Times New Roman"/>
+                <w:rFonts w:ascii="Cambria Math" w:hAnsi="Cambria Math"/>
               </w:rPr>
               <m:t>p</m:t>
             </m:r>
@@ -4529,7 +3771,7 @@
           <m:sub>
             <m:r>
               <w:rPr>
-                <w:rFonts w:ascii="Cambria Math" w:eastAsiaTheme="minorEastAsia" w:hAnsi="Cambria Math" w:cs="Times New Roman"/>
+                <w:rFonts w:ascii="Cambria Math" w:hAnsi="Cambria Math"/>
               </w:rPr>
               <m:t>j</m:t>
             </m:r>
@@ -4537,33 +3779,21 @@
         </m:sSub>
         <m:r>
           <w:rPr>
-            <w:rFonts w:ascii="Cambria Math" w:eastAsiaTheme="minorEastAsia" w:hAnsi="Cambria Math" w:cs="Times New Roman"/>
+            <w:rFonts w:ascii="Cambria Math" w:hAnsi="Cambria Math"/>
           </w:rPr>
           <m:t>(1-s)</m:t>
         </m:r>
       </m:oMath>
       <w:r>
-        <w:rPr>
-          <w:rFonts w:ascii="Times New Roman" w:eastAsiaTheme="minorEastAsia" w:hAnsi="Times New Roman" w:cs="Times New Roman"/>
-        </w:rPr>
         <w:t>.</w:t>
       </w:r>
       <w:r>
-        <w:rPr>
-          <w:rFonts w:ascii="Times New Roman" w:eastAsiaTheme="minorEastAsia" w:hAnsi="Times New Roman" w:cs="Times New Roman"/>
-        </w:rPr>
-        <w:t xml:space="preserve"> </w:t>
-      </w:r>
-      <w:r>
-        <w:rPr>
-          <w:rFonts w:ascii="Times New Roman" w:hAnsi="Times New Roman" w:cs="Times New Roman"/>
-        </w:rPr>
-        <w:t xml:space="preserve">This shock affects both consumer and firm equilibrium conditions simultaneously. The zero-profit condition becomes </w:t>
+        <w:t xml:space="preserve"> This shock affects both consumer and firm equilibrium conditions simultaneously. The zero-profit condition becomes </w:t>
       </w:r>
       <m:oMath>
         <m:r>
           <w:rPr>
-            <w:rFonts w:ascii="Cambria Math" w:hAnsi="Cambria Math" w:cs="Times New Roman"/>
+            <w:rFonts w:ascii="Cambria Math" w:hAnsi="Cambria Math"/>
           </w:rPr>
           <m:t>C</m:t>
         </m:r>
@@ -4571,7 +3801,7 @@
           <m:dPr>
             <m:ctrlPr>
               <w:rPr>
-                <w:rFonts w:ascii="Cambria Math" w:hAnsi="Cambria Math" w:cs="Times New Roman"/>
+                <w:rFonts w:ascii="Cambria Math" w:hAnsi="Cambria Math"/>
                 <w:i/>
                 <w:iCs/>
               </w:rPr>
@@ -4582,7 +3812,7 @@
               <m:sSubPr>
                 <m:ctrlPr>
                   <w:rPr>
-                    <w:rFonts w:ascii="Cambria Math" w:hAnsi="Cambria Math" w:cs="Times New Roman"/>
+                    <w:rFonts w:ascii="Cambria Math" w:hAnsi="Cambria Math"/>
                     <w:i/>
                   </w:rPr>
                 </m:ctrlPr>
@@ -4590,13 +3820,13 @@
               <m:e>
                 <m:r>
                   <w:rPr>
-                    <w:rFonts w:ascii="Cambria Math" w:hAnsi="Cambria Math" w:cs="Times New Roman"/>
+                    <w:rFonts w:ascii="Cambria Math" w:hAnsi="Cambria Math"/>
                   </w:rPr>
                   <m:t>y</m:t>
                 </m:r>
                 <m:ctrlPr>
                   <w:rPr>
-                    <w:rFonts w:ascii="Cambria Math" w:hAnsi="Cambria Math" w:cs="Times New Roman"/>
+                    <w:rFonts w:ascii="Cambria Math" w:hAnsi="Cambria Math"/>
                     <w:i/>
                     <w:iCs/>
                   </w:rPr>
@@ -4605,7 +3835,7 @@
               <m:sub>
                 <m:r>
                   <w:rPr>
-                    <w:rFonts w:ascii="Cambria Math" w:hAnsi="Cambria Math" w:cs="Times New Roman"/>
+                    <w:rFonts w:ascii="Cambria Math" w:hAnsi="Cambria Math"/>
                   </w:rPr>
                   <m:t>j</m:t>
                 </m:r>
@@ -4613,7 +3843,7 @@
             </m:sSub>
             <m:r>
               <w:rPr>
-                <w:rFonts w:ascii="Cambria Math" w:hAnsi="Cambria Math" w:cs="Times New Roman"/>
+                <w:rFonts w:ascii="Cambria Math" w:hAnsi="Cambria Math"/>
               </w:rPr>
               <m:t>​,</m:t>
             </m:r>
@@ -4621,7 +3851,7 @@
               <m:sSubPr>
                 <m:ctrlPr>
                   <w:rPr>
-                    <w:rFonts w:ascii="Cambria Math" w:hAnsi="Cambria Math" w:cs="Times New Roman"/>
+                    <w:rFonts w:ascii="Cambria Math" w:hAnsi="Cambria Math"/>
                     <w:i/>
                   </w:rPr>
                 </m:ctrlPr>
@@ -4629,7 +3859,7 @@
               <m:e>
                 <m:r>
                   <w:rPr>
-                    <w:rFonts w:ascii="Cambria Math" w:hAnsi="Cambria Math" w:cs="Times New Roman"/>
+                    <w:rFonts w:ascii="Cambria Math" w:hAnsi="Cambria Math"/>
                   </w:rPr>
                   <m:t>p</m:t>
                 </m:r>
@@ -4637,7 +3867,7 @@
               <m:sub>
                 <m:r>
                   <w:rPr>
-                    <w:rFonts w:ascii="Cambria Math" w:hAnsi="Cambria Math" w:cs="Times New Roman"/>
+                    <w:rFonts w:ascii="Cambria Math" w:hAnsi="Cambria Math"/>
                   </w:rPr>
                   <m:t>j</m:t>
                 </m:r>
@@ -4645,27 +3875,15 @@
             </m:sSub>
             <m:r>
               <w:rPr>
-                <w:rFonts w:ascii="Cambria Math" w:hAnsi="Cambria Math" w:cs="Times New Roman"/>
+                <w:rFonts w:ascii="Cambria Math" w:hAnsi="Cambria Math"/>
               </w:rPr>
-              <m:t>​</m:t>
-            </m:r>
-            <m:r>
-              <w:rPr>
-                <w:rFonts w:ascii="Cambria Math" w:hAnsi="Cambria Math" w:cs="Times New Roman"/>
-              </w:rPr>
-              <m:t>(1-s)</m:t>
-            </m:r>
-            <m:r>
-              <w:rPr>
-                <w:rFonts w:ascii="Cambria Math" w:hAnsi="Cambria Math" w:cs="Times New Roman"/>
-              </w:rPr>
-              <m:t>,</m:t>
+              <m:t>​(1-s),</m:t>
             </m:r>
             <m:sSub>
               <m:sSubPr>
                 <m:ctrlPr>
                   <w:rPr>
-                    <w:rFonts w:ascii="Cambria Math" w:hAnsi="Cambria Math" w:cs="Times New Roman"/>
+                    <w:rFonts w:ascii="Cambria Math" w:hAnsi="Cambria Math"/>
                     <w:i/>
                   </w:rPr>
                 </m:ctrlPr>
@@ -4673,7 +3891,7 @@
               <m:e>
                 <m:r>
                   <w:rPr>
-                    <w:rFonts w:ascii="Cambria Math" w:hAnsi="Cambria Math" w:cs="Times New Roman"/>
+                    <w:rFonts w:ascii="Cambria Math" w:hAnsi="Cambria Math"/>
                   </w:rPr>
                   <m:t>a</m:t>
                 </m:r>
@@ -4681,7 +3899,7 @@
               <m:sub>
                 <m:r>
                   <w:rPr>
-                    <w:rFonts w:ascii="Cambria Math" w:hAnsi="Cambria Math" w:cs="Times New Roman"/>
+                    <w:rFonts w:ascii="Cambria Math" w:hAnsi="Cambria Math"/>
                   </w:rPr>
                   <m:t>j</m:t>
                 </m:r>
@@ -4689,13 +3907,13 @@
             </m:sSub>
             <m:r>
               <w:rPr>
-                <w:rFonts w:ascii="Cambria Math" w:hAnsi="Cambria Math" w:cs="Times New Roman"/>
+                <w:rFonts w:ascii="Cambria Math" w:hAnsi="Cambria Math"/>
               </w:rPr>
               <m:t>​</m:t>
             </m:r>
             <m:ctrlPr>
               <w:rPr>
-                <w:rFonts w:ascii="Cambria Math" w:hAnsi="Cambria Math" w:cs="Times New Roman"/>
+                <w:rFonts w:ascii="Cambria Math" w:hAnsi="Cambria Math"/>
                 <w:i/>
               </w:rPr>
             </m:ctrlPr>
@@ -4703,66 +3921,35 @@
         </m:d>
         <m:r>
           <w:rPr>
-            <w:rFonts w:ascii="Cambria Math" w:hAnsi="Cambria Math" w:cs="Times New Roman"/>
+            <w:rFonts w:ascii="Cambria Math" w:hAnsi="Cambria Math"/>
           </w:rPr>
-          <m:t>=</m:t>
-        </m:r>
-        <m:r>
-          <w:rPr>
-            <w:rFonts w:ascii="Cambria Math" w:hAnsi="Cambria Math" w:cs="Times New Roman"/>
-          </w:rPr>
-          <m:t>1</m:t>
+          <m:t>=1</m:t>
         </m:r>
       </m:oMath>
       <w:r>
-        <w:rPr>
-          <w:rFonts w:ascii="Times New Roman" w:eastAsiaTheme="minorEastAsia" w:hAnsi="Times New Roman" w:cs="Times New Roman"/>
-        </w:rPr>
         <w:t>. This new</w:t>
       </w:r>
       <w:r>
-        <w:rPr>
-          <w:rFonts w:ascii="Times New Roman" w:eastAsiaTheme="minorEastAsia" w:hAnsi="Times New Roman" w:cs="Times New Roman"/>
-        </w:rPr>
         <w:t xml:space="preserve"> equilibrium occurs </w:t>
       </w:r>
       <w:r>
-        <w:rPr>
-          <w:rFonts w:ascii="Times New Roman" w:eastAsiaTheme="minorEastAsia" w:hAnsi="Times New Roman" w:cs="Times New Roman"/>
-        </w:rPr>
         <w:t>at a lower land price or higher wage than before</w:t>
       </w:r>
       <w:r>
-        <w:rPr>
-          <w:rFonts w:ascii="Times New Roman" w:eastAsiaTheme="minorEastAsia" w:hAnsi="Times New Roman" w:cs="Times New Roman"/>
-        </w:rPr>
         <w:t xml:space="preserve">, shifting the firm’s </w:t>
       </w:r>
       <w:proofErr w:type="spellStart"/>
       <w:r>
-        <w:rPr>
-          <w:rFonts w:ascii="Times New Roman" w:eastAsiaTheme="minorEastAsia" w:hAnsi="Times New Roman" w:cs="Times New Roman"/>
-        </w:rPr>
-        <w:lastRenderedPageBreak/>
         <w:t>isoprofit</w:t>
       </w:r>
       <w:proofErr w:type="spellEnd"/>
       <w:r>
-        <w:rPr>
-          <w:rFonts w:ascii="Times New Roman" w:eastAsiaTheme="minorEastAsia" w:hAnsi="Times New Roman" w:cs="Times New Roman"/>
-        </w:rPr>
         <w:t xml:space="preserve"> curve </w:t>
       </w:r>
       <w:r>
-        <w:rPr>
-          <w:rFonts w:ascii="Times New Roman" w:eastAsiaTheme="minorEastAsia" w:hAnsi="Times New Roman" w:cs="Times New Roman"/>
-        </w:rPr>
         <w:t xml:space="preserve">outward </w:t>
       </w:r>
       <w:r>
-        <w:rPr>
-          <w:rFonts w:ascii="Times New Roman" w:eastAsiaTheme="minorEastAsia" w:hAnsi="Times New Roman" w:cs="Times New Roman"/>
-        </w:rPr>
         <w:t xml:space="preserve">and altering the equilibrium pair </w:t>
       </w:r>
       <m:oMath>
@@ -4771,7 +3958,7 @@
             <m:sepChr m:val=","/>
             <m:ctrlPr>
               <w:rPr>
-                <w:rFonts w:ascii="Cambria Math" w:eastAsiaTheme="minorEastAsia" w:hAnsi="Cambria Math" w:cs="Times New Roman"/>
+                <w:rFonts w:ascii="Cambria Math" w:hAnsi="Cambria Math"/>
               </w:rPr>
             </m:ctrlPr>
           </m:dPr>
@@ -4780,14 +3967,14 @@
               <m:sSubSupPr>
                 <m:ctrlPr>
                   <w:rPr>
-                    <w:rFonts w:ascii="Cambria Math" w:eastAsiaTheme="minorEastAsia" w:hAnsi="Cambria Math" w:cs="Times New Roman"/>
+                    <w:rFonts w:ascii="Cambria Math" w:hAnsi="Cambria Math"/>
                   </w:rPr>
                 </m:ctrlPr>
               </m:sSubSupPr>
               <m:e>
                 <m:r>
                   <w:rPr>
-                    <w:rFonts w:ascii="Cambria Math" w:eastAsiaTheme="minorEastAsia" w:hAnsi="Cambria Math" w:cs="Times New Roman"/>
+                    <w:rFonts w:ascii="Cambria Math" w:hAnsi="Cambria Math"/>
                   </w:rPr>
                   <m:t>y</m:t>
                 </m:r>
@@ -4795,7 +3982,7 @@
               <m:sub>
                 <m:r>
                   <w:rPr>
-                    <w:rFonts w:ascii="Cambria Math" w:eastAsiaTheme="minorEastAsia" w:hAnsi="Cambria Math" w:cs="Times New Roman"/>
+                    <w:rFonts w:ascii="Cambria Math" w:hAnsi="Cambria Math"/>
                   </w:rPr>
                   <m:t>j</m:t>
                 </m:r>
@@ -4803,7 +3990,7 @@
               <m:sup>
                 <m:r>
                   <w:rPr>
-                    <w:rFonts w:ascii="Cambria Math" w:eastAsiaTheme="minorEastAsia" w:hAnsi="Cambria Math" w:cs="Times New Roman"/>
+                    <w:rFonts w:ascii="Cambria Math" w:hAnsi="Cambria Math"/>
                   </w:rPr>
                   <m:t>*</m:t>
                 </m:r>
@@ -4815,14 +4002,14 @@
               <m:sSubSupPr>
                 <m:ctrlPr>
                   <w:rPr>
-                    <w:rFonts w:ascii="Cambria Math" w:eastAsiaTheme="minorEastAsia" w:hAnsi="Cambria Math" w:cs="Times New Roman"/>
+                    <w:rFonts w:ascii="Cambria Math" w:hAnsi="Cambria Math"/>
                   </w:rPr>
                 </m:ctrlPr>
               </m:sSubSupPr>
               <m:e>
                 <m:r>
                   <w:rPr>
-                    <w:rFonts w:ascii="Cambria Math" w:eastAsiaTheme="minorEastAsia" w:hAnsi="Cambria Math" w:cs="Times New Roman"/>
+                    <w:rFonts w:ascii="Cambria Math" w:hAnsi="Cambria Math"/>
                   </w:rPr>
                   <m:t>p</m:t>
                 </m:r>
@@ -4830,7 +4017,7 @@
               <m:sub>
                 <m:r>
                   <w:rPr>
-                    <w:rFonts w:ascii="Cambria Math" w:eastAsiaTheme="minorEastAsia" w:hAnsi="Cambria Math" w:cs="Times New Roman"/>
+                    <w:rFonts w:ascii="Cambria Math" w:hAnsi="Cambria Math"/>
                   </w:rPr>
                   <m:t>j</m:t>
                 </m:r>
@@ -4838,7 +4025,7 @@
               <m:sup>
                 <m:r>
                   <w:rPr>
-                    <w:rFonts w:ascii="Cambria Math" w:eastAsiaTheme="minorEastAsia" w:hAnsi="Cambria Math" w:cs="Times New Roman"/>
+                    <w:rFonts w:ascii="Cambria Math" w:hAnsi="Cambria Math"/>
                   </w:rPr>
                   <m:t>*</m:t>
                 </m:r>
@@ -4848,143 +4035,60 @@
         </m:d>
       </m:oMath>
       <w:r>
-        <w:rPr>
-          <w:rFonts w:ascii="Times New Roman" w:eastAsiaTheme="minorEastAsia" w:hAnsi="Times New Roman" w:cs="Times New Roman"/>
-        </w:rPr>
         <w:t>. The consumer indifference condition adjusts in response as workers and landlords respond to changed local prices and amenity conditions. The direction of these adjustments is</w:t>
       </w:r>
       <w:r>
-        <w:rPr>
-          <w:rFonts w:ascii="Times New Roman" w:eastAsiaTheme="minorEastAsia" w:hAnsi="Times New Roman" w:cs="Times New Roman"/>
-        </w:rPr>
         <w:t xml:space="preserve"> determined analytically, but their magnitudes</w:t>
       </w:r>
       <w:r>
-        <w:rPr>
-          <w:rFonts w:ascii="Times New Roman" w:eastAsiaTheme="minorEastAsia" w:hAnsi="Times New Roman" w:cs="Times New Roman"/>
-        </w:rPr>
         <w:t>, and crucially the question of who captures the welfare gain, is not</w:t>
       </w:r>
       <w:r>
-        <w:rPr>
-          <w:rFonts w:ascii="Times New Roman" w:eastAsiaTheme="minorEastAsia" w:hAnsi="Times New Roman" w:cs="Times New Roman"/>
-        </w:rPr>
         <w:t>.</w:t>
       </w:r>
       <w:r>
+        <w:t xml:space="preserve"> If labor and capital are highly mobile across locations, the subsidy is rapidly arbitraged: firms flood into the designated area, driving up demand for commercial space, and landlords raise rents until the cost advantage is eliminated. The subsidy has been capitalized into land values and the firm is no better off than before designation. If, on the other hand, agents are imperfectly mobile, some combination of genuine firm-level cost reduction, local employment gains, and residential property value appreciation may materialize before full arbitrage occurs.</w:t>
+      </w:r>
+      <w:r>
         <w:t xml:space="preserve"> </w:t>
       </w:r>
       <w:r>
-        <w:rPr>
-          <w:rFonts w:ascii="Times New Roman" w:eastAsiaTheme="minorEastAsia" w:hAnsi="Times New Roman" w:cs="Times New Roman"/>
-        </w:rPr>
-        <w:t xml:space="preserve">If labor and capital are highly mobile across locations, the subsidy is rapidly arbitraged: firms flood into the designated area, driving up demand for commercial space, and landlords raise rents until the cost advantage is eliminated. The subsidy has been capitalized into land </w:t>
-      </w:r>
-      <w:proofErr w:type="gramStart"/>
-      <w:r>
-        <w:rPr>
-          <w:rFonts w:ascii="Times New Roman" w:eastAsiaTheme="minorEastAsia" w:hAnsi="Times New Roman" w:cs="Times New Roman"/>
-        </w:rPr>
-        <w:t>values</w:t>
-      </w:r>
-      <w:proofErr w:type="gramEnd"/>
-      <w:r>
-        <w:rPr>
-          <w:rFonts w:ascii="Times New Roman" w:eastAsiaTheme="minorEastAsia" w:hAnsi="Times New Roman" w:cs="Times New Roman"/>
-        </w:rPr>
-        <w:t xml:space="preserve"> and the firm is no better off than before designation. If, on the other hand, agents are imperfectly mobile, some combination of genuine firm-level cost reduction, local employment gains, and residential property value appreciation may materialize before full arbitrage occurs.</w:t>
-      </w:r>
-      <w:r>
-        <w:rPr>
-          <w:rFonts w:ascii="Times New Roman" w:eastAsiaTheme="minorEastAsia" w:hAnsi="Times New Roman" w:cs="Times New Roman"/>
-        </w:rPr>
-        <w:t xml:space="preserve"> </w:t>
-      </w:r>
-      <w:r>
-        <w:rPr>
-          <w:rFonts w:ascii="Times New Roman" w:eastAsiaTheme="minorEastAsia" w:hAnsi="Times New Roman" w:cs="Times New Roman"/>
-        </w:rPr>
-        <w:t>As Busso, Gregory, and Kline (2013) demonstrate formally, the incidence of a place-based subsidy depends critically on the distribution of agents' preferences over residential and commuting options</w:t>
-      </w:r>
-      <w:r>
-        <w:rPr>
-          <w:rFonts w:ascii="Times New Roman" w:eastAsiaTheme="minorEastAsia" w:hAnsi="Times New Roman" w:cs="Times New Roman"/>
-        </w:rPr>
+        <w:t xml:space="preserve">As Busso, Gregory, and </w:t>
+      </w:r>
+      <w:r>
+        <w:lastRenderedPageBreak/>
+        <w:t>Kline (2013) demonstrate formally, the incidence of a place-based subsidy depends critically on the distribution of agents' preferences over residential and commuting options</w:t>
+      </w:r>
+      <w:r>
         <w:t>. W</w:t>
       </w:r>
       <w:r>
-        <w:rPr>
-          <w:rFonts w:ascii="Times New Roman" w:eastAsiaTheme="minorEastAsia" w:hAnsi="Times New Roman" w:cs="Times New Roman"/>
-        </w:rPr>
         <w:t>hen most agents are inframarginal in their location decisions, deadweight loss is small and local stakeholders capture real welfare gains</w:t>
       </w:r>
       <w:r>
-        <w:rPr>
-          <w:rFonts w:ascii="Times New Roman" w:eastAsiaTheme="minorEastAsia" w:hAnsi="Times New Roman" w:cs="Times New Roman"/>
-        </w:rPr>
         <w:t xml:space="preserve">. However, when </w:t>
       </w:r>
       <w:r>
-        <w:rPr>
-          <w:rFonts w:ascii="Times New Roman" w:eastAsiaTheme="minorEastAsia" w:hAnsi="Times New Roman" w:cs="Times New Roman"/>
-        </w:rPr>
         <w:t xml:space="preserve">agents are nearly identical and perfectly mobile, as the canonical Rosen-Roback framework assumes, the subsidy is fully capitalized into rents and welfare gains are zero. The EZ designation therefore could generate genuine improvements in local welfare, or it could function as a transfer of public revenue to private landowners, and the model alone cannot tell us which. </w:t>
       </w:r>
     </w:p>
     <w:p>
-      <w:pPr>
-        <w:ind w:firstLine="720"/>
-        <w:rPr>
-          <w:rFonts w:ascii="Times New Roman" w:eastAsiaTheme="minorEastAsia" w:hAnsi="Times New Roman" w:cs="Times New Roman"/>
-        </w:rPr>
-      </w:pPr>
-      <w:r>
-        <w:rPr>
-          <w:rFonts w:ascii="Times New Roman" w:eastAsiaTheme="minorEastAsia" w:hAnsi="Times New Roman" w:cs="Times New Roman"/>
-        </w:rPr>
+      <w:r>
         <w:t>The assumptions underlying this framework, perfect mobility and constant returns to scale, are useful theoretical benchmarks precisely because Baltimore's designated corridors violate them. In reality, the locations selected for EZ designation are chosen because they have failed to attract investment through normal market mechanisms, which is itself evidence that the frictionless arbitrage the Rosen-Roback model assumes has broken down. Returns to scale in urban production are not constant: as Neumark and Simpson (2015) and the broader agglomeration literature document, the density of economic activity generates positive externalities through shared labor markets, knowledge spillovers, and thick intermediate input markets that increase the productivity of firms and workers</w:t>
       </w:r>
       <w:r>
-        <w:rPr>
-          <w:rFonts w:ascii="Times New Roman" w:eastAsiaTheme="minorEastAsia" w:hAnsi="Times New Roman" w:cs="Times New Roman"/>
-        </w:rPr>
         <w:t xml:space="preserve">. </w:t>
       </w:r>
       <w:r>
-        <w:rPr>
-          <w:rFonts w:ascii="Times New Roman" w:eastAsiaTheme="minorEastAsia" w:hAnsi="Times New Roman" w:cs="Times New Roman"/>
-        </w:rPr>
         <w:t>These increasing returns create the conditions for a poverty trap. Distressed corridors remain underinvested not because firms are irrational, but because the private return to locating there is too low, even when the social return, accounting for the spillovers that additional investment would generate for neighboring firms and residents, is high. No individual firm has an incentive to internalize that gap. When this is the case, the simple capitalization result no longer holds. A well-targeted subsidy does not merely reshuffle who pays for space; it can make investment privately rational in a location where it otherwise would not be, potentially triggering the kind of self-reinforcing density increase that agglomeration economies require to take hold.</w:t>
       </w:r>
     </w:p>
     <w:p>
-      <w:pPr>
-        <w:ind w:firstLine="720"/>
-        <w:rPr>
-          <w:rFonts w:ascii="Times New Roman" w:eastAsiaTheme="minorEastAsia" w:hAnsi="Times New Roman" w:cs="Times New Roman"/>
-        </w:rPr>
-      </w:pPr>
-      <w:r>
-        <w:rPr>
-          <w:rFonts w:ascii="Times New Roman" w:eastAsiaTheme="minorEastAsia" w:hAnsi="Times New Roman" w:cs="Times New Roman"/>
-        </w:rPr>
-        <w:t xml:space="preserve">The theoretical framework developed here motivates a reduced-form empirical strategy centered on a single estimable quantity: the average difference in real assessed property values between EZ-designated parcels and the broader citywide distribution of commercial and </w:t>
-      </w:r>
-      <w:r>
-        <w:rPr>
-          <w:rFonts w:ascii="Times New Roman" w:eastAsiaTheme="minorEastAsia" w:hAnsi="Times New Roman" w:cs="Times New Roman"/>
-        </w:rPr>
-        <w:lastRenderedPageBreak/>
-        <w:t>residential parcels, before and after each designation wave. Formally, the baseline estimating equation takes the form:</w:t>
-      </w:r>
-    </w:p>
-    <w:p>
-      <w:pPr>
-        <w:ind w:firstLine="720"/>
-        <w:rPr>
-          <w:rFonts w:ascii="Times New Roman" w:eastAsiaTheme="minorEastAsia" w:hAnsi="Times New Roman" w:cs="Times New Roman"/>
-        </w:rPr>
-      </w:pPr>
+      <w:r>
+        <w:t>The theoretical framework developed here motivates a reduced-form empirical strategy centered on a single estimable quantity: the average difference in real assessed property values between EZ-designated parcels and the broader citywide distribution of commercial and residential parcels, before and after each designation wave. Formally, the baseline estimating equation takes the form:</w:t>
+      </w:r>
+    </w:p>
+    <w:p>
       <m:oMathPara>
         <m:oMath>
           <m:r>
@@ -4992,28 +4096,22 @@
               <m:sty m:val="p"/>
             </m:rPr>
             <w:rPr>
-              <w:rFonts w:ascii="Cambria Math" w:eastAsiaTheme="minorEastAsia" w:hAnsi="Cambria Math" w:cs="Times New Roman"/>
+              <w:rFonts w:ascii="Cambria Math" w:hAnsi="Cambria Math"/>
             </w:rPr>
-            <m:t>ln</m:t>
-          </m:r>
-          <m:r>
-            <w:rPr>
-              <w:rFonts w:ascii="Cambria Math" w:eastAsiaTheme="minorEastAsia" w:hAnsi="Cambria Math" w:cs="Times New Roman"/>
-            </w:rPr>
-            <m:t>⁡</m:t>
+            <m:t>ln⁡</m:t>
           </m:r>
           <m:sSub>
             <m:sSubPr>
               <m:ctrlPr>
                 <w:rPr>
-                  <w:rFonts w:ascii="Cambria Math" w:eastAsiaTheme="minorEastAsia" w:hAnsi="Cambria Math" w:cs="Times New Roman"/>
+                  <w:rFonts w:ascii="Cambria Math" w:hAnsi="Cambria Math"/>
                 </w:rPr>
               </m:ctrlPr>
             </m:sSubPr>
             <m:e>
               <m:r>
                 <w:rPr>
-                  <w:rFonts w:ascii="Cambria Math" w:eastAsiaTheme="minorEastAsia" w:hAnsi="Cambria Math" w:cs="Times New Roman"/>
+                  <w:rFonts w:ascii="Cambria Math" w:hAnsi="Cambria Math"/>
                 </w:rPr>
                 <m:t>V</m:t>
               </m:r>
@@ -5021,23 +4119,56 @@
             <m:sub>
               <m:r>
                 <w:rPr>
-                  <w:rFonts w:ascii="Cambria Math" w:eastAsiaTheme="minorEastAsia" w:hAnsi="Cambria Math" w:cs="Times New Roman"/>
+                  <w:rFonts w:ascii="Cambria Math" w:hAnsi="Cambria Math"/>
                 </w:rPr>
                 <m:t>jt</m:t>
               </m:r>
             </m:sub>
           </m:sSub>
           <m:r>
+            <m:rPr>
+              <m:sty m:val="p"/>
+            </m:rPr>
             <w:rPr>
-              <w:rFonts w:ascii="Cambria Math" w:eastAsiaTheme="minorEastAsia" w:hAnsi="Cambria Math" w:cs="Times New Roman"/>
+              <w:rFonts w:ascii="Cambria Math" w:hAnsi="Cambria Math"/>
             </w:rPr>
-            <m:t>=α+β⋅</m:t>
+            <m:t>=</m:t>
+          </m:r>
+          <m:r>
+            <w:rPr>
+              <w:rFonts w:ascii="Cambria Math" w:hAnsi="Cambria Math"/>
+            </w:rPr>
+            <m:t>α</m:t>
+          </m:r>
+          <m:r>
+            <m:rPr>
+              <m:sty m:val="p"/>
+            </m:rPr>
+            <w:rPr>
+              <w:rFonts w:ascii="Cambria Math" w:hAnsi="Cambria Math"/>
+            </w:rPr>
+            <m:t>+</m:t>
+          </m:r>
+          <m:r>
+            <w:rPr>
+              <w:rFonts w:ascii="Cambria Math" w:hAnsi="Cambria Math"/>
+            </w:rPr>
+            <m:t>β</m:t>
+          </m:r>
+          <m:r>
+            <m:rPr>
+              <m:sty m:val="p"/>
+            </m:rPr>
+            <w:rPr>
+              <w:rFonts w:ascii="Cambria Math" w:hAnsi="Cambria Math"/>
+            </w:rPr>
+            <m:t>⋅</m:t>
           </m:r>
           <m:sSub>
             <m:sSubPr>
               <m:ctrlPr>
                 <w:rPr>
-                  <w:rFonts w:ascii="Cambria Math" w:eastAsiaTheme="minorEastAsia" w:hAnsi="Cambria Math" w:cs="Times New Roman"/>
+                  <w:rFonts w:ascii="Cambria Math" w:hAnsi="Cambria Math"/>
                 </w:rPr>
               </m:ctrlPr>
             </m:sSubPr>
@@ -5046,24 +4177,24 @@
                 <m:rPr>
                   <m:nor/>
                 </m:rPr>
-                <w:rPr>
-                  <w:rFonts w:ascii="Times New Roman" w:eastAsiaTheme="minorEastAsia" w:hAnsi="Times New Roman" w:cs="Times New Roman"/>
-                </w:rPr>
                 <m:t>EZ</m:t>
               </m:r>
             </m:e>
             <m:sub>
               <m:r>
                 <w:rPr>
-                  <w:rFonts w:ascii="Cambria Math" w:eastAsiaTheme="minorEastAsia" w:hAnsi="Cambria Math" w:cs="Times New Roman"/>
+                  <w:rFonts w:ascii="Cambria Math" w:hAnsi="Cambria Math"/>
                 </w:rPr>
                 <m:t>jt</m:t>
               </m:r>
             </m:sub>
           </m:sSub>
           <m:r>
+            <m:rPr>
+              <m:sty m:val="p"/>
+            </m:rPr>
             <w:rPr>
-              <w:rFonts w:ascii="Cambria Math" w:eastAsiaTheme="minorEastAsia" w:hAnsi="Cambria Math" w:cs="Times New Roman"/>
+              <w:rFonts w:ascii="Cambria Math" w:hAnsi="Cambria Math"/>
             </w:rPr>
             <m:t>+</m:t>
           </m:r>
@@ -5071,7 +4202,7 @@
             <m:sSubPr>
               <m:ctrlPr>
                 <w:rPr>
-                  <w:rFonts w:ascii="Cambria Math" w:eastAsiaTheme="minorEastAsia" w:hAnsi="Cambria Math" w:cs="Times New Roman"/>
+                  <w:rFonts w:ascii="Cambria Math" w:hAnsi="Cambria Math"/>
                 </w:rPr>
               </m:ctrlPr>
             </m:sSubPr>
@@ -5081,7 +4212,7 @@
                   <m:sty m:val="b"/>
                 </m:rPr>
                 <w:rPr>
-                  <w:rFonts w:ascii="Cambria Math" w:eastAsiaTheme="minorEastAsia" w:hAnsi="Cambria Math" w:cs="Times New Roman"/>
+                  <w:rFonts w:ascii="Cambria Math" w:hAnsi="Cambria Math"/>
                 </w:rPr>
                 <m:t>X</m:t>
               </m:r>
@@ -5089,7 +4220,7 @@
             <m:sub>
               <m:r>
                 <w:rPr>
-                  <w:rFonts w:ascii="Cambria Math" w:eastAsiaTheme="minorEastAsia" w:hAnsi="Cambria Math" w:cs="Times New Roman"/>
+                  <w:rFonts w:ascii="Cambria Math" w:hAnsi="Cambria Math"/>
                 </w:rPr>
                 <m:t>jt</m:t>
               </m:r>
@@ -5097,22 +4228,31 @@
           </m:sSub>
           <m:r>
             <w:rPr>
-              <w:rFonts w:ascii="Cambria Math" w:eastAsiaTheme="minorEastAsia" w:hAnsi="Cambria Math" w:cs="Times New Roman"/>
+              <w:rFonts w:ascii="Cambria Math" w:hAnsi="Cambria Math"/>
             </w:rPr>
-            <m:t>γ+</m:t>
+            <m:t>γ</m:t>
+          </m:r>
+          <m:r>
+            <m:rPr>
+              <m:sty m:val="p"/>
+            </m:rPr>
+            <w:rPr>
+              <w:rFonts w:ascii="Cambria Math" w:hAnsi="Cambria Math"/>
+            </w:rPr>
+            <m:t>+</m:t>
           </m:r>
           <m:sSub>
             <m:sSubPr>
               <m:ctrlPr>
                 <w:rPr>
-                  <w:rFonts w:ascii="Cambria Math" w:eastAsiaTheme="minorEastAsia" w:hAnsi="Cambria Math" w:cs="Times New Roman"/>
+                  <w:rFonts w:ascii="Cambria Math" w:hAnsi="Cambria Math"/>
                 </w:rPr>
               </m:ctrlPr>
             </m:sSubPr>
             <m:e>
               <m:r>
                 <w:rPr>
-                  <w:rFonts w:ascii="Cambria Math" w:eastAsiaTheme="minorEastAsia" w:hAnsi="Cambria Math" w:cs="Times New Roman"/>
+                  <w:rFonts w:ascii="Cambria Math" w:hAnsi="Cambria Math"/>
                 </w:rPr>
                 <m:t>δ</m:t>
               </m:r>
@@ -5120,15 +4260,18 @@
             <m:sub>
               <m:r>
                 <w:rPr>
-                  <w:rFonts w:ascii="Cambria Math" w:eastAsiaTheme="minorEastAsia" w:hAnsi="Cambria Math" w:cs="Times New Roman"/>
+                  <w:rFonts w:ascii="Cambria Math" w:hAnsi="Cambria Math"/>
                 </w:rPr>
                 <m:t>t</m:t>
               </m:r>
             </m:sub>
           </m:sSub>
           <m:r>
+            <m:rPr>
+              <m:sty m:val="p"/>
+            </m:rPr>
             <w:rPr>
-              <w:rFonts w:ascii="Cambria Math" w:eastAsiaTheme="minorEastAsia" w:hAnsi="Cambria Math" w:cs="Times New Roman"/>
+              <w:rFonts w:ascii="Cambria Math" w:hAnsi="Cambria Math"/>
             </w:rPr>
             <m:t>+</m:t>
           </m:r>
@@ -5136,14 +4279,14 @@
             <m:sSubPr>
               <m:ctrlPr>
                 <w:rPr>
-                  <w:rFonts w:ascii="Cambria Math" w:eastAsiaTheme="minorEastAsia" w:hAnsi="Cambria Math" w:cs="Times New Roman"/>
+                  <w:rFonts w:ascii="Cambria Math" w:hAnsi="Cambria Math"/>
                 </w:rPr>
               </m:ctrlPr>
             </m:sSubPr>
             <m:e>
               <m:r>
                 <w:rPr>
-                  <w:rFonts w:ascii="Cambria Math" w:eastAsiaTheme="minorEastAsia" w:hAnsi="Cambria Math" w:cs="Times New Roman"/>
+                  <w:rFonts w:ascii="Cambria Math" w:hAnsi="Cambria Math"/>
                 </w:rPr>
                 <m:t>ε</m:t>
               </m:r>
@@ -5151,7 +4294,7 @@
             <m:sub>
               <m:r>
                 <w:rPr>
-                  <w:rFonts w:ascii="Cambria Math" w:eastAsiaTheme="minorEastAsia" w:hAnsi="Cambria Math" w:cs="Times New Roman"/>
+                  <w:rFonts w:ascii="Cambria Math" w:hAnsi="Cambria Math"/>
                 </w:rPr>
                 <m:t>jt</m:t>
               </m:r>
@@ -5161,16 +4304,7 @@
       </m:oMathPara>
     </w:p>
     <w:p>
-      <w:pPr>
-        <w:ind w:firstLine="720"/>
-        <w:rPr>
-          <w:rFonts w:ascii="Times New Roman" w:eastAsiaTheme="minorEastAsia" w:hAnsi="Times New Roman" w:cs="Times New Roman"/>
-        </w:rPr>
-      </w:pPr>
-      <w:r>
-        <w:rPr>
-          <w:rFonts w:ascii="Times New Roman" w:eastAsiaTheme="minorEastAsia" w:hAnsi="Times New Roman" w:cs="Times New Roman"/>
-        </w:rPr>
+      <w:r>
         <w:t xml:space="preserve">where </w:t>
       </w:r>
       <m:oMath>
@@ -5178,7 +4312,7 @@
           <m:funcPr>
             <m:ctrlPr>
               <w:rPr>
-                <w:rFonts w:ascii="Cambria Math" w:eastAsiaTheme="minorEastAsia" w:hAnsi="Cambria Math" w:cs="Times New Roman"/>
+                <w:rFonts w:ascii="Cambria Math" w:hAnsi="Cambria Math"/>
               </w:rPr>
             </m:ctrlPr>
           </m:funcPr>
@@ -5188,7 +4322,7 @@
                 <m:sty m:val="p"/>
               </m:rPr>
               <w:rPr>
-                <w:rFonts w:ascii="Cambria Math" w:eastAsiaTheme="minorEastAsia" w:hAnsi="Cambria Math" w:cs="Times New Roman"/>
+                <w:rFonts w:ascii="Cambria Math" w:hAnsi="Cambria Math"/>
               </w:rPr>
               <m:t>ln</m:t>
             </m:r>
@@ -5198,14 +4332,14 @@
               <m:sSubPr>
                 <m:ctrlPr>
                   <w:rPr>
-                    <w:rFonts w:ascii="Cambria Math" w:eastAsiaTheme="minorEastAsia" w:hAnsi="Cambria Math" w:cs="Times New Roman"/>
+                    <w:rFonts w:ascii="Cambria Math" w:hAnsi="Cambria Math"/>
                   </w:rPr>
                 </m:ctrlPr>
               </m:sSubPr>
               <m:e>
                 <m:r>
                   <w:rPr>
-                    <w:rFonts w:ascii="Cambria Math" w:eastAsiaTheme="minorEastAsia" w:hAnsi="Cambria Math" w:cs="Times New Roman"/>
+                    <w:rFonts w:ascii="Cambria Math" w:hAnsi="Cambria Math"/>
                   </w:rPr>
                   <m:t>V</m:t>
                 </m:r>
@@ -5213,7 +4347,7 @@
               <m:sub>
                 <m:r>
                   <w:rPr>
-                    <w:rFonts w:ascii="Cambria Math" w:eastAsiaTheme="minorEastAsia" w:hAnsi="Cambria Math" w:cs="Times New Roman"/>
+                    <w:rFonts w:ascii="Cambria Math" w:hAnsi="Cambria Math"/>
                   </w:rPr>
                   <m:t>jt</m:t>
                 </m:r>
@@ -5223,49 +4357,34 @@
         </m:func>
       </m:oMath>
       <w:r>
-        <w:rPr>
-          <w:rFonts w:ascii="Times New Roman" w:eastAsiaTheme="minorEastAsia" w:hAnsi="Times New Roman" w:cs="Times New Roman"/>
-        </w:rPr>
         <w:t xml:space="preserve"> </w:t>
       </w:r>
       <w:r>
-        <w:rPr>
-          <w:rFonts w:ascii="Times New Roman" w:eastAsiaTheme="minorEastAsia" w:hAnsi="Times New Roman" w:cs="Times New Roman"/>
-        </w:rPr>
         <w:t xml:space="preserve">is the log of real assessed property value for parcel </w:t>
       </w:r>
       <m:oMath>
         <m:r>
           <w:rPr>
-            <w:rFonts w:ascii="Cambria Math" w:eastAsiaTheme="minorEastAsia" w:hAnsi="Cambria Math" w:cs="Times New Roman"/>
+            <w:rFonts w:ascii="Cambria Math" w:hAnsi="Cambria Math"/>
           </w:rPr>
           <m:t>j</m:t>
         </m:r>
       </m:oMath>
       <w:r>
-        <w:rPr>
-          <w:rFonts w:ascii="Times New Roman" w:eastAsiaTheme="minorEastAsia" w:hAnsi="Times New Roman" w:cs="Times New Roman"/>
-        </w:rPr>
         <w:t xml:space="preserve"> </w:t>
       </w:r>
       <w:r>
-        <w:rPr>
-          <w:rFonts w:ascii="Times New Roman" w:eastAsiaTheme="minorEastAsia" w:hAnsi="Times New Roman" w:cs="Times New Roman"/>
-        </w:rPr>
         <w:t xml:space="preserve">in year </w:t>
       </w:r>
       <m:oMath>
         <m:r>
           <w:rPr>
-            <w:rFonts w:ascii="Cambria Math" w:eastAsiaTheme="minorEastAsia" w:hAnsi="Cambria Math" w:cs="Times New Roman"/>
+            <w:rFonts w:ascii="Cambria Math" w:hAnsi="Cambria Math"/>
           </w:rPr>
           <m:t>t</m:t>
         </m:r>
       </m:oMath>
       <w:r>
-        <w:rPr>
-          <w:rFonts w:ascii="Times New Roman" w:eastAsiaTheme="minorEastAsia" w:hAnsi="Times New Roman" w:cs="Times New Roman"/>
-        </w:rPr>
         <w:t xml:space="preserve">, </w:t>
       </w:r>
       <m:oMath>
@@ -5273,7 +4392,7 @@
           <m:sSubPr>
             <m:ctrlPr>
               <w:rPr>
-                <w:rFonts w:ascii="Cambria Math" w:eastAsiaTheme="minorEastAsia" w:hAnsi="Cambria Math" w:cs="Times New Roman"/>
+                <w:rFonts w:ascii="Cambria Math" w:hAnsi="Cambria Math"/>
               </w:rPr>
             </m:ctrlPr>
           </m:sSubPr>
@@ -5282,16 +4401,13 @@
               <m:rPr>
                 <m:nor/>
               </m:rPr>
-              <w:rPr>
-                <w:rFonts w:ascii="Times New Roman" w:eastAsiaTheme="minorEastAsia" w:hAnsi="Times New Roman" w:cs="Times New Roman"/>
-              </w:rPr>
               <m:t>EZ</m:t>
             </m:r>
           </m:e>
           <m:sub>
             <m:r>
               <w:rPr>
-                <w:rFonts w:ascii="Cambria Math" w:eastAsiaTheme="minorEastAsia" w:hAnsi="Cambria Math" w:cs="Times New Roman"/>
+                <w:rFonts w:ascii="Cambria Math" w:hAnsi="Cambria Math"/>
               </w:rPr>
               <m:t>jt</m:t>
             </m:r>
@@ -5299,15 +4415,9 @@
         </m:sSub>
       </m:oMath>
       <w:r>
-        <w:rPr>
-          <w:rFonts w:ascii="Times New Roman" w:eastAsiaTheme="minorEastAsia" w:hAnsi="Times New Roman" w:cs="Times New Roman"/>
-        </w:rPr>
         <w:t xml:space="preserve"> </w:t>
       </w:r>
       <w:r>
-        <w:rPr>
-          <w:rFonts w:ascii="Times New Roman" w:eastAsiaTheme="minorEastAsia" w:hAnsi="Times New Roman" w:cs="Times New Roman"/>
-        </w:rPr>
         <w:t xml:space="preserve">is an indicator for active EZ designation, </w:t>
       </w:r>
       <m:oMath>
@@ -5315,7 +4425,7 @@
           <m:sSubPr>
             <m:ctrlPr>
               <w:rPr>
-                <w:rFonts w:ascii="Cambria Math" w:eastAsiaTheme="minorEastAsia" w:hAnsi="Cambria Math" w:cs="Times New Roman"/>
+                <w:rFonts w:ascii="Cambria Math" w:hAnsi="Cambria Math"/>
               </w:rPr>
             </m:ctrlPr>
           </m:sSubPr>
@@ -5325,7 +4435,7 @@
                 <m:sty m:val="b"/>
               </m:rPr>
               <w:rPr>
-                <w:rFonts w:ascii="Cambria Math" w:eastAsiaTheme="minorEastAsia" w:hAnsi="Cambria Math" w:cs="Times New Roman"/>
+                <w:rFonts w:ascii="Cambria Math" w:hAnsi="Cambria Math"/>
               </w:rPr>
               <m:t>X</m:t>
             </m:r>
@@ -5333,7 +4443,7 @@
           <m:sub>
             <m:r>
               <w:rPr>
-                <w:rFonts w:ascii="Cambria Math" w:eastAsiaTheme="minorEastAsia" w:hAnsi="Cambria Math" w:cs="Times New Roman"/>
+                <w:rFonts w:ascii="Cambria Math" w:hAnsi="Cambria Math"/>
               </w:rPr>
               <m:t>jt</m:t>
             </m:r>
@@ -5341,15 +4451,9 @@
         </m:sSub>
       </m:oMath>
       <w:r>
-        <w:rPr>
-          <w:rFonts w:ascii="Times New Roman" w:eastAsiaTheme="minorEastAsia" w:hAnsi="Times New Roman" w:cs="Times New Roman"/>
-        </w:rPr>
         <w:t xml:space="preserve"> </w:t>
       </w:r>
       <w:r>
-        <w:rPr>
-          <w:rFonts w:ascii="Times New Roman" w:eastAsiaTheme="minorEastAsia" w:hAnsi="Times New Roman" w:cs="Times New Roman"/>
-        </w:rPr>
         <w:t xml:space="preserve">is a vector of parcel-level controls, and </w:t>
       </w:r>
       <m:oMath>
@@ -5357,14 +4461,14 @@
           <m:sSubPr>
             <m:ctrlPr>
               <w:rPr>
-                <w:rFonts w:ascii="Cambria Math" w:eastAsiaTheme="minorEastAsia" w:hAnsi="Cambria Math" w:cs="Times New Roman"/>
+                <w:rFonts w:ascii="Cambria Math" w:hAnsi="Cambria Math"/>
               </w:rPr>
             </m:ctrlPr>
           </m:sSubPr>
           <m:e>
             <m:r>
               <w:rPr>
-                <w:rFonts w:ascii="Cambria Math" w:eastAsiaTheme="minorEastAsia" w:hAnsi="Cambria Math" w:cs="Times New Roman"/>
+                <w:rFonts w:ascii="Cambria Math" w:hAnsi="Cambria Math"/>
               </w:rPr>
               <m:t>δ</m:t>
             </m:r>
@@ -5372,7 +4476,7 @@
           <m:sub>
             <m:r>
               <w:rPr>
-                <w:rFonts w:ascii="Cambria Math" w:eastAsiaTheme="minorEastAsia" w:hAnsi="Cambria Math" w:cs="Times New Roman"/>
+                <w:rFonts w:ascii="Cambria Math" w:hAnsi="Cambria Math"/>
               </w:rPr>
               <m:t>t</m:t>
             </m:r>
@@ -5380,581 +4484,403 @@
         </m:sSub>
       </m:oMath>
       <w:r>
-        <w:rPr>
-          <w:rFonts w:ascii="Times New Roman" w:eastAsiaTheme="minorEastAsia" w:hAnsi="Times New Roman" w:cs="Times New Roman"/>
-        </w:rPr>
         <w:t xml:space="preserve"> </w:t>
       </w:r>
       <w:r>
-        <w:rPr>
-          <w:rFonts w:ascii="Times New Roman" w:eastAsiaTheme="minorEastAsia" w:hAnsi="Times New Roman" w:cs="Times New Roman"/>
-        </w:rPr>
         <w:t xml:space="preserve">is a vector of year fixed effects absorbing citywide valuation trends. The coefficient </w:t>
       </w:r>
       <m:oMath>
         <m:r>
           <w:rPr>
-            <w:rFonts w:ascii="Cambria Math" w:eastAsiaTheme="minorEastAsia" w:hAnsi="Cambria Math" w:cs="Times New Roman"/>
+            <w:rFonts w:ascii="Cambria Math" w:hAnsi="Cambria Math"/>
           </w:rPr>
           <m:t>β</m:t>
         </m:r>
       </m:oMath>
       <w:r>
-        <w:rPr>
-          <w:rFonts w:ascii="Times New Roman" w:eastAsiaTheme="minorEastAsia" w:hAnsi="Times New Roman" w:cs="Times New Roman"/>
-        </w:rPr>
         <w:t xml:space="preserve"> </w:t>
       </w:r>
       <w:r>
-        <w:rPr>
-          <w:rFonts w:ascii="Times New Roman" w:eastAsiaTheme="minorEastAsia" w:hAnsi="Times New Roman" w:cs="Times New Roman"/>
-        </w:rPr>
-        <w:t xml:space="preserve">captures the net capitalization effect of EZ designation into real property values above those trends. The theoretical ambiguity established above means that </w:t>
+        <w:t>captures the net capitalization effect of EZ designation into real property values above those trends. The theoretical am</w:t>
+      </w:r>
+      <w:r>
+        <w:t>big</w:t>
+      </w:r>
+      <w:r>
+        <w:t xml:space="preserve">uity established above means that </w:t>
       </w:r>
       <m:oMath>
         <m:r>
           <w:rPr>
-            <w:rFonts w:ascii="Cambria Math" w:eastAsiaTheme="minorEastAsia" w:hAnsi="Cambria Math" w:cs="Times New Roman"/>
+            <w:rFonts w:ascii="Cambria Math" w:hAnsi="Cambria Math"/>
           </w:rPr>
           <m:t>β</m:t>
         </m:r>
       </m:oMath>
       <w:r>
+        <w:t xml:space="preserve"> </w:t>
+      </w:r>
+      <w:r>
+        <w:t xml:space="preserve">could be positive, zero, or negative depending on the degree of agent mobility, the elasticity of local housing supply, and whether </w:t>
+      </w:r>
+      <w:r>
+        <w:lastRenderedPageBreak/>
+        <w:t>agglomeration externalities are sufficient to sustain investment above the private return threshold. Resolving that ambiguity empirically is the task of the analysis that follows.</w:t>
+      </w:r>
+    </w:p>
+    <w:p>
+      <w:pPr>
+        <w:pStyle w:val="Heading5"/>
+        <w:ind w:firstLine="0"/>
         <w:rPr>
-          <w:rFonts w:ascii="Times New Roman" w:eastAsiaTheme="minorEastAsia" w:hAnsi="Times New Roman" w:cs="Times New Roman"/>
+          <w:rFonts w:eastAsiaTheme="minorEastAsia"/>
         </w:rPr>
-        <w:t xml:space="preserve"> </w:t>
-      </w:r>
+      </w:pPr>
       <w:r>
         <w:rPr>
-          <w:rFonts w:ascii="Times New Roman" w:eastAsiaTheme="minorEastAsia" w:hAnsi="Times New Roman" w:cs="Times New Roman"/>
+          <w:rFonts w:eastAsiaTheme="minorEastAsia"/>
         </w:rPr>
-        <w:t>could be positive, zero, or negative depending on the degree of agent mobility, the elasticity of local housing supply, and whether agglomeration externalities are sufficient to sustain investment above the private return threshold. Resolving that ambiguity empirically is the task of the analysis that follows.</w:t>
-      </w:r>
-    </w:p>
-    <w:p>
-      <w:pPr>
-        <w:ind w:firstLine="720"/>
+        <w:t>Empirical Strategy and Data</w:t>
+      </w:r>
+      <w:r>
         <w:rPr>
-          <w:rFonts w:ascii="Times New Roman" w:eastAsiaTheme="minorEastAsia" w:hAnsi="Times New Roman" w:cs="Times New Roman"/>
+          <w:rFonts w:eastAsiaTheme="minorEastAsia"/>
         </w:rPr>
-      </w:pPr>
-    </w:p>
-    <w:p>
-      <w:pPr>
+        <w:t>:</w:t>
+      </w:r>
+    </w:p>
+    <w:p>
+      <w:r>
+        <w:t xml:space="preserve">The empirical analysis draws on a parcel-level panel dataset provided by the Maryland Department of Planning (MDP) through a data sharing arrangement with Gary Maragos. The dataset spans 2002 through 2024 and covers the universe of assessed parcels within Baltimore City, with each observation recording the state-assessed real property value alongside a set of structural characteristics </w:t>
+      </w:r>
+      <w:r>
+        <w:t>such as</w:t>
+      </w:r>
+      <w:r>
+        <w:t xml:space="preserve"> square footage of structure (SQFTSTRC), year built (YEARBLT), and a structural grade classification (STRUGRAD). All assessed values are deflated to constant 2024 dollars using the Baltimore-Columbia-Towson MSA Consumer Price Index, ensuring that the outcome variable reflects real changes in property wealth rather than nominal price movements driven by </w:t>
+      </w:r>
+      <w:r>
+        <w:t>regional</w:t>
+      </w:r>
+      <w:r>
+        <w:t xml:space="preserve"> inflation trends.</w:t>
+      </w:r>
+      <w:r>
+        <w:t xml:space="preserve"> Additionally, 2012 and 2022 Enterprise Zone and Focus Area boundaries were provided by Gabrielle Linder from Baltimore Development Corporation. Unfortunately, </w:t>
+      </w:r>
+      <w:r>
+        <w:t>BDC records from the original 2002 designation were never digitized, and a subsequent review of cold-storage paper files confirmed the original boundary maps have been lost (G. Linder, personal communication, April 2025)</w:t>
+      </w:r>
+      <w:r>
+        <w:t>. Therefore, the subsequent analysis draws on insights provided in 2012 and 2022 waves.</w:t>
+      </w:r>
+    </w:p>
+    <w:p>
+      <w:r>
+        <w:t xml:space="preserve">The </w:t>
+      </w:r>
+      <w:r>
+        <w:t xml:space="preserve">parcel </w:t>
+      </w:r>
+      <w:r>
+        <w:t xml:space="preserve">panel is unbalanced. Assessment records are available for 2002, 2003, 2004, 2005, 2006, 2007, 2008, 2009, 2010, 2011, 2012, 2013, 2015, 2017, 2021, 2022, 2023, and 2024; observations for 2014, 2016, 2018, 2019, and 2020 are absent from the MDP extract. The post-2012 gap sequence is consequential for the </w:t>
+      </w:r>
+      <w:r>
+        <w:t>methodological approach</w:t>
+      </w:r>
+      <w:r>
+        <w:t xml:space="preserve">. </w:t>
+      </w:r>
+      <w:r>
+        <w:t>The 2012 designation wave, which expanded the EZ footprint to up to 13,453 acres, is followed almost immediately by the gap sequence, leaving the post-2012 treatment window too thin to support reliable estimation of the program's capitalization effects</w:t>
+      </w:r>
+      <w:r>
+        <w:t xml:space="preserve">. The 2022 designation wave, by contrast, is preceded by a single clean pre-period observation in 2021 and followed by three consecutive post-designation years covering 2022, 2023, and 2024. The 2022 wave therefore serves as the primary treatment effect estimator in this analysis. </w:t>
+      </w:r>
+      <w:r>
+        <w:t>The 2012 wave is retained in the panel and used primarily to validate the parallel trends assumption: the pre-2012 window from 2002 through 2011 provides a long baseline over which parcels later designated under the 2022 wave can be compared for differential pre-trends, though it bears noting that an active EZ program was operating under the unrecoverable 2002 designation throughout this period, meaning the pre-2012 window does not represent a fully untreated baseline.</w:t>
+      </w:r>
+    </w:p>
+    <w:p>
+      <w:r>
+        <w:br w:type="page"/>
+      </w:r>
+    </w:p>
+    <w:p/>
+    <w:p>
+      <w:r>
+        <w:t>HODGE-PODGE section II, to remove:</w:t>
+      </w:r>
+    </w:p>
+    <w:p>
+      <w:r>
+        <w:t>Map of EZs</w:t>
+      </w:r>
+    </w:p>
+    <w:p>
+      <w:r>
+        <w:t>Descriptive mapping (choropleth) of value difference in vs out of EZ (compare in vs out) (by neighborhood)</w:t>
+      </w:r>
+    </w:p>
+    <w:p/>
+    <w:p>
+      <w:r>
+        <w:t xml:space="preserve">and has since undergone two subsequent redesignation waves in 2012 and 2022. The initial EZDs served as one of the city's primary place-based policy responses to the spatial concentration of disinvestment documented in Section I. Administration of these zones is delegated to the Baltimore Development Corporation (BDC), a non-profit organization which serves as the economic development agency for the City of Baltimore. BDC is responsible for overseeing the design, application, and renewal of Baltimore's EZ boundaries and while they designed the footprint of the 2002 designation, it is no longer recoverable; BDC records from that period were never digitized, and a subsequent review of cold-storage paper files confirmed the original boundary maps have been lost (G. Linder, personal communication, April 2025). </w:t>
+      </w:r>
+      <w:r>
         <w:rPr>
-          <w:rFonts w:ascii="Times New Roman" w:hAnsi="Times New Roman" w:cs="Times New Roman"/>
-        </w:rPr>
-      </w:pPr>
-      <w:r>
-        <w:rPr>
-          <w:rFonts w:ascii="Times New Roman" w:hAnsi="Times New Roman" w:cs="Times New Roman"/>
-        </w:rPr>
-        <w:t>=======================================</w:t>
-      </w:r>
-      <w:r>
-        <w:rPr>
-          <w:rFonts w:ascii="Times New Roman" w:hAnsi="Times New Roman" w:cs="Times New Roman"/>
-        </w:rPr>
-        <w:t>==============================</w:t>
-      </w:r>
-    </w:p>
-    <w:p>
-      <w:pPr>
-        <w:ind w:firstLine="720"/>
-        <w:rPr>
-          <w:rFonts w:ascii="Times New Roman" w:hAnsi="Times New Roman" w:cs="Times New Roman"/>
-        </w:rPr>
-      </w:pPr>
-      <w:r>
-        <w:rPr>
-          <w:rFonts w:ascii="Times New Roman" w:hAnsi="Times New Roman" w:cs="Times New Roman"/>
-        </w:rPr>
-        <w:t>Map of EZs</w:t>
-      </w:r>
-    </w:p>
-    <w:p>
-      <w:pPr>
-        <w:ind w:firstLine="720"/>
-        <w:rPr>
-          <w:rFonts w:ascii="Times New Roman" w:hAnsi="Times New Roman" w:cs="Times New Roman"/>
-        </w:rPr>
-      </w:pPr>
-      <w:r>
-        <w:rPr>
-          <w:rFonts w:ascii="Times New Roman" w:hAnsi="Times New Roman" w:cs="Times New Roman"/>
-        </w:rPr>
-        <w:t>Descriptive mapping (choropleth) of value difference in vs out of EZ (compare in vs out) (by neighborhood)</w:t>
-      </w:r>
-    </w:p>
-    <w:p>
-      <w:pPr>
-        <w:ind w:firstLine="720"/>
-        <w:rPr>
-          <w:rFonts w:ascii="Times New Roman" w:hAnsi="Times New Roman" w:cs="Times New Roman"/>
-        </w:rPr>
-      </w:pPr>
-    </w:p>
-    <w:p>
-      <w:pPr>
-        <w:ind w:firstLine="720"/>
-        <w:rPr>
-          <w:rFonts w:ascii="Times New Roman" w:hAnsi="Times New Roman" w:cs="Times New Roman"/>
-        </w:rPr>
-      </w:pPr>
-      <w:r>
-        <w:rPr>
-          <w:rFonts w:ascii="Times New Roman" w:hAnsi="Times New Roman" w:cs="Times New Roman"/>
-        </w:rPr>
-        <w:t xml:space="preserve">and has since undergone two subsequent redesignation waves in 2012 and 2022. The initial EZDs served as one of the city's primary place-based policy responses to the spatial concentration of disinvestment documented in Section I. Administration of these zones is delegated to the Baltimore Development Corporation (BDC), a non-profit organization which serves as the economic development agency for the City of Baltimore. BDC is responsible for overseeing the design, application, and renewal of Baltimore's EZ boundaries and while they designed the footprint of the 2002 designation, it is no longer recoverable; BDC records from that period were never digitized, and a subsequent review of cold-storage paper files confirmed the original boundary maps have been lost (G. Linder, personal communication, April 2025). </w:t>
-      </w:r>
-      <w:r>
-        <w:rPr>
-          <w:rFonts w:ascii="Times New Roman" w:hAnsi="Times New Roman" w:cs="Times New Roman"/>
           <w:color w:val="E97132" w:themeColor="accent2"/>
         </w:rPr>
-        <w:t xml:space="preserve">The 2002 wave therefore serves as the </w:t>
-      </w:r>
-      <w:proofErr w:type="gramStart"/>
-      <w:r>
-        <w:rPr>
-          <w:rFonts w:ascii="Times New Roman" w:hAnsi="Times New Roman" w:cs="Times New Roman"/>
-          <w:color w:val="E97132" w:themeColor="accent2"/>
-        </w:rPr>
-        <w:t>programmatic origin</w:t>
-      </w:r>
-      <w:proofErr w:type="gramEnd"/>
-      <w:r>
-        <w:rPr>
-          <w:rFonts w:ascii="Times New Roman" w:hAnsi="Times New Roman" w:cs="Times New Roman"/>
-          <w:color w:val="E97132" w:themeColor="accent2"/>
-        </w:rPr>
-        <w:t xml:space="preserve"> point for the subsequent analysis rather than an estimable treatment. </w:t>
-      </w:r>
-      <w:r>
-        <w:rPr>
-          <w:rFonts w:ascii="Times New Roman" w:hAnsi="Times New Roman" w:cs="Times New Roman"/>
-        </w:rPr>
+        <w:t xml:space="preserve">The 2002 wave therefore serves as the programmatic origin point for the subsequent analysis rather than an estimable treatment. </w:t>
+      </w:r>
+      <w:r>
         <w:t>Baltimore's present-day EZ footprint spans over 16,700 acres across four designated zones and generated approximately $1.8 billion in qualifying capital investment in FY 2025 alone, representing roughly 36% of total statewide EZ investment (Maryland Department of Commerce, 2025).</w:t>
       </w:r>
     </w:p>
     <w:p>
-      <w:pPr>
-        <w:rPr>
-          <w:rFonts w:ascii="Times New Roman" w:hAnsi="Times New Roman" w:cs="Times New Roman"/>
-        </w:rPr>
-      </w:pPr>
-      <w:r>
-        <w:rPr>
-          <w:rFonts w:ascii="Times New Roman" w:hAnsi="Times New Roman" w:cs="Times New Roman"/>
-        </w:rPr>
+      <w:r>
         <w:t xml:space="preserve">Theory + </w:t>
       </w:r>
       <w:proofErr w:type="spellStart"/>
       <w:r>
-        <w:rPr>
-          <w:rFonts w:ascii="Times New Roman" w:hAnsi="Times New Roman" w:cs="Times New Roman"/>
-        </w:rPr>
         <w:t>Maths</w:t>
       </w:r>
       <w:proofErr w:type="spellEnd"/>
     </w:p>
     <w:p>
-      <w:pPr>
-        <w:rPr>
-          <w:rFonts w:ascii="Times New Roman" w:hAnsi="Times New Roman" w:cs="Times New Roman"/>
-        </w:rPr>
-      </w:pPr>
-      <w:r>
-        <w:rPr>
-          <w:rFonts w:ascii="Times New Roman" w:hAnsi="Times New Roman" w:cs="Times New Roman"/>
-        </w:rPr>
+      <w:r>
         <w:t>Literature Review</w:t>
       </w:r>
     </w:p>
     <w:p>
-      <w:pPr>
-        <w:rPr>
-          <w:rFonts w:ascii="Times New Roman" w:hAnsi="Times New Roman" w:cs="Times New Roman"/>
-        </w:rPr>
-      </w:pPr>
-      <w:r>
-        <w:rPr>
-          <w:rFonts w:ascii="Times New Roman" w:hAnsi="Times New Roman" w:cs="Times New Roman"/>
-        </w:rPr>
+      <w:r>
         <w:t>Analysis</w:t>
       </w:r>
     </w:p>
-    <w:p>
-      <w:pPr>
-        <w:rPr>
-          <w:rFonts w:ascii="Times New Roman" w:hAnsi="Times New Roman" w:cs="Times New Roman"/>
-        </w:rPr>
-      </w:pPr>
-    </w:p>
-    <w:p>
-      <w:pPr>
-        <w:rPr>
-          <w:rFonts w:ascii="Times New Roman" w:hAnsi="Times New Roman" w:cs="Times New Roman"/>
-        </w:rPr>
-      </w:pPr>
-      <w:r>
-        <w:rPr>
-          <w:rFonts w:ascii="Times New Roman" w:hAnsi="Times New Roman" w:cs="Times New Roman"/>
-        </w:rPr>
+    <w:p/>
+    <w:p>
+      <w:r>
         <w:t>2. Policy Analysis (approximately 60%)</w:t>
       </w:r>
     </w:p>
     <w:p>
-      <w:pPr>
-        <w:rPr>
-          <w:rFonts w:ascii="Times New Roman" w:hAnsi="Times New Roman" w:cs="Times New Roman"/>
-        </w:rPr>
-      </w:pPr>
-      <w:r>
-        <w:rPr>
-          <w:rFonts w:ascii="Times New Roman" w:hAnsi="Times New Roman" w:cs="Times New Roman"/>
-        </w:rPr>
+      <w:r>
         <w:t>This is the core of the paper.</w:t>
       </w:r>
     </w:p>
     <w:p>
-      <w:pPr>
-        <w:rPr>
-          <w:rFonts w:ascii="Times New Roman" w:hAnsi="Times New Roman" w:cs="Times New Roman"/>
-        </w:rPr>
-      </w:pPr>
-      <w:r>
-        <w:rPr>
-          <w:rFonts w:ascii="Times New Roman" w:hAnsi="Times New Roman" w:cs="Times New Roman"/>
-        </w:rPr>
+      <w:r>
         <w:t>You should:</w:t>
       </w:r>
     </w:p>
     <w:p>
       <w:pPr>
+        <w:pStyle w:val="ListParagraph"/>
         <w:numPr>
           <w:ilvl w:val="0"/>
           <w:numId w:val="5"/>
         </w:numPr>
-        <w:rPr>
-          <w:rFonts w:ascii="Times New Roman" w:hAnsi="Times New Roman" w:cs="Times New Roman"/>
-        </w:rPr>
-      </w:pPr>
-      <w:r>
-        <w:rPr>
-          <w:rFonts w:ascii="Times New Roman" w:hAnsi="Times New Roman" w:cs="Times New Roman"/>
-        </w:rPr>
+      </w:pPr>
+      <w:r>
         <w:t>Explain the policy (or proposed policy)</w:t>
       </w:r>
     </w:p>
     <w:p>
       <w:pPr>
+        <w:pStyle w:val="ListParagraph"/>
         <w:numPr>
           <w:ilvl w:val="0"/>
           <w:numId w:val="5"/>
         </w:numPr>
-        <w:rPr>
-          <w:rFonts w:ascii="Times New Roman" w:hAnsi="Times New Roman" w:cs="Times New Roman"/>
-        </w:rPr>
-      </w:pPr>
-      <w:r>
-        <w:rPr>
-          <w:rFonts w:ascii="Times New Roman" w:hAnsi="Times New Roman" w:cs="Times New Roman"/>
-        </w:rPr>
+      </w:pPr>
+      <w:r>
         <w:t>Analyze the policy using urban economic models</w:t>
       </w:r>
     </w:p>
     <w:p>
       <w:pPr>
+        <w:pStyle w:val="ListParagraph"/>
         <w:numPr>
           <w:ilvl w:val="0"/>
           <w:numId w:val="5"/>
         </w:numPr>
-        <w:rPr>
-          <w:rFonts w:ascii="Times New Roman" w:hAnsi="Times New Roman" w:cs="Times New Roman"/>
-        </w:rPr>
-      </w:pPr>
-      <w:r>
-        <w:rPr>
-          <w:rFonts w:ascii="Times New Roman" w:hAnsi="Times New Roman" w:cs="Times New Roman"/>
-        </w:rPr>
+      </w:pPr>
+      <w:r>
         <w:t>Present data using tables or figures</w:t>
       </w:r>
     </w:p>
     <w:p>
       <w:pPr>
+        <w:pStyle w:val="ListParagraph"/>
         <w:numPr>
           <w:ilvl w:val="0"/>
           <w:numId w:val="5"/>
         </w:numPr>
-        <w:rPr>
-          <w:rFonts w:ascii="Times New Roman" w:hAnsi="Times New Roman" w:cs="Times New Roman"/>
-        </w:rPr>
-      </w:pPr>
-      <w:r>
-        <w:rPr>
-          <w:rFonts w:ascii="Times New Roman" w:hAnsi="Times New Roman" w:cs="Times New Roman"/>
-        </w:rPr>
-        <w:t xml:space="preserve">Connect the empirical patterns to </w:t>
-      </w:r>
-      <w:proofErr w:type="gramStart"/>
-      <w:r>
-        <w:rPr>
-          <w:rFonts w:ascii="Times New Roman" w:hAnsi="Times New Roman" w:cs="Times New Roman"/>
-        </w:rPr>
-        <w:t>the theoretical</w:t>
-      </w:r>
-      <w:proofErr w:type="gramEnd"/>
-      <w:r>
-        <w:rPr>
-          <w:rFonts w:ascii="Times New Roman" w:hAnsi="Times New Roman" w:cs="Times New Roman"/>
-        </w:rPr>
-        <w:t xml:space="preserve"> mechanisms</w:t>
-      </w:r>
-    </w:p>
-    <w:p>
-      <w:pPr>
-        <w:rPr>
-          <w:rFonts w:ascii="Times New Roman" w:hAnsi="Times New Roman" w:cs="Times New Roman"/>
-        </w:rPr>
-      </w:pPr>
-      <w:r>
-        <w:rPr>
-          <w:rFonts w:ascii="Times New Roman" w:hAnsi="Times New Roman" w:cs="Times New Roman"/>
-        </w:rPr>
+      </w:pPr>
+      <w:r>
+        <w:t>Connect the empirical patterns to the theoretical mechanisms</w:t>
+      </w:r>
+    </w:p>
+    <w:p>
+      <w:r>
         <w:t>The focus should be on economic reasoning, not simply describing the city.</w:t>
       </w:r>
     </w:p>
     <w:p>
-      <w:pPr>
-        <w:rPr>
-          <w:rFonts w:ascii="Times New Roman" w:hAnsi="Times New Roman" w:cs="Times New Roman"/>
-        </w:rPr>
-      </w:pPr>
-      <w:r>
-        <w:rPr>
-          <w:rFonts w:ascii="Times New Roman" w:hAnsi="Times New Roman" w:cs="Times New Roman"/>
-          <w:b/>
-          <w:bCs/>
-        </w:rPr>
+      <w:r>
         <w:t>Section II outline:</w:t>
       </w:r>
     </w:p>
     <w:p>
       <w:pPr>
+        <w:pStyle w:val="ListParagraph"/>
         <w:numPr>
           <w:ilvl w:val="0"/>
           <w:numId w:val="6"/>
         </w:numPr>
+      </w:pPr>
+      <w:r>
         <w:rPr>
-          <w:rFonts w:ascii="Times New Roman" w:hAnsi="Times New Roman" w:cs="Times New Roman"/>
-        </w:rPr>
-      </w:pPr>
-      <w:r>
-        <w:rPr>
-          <w:rFonts w:ascii="Times New Roman" w:hAnsi="Times New Roman" w:cs="Times New Roman"/>
           <w:b/>
           <w:bCs/>
         </w:rPr>
+        <w:lastRenderedPageBreak/>
         <w:t>Baltimore's EZD implementation</w:t>
       </w:r>
       <w:r>
-        <w:rPr>
-          <w:rFonts w:ascii="Times New Roman" w:hAnsi="Times New Roman" w:cs="Times New Roman"/>
-        </w:rPr>
         <w:t xml:space="preserve"> — designation history, which neighborhoods, the Focus Area tier, program scale in the city specifically.</w:t>
       </w:r>
     </w:p>
     <w:p>
       <w:pPr>
+        <w:pStyle w:val="ListParagraph"/>
         <w:numPr>
           <w:ilvl w:val="0"/>
           <w:numId w:val="6"/>
         </w:numPr>
+      </w:pPr>
+      <w:r>
         <w:rPr>
-          <w:rFonts w:ascii="Times New Roman" w:hAnsi="Times New Roman" w:cs="Times New Roman"/>
-        </w:rPr>
-      </w:pPr>
-      <w:r>
-        <w:rPr>
-          <w:rFonts w:ascii="Times New Roman" w:hAnsi="Times New Roman" w:cs="Times New Roman"/>
           <w:b/>
           <w:bCs/>
         </w:rPr>
         <w:t>Theoretical framework</w:t>
       </w:r>
       <w:r>
-        <w:rPr>
-          <w:rFonts w:ascii="Times New Roman" w:hAnsi="Times New Roman" w:cs="Times New Roman"/>
-        </w:rPr>
         <w:t xml:space="preserve"> — the urban economic logic of place-based intervention (agglomeration, land rent gradients, labor market equilibrium), setting up what the model predicts should happen</w:t>
       </w:r>
       <w:r>
-        <w:rPr>
-          <w:rFonts w:ascii="Times New Roman" w:hAnsi="Times New Roman" w:cs="Times New Roman"/>
-        </w:rPr>
         <w:t xml:space="preserve"> (literature review)</w:t>
       </w:r>
       <w:r>
-        <w:rPr>
-          <w:rFonts w:ascii="Times New Roman" w:hAnsi="Times New Roman" w:cs="Times New Roman"/>
-        </w:rPr>
         <w:t>.</w:t>
       </w:r>
     </w:p>
     <w:p>
       <w:pPr>
+        <w:pStyle w:val="ListParagraph"/>
         <w:numPr>
           <w:ilvl w:val="0"/>
           <w:numId w:val="6"/>
         </w:numPr>
+      </w:pPr>
+      <w:r>
         <w:rPr>
-          <w:rFonts w:ascii="Times New Roman" w:hAnsi="Times New Roman" w:cs="Times New Roman"/>
-        </w:rPr>
-      </w:pPr>
-      <w:r>
-        <w:rPr>
-          <w:rFonts w:ascii="Times New Roman" w:hAnsi="Times New Roman" w:cs="Times New Roman"/>
           <w:b/>
           <w:bCs/>
         </w:rPr>
         <w:t>The math</w:t>
       </w:r>
       <w:r>
+        <w:t xml:space="preserve"> — </w:t>
+      </w:r>
+      <w:r>
         <w:rPr>
-          <w:rFonts w:ascii="Times New Roman" w:hAnsi="Times New Roman" w:cs="Times New Roman"/>
+          <w:strike/>
         </w:rPr>
-        <w:t xml:space="preserve"> — formal model, probably a reduced-form specification or a difference-in-differences setup laying out the estimating equation.</w:t>
-      </w:r>
-      <w:r>
-        <w:rPr>
-          <w:rFonts w:ascii="Times New Roman" w:hAnsi="Times New Roman" w:cs="Times New Roman"/>
-        </w:rPr>
+        <w:t>formal model, probably a reduced-form specification</w:t>
+      </w:r>
+      <w:r>
+        <w:t xml:space="preserve"> or a difference-in-differences setup laying out the estimating equation.</w:t>
+      </w:r>
+      <w:r>
         <w:t xml:space="preserve"> Marginal Social Cost, shifts in amenities, DWL, etc.</w:t>
       </w:r>
     </w:p>
     <w:p>
       <w:pPr>
+        <w:pStyle w:val="ListParagraph"/>
         <w:numPr>
           <w:ilvl w:val="0"/>
           <w:numId w:val="6"/>
         </w:numPr>
+      </w:pPr>
+      <w:r>
         <w:rPr>
-          <w:rFonts w:ascii="Times New Roman" w:hAnsi="Times New Roman" w:cs="Times New Roman"/>
-        </w:rPr>
-      </w:pPr>
-      <w:r>
-        <w:rPr>
-          <w:rFonts w:ascii="Times New Roman" w:hAnsi="Times New Roman" w:cs="Times New Roman"/>
           <w:b/>
           <w:bCs/>
         </w:rPr>
         <w:t>Data and empirical patterns</w:t>
       </w:r>
       <w:r>
-        <w:rPr>
-          <w:rFonts w:ascii="Times New Roman" w:hAnsi="Times New Roman" w:cs="Times New Roman"/>
-        </w:rPr>
-        <w:t xml:space="preserve"> — tables/figures connecting the Baltimore data to </w:t>
-      </w:r>
-      <w:proofErr w:type="gramStart"/>
-      <w:r>
-        <w:rPr>
-          <w:rFonts w:ascii="Times New Roman" w:hAnsi="Times New Roman" w:cs="Times New Roman"/>
-        </w:rPr>
-        <w:t>the theoretical</w:t>
-      </w:r>
-      <w:proofErr w:type="gramEnd"/>
-      <w:r>
-        <w:rPr>
-          <w:rFonts w:ascii="Times New Roman" w:hAnsi="Times New Roman" w:cs="Times New Roman"/>
-        </w:rPr>
-        <w:t xml:space="preserve"> predictions.</w:t>
-      </w:r>
-    </w:p>
-    <w:p>
-      <w:pPr>
+        <w:t xml:space="preserve"> — tables/figures connecting the Baltimore data to the theoretical predictions.</w:t>
+      </w:r>
+    </w:p>
+    <w:p>
+      <w:pPr>
+        <w:pStyle w:val="ListParagraph"/>
         <w:numPr>
           <w:ilvl w:val="0"/>
           <w:numId w:val="6"/>
         </w:numPr>
+      </w:pPr>
+      <w:r>
         <w:rPr>
-          <w:rFonts w:ascii="Times New Roman" w:hAnsi="Times New Roman" w:cs="Times New Roman"/>
-        </w:rPr>
-      </w:pPr>
-      <w:r>
-        <w:rPr>
-          <w:rFonts w:ascii="Times New Roman" w:hAnsi="Times New Roman" w:cs="Times New Roman"/>
           <w:b/>
           <w:bCs/>
         </w:rPr>
         <w:t>Results and interpretation</w:t>
       </w:r>
       <w:r>
-        <w:rPr>
-          <w:rFonts w:ascii="Times New Roman" w:hAnsi="Times New Roman" w:cs="Times New Roman"/>
-        </w:rPr>
         <w:t xml:space="preserve"> — connecting empirical patterns back to the mechanisms from step 2.</w:t>
       </w:r>
     </w:p>
     <w:p>
-      <w:pPr>
-        <w:rPr>
-          <w:rFonts w:ascii="Times New Roman" w:hAnsi="Times New Roman" w:cs="Times New Roman"/>
-        </w:rPr>
-      </w:pPr>
-      <w:r>
-        <w:rPr>
-          <w:rFonts w:ascii="Times New Roman" w:hAnsi="Times New Roman" w:cs="Times New Roman"/>
-        </w:rPr>
+      <w:r>
         <w:t>Critically, this capitalization mechanism, while a failure from the perspective of firm cost relief, is precisely what assessed property values capture.</w:t>
       </w:r>
       <w:r>
-        <w:rPr>
-          <w:rFonts w:ascii="Times New Roman" w:hAnsi="Times New Roman" w:cs="Times New Roman"/>
-        </w:rPr>
         <w:t xml:space="preserve"> </w:t>
       </w:r>
       <w:r>
-        <w:rPr>
-          <w:rFonts w:ascii="Times New Roman" w:hAnsi="Times New Roman" w:cs="Times New Roman"/>
-        </w:rPr>
         <w:t>If EZ designation inflates assessed land values, that signal should be recoverable in parcel-level data regardless of whether employment outcomes improve.</w:t>
       </w:r>
     </w:p>
     <w:p>
       <w:pPr>
         <w:pStyle w:val="Heading3"/>
-        <w:jc w:val="center"/>
       </w:pPr>
       <w:r>
         <w:t>Section III: Conclusions</w:t>
       </w:r>
     </w:p>
     <w:p>
-      <w:pPr>
-        <w:spacing w:after="0"/>
-      </w:pPr>
       <w:r>
         <w:t>3. Discussion and Conclusion (approximately 20%)</w:t>
       </w:r>
     </w:p>
     <w:p>
-      <w:pPr>
-        <w:spacing w:after="0"/>
-      </w:pPr>
       <w:r>
         <w:t>Discuss:</w:t>
       </w:r>
     </w:p>
     <w:p>
       <w:pPr>
+        <w:pStyle w:val="ListParagraph"/>
         <w:numPr>
           <w:ilvl w:val="0"/>
           <w:numId w:val="4"/>
         </w:numPr>
-        <w:spacing w:after="0"/>
       </w:pPr>
       <w:r>
         <w:t>What the models suggest about the likely effects of the policy</w:t>
@@ -5962,11 +4888,11 @@
     </w:p>
     <w:p>
       <w:pPr>
+        <w:pStyle w:val="ListParagraph"/>
         <w:numPr>
           <w:ilvl w:val="0"/>
           <w:numId w:val="4"/>
         </w:numPr>
-        <w:spacing w:after="0"/>
       </w:pPr>
       <w:r>
         <w:t>Trade-offs or unintended consequences</w:t>
@@ -5974,24 +4900,23 @@
     </w:p>
     <w:p>
       <w:pPr>
+        <w:pStyle w:val="ListParagraph"/>
         <w:numPr>
           <w:ilvl w:val="0"/>
           <w:numId w:val="4"/>
         </w:numPr>
-        <w:spacing w:after="0"/>
-      </w:pPr>
-      <w:r>
-        <w:lastRenderedPageBreak/>
+      </w:pPr>
+      <w:r>
         <w:t>Limitations of the analysis</w:t>
       </w:r>
     </w:p>
     <w:p>
       <w:pPr>
+        <w:pStyle w:val="ListParagraph"/>
         <w:numPr>
           <w:ilvl w:val="0"/>
           <w:numId w:val="4"/>
         </w:numPr>
-        <w:spacing w:after="0"/>
       </w:pPr>
       <w:r>
         <w:t>Implications for future policy</w:t>
@@ -6001,43 +4926,29 @@
     <w:p>
       <w:pPr>
         <w:pStyle w:val="Heading3"/>
-        <w:jc w:val="center"/>
       </w:pPr>
       <w:r>
         <w:t>References:</w:t>
       </w:r>
     </w:p>
     <w:p>
-      <w:pPr>
+      <w:r>
+        <w:t xml:space="preserve">Stefano, M. L. (2017, May 4). </w:t>
+      </w:r>
+      <w:r>
         <w:rPr>
-          <w:rFonts w:ascii="Times New Roman" w:hAnsi="Times New Roman" w:cs="Times New Roman"/>
-        </w:rPr>
-      </w:pPr>
-      <w:r>
-        <w:rPr>
-          <w:rFonts w:ascii="Times New Roman" w:hAnsi="Times New Roman" w:cs="Times New Roman"/>
-        </w:rPr>
-        <w:t xml:space="preserve">Stefano, M. L. (2017, May 4). </w:t>
-      </w:r>
-      <w:r>
-        <w:rPr>
-          <w:rFonts w:ascii="Times New Roman" w:hAnsi="Times New Roman" w:cs="Times New Roman"/>
           <w:i/>
           <w:iCs/>
         </w:rPr>
         <w:t>Industrial boom and bust: The living heritage of the Sparrows Point steel mill (Baltimore, MD)</w:t>
       </w:r>
       <w:r>
-        <w:rPr>
-          <w:rFonts w:ascii="Times New Roman" w:hAnsi="Times New Roman" w:cs="Times New Roman"/>
-        </w:rPr>
         <w:t xml:space="preserve">. Library of Congress Folklife Today. </w:t>
       </w:r>
-      <w:hyperlink r:id="rId8" w:history="1">
+      <w:hyperlink r:id="rId10" w:history="1">
         <w:r>
           <w:rPr>
             <w:rStyle w:val="Hyperlink"/>
-            <w:rFonts w:ascii="Times New Roman" w:hAnsi="Times New Roman" w:cs="Times New Roman"/>
           </w:rPr>
           <w:t>https://blogs.loc.gov/folklife/2017/05/industrial-boom-and-bust/</w:t>
         </w:r>
@@ -6045,561 +4956,351 @@
     </w:p>
     <w:p>
       <w:r>
+        <w:t xml:space="preserve">Bloomberg. (2019, May 15). </w:t>
+      </w:r>
+      <w:r>
         <w:rPr>
-          <w:rFonts w:ascii="Times New Roman" w:hAnsi="Times New Roman" w:cs="Times New Roman"/>
-        </w:rPr>
-        <w:t xml:space="preserve">Bloomberg. (2019, May 15). </w:t>
-      </w:r>
-      <w:r>
-        <w:rPr>
-          <w:rFonts w:ascii="Times New Roman" w:hAnsi="Times New Roman" w:cs="Times New Roman"/>
           <w:i/>
           <w:iCs/>
         </w:rPr>
         <w:t>Photos: What Bethlehem Steel meant to Baltimore</w:t>
       </w:r>
       <w:r>
-        <w:rPr>
-          <w:rFonts w:ascii="Times New Roman" w:hAnsi="Times New Roman" w:cs="Times New Roman"/>
-        </w:rPr>
         <w:t xml:space="preserve">. </w:t>
       </w:r>
-      <w:hyperlink r:id="rId9" w:history="1">
+      <w:hyperlink r:id="rId11" w:history="1">
         <w:r>
           <w:rPr>
             <w:rStyle w:val="Hyperlink"/>
-            <w:rFonts w:ascii="Times New Roman" w:hAnsi="Times New Roman" w:cs="Times New Roman"/>
           </w:rPr>
           <w:t>https://www.bloomberg.com/news/articles/2019-05-15/photos-what-bethlehem-steel-meant-to-baltimore</w:t>
         </w:r>
       </w:hyperlink>
     </w:p>
     <w:p>
-      <w:pPr>
+      <w:r>
+        <w:t xml:space="preserve">Han, H.-S. (2014). The impact of abandoned properties on nearby property values. </w:t>
+      </w:r>
+      <w:r>
         <w:rPr>
-          <w:rFonts w:ascii="Times New Roman" w:hAnsi="Times New Roman" w:cs="Times New Roman"/>
-        </w:rPr>
-      </w:pPr>
-      <w:r>
-        <w:rPr>
-          <w:rFonts w:ascii="Times New Roman" w:hAnsi="Times New Roman" w:cs="Times New Roman"/>
-        </w:rPr>
-        <w:t xml:space="preserve">Han, H.-S. (2014). The impact of abandoned properties on nearby property values. </w:t>
-      </w:r>
-      <w:r>
-        <w:rPr>
-          <w:rFonts w:ascii="Times New Roman" w:hAnsi="Times New Roman" w:cs="Times New Roman"/>
           <w:i/>
           <w:iCs/>
         </w:rPr>
         <w:t>Housing Policy Debate, 24</w:t>
       </w:r>
       <w:r>
-        <w:rPr>
-          <w:rFonts w:ascii="Times New Roman" w:hAnsi="Times New Roman" w:cs="Times New Roman"/>
-        </w:rPr>
         <w:t xml:space="preserve">(2), 311–334. </w:t>
       </w:r>
-      <w:hyperlink r:id="rId10" w:history="1">
+      <w:hyperlink r:id="rId12" w:history="1">
         <w:r>
           <w:rPr>
             <w:rStyle w:val="Hyperlink"/>
-            <w:rFonts w:ascii="Times New Roman" w:hAnsi="Times New Roman" w:cs="Times New Roman"/>
           </w:rPr>
           <w:t>https://doi.org/10.1080/10511482.2013.832350</w:t>
         </w:r>
       </w:hyperlink>
     </w:p>
     <w:p>
-      <w:pPr>
+      <w:r>
+        <w:lastRenderedPageBreak/>
+        <w:t xml:space="preserve">The Pursuit of History. (2021, December 22). </w:t>
+      </w:r>
+      <w:r>
         <w:rPr>
-          <w:rFonts w:ascii="Times New Roman" w:hAnsi="Times New Roman" w:cs="Times New Roman"/>
-        </w:rPr>
-      </w:pPr>
-      <w:r>
-        <w:rPr>
-          <w:rFonts w:ascii="Times New Roman" w:hAnsi="Times New Roman" w:cs="Times New Roman"/>
-        </w:rPr>
-        <w:t xml:space="preserve">The Pursuit of History. (2021, December 22). </w:t>
-      </w:r>
-      <w:r>
-        <w:rPr>
-          <w:rFonts w:ascii="Times New Roman" w:hAnsi="Times New Roman" w:cs="Times New Roman"/>
           <w:i/>
           <w:iCs/>
         </w:rPr>
         <w:t>Sparrows Point: From steelmaking to distribution center hub</w:t>
       </w:r>
       <w:r>
-        <w:rPr>
-          <w:rFonts w:ascii="Times New Roman" w:hAnsi="Times New Roman" w:cs="Times New Roman"/>
-        </w:rPr>
         <w:t xml:space="preserve">. </w:t>
       </w:r>
-      <w:hyperlink r:id="rId11" w:history="1">
+      <w:hyperlink r:id="rId13" w:history="1">
         <w:r>
           <w:rPr>
             <w:rStyle w:val="Hyperlink"/>
-            <w:rFonts w:ascii="Times New Roman" w:hAnsi="Times New Roman" w:cs="Times New Roman"/>
           </w:rPr>
           <w:t>https://thepursuitofhistory.org/2021/12/22/sparrows-point-from-steelmaking-to-distribution-center-hub/</w:t>
         </w:r>
       </w:hyperlink>
     </w:p>
     <w:p>
-      <w:pPr>
+      <w:r>
+        <w:t xml:space="preserve">U.S. Bureau of Labor Statistics. (n.d.). </w:t>
+      </w:r>
+      <w:r>
         <w:rPr>
-          <w:rFonts w:ascii="Times New Roman" w:hAnsi="Times New Roman" w:cs="Times New Roman"/>
-        </w:rPr>
-      </w:pPr>
-      <w:r>
-        <w:rPr>
-          <w:rFonts w:ascii="Times New Roman" w:hAnsi="Times New Roman" w:cs="Times New Roman"/>
-        </w:rPr>
-        <w:t xml:space="preserve">U.S. Bureau of Labor Statistics. (n.d.). </w:t>
-      </w:r>
-      <w:r>
-        <w:rPr>
-          <w:rFonts w:ascii="Times New Roman" w:hAnsi="Times New Roman" w:cs="Times New Roman"/>
           <w:i/>
           <w:iCs/>
         </w:rPr>
-        <w:t xml:space="preserve">Employed </w:t>
-      </w:r>
-      <w:proofErr w:type="gramStart"/>
-      <w:r>
-        <w:rPr>
-          <w:rFonts w:ascii="Times New Roman" w:hAnsi="Times New Roman" w:cs="Times New Roman"/>
-          <w:i/>
-          <w:iCs/>
-        </w:rPr>
-        <w:t>persons</w:t>
-      </w:r>
-      <w:proofErr w:type="gramEnd"/>
-      <w:r>
-        <w:rPr>
-          <w:rFonts w:ascii="Times New Roman" w:hAnsi="Times New Roman" w:cs="Times New Roman"/>
-          <w:i/>
-          <w:iCs/>
-        </w:rPr>
-        <w:t xml:space="preserve"> in Baltimore City, MD</w:t>
-      </w:r>
-      <w:r>
-        <w:rPr>
-          <w:rFonts w:ascii="Times New Roman" w:hAnsi="Times New Roman" w:cs="Times New Roman"/>
-        </w:rPr>
+        <w:t>Employed persons in Baltimore City, MD</w:t>
+      </w:r>
+      <w:r>
         <w:t xml:space="preserve"> [LAUCN245100000000005A]. FRED, Federal Reserve Bank of St. Louis. </w:t>
       </w:r>
-      <w:hyperlink r:id="rId12" w:history="1">
+      <w:hyperlink r:id="rId14" w:history="1">
         <w:r>
           <w:rPr>
             <w:rStyle w:val="Hyperlink"/>
-            <w:rFonts w:ascii="Times New Roman" w:hAnsi="Times New Roman" w:cs="Times New Roman"/>
           </w:rPr>
           <w:t>https://fred.stlouisfed.org/series/LAUCN245100000000005A</w:t>
         </w:r>
       </w:hyperlink>
     </w:p>
     <w:p>
-      <w:pPr>
+      <w:r>
+        <w:t xml:space="preserve">U.S. Bureau of Labor Statistics. (n.d.). </w:t>
+      </w:r>
+      <w:r>
         <w:rPr>
-          <w:rFonts w:ascii="Times New Roman" w:hAnsi="Times New Roman" w:cs="Times New Roman"/>
-        </w:rPr>
-      </w:pPr>
-      <w:r>
-        <w:rPr>
-          <w:rFonts w:ascii="Times New Roman" w:hAnsi="Times New Roman" w:cs="Times New Roman"/>
-        </w:rPr>
-        <w:t xml:space="preserve">U.S. Bureau of Labor Statistics. (n.d.). </w:t>
-      </w:r>
-      <w:r>
-        <w:rPr>
-          <w:rFonts w:ascii="Times New Roman" w:hAnsi="Times New Roman" w:cs="Times New Roman"/>
           <w:i/>
           <w:iCs/>
         </w:rPr>
         <w:t>Civilian labor force in Baltimore City, MD</w:t>
       </w:r>
       <w:r>
-        <w:rPr>
-          <w:rFonts w:ascii="Times New Roman" w:hAnsi="Times New Roman" w:cs="Times New Roman"/>
-        </w:rPr>
         <w:t xml:space="preserve"> [MDBALT5LFN]. FRED, Federal Reserve Bank of St. Louis. </w:t>
       </w:r>
-      <w:hyperlink r:id="rId13" w:history="1">
+      <w:hyperlink r:id="rId15" w:history="1">
         <w:r>
           <w:rPr>
             <w:rStyle w:val="Hyperlink"/>
-            <w:rFonts w:ascii="Times New Roman" w:hAnsi="Times New Roman" w:cs="Times New Roman"/>
           </w:rPr>
           <w:t>https://fred.stlouisfed.org/series/MDBALT5LFN</w:t>
         </w:r>
       </w:hyperlink>
     </w:p>
     <w:p>
-      <w:pPr>
+      <w:r>
+        <w:t xml:space="preserve">U.S. Census Bureau. (n.d.). </w:t>
+      </w:r>
+      <w:r>
         <w:rPr>
-          <w:rFonts w:ascii="Times New Roman" w:hAnsi="Times New Roman" w:cs="Times New Roman"/>
-        </w:rPr>
-      </w:pPr>
-      <w:r>
-        <w:rPr>
-          <w:rFonts w:ascii="Times New Roman" w:hAnsi="Times New Roman" w:cs="Times New Roman"/>
-        </w:rPr>
-        <w:t xml:space="preserve">U.S. Census Bureau. (n.d.). </w:t>
-      </w:r>
-      <w:r>
-        <w:rPr>
-          <w:rFonts w:ascii="Times New Roman" w:hAnsi="Times New Roman" w:cs="Times New Roman"/>
           <w:i/>
           <w:iCs/>
         </w:rPr>
         <w:t>Estimate of median household income for Baltimore City, MD</w:t>
       </w:r>
       <w:r>
-        <w:rPr>
-          <w:rFonts w:ascii="Times New Roman" w:hAnsi="Times New Roman" w:cs="Times New Roman"/>
-        </w:rPr>
         <w:t xml:space="preserve"> [MHIMD24510A052NCEN]. FRED, Federal Reserve Bank of St. Louis. </w:t>
       </w:r>
-      <w:hyperlink r:id="rId14" w:history="1">
+      <w:hyperlink r:id="rId16" w:history="1">
         <w:r>
           <w:rPr>
             <w:rStyle w:val="Hyperlink"/>
-            <w:rFonts w:ascii="Times New Roman" w:hAnsi="Times New Roman" w:cs="Times New Roman"/>
           </w:rPr>
           <w:t>https://fred.stlouisfed.org/series/MHIMD24510A052NCEN</w:t>
         </w:r>
       </w:hyperlink>
     </w:p>
     <w:p>
-      <w:pPr>
+      <w:r>
+        <w:t xml:space="preserve">U.S. Federal Housing Finance Agency. (n.d.). </w:t>
+      </w:r>
+      <w:r>
         <w:rPr>
-          <w:rFonts w:ascii="Times New Roman" w:hAnsi="Times New Roman" w:cs="Times New Roman"/>
-        </w:rPr>
-      </w:pPr>
-      <w:r>
-        <w:rPr>
-          <w:rFonts w:ascii="Times New Roman" w:hAnsi="Times New Roman" w:cs="Times New Roman"/>
-        </w:rPr>
-        <w:t xml:space="preserve">U.S. Federal Housing Finance Agency. (n.d.). </w:t>
-      </w:r>
-      <w:r>
-        <w:rPr>
-          <w:rFonts w:ascii="Times New Roman" w:hAnsi="Times New Roman" w:cs="Times New Roman"/>
           <w:i/>
           <w:iCs/>
         </w:rPr>
         <w:t>All-transactions house price index for Baltimore City, MD</w:t>
       </w:r>
       <w:r>
-        <w:rPr>
-          <w:rFonts w:ascii="Times New Roman" w:hAnsi="Times New Roman" w:cs="Times New Roman"/>
-        </w:rPr>
         <w:t xml:space="preserve"> [ATNHPIUS24510A]. FRED, Federal Reserve Bank of St. Louis. </w:t>
       </w:r>
-      <w:hyperlink r:id="rId15" w:history="1">
+      <w:hyperlink r:id="rId17" w:history="1">
         <w:r>
           <w:rPr>
             <w:rStyle w:val="Hyperlink"/>
-            <w:rFonts w:ascii="Times New Roman" w:hAnsi="Times New Roman" w:cs="Times New Roman"/>
           </w:rPr>
           <w:t>https://fred.stlouisfed.org/series/ATNHPIUS24510A</w:t>
         </w:r>
       </w:hyperlink>
     </w:p>
     <w:p>
-      <w:pPr>
+      <w:r>
+        <w:t xml:space="preserve">U.S. Bureau of Labor Statistics. (n.d.). </w:t>
+      </w:r>
+      <w:r>
         <w:rPr>
-          <w:rFonts w:ascii="Times New Roman" w:hAnsi="Times New Roman" w:cs="Times New Roman"/>
-        </w:rPr>
-      </w:pPr>
-      <w:r>
-        <w:rPr>
-          <w:rFonts w:ascii="Times New Roman" w:hAnsi="Times New Roman" w:cs="Times New Roman"/>
-        </w:rPr>
-        <w:t xml:space="preserve">U.S. Bureau of Labor Statistics. (n.d.). </w:t>
-      </w:r>
-      <w:r>
-        <w:rPr>
-          <w:rFonts w:ascii="Times New Roman" w:hAnsi="Times New Roman" w:cs="Times New Roman"/>
           <w:i/>
           <w:iCs/>
         </w:rPr>
         <w:t>Resident population in Baltimore City, MD</w:t>
       </w:r>
       <w:r>
-        <w:rPr>
-          <w:rFonts w:ascii="Times New Roman" w:hAnsi="Times New Roman" w:cs="Times New Roman"/>
-        </w:rPr>
         <w:t xml:space="preserve"> [MDBALT5POP]. FRED, Federal Reserve Bank of St. Louis. </w:t>
       </w:r>
-      <w:hyperlink r:id="rId16" w:history="1">
+      <w:hyperlink r:id="rId18" w:history="1">
         <w:r>
           <w:rPr>
             <w:rStyle w:val="Hyperlink"/>
-            <w:rFonts w:ascii="Times New Roman" w:hAnsi="Times New Roman" w:cs="Times New Roman"/>
           </w:rPr>
           <w:t>https://fred.stlouisfed.org/series/MDBALT5POP</w:t>
         </w:r>
       </w:hyperlink>
     </w:p>
     <w:p>
-      <w:pPr>
+      <w:r>
+        <w:t xml:space="preserve">U.S. Bureau of Labor Statistics. (n.d.). </w:t>
+      </w:r>
+      <w:r>
         <w:rPr>
-          <w:rFonts w:ascii="Times New Roman" w:hAnsi="Times New Roman" w:cs="Times New Roman"/>
-        </w:rPr>
-      </w:pPr>
-      <w:r>
-        <w:rPr>
-          <w:rFonts w:ascii="Times New Roman" w:hAnsi="Times New Roman" w:cs="Times New Roman"/>
-        </w:rPr>
-        <w:t xml:space="preserve">U.S. Bureau of Labor Statistics. (n.d.). </w:t>
-      </w:r>
-      <w:r>
-        <w:rPr>
-          <w:rFonts w:ascii="Times New Roman" w:hAnsi="Times New Roman" w:cs="Times New Roman"/>
           <w:i/>
           <w:iCs/>
         </w:rPr>
         <w:t>Unemployment rate in Baltimore City, MD</w:t>
       </w:r>
       <w:r>
-        <w:rPr>
-          <w:rFonts w:ascii="Times New Roman" w:hAnsi="Times New Roman" w:cs="Times New Roman"/>
-        </w:rPr>
         <w:t xml:space="preserve"> [MDBALT5URN]. FRED, Federal Reserve Bank of St. Louis. </w:t>
       </w:r>
-      <w:hyperlink r:id="rId17" w:history="1">
+      <w:hyperlink r:id="rId19" w:history="1">
         <w:r>
           <w:rPr>
             <w:rStyle w:val="Hyperlink"/>
-            <w:rFonts w:ascii="Times New Roman" w:hAnsi="Times New Roman" w:cs="Times New Roman"/>
           </w:rPr>
           <w:t>https://fred.stlouisfed.org/series/MDBALT5URN</w:t>
         </w:r>
       </w:hyperlink>
     </w:p>
     <w:p>
-      <w:pPr>
+      <w:r>
+        <w:t xml:space="preserve">Maryland Department of Commerce, Office of Finance Programs. (2025, December). </w:t>
+      </w:r>
+      <w:r>
         <w:rPr>
-          <w:rFonts w:ascii="Times New Roman" w:hAnsi="Times New Roman" w:cs="Times New Roman"/>
-        </w:rPr>
-      </w:pPr>
-      <w:r>
-        <w:rPr>
-          <w:rFonts w:ascii="Times New Roman" w:hAnsi="Times New Roman" w:cs="Times New Roman"/>
-        </w:rPr>
-        <w:lastRenderedPageBreak/>
-        <w:t xml:space="preserve">Maryland Department of Commerce, Office of Finance Programs. (2025, December). </w:t>
-      </w:r>
-      <w:r>
-        <w:rPr>
-          <w:rFonts w:ascii="Times New Roman" w:hAnsi="Times New Roman" w:cs="Times New Roman"/>
           <w:i/>
           <w:iCs/>
         </w:rPr>
         <w:t>Enterprise zones annual status report: Calendar year 2025</w:t>
       </w:r>
       <w:r>
-        <w:rPr>
-          <w:rFonts w:ascii="Times New Roman" w:hAnsi="Times New Roman" w:cs="Times New Roman"/>
-        </w:rPr>
         <w:t xml:space="preserve">. </w:t>
       </w:r>
-      <w:hyperlink r:id="rId18" w:history="1">
+      <w:hyperlink r:id="rId20" w:history="1">
         <w:r>
           <w:rPr>
             <w:rStyle w:val="Hyperlink"/>
-            <w:rFonts w:ascii="Times New Roman" w:hAnsi="Times New Roman" w:cs="Times New Roman"/>
           </w:rPr>
           <w:t>https://commerce.maryland.gov/Documents/Enterprise.Zone.Annual.Report.2025.pdf</w:t>
         </w:r>
       </w:hyperlink>
     </w:p>
     <w:p>
-      <w:pPr>
+      <w:r>
+        <w:t xml:space="preserve">Billings, S. (2009). Do enterprise zones work? An analysis at the borders. </w:t>
+      </w:r>
+      <w:r>
         <w:rPr>
-          <w:rFonts w:ascii="Times New Roman" w:hAnsi="Times New Roman" w:cs="Times New Roman"/>
-        </w:rPr>
-      </w:pPr>
-      <w:r>
-        <w:rPr>
-          <w:rFonts w:ascii="Times New Roman" w:hAnsi="Times New Roman" w:cs="Times New Roman"/>
-        </w:rPr>
-        <w:t xml:space="preserve">Billings, S. (2009). Do enterprise zones work? An analysis at the borders. </w:t>
-      </w:r>
-      <w:r>
-        <w:rPr>
-          <w:rFonts w:ascii="Times New Roman" w:hAnsi="Times New Roman" w:cs="Times New Roman"/>
           <w:i/>
           <w:iCs/>
         </w:rPr>
         <w:t>Public Finance Review, 37</w:t>
       </w:r>
       <w:r>
-        <w:rPr>
-          <w:rFonts w:ascii="Times New Roman" w:hAnsi="Times New Roman" w:cs="Times New Roman"/>
-        </w:rPr>
         <w:t xml:space="preserve">(1), 68–93. </w:t>
       </w:r>
-      <w:hyperlink r:id="rId19" w:history="1">
+      <w:hyperlink r:id="rId21" w:history="1">
         <w:r>
           <w:rPr>
             <w:rStyle w:val="Hyperlink"/>
-            <w:rFonts w:ascii="Times New Roman" w:hAnsi="Times New Roman" w:cs="Times New Roman"/>
           </w:rPr>
           <w:t>https://doi.org/10.1177/1091142108321238</w:t>
         </w:r>
       </w:hyperlink>
     </w:p>
     <w:p>
-      <w:pPr>
+      <w:proofErr w:type="spellStart"/>
+      <w:r>
+        <w:t>Boarnet</w:t>
+      </w:r>
+      <w:proofErr w:type="spellEnd"/>
+      <w:r>
+        <w:t xml:space="preserve">, M. G., &amp; Bogart, W. T. (1996). Enterprise zones and employment: Evidence from New Jersey. </w:t>
+      </w:r>
+      <w:r>
         <w:rPr>
-          <w:rFonts w:ascii="Times New Roman" w:hAnsi="Times New Roman" w:cs="Times New Roman"/>
-        </w:rPr>
-      </w:pPr>
-      <w:proofErr w:type="spellStart"/>
-      <w:r>
-        <w:rPr>
-          <w:rFonts w:ascii="Times New Roman" w:hAnsi="Times New Roman" w:cs="Times New Roman"/>
-        </w:rPr>
-        <w:t>Boarnet</w:t>
-      </w:r>
-      <w:proofErr w:type="spellEnd"/>
-      <w:r>
-        <w:rPr>
-          <w:rFonts w:ascii="Times New Roman" w:hAnsi="Times New Roman" w:cs="Times New Roman"/>
-        </w:rPr>
-        <w:t xml:space="preserve">, M. G., &amp; Bogart, W. T. (1996). Enterprise zones and employment: Evidence from New Jersey. </w:t>
-      </w:r>
-      <w:r>
-        <w:rPr>
-          <w:rFonts w:ascii="Times New Roman" w:hAnsi="Times New Roman" w:cs="Times New Roman"/>
           <w:i/>
           <w:iCs/>
         </w:rPr>
         <w:t>Journal of Urban Economics, 40</w:t>
       </w:r>
       <w:r>
-        <w:rPr>
-          <w:rFonts w:ascii="Times New Roman" w:hAnsi="Times New Roman" w:cs="Times New Roman"/>
-        </w:rPr>
         <w:t xml:space="preserve">(2), 198–215. </w:t>
       </w:r>
-      <w:hyperlink r:id="rId20" w:history="1">
+      <w:hyperlink r:id="rId22" w:history="1">
         <w:r>
           <w:rPr>
             <w:rStyle w:val="Hyperlink"/>
-            <w:rFonts w:ascii="Times New Roman" w:hAnsi="Times New Roman" w:cs="Times New Roman"/>
           </w:rPr>
           <w:t>https://doi.org/10.1006/juec.1996.0029</w:t>
         </w:r>
       </w:hyperlink>
     </w:p>
     <w:p>
-      <w:pPr>
+      <w:r>
+        <w:t xml:space="preserve">Bondonio, D., &amp; Engberg, J. (2000). Enterprise zones and local employment: Evidence from the states' programs. </w:t>
+      </w:r>
+      <w:r>
         <w:rPr>
-          <w:rFonts w:ascii="Times New Roman" w:hAnsi="Times New Roman" w:cs="Times New Roman"/>
-        </w:rPr>
-      </w:pPr>
-      <w:r>
-        <w:rPr>
-          <w:rFonts w:ascii="Times New Roman" w:hAnsi="Times New Roman" w:cs="Times New Roman"/>
-        </w:rPr>
-        <w:t xml:space="preserve">Bondonio, D., &amp; Engberg, J. (2000). Enterprise zones and local employment: Evidence from the states' programs. </w:t>
-      </w:r>
-      <w:r>
-        <w:rPr>
-          <w:rFonts w:ascii="Times New Roman" w:hAnsi="Times New Roman" w:cs="Times New Roman"/>
           <w:i/>
           <w:iCs/>
         </w:rPr>
         <w:t>Regional Science and Urban Economics, 30</w:t>
       </w:r>
       <w:r>
-        <w:rPr>
-          <w:rFonts w:ascii="Times New Roman" w:hAnsi="Times New Roman" w:cs="Times New Roman"/>
-        </w:rPr>
         <w:t xml:space="preserve">(5), 519–549. </w:t>
       </w:r>
-      <w:hyperlink r:id="rId21" w:history="1">
+      <w:hyperlink r:id="rId23" w:history="1">
         <w:r>
           <w:rPr>
             <w:rStyle w:val="Hyperlink"/>
-            <w:rFonts w:ascii="Times New Roman" w:hAnsi="Times New Roman" w:cs="Times New Roman"/>
           </w:rPr>
           <w:t>https://doi.org/10.1016/S0166-0462(00)00042-9</w:t>
         </w:r>
       </w:hyperlink>
     </w:p>
     <w:p>
-      <w:pPr>
+      <w:r>
+        <w:t xml:space="preserve">Brintnall, M. A., &amp; Green, R. E. (1988). Comparing state enterprise zone programs: Variations in structure and coverage. </w:t>
+      </w:r>
+      <w:r>
         <w:rPr>
-          <w:rFonts w:ascii="Times New Roman" w:hAnsi="Times New Roman" w:cs="Times New Roman"/>
-        </w:rPr>
-      </w:pPr>
-      <w:r>
-        <w:rPr>
-          <w:rFonts w:ascii="Times New Roman" w:hAnsi="Times New Roman" w:cs="Times New Roman"/>
-        </w:rPr>
-        <w:t xml:space="preserve">Brintnall, M. A., &amp; Green, R. E. (1988). Comparing state enterprise zone programs: Variations in structure and coverage. </w:t>
-      </w:r>
-      <w:r>
-        <w:rPr>
-          <w:rFonts w:ascii="Times New Roman" w:hAnsi="Times New Roman" w:cs="Times New Roman"/>
           <w:i/>
           <w:iCs/>
         </w:rPr>
         <w:t>Economic Development Quarterly, 2</w:t>
       </w:r>
       <w:r>
-        <w:rPr>
-          <w:rFonts w:ascii="Times New Roman" w:hAnsi="Times New Roman" w:cs="Times New Roman"/>
-        </w:rPr>
         <w:t xml:space="preserve">(1), 50–68. </w:t>
       </w:r>
-      <w:hyperlink r:id="rId22" w:history="1">
+      <w:hyperlink r:id="rId24" w:history="1">
         <w:r>
           <w:rPr>
             <w:rStyle w:val="Hyperlink"/>
-            <w:rFonts w:ascii="Times New Roman" w:hAnsi="Times New Roman" w:cs="Times New Roman"/>
           </w:rPr>
           <w:t>https://doi.org/10.1177/089124248800200106</w:t>
         </w:r>
       </w:hyperlink>
     </w:p>
     <w:p>
-      <w:pPr>
+      <w:r>
+        <w:lastRenderedPageBreak/>
+        <w:t xml:space="preserve">Busso, M., Gregory, J., &amp; Kline, P. (2013). Assessing the incidence and efficiency of a prominent place-based policy. </w:t>
+      </w:r>
+      <w:r>
         <w:rPr>
-          <w:rFonts w:ascii="Times New Roman" w:hAnsi="Times New Roman" w:cs="Times New Roman"/>
-        </w:rPr>
-      </w:pPr>
-      <w:r>
-        <w:rPr>
-          <w:rFonts w:ascii="Times New Roman" w:hAnsi="Times New Roman" w:cs="Times New Roman"/>
-        </w:rPr>
-        <w:t xml:space="preserve">Busso, M., Gregory, J., &amp; Kline, P. (2013). Assessing the incidence and efficiency of a prominent place-based policy. </w:t>
-      </w:r>
-      <w:r>
-        <w:rPr>
-          <w:rFonts w:ascii="Times New Roman" w:hAnsi="Times New Roman" w:cs="Times New Roman"/>
           <w:i/>
           <w:iCs/>
         </w:rPr>
         <w:t>American Economic Review, 103</w:t>
       </w:r>
       <w:r>
-        <w:rPr>
-          <w:rFonts w:ascii="Times New Roman" w:hAnsi="Times New Roman" w:cs="Times New Roman"/>
-        </w:rPr>
         <w:t xml:space="preserve">(2), 897–947. </w:t>
       </w:r>
-      <w:hyperlink r:id="rId23" w:history="1">
+      <w:hyperlink r:id="rId25" w:history="1">
         <w:r>
           <w:rPr>
             <w:rStyle w:val="Hyperlink"/>
-            <w:rFonts w:ascii="Times New Roman" w:hAnsi="Times New Roman" w:cs="Times New Roman"/>
           </w:rPr>
           <w:t>https://doi.org/10.1257/aer.103.2.897</w:t>
         </w:r>
@@ -6608,242 +5309,160 @@
     <w:p>
       <w:pPr>
         <w:rPr>
-          <w:rFonts w:ascii="Times New Roman" w:hAnsi="Times New Roman" w:cs="Times New Roman"/>
+          <w:color w:val="E97132" w:themeColor="accent2"/>
         </w:rPr>
       </w:pPr>
       <w:r>
         <w:rPr>
-          <w:rFonts w:ascii="Times New Roman" w:hAnsi="Times New Roman" w:cs="Times New Roman"/>
+          <w:color w:val="E97132" w:themeColor="accent2"/>
         </w:rPr>
         <w:t xml:space="preserve">Jones, E. (1985). </w:t>
       </w:r>
       <w:r>
         <w:rPr>
-          <w:rFonts w:ascii="Times New Roman" w:hAnsi="Times New Roman" w:cs="Times New Roman"/>
           <w:i/>
           <w:iCs/>
+          <w:color w:val="E97132" w:themeColor="accent2"/>
         </w:rPr>
         <w:t>Enterprise zone study: Bridgeport, Connecticut</w:t>
       </w:r>
       <w:r>
         <w:rPr>
-          <w:rFonts w:ascii="Times New Roman" w:hAnsi="Times New Roman" w:cs="Times New Roman"/>
+          <w:color w:val="E97132" w:themeColor="accent2"/>
         </w:rPr>
         <w:t>. [Details not recoverable from available sources; cite as personal communication or secondary citation via Wilder &amp; Rubin, 1996 if original is unavailable.]</w:t>
       </w:r>
     </w:p>
     <w:p>
-      <w:pPr>
+      <w:r>
+        <w:t xml:space="preserve">Jones, E. (1987). </w:t>
+      </w:r>
+      <w:r>
         <w:rPr>
-          <w:rFonts w:ascii="Times New Roman" w:hAnsi="Times New Roman" w:cs="Times New Roman"/>
-        </w:rPr>
-      </w:pPr>
-      <w:r>
-        <w:rPr>
-          <w:rFonts w:ascii="Times New Roman" w:hAnsi="Times New Roman" w:cs="Times New Roman"/>
-        </w:rPr>
-        <w:t xml:space="preserve">Jones, E. (1987). </w:t>
-      </w:r>
-      <w:r>
-        <w:rPr>
-          <w:rFonts w:ascii="Times New Roman" w:hAnsi="Times New Roman" w:cs="Times New Roman"/>
           <w:i/>
           <w:iCs/>
         </w:rPr>
         <w:t>Enterprise zone study: Decatur, Illinois</w:t>
       </w:r>
       <w:r>
+        <w:t>. [Same caveat as above.]</w:t>
+      </w:r>
+    </w:p>
+    <w:p>
+      <w:r>
+        <w:t xml:space="preserve">Neumark, D., &amp; Kolko, J. (2010). Do enterprise zones create jobs? Evidence from California's enterprise zone program. </w:t>
+      </w:r>
+      <w:r>
         <w:rPr>
-          <w:rFonts w:ascii="Times New Roman" w:hAnsi="Times New Roman" w:cs="Times New Roman"/>
-        </w:rPr>
-        <w:t>. [Same caveat as above.]</w:t>
-      </w:r>
-    </w:p>
-    <w:p>
-      <w:pPr>
-        <w:rPr>
-          <w:rFonts w:ascii="Times New Roman" w:hAnsi="Times New Roman" w:cs="Times New Roman"/>
-        </w:rPr>
-      </w:pPr>
-      <w:r>
-        <w:rPr>
-          <w:rFonts w:ascii="Times New Roman" w:hAnsi="Times New Roman" w:cs="Times New Roman"/>
-        </w:rPr>
-        <w:t xml:space="preserve">Neumark, D., &amp; Kolko, J. (2010). Do enterprise zones create jobs? Evidence from California's enterprise zone program. </w:t>
-      </w:r>
-      <w:r>
-        <w:rPr>
-          <w:rFonts w:ascii="Times New Roman" w:hAnsi="Times New Roman" w:cs="Times New Roman"/>
           <w:i/>
           <w:iCs/>
         </w:rPr>
         <w:t>Journal of Urban Economics, 68</w:t>
       </w:r>
       <w:r>
-        <w:rPr>
-          <w:rFonts w:ascii="Times New Roman" w:hAnsi="Times New Roman" w:cs="Times New Roman"/>
-        </w:rPr>
         <w:t xml:space="preserve">(1), 1–19. </w:t>
       </w:r>
-      <w:hyperlink r:id="rId24" w:history="1">
+      <w:hyperlink r:id="rId26" w:history="1">
         <w:r>
           <w:rPr>
             <w:rStyle w:val="Hyperlink"/>
-            <w:rFonts w:ascii="Times New Roman" w:hAnsi="Times New Roman" w:cs="Times New Roman"/>
           </w:rPr>
           <w:t>https://doi.org/10.1016/j.jue.2010.01.002</w:t>
         </w:r>
       </w:hyperlink>
     </w:p>
     <w:p>
-      <w:pPr>
+      <w:r>
+        <w:t xml:space="preserve">Neumark, D., &amp; Young, T. (2021). Heterogeneous effects of state enterprise zone programs in the shorter run and longer run. </w:t>
+      </w:r>
+      <w:r>
         <w:rPr>
-          <w:rFonts w:ascii="Times New Roman" w:hAnsi="Times New Roman" w:cs="Times New Roman"/>
-        </w:rPr>
-      </w:pPr>
-      <w:r>
-        <w:rPr>
-          <w:rFonts w:ascii="Times New Roman" w:hAnsi="Times New Roman" w:cs="Times New Roman"/>
-        </w:rPr>
-        <w:t xml:space="preserve">Neumark, D., &amp; Young, T. (2021). Heterogeneous effects of state enterprise zone programs in the shorter run and longer run. </w:t>
-      </w:r>
-      <w:r>
-        <w:rPr>
-          <w:rFonts w:ascii="Times New Roman" w:hAnsi="Times New Roman" w:cs="Times New Roman"/>
           <w:i/>
           <w:iCs/>
         </w:rPr>
         <w:t>Economic Development Quarterly, 35</w:t>
       </w:r>
       <w:r>
-        <w:rPr>
-          <w:rFonts w:ascii="Times New Roman" w:hAnsi="Times New Roman" w:cs="Times New Roman"/>
-        </w:rPr>
         <w:t xml:space="preserve">(2), 91–107. </w:t>
       </w:r>
-      <w:hyperlink r:id="rId25" w:history="1">
+      <w:hyperlink r:id="rId27" w:history="1">
         <w:r>
           <w:rPr>
             <w:rStyle w:val="Hyperlink"/>
-            <w:rFonts w:ascii="Times New Roman" w:hAnsi="Times New Roman" w:cs="Times New Roman"/>
           </w:rPr>
           <w:t>https://doi.org/10.1177/0891242420982341</w:t>
         </w:r>
       </w:hyperlink>
     </w:p>
     <w:p>
-      <w:pPr>
+      <w:r>
+        <w:t xml:space="preserve">Papke, L. E. (1994). Tax policy and urban development: Evidence from the Indiana enterprise zone program. </w:t>
+      </w:r>
+      <w:r>
         <w:rPr>
-          <w:rFonts w:ascii="Times New Roman" w:hAnsi="Times New Roman" w:cs="Times New Roman"/>
-        </w:rPr>
-      </w:pPr>
-      <w:r>
-        <w:rPr>
-          <w:rFonts w:ascii="Times New Roman" w:hAnsi="Times New Roman" w:cs="Times New Roman"/>
-        </w:rPr>
-        <w:t xml:space="preserve">Papke, L. E. (1994). Tax policy and urban development: Evidence from the Indiana enterprise zone program. </w:t>
-      </w:r>
-      <w:r>
-        <w:rPr>
-          <w:rFonts w:ascii="Times New Roman" w:hAnsi="Times New Roman" w:cs="Times New Roman"/>
           <w:i/>
           <w:iCs/>
         </w:rPr>
         <w:t>Journal of Public Economics, 54</w:t>
       </w:r>
       <w:r>
-        <w:rPr>
-          <w:rFonts w:ascii="Times New Roman" w:hAnsi="Times New Roman" w:cs="Times New Roman"/>
-        </w:rPr>
         <w:t xml:space="preserve">(1), 37–49. </w:t>
       </w:r>
-      <w:hyperlink r:id="rId26" w:history="1">
+      <w:hyperlink r:id="rId28" w:history="1">
         <w:r>
           <w:rPr>
             <w:rStyle w:val="Hyperlink"/>
-            <w:rFonts w:ascii="Times New Roman" w:hAnsi="Times New Roman" w:cs="Times New Roman"/>
           </w:rPr>
           <w:t>https://doi.org/10.1016/0047-2727(94)90069-8</w:t>
         </w:r>
       </w:hyperlink>
     </w:p>
     <w:p>
-      <w:pPr>
+      <w:r>
+        <w:t xml:space="preserve">U.S. Department of Housing and Urban Development. (1986). </w:t>
+      </w:r>
+      <w:r>
         <w:rPr>
-          <w:rFonts w:ascii="Times New Roman" w:hAnsi="Times New Roman" w:cs="Times New Roman"/>
-        </w:rPr>
-      </w:pPr>
-      <w:r>
-        <w:rPr>
-          <w:rFonts w:ascii="Times New Roman" w:hAnsi="Times New Roman" w:cs="Times New Roman"/>
-        </w:rPr>
-        <w:t xml:space="preserve">U.S. Department of Housing and Urban Development. (1986). </w:t>
-      </w:r>
-      <w:r>
-        <w:rPr>
-          <w:rFonts w:ascii="Times New Roman" w:hAnsi="Times New Roman" w:cs="Times New Roman"/>
           <w:i/>
           <w:iCs/>
         </w:rPr>
         <w:t>Enterprise zones: Lessons from the field</w:t>
       </w:r>
       <w:r>
+        <w:t>. U.S. Government Printing Office.</w:t>
+      </w:r>
+    </w:p>
+    <w:p>
+      <w:r>
+        <w:t xml:space="preserve">Wilder, M. G., &amp; Rubin, B. M. (1996). Rhetoric versus reality: A review of studies on state enterprise zone programs. </w:t>
+      </w:r>
+      <w:r>
         <w:rPr>
-          <w:rFonts w:ascii="Times New Roman" w:hAnsi="Times New Roman" w:cs="Times New Roman"/>
-        </w:rPr>
-        <w:t>. U.S. Government Printing Office.</w:t>
-      </w:r>
-    </w:p>
-    <w:p>
-      <w:pPr>
-        <w:rPr>
-          <w:rFonts w:ascii="Times New Roman" w:hAnsi="Times New Roman" w:cs="Times New Roman"/>
-        </w:rPr>
-      </w:pPr>
-      <w:r>
-        <w:rPr>
-          <w:rFonts w:ascii="Times New Roman" w:hAnsi="Times New Roman" w:cs="Times New Roman"/>
-        </w:rPr>
-        <w:t xml:space="preserve">Wilder, M. G., &amp; Rubin, B. M. (1996). Rhetoric versus reality: A review of studies on state enterprise zone programs. </w:t>
-      </w:r>
-      <w:r>
-        <w:rPr>
-          <w:rFonts w:ascii="Times New Roman" w:hAnsi="Times New Roman" w:cs="Times New Roman"/>
           <w:i/>
           <w:iCs/>
         </w:rPr>
         <w:t>Journal of the American Planning Association, 62</w:t>
       </w:r>
       <w:r>
-        <w:rPr>
-          <w:rFonts w:ascii="Times New Roman" w:hAnsi="Times New Roman" w:cs="Times New Roman"/>
-        </w:rPr>
         <w:t xml:space="preserve">(4), 472–492. </w:t>
       </w:r>
-      <w:hyperlink r:id="rId27" w:history="1">
+      <w:hyperlink r:id="rId29" w:history="1">
         <w:r>
           <w:rPr>
             <w:rStyle w:val="Hyperlink"/>
-            <w:rFonts w:ascii="Times New Roman" w:hAnsi="Times New Roman" w:cs="Times New Roman"/>
           </w:rPr>
           <w:t>https://doi.org/10.1080/01944369608975709</w:t>
         </w:r>
       </w:hyperlink>
     </w:p>
-    <w:p>
-      <w:pPr>
-        <w:rPr>
-          <w:rFonts w:ascii="Times New Roman" w:hAnsi="Times New Roman" w:cs="Times New Roman"/>
-        </w:rPr>
-      </w:pPr>
-    </w:p>
+    <w:p/>
     <w:sectPr>
-      <w:headerReference w:type="even" r:id="rId28"/>
-      <w:headerReference w:type="default" r:id="rId29"/>
-      <w:footerReference w:type="even" r:id="rId30"/>
-      <w:footerReference w:type="default" r:id="rId31"/>
-      <w:headerReference w:type="first" r:id="rId32"/>
-      <w:footerReference w:type="first" r:id="rId33"/>
+      <w:headerReference w:type="even" r:id="rId30"/>
+      <w:headerReference w:type="default" r:id="rId31"/>
+      <w:footerReference w:type="even" r:id="rId32"/>
+      <w:footerReference w:type="default" r:id="rId33"/>
+      <w:headerReference w:type="first" r:id="rId34"/>
+      <w:footerReference w:type="first" r:id="rId35"/>
       <w:pgSz w:w="12240" w:h="15840"/>
       <w:pgMar w:top="1440" w:right="1440" w:bottom="1440" w:left="1440" w:header="720" w:footer="720" w:gutter="0"/>
       <w:cols w:space="720"/>
@@ -6857,9 +5476,6 @@
 <w:endnotes xmlns:wpc="http://schemas.microsoft.com/office/word/2010/wordprocessingCanvas" xmlns:cx="http://schemas.microsoft.com/office/drawing/2014/chartex" xmlns:cx1="http://schemas.microsoft.com/office/drawing/2015/9/8/chartex" xmlns:cx2="http://schemas.microsoft.com/office/drawing/2015/10/21/chartex" xmlns:cx3="http://schemas.microsoft.com/office/drawing/2016/5/9/chartex" xmlns:cx4="http://schemas.microsoft.com/office/drawing/2016/5/10/chartex" xmlns:cx5="http://schemas.microsoft.com/office/drawing/2016/5/11/chartex" xmlns:cx6="http://schemas.microsoft.com/office/drawing/2016/5/12/chartex" xmlns:cx7="http://schemas.microsoft.com/office/drawing/2016/5/13/chartex" xmlns:cx8="http://schemas.microsoft.com/office/drawing/2016/5/14/chartex" xmlns:mc="http://schemas.openxmlformats.org/markup-compatibility/2006" xmlns:aink="http://schemas.microsoft.com/office/drawing/2016/ink" xmlns:am3d="http://schemas.microsoft.com/office/drawing/2017/model3d" xmlns:o="urn:schemas-microsoft-com:office:office" xmlns:oel="http://schemas.microsoft.com/office/2019/extlst" xmlns:r="http://schemas.openxmlformats.org/officeDocument/2006/relationships" xmlns:m="http://schemas.openxmlformats.org/officeDocument/2006/math" xmlns:v="urn:schemas-microsoft-com:vml" xmlns:wp14="http://schemas.microsoft.com/office/word/2010/wordprocessingDrawing" xmlns:wp="http://schemas.openxmlformats.org/drawingml/2006/wordprocessingDrawing" xmlns:w10="urn:schemas-microsoft-com:office:word" xmlns:w="http://schemas.openxmlformats.org/wordprocessingml/2006/main" xmlns:w14="http://schemas.microsoft.com/office/word/2010/wordml" xmlns:w15="http://schemas.microsoft.com/office/word/2012/wordml" xmlns:w16cex="http://schemas.microsoft.com/office/word/2018/wordml/cex" xmlns:w16cid="http://schemas.microsoft.com/office/word/2016/wordml/cid" xmlns:w16="http://schemas.microsoft.com/office/word/2018/wordml" xmlns:w16du="http://schemas.microsoft.com/office/word/2023/wordml/word16du" xmlns:w16sdtdh="http://schemas.microsoft.com/office/word/2020/wordml/sdtdatahash" xmlns:w16sdtfl="http://schemas.microsoft.com/office/word/2024/wordml/sdtformatlock" xmlns:w16se="http://schemas.microsoft.com/office/word/2015/wordml/symex" xmlns:wpg="http://schemas.microsoft.com/office/word/2010/wordprocessingGroup" xmlns:wpi="http://schemas.microsoft.com/office/word/2010/wordprocessingInk" xmlns:wne="http://schemas.microsoft.com/office/word/2006/wordml" xmlns:wps="http://schemas.microsoft.com/office/word/2010/wordprocessingShape" mc:Ignorable="w14 w15 w16se w16cid w16 w16cex w16sdtdh w16sdtfl w16du wp14">
   <w:endnote w:type="separator" w:id="-1">
     <w:p>
-      <w:pPr>
-        <w:spacing w:after="0" w:line="240" w:lineRule="auto"/>
-      </w:pPr>
       <w:r>
         <w:separator/>
       </w:r>
@@ -6867,9 +5483,6 @@
   </w:endnote>
   <w:endnote w:type="continuationSeparator" w:id="0">
     <w:p>
-      <w:pPr>
-        <w:spacing w:after="0" w:line="240" w:lineRule="auto"/>
-      </w:pPr>
       <w:r>
         <w:continuationSeparator/>
       </w:r>
@@ -6892,9 +5505,6 @@
 <w:ftr xmlns:wpc="http://schemas.microsoft.com/office/word/2010/wordprocessingCanvas" xmlns:cx="http://schemas.microsoft.com/office/drawing/2014/chartex" xmlns:cx1="http://schemas.microsoft.com/office/drawing/2015/9/8/chartex" xmlns:cx2="http://schemas.microsoft.com/office/drawing/2015/10/21/chartex" xmlns:cx3="http://schemas.microsoft.com/office/drawing/2016/5/9/chartex" xmlns:cx4="http://schemas.microsoft.com/office/drawing/2016/5/10/chartex" xmlns:cx5="http://schemas.microsoft.com/office/drawing/2016/5/11/chartex" xmlns:cx6="http://schemas.microsoft.com/office/drawing/2016/5/12/chartex" xmlns:cx7="http://schemas.microsoft.com/office/drawing/2016/5/13/chartex" xmlns:cx8="http://schemas.microsoft.com/office/drawing/2016/5/14/chartex" xmlns:mc="http://schemas.openxmlformats.org/markup-compatibility/2006" xmlns:aink="http://schemas.microsoft.com/office/drawing/2016/ink" xmlns:am3d="http://schemas.microsoft.com/office/drawing/2017/model3d" xmlns:o="urn:schemas-microsoft-com:office:office" xmlns:oel="http://schemas.microsoft.com/office/2019/extlst" xmlns:r="http://schemas.openxmlformats.org/officeDocument/2006/relationships" xmlns:m="http://schemas.openxmlformats.org/officeDocument/2006/math" xmlns:v="urn:schemas-microsoft-com:vml" xmlns:wp14="http://schemas.microsoft.com/office/word/2010/wordprocessingDrawing" xmlns:wp="http://schemas.openxmlformats.org/drawingml/2006/wordprocessingDrawing" xmlns:w10="urn:schemas-microsoft-com:office:word" xmlns:w="http://schemas.openxmlformats.org/wordprocessingml/2006/main" xmlns:w14="http://schemas.microsoft.com/office/word/2010/wordml" xmlns:w15="http://schemas.microsoft.com/office/word/2012/wordml" xmlns:w16cex="http://schemas.microsoft.com/office/word/2018/wordml/cex" xmlns:w16cid="http://schemas.microsoft.com/office/word/2016/wordml/cid" xmlns:w16="http://schemas.microsoft.com/office/word/2018/wordml" xmlns:w16du="http://schemas.microsoft.com/office/word/2023/wordml/word16du" xmlns:w16sdtdh="http://schemas.microsoft.com/office/word/2020/wordml/sdtdatahash" xmlns:w16sdtfl="http://schemas.microsoft.com/office/word/2024/wordml/sdtformatlock" xmlns:w16se="http://schemas.microsoft.com/office/word/2015/wordml/symex" xmlns:wpg="http://schemas.microsoft.com/office/word/2010/wordprocessingGroup" xmlns:wpi="http://schemas.microsoft.com/office/word/2010/wordprocessingInk" xmlns:wne="http://schemas.microsoft.com/office/word/2006/wordml" xmlns:wps="http://schemas.microsoft.com/office/word/2010/wordprocessingShape" mc:Ignorable="w14 w15 w16se w16cid w16 w16cex w16sdtdh w16sdtfl w16du wp14">
   <w:sdt>
     <w:sdtPr>
-      <w:rPr>
-        <w:rFonts w:ascii="Times New Roman" w:hAnsi="Times New Roman" w:cs="Times New Roman"/>
-      </w:rPr>
       <w:id w:val="1600371056"/>
       <w:docPartObj>
         <w:docPartGallery w:val="Page Numbers (Bottom of Page)"/>
@@ -6910,39 +5520,24 @@
       <w:p>
         <w:pPr>
           <w:pStyle w:val="Footer"/>
-          <w:jc w:val="center"/>
-          <w:rPr>
-            <w:rFonts w:ascii="Times New Roman" w:hAnsi="Times New Roman" w:cs="Times New Roman"/>
-          </w:rPr>
         </w:pPr>
         <w:r>
-          <w:rPr>
-            <w:rFonts w:ascii="Times New Roman" w:hAnsi="Times New Roman" w:cs="Times New Roman"/>
-          </w:rPr>
           <w:fldChar w:fldCharType="begin"/>
         </w:r>
         <w:r>
-          <w:rPr>
-            <w:rFonts w:ascii="Times New Roman" w:hAnsi="Times New Roman" w:cs="Times New Roman"/>
-          </w:rPr>
           <w:instrText xml:space="preserve"> PAGE   \* MERGEFORMAT </w:instrText>
         </w:r>
         <w:r>
-          <w:rPr>
-            <w:rFonts w:ascii="Times New Roman" w:hAnsi="Times New Roman" w:cs="Times New Roman"/>
-          </w:rPr>
           <w:fldChar w:fldCharType="separate"/>
         </w:r>
         <w:r>
           <w:rPr>
-            <w:rFonts w:ascii="Times New Roman" w:hAnsi="Times New Roman" w:cs="Times New Roman"/>
             <w:noProof/>
           </w:rPr>
           <w:t>2</w:t>
         </w:r>
         <w:r>
           <w:rPr>
-            <w:rFonts w:ascii="Times New Roman" w:hAnsi="Times New Roman" w:cs="Times New Roman"/>
             <w:noProof/>
           </w:rPr>
           <w:fldChar w:fldCharType="end"/>
@@ -6953,9 +5548,6 @@
   <w:p>
     <w:pPr>
       <w:pStyle w:val="Footer"/>
-      <w:rPr>
-        <w:rFonts w:ascii="Times New Roman" w:hAnsi="Times New Roman" w:cs="Times New Roman"/>
-      </w:rPr>
     </w:pPr>
   </w:p>
 </w:ftr>
@@ -6975,9 +5567,6 @@
 <w:footnotes xmlns:wpc="http://schemas.microsoft.com/office/word/2010/wordprocessingCanvas" xmlns:cx="http://schemas.microsoft.com/office/drawing/2014/chartex" xmlns:cx1="http://schemas.microsoft.com/office/drawing/2015/9/8/chartex" xmlns:cx2="http://schemas.microsoft.com/office/drawing/2015/10/21/chartex" xmlns:cx3="http://schemas.microsoft.com/office/drawing/2016/5/9/chartex" xmlns:cx4="http://schemas.microsoft.com/office/drawing/2016/5/10/chartex" xmlns:cx5="http://schemas.microsoft.com/office/drawing/2016/5/11/chartex" xmlns:cx6="http://schemas.microsoft.com/office/drawing/2016/5/12/chartex" xmlns:cx7="http://schemas.microsoft.com/office/drawing/2016/5/13/chartex" xmlns:cx8="http://schemas.microsoft.com/office/drawing/2016/5/14/chartex" xmlns:mc="http://schemas.openxmlformats.org/markup-compatibility/2006" xmlns:aink="http://schemas.microsoft.com/office/drawing/2016/ink" xmlns:am3d="http://schemas.microsoft.com/office/drawing/2017/model3d" xmlns:o="urn:schemas-microsoft-com:office:office" xmlns:oel="http://schemas.microsoft.com/office/2019/extlst" xmlns:r="http://schemas.openxmlformats.org/officeDocument/2006/relationships" xmlns:m="http://schemas.openxmlformats.org/officeDocument/2006/math" xmlns:v="urn:schemas-microsoft-com:vml" xmlns:wp14="http://schemas.microsoft.com/office/word/2010/wordprocessingDrawing" xmlns:wp="http://schemas.openxmlformats.org/drawingml/2006/wordprocessingDrawing" xmlns:w10="urn:schemas-microsoft-com:office:word" xmlns:w="http://schemas.openxmlformats.org/wordprocessingml/2006/main" xmlns:w14="http://schemas.microsoft.com/office/word/2010/wordml" xmlns:w15="http://schemas.microsoft.com/office/word/2012/wordml" xmlns:w16cex="http://schemas.microsoft.com/office/word/2018/wordml/cex" xmlns:w16cid="http://schemas.microsoft.com/office/word/2016/wordml/cid" xmlns:w16="http://schemas.microsoft.com/office/word/2018/wordml" xmlns:w16du="http://schemas.microsoft.com/office/word/2023/wordml/word16du" xmlns:w16sdtdh="http://schemas.microsoft.com/office/word/2020/wordml/sdtdatahash" xmlns:w16sdtfl="http://schemas.microsoft.com/office/word/2024/wordml/sdtformatlock" xmlns:w16se="http://schemas.microsoft.com/office/word/2015/wordml/symex" xmlns:wpg="http://schemas.microsoft.com/office/word/2010/wordprocessingGroup" xmlns:wpi="http://schemas.microsoft.com/office/word/2010/wordprocessingInk" xmlns:wne="http://schemas.microsoft.com/office/word/2006/wordml" xmlns:wps="http://schemas.microsoft.com/office/word/2010/wordprocessingShape" mc:Ignorable="w14 w15 w16se w16cid w16 w16cex w16sdtdh w16sdtfl w16du wp14">
   <w:footnote w:type="separator" w:id="-1">
     <w:p>
-      <w:pPr>
-        <w:spacing w:after="0" w:line="240" w:lineRule="auto"/>
-      </w:pPr>
       <w:r>
         <w:separator/>
       </w:r>
@@ -6985,9 +5574,6 @@
   </w:footnote>
   <w:footnote w:type="continuationSeparator" w:id="0">
     <w:p>
-      <w:pPr>
-        <w:spacing w:after="0" w:line="240" w:lineRule="auto"/>
-      </w:pPr>
       <w:r>
         <w:continuationSeparator/>
       </w:r>
@@ -8247,6 +6833,13 @@
   <w:style w:type="paragraph" w:default="1" w:styleId="Normal">
     <w:name w:val="Normal"/>
     <w:qFormat/>
+    <w:rsid w:val="00722704"/>
+    <w:pPr>
+      <w:ind w:firstLine="720"/>
+    </w:pPr>
+    <w:rPr>
+      <w:rFonts w:ascii="Times New Roman" w:eastAsiaTheme="minorEastAsia" w:hAnsi="Times New Roman" w:cs="Times New Roman"/>
+    </w:rPr>
   </w:style>
   <w:style w:type="paragraph" w:styleId="Heading1">
     <w:name w:val="heading 1"/>
@@ -8307,7 +6900,7 @@
       <w:outlineLvl w:val="2"/>
     </w:pPr>
     <w:rPr>
-      <w:rFonts w:ascii="Times New Roman" w:eastAsiaTheme="majorEastAsia" w:hAnsi="Times New Roman" w:cstheme="majorBidi"/>
+      <w:rFonts w:eastAsiaTheme="majorEastAsia" w:cstheme="majorBidi"/>
       <w:sz w:val="32"/>
       <w:szCs w:val="28"/>
     </w:rPr>
@@ -8350,7 +6943,7 @@
       <w:outlineLvl w:val="4"/>
     </w:pPr>
     <w:rPr>
-      <w:rFonts w:ascii="Times New Roman" w:eastAsiaTheme="majorEastAsia" w:hAnsi="Times New Roman" w:cstheme="majorBidi"/>
+      <w:rFonts w:eastAsiaTheme="majorEastAsia" w:cstheme="majorBidi"/>
       <w:sz w:val="26"/>
     </w:rPr>
   </w:style>
@@ -8628,6 +7221,7 @@
       <w:numPr>
         <w:ilvl w:val="1"/>
       </w:numPr>
+      <w:ind w:firstLine="720"/>
     </w:pPr>
     <w:rPr>
       <w:rFonts w:eastAsiaTheme="majorEastAsia" w:cstheme="majorBidi"/>

--- a/file_transit/FinalPaper.docx
+++ b/file_transit/FinalPaper.docx
@@ -2180,10 +2180,31 @@
                         <wps:txbx>
                           <w:txbxContent>
                             <w:p>
+                              <w:pPr>
+                                <w:ind w:firstLine="0"/>
+                                <w:rPr>
+                                  <w:rFonts w:ascii="Aptos" w:hAnsi="Aptos"/>
+                                  <w:color w:val="747474" w:themeColor="background2" w:themeShade="80"/>
+                                  <w:sz w:val="16"/>
+                                  <w:szCs w:val="16"/>
+                                </w:rPr>
+                              </w:pPr>
                               <w:r>
+                                <w:rPr>
+                                  <w:rFonts w:ascii="Aptos" w:hAnsi="Aptos"/>
+                                  <w:color w:val="747474" w:themeColor="background2" w:themeShade="80"/>
+                                  <w:sz w:val="16"/>
+                                  <w:szCs w:val="16"/>
+                                </w:rPr>
                                 <w:t xml:space="preserve">Map 1: </w:t>
                               </w:r>
                               <w:r>
+                                <w:rPr>
+                                  <w:rFonts w:ascii="Aptos" w:hAnsi="Aptos"/>
+                                  <w:color w:val="747474" w:themeColor="background2" w:themeShade="80"/>
+                                  <w:sz w:val="16"/>
+                                  <w:szCs w:val="16"/>
+                                </w:rPr>
                                 <w:t>Enterprise Zone and Focus Area designations for Baltimore City under the 2012 and 2022 Maryland EZ cycles. Hatched polygons indicate Focus Areas; solid shading indicates broader EZ coverage. Neighborhood boundaries shown for reference.</w:t>
                               </w:r>
                             </w:p>
@@ -2235,10 +2256,31 @@
                   <v:textbox>
                     <w:txbxContent>
                       <w:p>
+                        <w:pPr>
+                          <w:ind w:firstLine="0"/>
+                          <w:rPr>
+                            <w:rFonts w:ascii="Aptos" w:hAnsi="Aptos"/>
+                            <w:color w:val="747474" w:themeColor="background2" w:themeShade="80"/>
+                            <w:sz w:val="16"/>
+                            <w:szCs w:val="16"/>
+                          </w:rPr>
+                        </w:pPr>
                         <w:r>
+                          <w:rPr>
+                            <w:rFonts w:ascii="Aptos" w:hAnsi="Aptos"/>
+                            <w:color w:val="747474" w:themeColor="background2" w:themeShade="80"/>
+                            <w:sz w:val="16"/>
+                            <w:szCs w:val="16"/>
+                          </w:rPr>
                           <w:t xml:space="preserve">Map 1: </w:t>
                         </w:r>
                         <w:r>
+                          <w:rPr>
+                            <w:rFonts w:ascii="Aptos" w:hAnsi="Aptos"/>
+                            <w:color w:val="747474" w:themeColor="background2" w:themeShade="80"/>
+                            <w:sz w:val="16"/>
+                            <w:szCs w:val="16"/>
+                          </w:rPr>
                           <w:t>Enterprise Zone and Focus Area designations for Baltimore City under the 2012 and 2022 Maryland EZ cycles. Hatched polygons indicate Focus Areas; solid shading indicates broader EZ coverage. Neighborhood boundaries shown for reference.</w:t>
                         </w:r>
                       </w:p>
@@ -7038,6 +7080,7 @@
   <w:style w:type="character" w:default="1" w:styleId="DefaultParagraphFont">
     <w:name w:val="Default Paragraph Font"/>
     <w:uiPriority w:val="1"/>
+    <w:semiHidden/>
     <w:unhideWhenUsed/>
   </w:style>
   <w:style w:type="table" w:default="1" w:styleId="TableNormal">

--- a/file_transit/FinalPaper.docx
+++ b/file_transit/FinalPaper.docx
@@ -108,6 +108,10 @@
     <w:p/>
     <w:p/>
     <w:p>
+      <w:pPr>
+        <w:spacing w:after="0"/>
+        <w:ind w:firstLine="0"/>
+      </w:pPr>
       <w:r>
         <w:t>Table 1. Baltimore City Socioeconomic Indicators, Selected Years</w:t>
       </w:r>
@@ -4625,7 +4629,25 @@
         <w:t xml:space="preserve">parcel </w:t>
       </w:r>
       <w:r>
-        <w:t xml:space="preserve">panel is unbalanced. Assessment records are available for 2002, 2003, 2004, 2005, 2006, 2007, 2008, 2009, 2010, 2011, 2012, 2013, 2015, 2017, 2021, 2022, 2023, and 2024; observations for 2014, 2016, 2018, 2019, and 2020 are absent from the MDP extract. The post-2012 gap sequence is consequential for the </w:t>
+        <w:t>panel is unbalanced. Assessment records are available for 2002</w:t>
+      </w:r>
+      <w:r>
+        <w:t>–2</w:t>
+      </w:r>
+      <w:r>
+        <w:t>013, 2015, 2017, 2021</w:t>
+      </w:r>
+      <w:r>
+        <w:t>–</w:t>
+      </w:r>
+      <w:r>
+        <w:t>2024; observations for 2014, 2016, 2018</w:t>
+      </w:r>
+      <w:r>
+        <w:t>–</w:t>
+      </w:r>
+      <w:r>
+        <w:t xml:space="preserve">2020 are absent from the MDP extract. The post-2012 gap sequence is consequential for the </w:t>
       </w:r>
       <w:r>
         <w:t>methodological approach</w:t>
@@ -4652,11 +4674,6 @@
     <w:p>
       <w:r>
         <w:t>HODGE-PODGE section II, to remove:</w:t>
-      </w:r>
-    </w:p>
-    <w:p>
-      <w:r>
-        <w:t>Map of EZs</w:t>
       </w:r>
     </w:p>
     <w:p>
@@ -5547,7 +5564,7 @@
 <w:ftr xmlns:wpc="http://schemas.microsoft.com/office/word/2010/wordprocessingCanvas" xmlns:cx="http://schemas.microsoft.com/office/drawing/2014/chartex" xmlns:cx1="http://schemas.microsoft.com/office/drawing/2015/9/8/chartex" xmlns:cx2="http://schemas.microsoft.com/office/drawing/2015/10/21/chartex" xmlns:cx3="http://schemas.microsoft.com/office/drawing/2016/5/9/chartex" xmlns:cx4="http://schemas.microsoft.com/office/drawing/2016/5/10/chartex" xmlns:cx5="http://schemas.microsoft.com/office/drawing/2016/5/11/chartex" xmlns:cx6="http://schemas.microsoft.com/office/drawing/2016/5/12/chartex" xmlns:cx7="http://schemas.microsoft.com/office/drawing/2016/5/13/chartex" xmlns:cx8="http://schemas.microsoft.com/office/drawing/2016/5/14/chartex" xmlns:mc="http://schemas.openxmlformats.org/markup-compatibility/2006" xmlns:aink="http://schemas.microsoft.com/office/drawing/2016/ink" xmlns:am3d="http://schemas.microsoft.com/office/drawing/2017/model3d" xmlns:o="urn:schemas-microsoft-com:office:office" xmlns:oel="http://schemas.microsoft.com/office/2019/extlst" xmlns:r="http://schemas.openxmlformats.org/officeDocument/2006/relationships" xmlns:m="http://schemas.openxmlformats.org/officeDocument/2006/math" xmlns:v="urn:schemas-microsoft-com:vml" xmlns:wp14="http://schemas.microsoft.com/office/word/2010/wordprocessingDrawing" xmlns:wp="http://schemas.openxmlformats.org/drawingml/2006/wordprocessingDrawing" xmlns:w10="urn:schemas-microsoft-com:office:word" xmlns:w="http://schemas.openxmlformats.org/wordprocessingml/2006/main" xmlns:w14="http://schemas.microsoft.com/office/word/2010/wordml" xmlns:w15="http://schemas.microsoft.com/office/word/2012/wordml" xmlns:w16cex="http://schemas.microsoft.com/office/word/2018/wordml/cex" xmlns:w16cid="http://schemas.microsoft.com/office/word/2016/wordml/cid" xmlns:w16="http://schemas.microsoft.com/office/word/2018/wordml" xmlns:w16du="http://schemas.microsoft.com/office/word/2023/wordml/word16du" xmlns:w16sdtdh="http://schemas.microsoft.com/office/word/2020/wordml/sdtdatahash" xmlns:w16sdtfl="http://schemas.microsoft.com/office/word/2024/wordml/sdtformatlock" xmlns:w16se="http://schemas.microsoft.com/office/word/2015/wordml/symex" xmlns:wpg="http://schemas.microsoft.com/office/word/2010/wordprocessingGroup" xmlns:wpi="http://schemas.microsoft.com/office/word/2010/wordprocessingInk" xmlns:wne="http://schemas.microsoft.com/office/word/2006/wordml" xmlns:wps="http://schemas.microsoft.com/office/word/2010/wordprocessingShape" mc:Ignorable="w14 w15 w16se w16cid w16 w16cex w16sdtdh w16sdtfl w16du wp14">
   <w:sdt>
     <w:sdtPr>
-      <w:id w:val="1600371056"/>
+      <w:id w:val="1999297396"/>
       <w:docPartObj>
         <w:docPartGallery w:val="Page Numbers (Bottom of Page)"/>
         <w:docPartUnique/>
@@ -5556,31 +5573,47 @@
     <w:sdtEndPr>
       <w:rPr>
         <w:noProof/>
+        <w:color w:val="808080" w:themeColor="background1" w:themeShade="80"/>
       </w:rPr>
     </w:sdtEndPr>
     <w:sdtContent>
       <w:p>
         <w:pPr>
           <w:pStyle w:val="Footer"/>
+          <w:jc w:val="center"/>
+          <w:rPr>
+            <w:color w:val="808080" w:themeColor="background1" w:themeShade="80"/>
+          </w:rPr>
         </w:pPr>
         <w:r>
+          <w:rPr>
+            <w:color w:val="808080" w:themeColor="background1" w:themeShade="80"/>
+          </w:rPr>
           <w:fldChar w:fldCharType="begin"/>
         </w:r>
         <w:r>
+          <w:rPr>
+            <w:color w:val="808080" w:themeColor="background1" w:themeShade="80"/>
+          </w:rPr>
           <w:instrText xml:space="preserve"> PAGE   \* MERGEFORMAT </w:instrText>
         </w:r>
         <w:r>
+          <w:rPr>
+            <w:color w:val="808080" w:themeColor="background1" w:themeShade="80"/>
+          </w:rPr>
           <w:fldChar w:fldCharType="separate"/>
         </w:r>
         <w:r>
           <w:rPr>
             <w:noProof/>
+            <w:color w:val="808080" w:themeColor="background1" w:themeShade="80"/>
           </w:rPr>
           <w:t>2</w:t>
         </w:r>
         <w:r>
           <w:rPr>
             <w:noProof/>
+            <w:color w:val="808080" w:themeColor="background1" w:themeShade="80"/>
           </w:rPr>
           <w:fldChar w:fldCharType="end"/>
         </w:r>
@@ -6977,7 +7010,7 @@
     <w:uiPriority w:val="9"/>
     <w:unhideWhenUsed/>
     <w:qFormat/>
-    <w:rsid w:val="00474F16"/>
+    <w:rsid w:val="00892D26"/>
     <w:pPr>
       <w:keepNext/>
       <w:keepLines/>
@@ -6986,6 +7019,7 @@
     </w:pPr>
     <w:rPr>
       <w:rFonts w:eastAsiaTheme="majorEastAsia" w:cstheme="majorBidi"/>
+      <w:color w:val="153D63" w:themeColor="text2" w:themeTint="E6"/>
       <w:sz w:val="26"/>
     </w:rPr>
   </w:style>
@@ -7160,9 +7194,10 @@
     <w:basedOn w:val="DefaultParagraphFont"/>
     <w:link w:val="Heading5"/>
     <w:uiPriority w:val="9"/>
-    <w:rsid w:val="00474F16"/>
+    <w:rsid w:val="00892D26"/>
     <w:rPr>
       <w:rFonts w:ascii="Times New Roman" w:eastAsiaTheme="majorEastAsia" w:hAnsi="Times New Roman" w:cstheme="majorBidi"/>
+      <w:color w:val="153D63" w:themeColor="text2" w:themeTint="E6"/>
       <w:sz w:val="26"/>
     </w:rPr>
   </w:style>
